--- a/packages/docs/static/decision-guides/diagnostic-orders.docx
+++ b/packages/docs/static/decision-guides/diagnostic-orders.docx
@@ -11,18 +11,18 @@
           <wp:inline>
             <wp:extent cx="5943600" cy="1289649"/>
             <wp:effectExtent b="0" l="0" r="0" t="0"/>
-            <wp:docPr descr="Medplum" title="" id="10" name="Picture"/>
+            <wp:docPr descr="Medplum" title="" id="21" name="Picture"/>
             <a:graphic>
               <a:graphicData uri="http://schemas.openxmlformats.org/drawingml/2006/picture">
                 <pic:pic>
                   <pic:nvPicPr>
-                    <pic:cNvPr descr="medplum-wordmark-grape.png" id="11" name="Picture"/>
+                    <pic:cNvPr descr="medplum-wordmark-grape.png" id="22" name="Picture"/>
                     <pic:cNvPicPr>
                       <a:picLocks noChangeArrowheads="1" noChangeAspect="1"/>
                     </pic:cNvPicPr>
                   </pic:nvPicPr>
                   <pic:blipFill>
-                    <a:blip r:embed="rId9"/>
+                    <a:blip r:embed="rId20"/>
                     <a:stretch>
                       <a:fillRect/>
                     </a:stretch>
@@ -49,7 +49,7 @@
         </w:drawing>
       </w:r>
     </w:p>
-    <w:bookmarkStart w:id="59" w:name="diagnostic-orders-decision-guide"/>
+    <w:bookmarkStart w:id="70" w:name="diagnostic-orders-decision-guide"/>
     <w:p>
       <w:pPr>
         <w:pStyle w:val="Heading1"/>
@@ -72,80 +72,80 @@
       </w:pPr>
       <w:r>
         <w:rPr>
+          <w:iCs/>
           <w:i/>
+        </w:rPr>
+        <w:t xml:space="preserve">Companion to</w:t>
+      </w:r>
+      <w:r>
+        <w:rPr>
           <w:iCs/>
-        </w:rPr>
-        <w:t xml:space="preserve">Companion to</w:t>
-      </w:r>
-      <w:r>
-        <w:rPr>
           <w:i/>
-          <w:iCs/>
-        </w:rPr>
-        <w:t xml:space="preserve"> </w:t>
-      </w:r>
-      <w:hyperlink r:id="rId12">
+        </w:rPr>
+        <w:t xml:space="preserve"> </w:t>
+      </w:r>
+      <w:hyperlink r:id="rId23">
         <w:r>
           <w:rPr>
             <w:rStyle w:val="Hyperlink"/>
+            <w:iCs/>
             <w:i/>
-            <w:iCs/>
           </w:rPr>
           <w:t xml:space="preserve">Labs and Imaging</w:t>
         </w:r>
       </w:hyperlink>
       <w:r>
         <w:rPr>
+          <w:iCs/>
           <w:i/>
+        </w:rPr>
+        <w:t xml:space="preserve">,</w:t>
+      </w:r>
+      <w:r>
+        <w:rPr>
           <w:iCs/>
-        </w:rPr>
-        <w:t xml:space="preserve">,</w:t>
-      </w:r>
-      <w:r>
-        <w:rPr>
           <w:i/>
-          <w:iCs/>
-        </w:rPr>
-        <w:t xml:space="preserve"> </w:t>
-      </w:r>
-      <w:hyperlink r:id="rId13">
+        </w:rPr>
+        <w:t xml:space="preserve"> </w:t>
+      </w:r>
+      <w:hyperlink r:id="rId24">
         <w:r>
           <w:rPr>
             <w:rStyle w:val="Hyperlink"/>
+            <w:iCs/>
             <w:i/>
-            <w:iCs/>
           </w:rPr>
           <w:t xml:space="preserve">Order Labs and Imaging</w:t>
         </w:r>
       </w:hyperlink>
       <w:r>
         <w:rPr>
+          <w:iCs/>
           <w:i/>
+        </w:rPr>
+        <w:t xml:space="preserve">, and</w:t>
+      </w:r>
+      <w:r>
+        <w:rPr>
           <w:iCs/>
-        </w:rPr>
-        <w:t xml:space="preserve">, and</w:t>
-      </w:r>
-      <w:r>
-        <w:rPr>
           <w:i/>
-          <w:iCs/>
-        </w:rPr>
-        <w:t xml:space="preserve"> </w:t>
-      </w:r>
-      <w:hyperlink r:id="rId14">
+        </w:rPr>
+        <w:t xml:space="preserve"> </w:t>
+      </w:r>
+      <w:hyperlink r:id="rId25">
         <w:r>
           <w:rPr>
             <w:rStyle w:val="Hyperlink"/>
+            <w:iCs/>
             <w:i/>
-            <w:iCs/>
           </w:rPr>
           <w:t xml:space="preserve">Results and Review</w:t>
         </w:r>
       </w:hyperlink>
       <w:r>
         <w:rPr>
+          <w:iCs/>
           <w:i/>
-          <w:iCs/>
         </w:rPr>
         <w:t xml:space="preserve">.</w:t>
       </w:r>
@@ -158,7 +158,7 @@
         <w:t xml:space="preserve">This guide covers laboratory and imaging workflows. Use the integration-specific docs for vendor setup and supported operations. The review queues and follow-up rules below are application design recommendations to implement with Medplum resources.</w:t>
       </w:r>
     </w:p>
-    <w:bookmarkStart w:id="19" w:name="section-1-use-case-and-participants"/>
+    <w:bookmarkStart w:id="30" w:name="section-1-use-case-and-participants"/>
     <w:p>
       <w:pPr>
         <w:pStyle w:val="Heading2"/>
@@ -167,7 +167,7 @@
         <w:t xml:space="preserve">Section 1: Use Case and Participants</w:t>
       </w:r>
     </w:p>
-    <w:bookmarkStart w:id="15" w:name="which-diagnostic-services-are-in-scope"/>
+    <w:bookmarkStart w:id="26" w:name="which-diagnostic-services-are-in-scope"/>
     <w:p>
       <w:pPr>
         <w:pStyle w:val="Heading3"/>
@@ -178,11 +178,11 @@
     </w:p>
     <w:p>
       <w:pPr>
-        <w:pStyle w:val="Compact"/>
         <w:numPr>
           <w:ilvl w:val="0"/>
           <w:numId w:val="1001"/>
         </w:numPr>
+        <w:pStyle w:val="Compact"/>
       </w:pPr>
       <w:r>
         <w:t xml:space="preserve">Laboratory tests sent to external labs</w:t>
@@ -190,11 +190,11 @@
     </w:p>
     <w:p>
       <w:pPr>
-        <w:pStyle w:val="Compact"/>
         <w:numPr>
           <w:ilvl w:val="0"/>
           <w:numId w:val="1001"/>
         </w:numPr>
+        <w:pStyle w:val="Compact"/>
       </w:pPr>
       <w:r>
         <w:t xml:space="preserve">Tests performed in your own facility or at the point of care</w:t>
@@ -202,11 +202,11 @@
     </w:p>
     <w:p>
       <w:pPr>
-        <w:pStyle w:val="Compact"/>
         <w:numPr>
           <w:ilvl w:val="0"/>
           <w:numId w:val="1001"/>
         </w:numPr>
+        <w:pStyle w:val="Compact"/>
       </w:pPr>
       <w:r>
         <w:t xml:space="preserve">Imaging studies performed externally or internally</w:t>
@@ -214,11 +214,11 @@
     </w:p>
     <w:p>
       <w:pPr>
-        <w:pStyle w:val="Compact"/>
         <w:numPr>
           <w:ilvl w:val="0"/>
           <w:numId w:val="1001"/>
         </w:numPr>
+        <w:pStyle w:val="Compact"/>
       </w:pPr>
       <w:r>
         <w:t xml:space="preserve">A combination</w:t>
@@ -230,14 +230,14 @@
       </w:pPr>
       <w:r>
         <w:rPr>
+          <w:iCs/>
           <w:i/>
-          <w:iCs/>
         </w:rPr>
         <w:t xml:space="preserve">Why it matters: laboratory workflows coordinate specimens; imaging workflows usually coordinate appointments and access to reports or images. An internal laboratory also needs catalog and laboratory operations design beyond sending orders.</w:t>
       </w:r>
     </w:p>
-    <w:bookmarkEnd w:id="15"/>
-    <w:bookmarkStart w:id="16" w:name="X70a94c51df252398015fdf6d52650dfb3840e47"/>
+    <w:bookmarkEnd w:id="26"/>
+    <w:bookmarkStart w:id="27" w:name="X70a94c51df252398015fdf6d52650dfb3840e47"/>
     <w:p>
       <w:pPr>
         <w:pStyle w:val="Heading3"/>
@@ -248,11 +248,11 @@
     </w:p>
     <w:p>
       <w:pPr>
-        <w:pStyle w:val="Compact"/>
         <w:numPr>
           <w:ilvl w:val="0"/>
           <w:numId w:val="1002"/>
         </w:numPr>
+        <w:pStyle w:val="Compact"/>
       </w:pPr>
       <w:r>
         <w:t xml:space="preserve">Ordering and receiving results</w:t>
@@ -260,11 +260,11 @@
     </w:p>
     <w:p>
       <w:pPr>
-        <w:pStyle w:val="Compact"/>
         <w:numPr>
           <w:ilvl w:val="0"/>
           <w:numId w:val="1002"/>
         </w:numPr>
+        <w:pStyle w:val="Compact"/>
       </w:pPr>
       <w:r>
         <w:t xml:space="preserve">Receiving and reviewing results ordered elsewhere</w:t>
@@ -272,11 +272,11 @@
     </w:p>
     <w:p>
       <w:pPr>
-        <w:pStyle w:val="Compact"/>
         <w:numPr>
           <w:ilvl w:val="0"/>
           <w:numId w:val="1002"/>
         </w:numPr>
+        <w:pStyle w:val="Compact"/>
       </w:pPr>
       <w:r>
         <w:t xml:space="preserve">Coordinating fulfillment of orders created elsewhere</w:t>
@@ -284,11 +284,11 @@
     </w:p>
     <w:p>
       <w:pPr>
-        <w:pStyle w:val="Compact"/>
         <w:numPr>
           <w:ilvl w:val="0"/>
           <w:numId w:val="1002"/>
         </w:numPr>
+        <w:pStyle w:val="Compact"/>
       </w:pPr>
       <w:r>
         <w:t xml:space="preserve">Performing tests and producing results</w:t>
@@ -300,20 +300,50 @@
       </w:pPr>
       <w:r>
         <w:rPr>
+          <w:iCs/>
           <w:i/>
+        </w:rPr>
+        <w:t xml:space="preserve">Why it matters: a results-only application needs patient matching and review routing even when it has no original order. An ordering application also needs transmission, cancellation, and outstanding-order tracking.</w:t>
+      </w:r>
+    </w:p>
+    <w:bookmarkEnd w:id="27"/>
+    <w:bookmarkStart w:id="28" w:name="who-participates-and-who-is-accountable"/>
+    <w:p>
+      <w:pPr>
+        <w:pStyle w:val="Heading3"/>
+      </w:pPr>
+      <w:r>
+        <w:t xml:space="preserve">1.3 Who participates, and who is accountable?</w:t>
+      </w:r>
+    </w:p>
+    <w:p>
+      <w:pPr>
+        <w:pStyle w:val="FirstParagraph"/>
+      </w:pPr>
+      <w:r>
+        <w:t xml:space="preserve">Identify who can prepare and authorize orders, collect specimens or arrange appointments, resolve integration exceptions, review results, cover absent clinicians, and communicate with patients. Decide whether those responsibilities vary by organization, location, or service line.</w:t>
+      </w:r>
+    </w:p>
+    <w:p>
+      <w:pPr>
+        <w:pStyle w:val="BodyText"/>
+      </w:pPr>
+      <w:r>
+        <w:rPr>
           <w:iCs/>
-        </w:rPr>
-        <w:t xml:space="preserve">Why it matters: a results-only application needs patient matching and review routing even when it has no original order. An ordering application also needs transmission, cancellation, and outstanding-order tracking.</w:t>
-      </w:r>
-    </w:p>
-    <w:bookmarkEnd w:id="16"/>
-    <w:bookmarkStart w:id="17" w:name="who-participates-and-who-is-accountable"/>
+          <w:i/>
+        </w:rPr>
+        <w:t xml:space="preserve">Why it matters: the ordering clinician, performing organization, result reviewer, and follow-up owner may be different people. Unassigned work needs an explicit fallback.</w:t>
+      </w:r>
+    </w:p>
+    <w:bookmarkEnd w:id="28"/>
+    <w:bookmarkStart w:id="29" w:name="which-systems-are-already-involved"/>
     <w:p>
       <w:pPr>
         <w:pStyle w:val="Heading3"/>
       </w:pPr>
       <w:r>
-        <w:t xml:space="preserve">1.3 Who participates, and who is accountable?</w:t>
+        <w:t xml:space="preserve">1.4 Which systems are already involved?</w:t>
       </w:r>
     </w:p>
     <w:p>
@@ -321,7 +351,7 @@
         <w:pStyle w:val="FirstParagraph"/>
       </w:pPr>
       <w:r>
-        <w:t xml:space="preserve">Identify who can prepare and authorize orders, collect specimens or arrange appointments, resolve integration exceptions, review results, cover absent clinicians, and communicate with patients. Decide whether those responsibilities vary by organization, location, or service line.</w:t>
+        <w:t xml:space="preserve">List the performing labs and imaging facilities, existing interfaces, vendor accounts, scheduling systems, and image archives. For each, identify what it can send and receive: orders, acknowledgments, cancellations, status updates, structured results, documents, or image access.</w:t>
       </w:r>
     </w:p>
     <w:p>
@@ -330,45 +360,15 @@
       </w:pPr>
       <w:r>
         <w:rPr>
+          <w:iCs/>
           <w:i/>
-          <w:iCs/>
-        </w:rPr>
-        <w:t xml:space="preserve">Why it matters: the ordering clinician, performing organization, result reviewer, and follow-up owner may be different people. Unassigned work needs an explicit fallback.</w:t>
-      </w:r>
-    </w:p>
-    <w:bookmarkEnd w:id="17"/>
-    <w:bookmarkStart w:id="18" w:name="which-systems-are-already-involved"/>
-    <w:p>
-      <w:pPr>
-        <w:pStyle w:val="Heading3"/>
-      </w:pPr>
-      <w:r>
-        <w:t xml:space="preserve">1.4 Which systems are already involved?</w:t>
-      </w:r>
-    </w:p>
-    <w:p>
-      <w:pPr>
-        <w:pStyle w:val="FirstParagraph"/>
-      </w:pPr>
-      <w:r>
-        <w:t xml:space="preserve">List the performing labs and imaging facilities, existing interfaces, vendor accounts, scheduling systems, and image archives. For each, identify what it can send and receive: orders, acknowledgments, cancellations, status updates, structured results, documents, or image access.</w:t>
-      </w:r>
-    </w:p>
-    <w:p>
-      <w:pPr>
-        <w:pStyle w:val="BodyText"/>
-      </w:pPr>
-      <w:r>
-        <w:rPr>
-          <w:i/>
-          <w:iCs/>
         </w:rPr>
         <w:t xml:space="preserve">Why it matters: the application’s workflow must reflect the capabilities of each connected facility. Connectivity to one laboratory does not establish imaging support or identical behavior across every facility.</w:t>
       </w:r>
     </w:p>
-    <w:bookmarkEnd w:id="18"/>
-    <w:bookmarkEnd w:id="19"/>
-    <w:bookmarkStart w:id="20" w:name="section-2-approach-defining-decisions"/>
+    <w:bookmarkEnd w:id="29"/>
+    <w:bookmarkEnd w:id="30"/>
+    <w:bookmarkStart w:id="31" w:name="section-2-approach-defining-decisions"/>
     <w:p>
       <w:pPr>
         <w:pStyle w:val="Heading2"/>
@@ -389,8 +389,9 @@
       <w:tblPr>
         <w:tblStyle w:val="Table"/>
         <w:tblW w:w="9360" w:type="dxa"/>
+        <w:tblLook w:firstRow="1" w:lastRow="0" w:firstColumn="0" w:lastColumn="0" w:noHBand="0" w:noVBand="0" w:val="0020"/>
+        <w:jc w:val="start"/>
         <w:tblLayout w:type="fixed"/>
-        <w:tblLook w:firstRow="1" w:lastRow="0" w:firstColumn="0" w:lastColumn="0" w:noHBand="0" w:noVBand="0" w:val="0020"/>
       </w:tblPr>
       <w:tblGrid>
         <w:gridCol w:w="4066"/>
@@ -400,13 +401,14 @@
       <w:tr>
         <w:trPr>
           <w:cantSplit/>
-          <w:tblHeader w:val="on"/>
+          <w:tblHeader w:val="true"/>
         </w:trPr>
         <w:tc>
           <w:tcPr/>
           <w:p>
             <w:pPr>
               <w:pStyle w:val="Compact"/>
+              <w:jc w:val="left"/>
             </w:pPr>
             <w:r>
               <w:t xml:space="preserve">Decision</w:t>
@@ -418,6 +420,7 @@
           <w:p>
             <w:pPr>
               <w:pStyle w:val="Compact"/>
+              <w:jc w:val="left"/>
             </w:pPr>
             <w:r>
               <w:t xml:space="preserve">What changes based on the answer</w:t>
@@ -429,6 +432,7 @@
           <w:p>
             <w:pPr>
               <w:pStyle w:val="Compact"/>
+              <w:jc w:val="left"/>
             </w:pPr>
             <w:r>
               <w:t xml:space="preserve">Details</w:t>
@@ -445,6 +449,7 @@
           <w:p>
             <w:pPr>
               <w:pStyle w:val="Compact"/>
+              <w:jc w:val="left"/>
             </w:pPr>
             <w:r>
               <w:t xml:space="preserve">External integration, internal fulfillment, or results only?</w:t>
@@ -456,6 +461,7 @@
           <w:p>
             <w:pPr>
               <w:pStyle w:val="Compact"/>
+              <w:jc w:val="left"/>
             </w:pPr>
             <w:r>
               <w:t xml:space="preserve">Connectivity, write authority, and whether local originating orders exist</w:t>
@@ -467,6 +473,7 @@
           <w:p>
             <w:pPr>
               <w:pStyle w:val="Compact"/>
+              <w:jc w:val="left"/>
             </w:pPr>
             <w:r>
               <w:t xml:space="preserve">3.1</w:t>
@@ -483,6 +490,7 @@
           <w:p>
             <w:pPr>
               <w:pStyle w:val="Compact"/>
+              <w:jc w:val="left"/>
             </w:pPr>
             <w:r>
               <w:t xml:space="preserve">Vendor menu or internally maintained catalog?</w:t>
@@ -494,6 +502,7 @@
           <w:p>
             <w:pPr>
               <w:pStyle w:val="Compact"/>
+              <w:jc w:val="left"/>
             </w:pPr>
             <w:r>
               <w:t xml:space="preserve">Catalog ownership, order codes, grouping, and maintenance</w:t>
@@ -505,6 +514,7 @@
           <w:p>
             <w:pPr>
               <w:pStyle w:val="Compact"/>
+              <w:jc w:val="left"/>
             </w:pPr>
             <w:r>
               <w:t xml:space="preserve">3.2</w:t>
@@ -521,6 +531,7 @@
           <w:p>
             <w:pPr>
               <w:pStyle w:val="Compact"/>
+              <w:jc w:val="left"/>
             </w:pPr>
             <w:r>
               <w:t xml:space="preserve">Clinician orders directly or staff prepare for authorization?</w:t>
@@ -532,6 +543,7 @@
           <w:p>
             <w:pPr>
               <w:pStyle w:val="Compact"/>
+              <w:jc w:val="left"/>
             </w:pPr>
             <w:r>
               <w:t xml:space="preserve">Draft/release workflow, required information, and permissions</w:t>
@@ -543,6 +555,7 @@
           <w:p>
             <w:pPr>
               <w:pStyle w:val="Compact"/>
+              <w:jc w:val="left"/>
             </w:pPr>
             <w:r>
               <w:t xml:space="preserve">3.3</w:t>
@@ -559,6 +572,7 @@
           <w:p>
             <w:pPr>
               <w:pStyle w:val="Compact"/>
+              <w:jc w:val="left"/>
             </w:pPr>
             <w:r>
               <w:t xml:space="preserve">On-site collection, external collection, home kit, or imaging?</w:t>
@@ -570,6 +584,7 @@
           <w:p>
             <w:pPr>
               <w:pStyle w:val="Compact"/>
+              <w:jc w:val="left"/>
             </w:pPr>
             <w:r>
               <w:t xml:space="preserve">Specimen tracking, logistics, and appointment coordination</w:t>
@@ -581,6 +596,7 @@
           <w:p>
             <w:pPr>
               <w:pStyle w:val="Compact"/>
+              <w:jc w:val="left"/>
             </w:pPr>
             <w:r>
               <w:t xml:space="preserve">3.4</w:t>
@@ -597,6 +613,7 @@
           <w:p>
             <w:pPr>
               <w:pStyle w:val="Compact"/>
+              <w:jc w:val="left"/>
             </w:pPr>
             <w:r>
               <w:t xml:space="preserve">Can the destination amend, cancel, and support recurring orders?</w:t>
@@ -608,6 +625,7 @@
           <w:p>
             <w:pPr>
               <w:pStyle w:val="Compact"/>
+              <w:jc w:val="left"/>
             </w:pPr>
             <w:r>
               <w:t xml:space="preserve">Replacement orders, acknowledgment tracking, and occurrence tracking</w:t>
@@ -619,6 +637,7 @@
           <w:p>
             <w:pPr>
               <w:pStyle w:val="Compact"/>
+              <w:jc w:val="left"/>
             </w:pPr>
             <w:r>
               <w:t xml:space="preserve">3.5</w:t>
@@ -635,6 +654,7 @@
           <w:p>
             <w:pPr>
               <w:pStyle w:val="Compact"/>
+              <w:jc w:val="left"/>
             </w:pPr>
             <w:r>
               <w:t xml:space="preserve">Matched results only or unsolicited results too?</w:t>
@@ -646,6 +666,7 @@
           <w:p>
             <w:pPr>
               <w:pStyle w:val="Compact"/>
+              <w:jc w:val="left"/>
             </w:pPr>
             <w:r>
               <w:t xml:space="preserve">Identity resolution, exception ownership, and backfill</w:t>
@@ -657,6 +678,7 @@
           <w:p>
             <w:pPr>
               <w:pStyle w:val="Compact"/>
+              <w:jc w:val="left"/>
             </w:pPr>
             <w:r>
               <w:t xml:space="preserve">3.6</w:t>
@@ -673,6 +695,7 @@
           <w:p>
             <w:pPr>
               <w:pStyle w:val="Compact"/>
+              <w:jc w:val="left"/>
             </w:pPr>
             <w:r>
               <w:t xml:space="preserve">Structured values, original documents, or diagnostic images?</w:t>
@@ -684,6 +707,7 @@
           <w:p>
             <w:pPr>
               <w:pStyle w:val="Compact"/>
+              <w:jc w:val="left"/>
             </w:pPr>
             <w:r>
               <w:t xml:space="preserve">Result modeling, trends, extraction, and viewer integration</w:t>
@@ -695,6 +719,7 @@
           <w:p>
             <w:pPr>
               <w:pStyle w:val="Compact"/>
+              <w:jc w:val="left"/>
             </w:pPr>
             <w:r>
               <w:t xml:space="preserve">3.7</w:t>
@@ -711,6 +736,7 @@
           <w:p>
             <w:pPr>
               <w:pStyle w:val="Compact"/>
+              <w:jc w:val="left"/>
             </w:pPr>
             <w:r>
               <w:t xml:space="preserve">Who reviews, communicates, and follows up?</w:t>
@@ -722,6 +748,7 @@
           <w:p>
             <w:pPr>
               <w:pStyle w:val="Compact"/>
+              <w:jc w:val="left"/>
             </w:pPr>
             <w:r>
               <w:t xml:space="preserve">Review queues, coverage, escalation, and closure rules</w:t>
@@ -733,6 +760,7 @@
           <w:p>
             <w:pPr>
               <w:pStyle w:val="Compact"/>
+              <w:jc w:val="left"/>
             </w:pPr>
             <w:r>
               <w:t xml:space="preserve">3.8</w:t>
@@ -749,6 +777,7 @@
           <w:p>
             <w:pPr>
               <w:pStyle w:val="Compact"/>
+              <w:jc w:val="left"/>
             </w:pPr>
             <w:r>
               <w:t xml:space="preserve">Which teams share access and operational responsibility?</w:t>
@@ -760,6 +789,7 @@
           <w:p>
             <w:pPr>
               <w:pStyle w:val="Compact"/>
+              <w:jc w:val="left"/>
             </w:pPr>
             <w:r>
               <w:t xml:space="preserve">Memberships, policies, and exception queues</w:t>
@@ -771,6 +801,7 @@
           <w:p>
             <w:pPr>
               <w:pStyle w:val="Compact"/>
+              <w:jc w:val="left"/>
             </w:pPr>
             <w:r>
               <w:t xml:space="preserve">3.9</w:t>
@@ -779,8 +810,8 @@
         </w:tc>
       </w:tr>
     </w:tbl>
-    <w:bookmarkEnd w:id="20"/>
-    <w:bookmarkStart w:id="57" w:name="section-3-key-decisions"/>
+    <w:bookmarkEnd w:id="31"/>
+    <w:bookmarkStart w:id="68" w:name="section-3-key-decisions"/>
     <w:p>
       <w:pPr>
         <w:pStyle w:val="Heading2"/>
@@ -789,7 +820,7 @@
         <w:t xml:space="preserve">Section 3: Key Decisions</w:t>
       </w:r>
     </w:p>
-    <w:bookmarkStart w:id="27" w:name="Xa47a2fc0cd33e7c752c100011e90129e1ece10a"/>
+    <w:bookmarkStart w:id="38" w:name="Xa47a2fc0cd33e7c752c100011e90129e1ece10a"/>
     <w:p>
       <w:pPr>
         <w:pStyle w:val="Heading3"/>
@@ -804,8 +835,8 @@
       </w:pPr>
       <w:r>
         <w:rPr>
+          <w:bCs/>
           <w:b/>
-          <w:bCs/>
         </w:rPr>
         <w:t xml:space="preserve">Questions:</w:t>
       </w:r>
@@ -820,8 +851,9 @@
       <w:tblPr>
         <w:tblStyle w:val="Table"/>
         <w:tblW w:w="9360" w:type="dxa"/>
+        <w:tblLook w:firstRow="1" w:lastRow="0" w:firstColumn="0" w:lastColumn="0" w:noHBand="0" w:noVBand="0" w:val="0020"/>
+        <w:jc w:val="start"/>
         <w:tblLayout w:type="fixed"/>
-        <w:tblLook w:firstRow="1" w:lastRow="0" w:firstColumn="0" w:lastColumn="0" w:noHBand="0" w:noVBand="0" w:val="0020"/>
       </w:tblPr>
       <w:tblGrid>
         <w:gridCol w:w="4574"/>
@@ -830,13 +862,14 @@
       <w:tr>
         <w:trPr>
           <w:cantSplit/>
-          <w:tblHeader w:val="on"/>
+          <w:tblHeader w:val="true"/>
         </w:trPr>
         <w:tc>
           <w:tcPr/>
           <w:p>
             <w:pPr>
               <w:pStyle w:val="Compact"/>
+              <w:jc w:val="left"/>
             </w:pPr>
             <w:r>
               <w:t xml:space="preserve">Situation</w:t>
@@ -848,6 +881,7 @@
           <w:p>
             <w:pPr>
               <w:pStyle w:val="Compact"/>
+              <w:jc w:val="left"/>
             </w:pPr>
             <w:r>
               <w:t xml:space="preserve">Recommended approach</w:t>
@@ -864,6 +898,7 @@
           <w:p>
             <w:pPr>
               <w:pStyle w:val="Compact"/>
+              <w:jc w:val="left"/>
             </w:pPr>
             <w:r>
               <w:t xml:space="preserve">Using the Medplum Health Gorilla integration</w:t>
@@ -875,6 +910,7 @@
           <w:p>
             <w:pPr>
               <w:pStyle w:val="Compact"/>
+              <w:jc w:val="left"/>
             </w:pPr>
             <w:r>
               <w:t xml:space="preserve">Follow its onboarding, order profiles, send/receive Bots, and account requirements. Confirm the needed facilities and capabilities before committing the workflow.</w:t>
@@ -891,6 +927,7 @@
           <w:p>
             <w:pPr>
               <w:pStyle w:val="Compact"/>
+              <w:jc w:val="left"/>
             </w:pPr>
             <w:r>
               <w:t xml:space="preserve">Connecting directly to a lab or imaging facility</w:t>
@@ -902,6 +939,7 @@
           <w:p>
             <w:pPr>
               <w:pStyle w:val="Compact"/>
+              <w:jc w:val="left"/>
             </w:pPr>
             <w:r>
               <w:t xml:space="preserve">Scope the HL7v2 or API interface in both directions, including identifiers, acknowledgments, corrections, cancellations, and recovery.</w:t>
@@ -918,6 +956,7 @@
           <w:p>
             <w:pPr>
               <w:pStyle w:val="Compact"/>
+              <w:jc w:val="left"/>
             </w:pPr>
             <w:r>
               <w:t xml:space="preserve">Performing tests internally</w:t>
@@ -929,6 +968,7 @@
           <w:p>
             <w:pPr>
               <w:pStyle w:val="Compact"/>
+              <w:jc w:val="left"/>
             </w:pPr>
             <w:r>
               <w:t xml:space="preserve">Create the operational FHIR resources through your application; separately scope the laboratory or imaging system that performs and reports the work.</w:t>
@@ -945,6 +985,7 @@
           <w:p>
             <w:pPr>
               <w:pStyle w:val="Compact"/>
+              <w:jc w:val="left"/>
             </w:pPr>
             <w:r>
               <w:t xml:space="preserve">Requisition or manual handoff</w:t>
@@ -956,6 +997,7 @@
           <w:p>
             <w:pPr>
               <w:pStyle w:val="Compact"/>
+              <w:jc w:val="left"/>
             </w:pPr>
             <w:r>
               <w:t xml:space="preserve">Track who handed off the order and how completion will be reconciled. Producing a document does not establish that the facility accepted the order.</w:t>
@@ -972,6 +1014,7 @@
           <w:p>
             <w:pPr>
               <w:pStyle w:val="Compact"/>
+              <w:jc w:val="left"/>
             </w:pPr>
             <w:r>
               <w:t xml:space="preserve">Receiving results only</w:t>
@@ -983,6 +1026,7 @@
           <w:p>
             <w:pPr>
               <w:pStyle w:val="Compact"/>
+              <w:jc w:val="left"/>
             </w:pPr>
             <w:r>
               <w:t xml:space="preserve">Start with patient matching, source identifiers, and review ownership. Allow results without a local originating order.</w:t>
@@ -991,7 +1035,7 @@
         </w:tc>
       </w:tr>
     </w:tbl>
-    <w:bookmarkStart w:id="26" w:name="do-you-need-an-on-site-protocol-bridge"/>
+    <w:bookmarkStart w:id="37" w:name="do-you-need-an-on-site-protocol-bridge"/>
     <w:p>
       <w:pPr>
         <w:pStyle w:val="Heading4"/>
@@ -1002,16 +1046,16 @@
     </w:p>
     <w:p>
       <w:pPr>
-        <w:pStyle w:val="Compact"/>
         <w:numPr>
           <w:ilvl w:val="0"/>
           <w:numId w:val="1003"/>
         </w:numPr>
-      </w:pPr>
-      <w:r>
-        <w:rPr>
+        <w:pStyle w:val="Compact"/>
+      </w:pPr>
+      <w:r>
+        <w:rPr>
+          <w:bCs/>
           <w:b/>
-          <w:bCs/>
         </w:rPr>
         <w:t xml:space="preserve">Devices or systems use HL7/MLLP, ASTM, or DICOM inside a facility network:</w:t>
       </w:r>
@@ -1024,7 +1068,7 @@
       <w:r>
         <w:t xml:space="preserve"> </w:t>
       </w:r>
-      <w:hyperlink r:id="rId21">
+      <w:hyperlink r:id="rId32">
         <w:r>
           <w:rPr>
             <w:rStyle w:val="Hyperlink"/>
@@ -1041,16 +1085,16 @@
     </w:p>
     <w:p>
       <w:pPr>
-        <w:pStyle w:val="Compact"/>
         <w:numPr>
           <w:ilvl w:val="0"/>
           <w:numId w:val="1003"/>
         </w:numPr>
-      </w:pPr>
-      <w:r>
-        <w:rPr>
+        <w:pStyle w:val="Compact"/>
+      </w:pPr>
+      <w:r>
+        <w:rPr>
+          <w:bCs/>
           <w:b/>
-          <w:bCs/>
         </w:rPr>
         <w:t xml:space="preserve">Imaging equipment sends DICOM C-STORE:</w:t>
       </w:r>
@@ -1063,7 +1107,7 @@
       <w:r>
         <w:t xml:space="preserve"> </w:t>
       </w:r>
-      <w:hyperlink r:id="rId22">
+      <w:hyperlink r:id="rId33">
         <w:r>
           <w:rPr>
             <w:rStyle w:val="Hyperlink"/>
@@ -1107,16 +1151,16 @@
     </w:p>
     <w:p>
       <w:pPr>
-        <w:pStyle w:val="Compact"/>
         <w:numPr>
           <w:ilvl w:val="0"/>
           <w:numId w:val="1003"/>
         </w:numPr>
-      </w:pPr>
-      <w:r>
-        <w:rPr>
+        <w:pStyle w:val="Compact"/>
+      </w:pPr>
+      <w:r>
+        <w:rPr>
+          <w:bCs/>
           <w:b/>
-          <w:bCs/>
         </w:rPr>
         <w:t xml:space="preserve">The source already supports HTTPS APIs or DICOMweb:</w:t>
       </w:r>
@@ -1129,7 +1173,7 @@
       <w:r>
         <w:t xml:space="preserve"> </w:t>
       </w:r>
-      <w:hyperlink r:id="rId23">
+      <w:hyperlink r:id="rId34">
         <w:r>
           <w:rPr>
             <w:rStyle w:val="Hyperlink"/>
@@ -1150,8 +1194,8 @@
       </w:pPr>
       <w:r>
         <w:rPr>
+          <w:bCs/>
           <w:b/>
-          <w:bCs/>
         </w:rPr>
         <w:t xml:space="preserve">Decide before building:</w:t>
       </w:r>
@@ -1172,7 +1216,7 @@
       <w:r>
         <w:t xml:space="preserve"> </w:t>
       </w:r>
-      <w:hyperlink r:id="rId24">
+      <w:hyperlink r:id="rId35">
         <w:r>
           <w:rPr>
             <w:rStyle w:val="Hyperlink"/>
@@ -1186,7 +1230,7 @@
       <w:r>
         <w:t xml:space="preserve"> </w:t>
       </w:r>
-      <w:hyperlink r:id="rId25">
+      <w:hyperlink r:id="rId36">
         <w:r>
           <w:rPr>
             <w:rStyle w:val="Hyperlink"/>
@@ -1198,9 +1242,9 @@
         <w:t xml:space="preserve">.</w:t>
       </w:r>
     </w:p>
-    <w:bookmarkEnd w:id="26"/>
-    <w:bookmarkEnd w:id="27"/>
-    <w:bookmarkStart w:id="31" w:name="X43169dc775503d406b3f301041d1d5fb0fd4978"/>
+    <w:bookmarkEnd w:id="37"/>
+    <w:bookmarkEnd w:id="38"/>
+    <w:bookmarkStart w:id="42" w:name="X43169dc775503d406b3f301041d1d5fb0fd4978"/>
     <w:p>
       <w:pPr>
         <w:pStyle w:val="Heading3"/>
@@ -1215,8 +1259,8 @@
       </w:pPr>
       <w:r>
         <w:rPr>
+          <w:bCs/>
           <w:b/>
-          <w:bCs/>
         </w:rPr>
         <w:t xml:space="preserve">Questions:</w:t>
       </w:r>
@@ -1231,8 +1275,9 @@
       <w:tblPr>
         <w:tblStyle w:val="Table"/>
         <w:tblW w:w="9360" w:type="dxa"/>
+        <w:tblLook w:firstRow="1" w:lastRow="0" w:firstColumn="0" w:lastColumn="0" w:noHBand="0" w:noVBand="0" w:val="0020"/>
+        <w:jc w:val="start"/>
         <w:tblLayout w:type="fixed"/>
-        <w:tblLook w:firstRow="1" w:lastRow="0" w:firstColumn="0" w:lastColumn="0" w:noHBand="0" w:noVBand="0" w:val="0020"/>
       </w:tblPr>
       <w:tblGrid>
         <w:gridCol w:w="4444"/>
@@ -1241,13 +1286,14 @@
       <w:tr>
         <w:trPr>
           <w:cantSplit/>
-          <w:tblHeader w:val="on"/>
+          <w:tblHeader w:val="true"/>
         </w:trPr>
         <w:tc>
           <w:tcPr/>
           <w:p>
             <w:pPr>
               <w:pStyle w:val="Compact"/>
+              <w:jc w:val="left"/>
             </w:pPr>
             <w:r>
               <w:t xml:space="preserve">Situation</w:t>
@@ -1259,6 +1305,7 @@
           <w:p>
             <w:pPr>
               <w:pStyle w:val="Compact"/>
+              <w:jc w:val="left"/>
             </w:pPr>
             <w:r>
               <w:t xml:space="preserve">Recommended approach</w:t>
@@ -1275,6 +1322,7 @@
           <w:p>
             <w:pPr>
               <w:pStyle w:val="Compact"/>
+              <w:jc w:val="left"/>
             </w:pPr>
             <w:r>
               <w:t xml:space="preserve">External laboratory menu</w:t>
@@ -1286,6 +1334,7 @@
           <w:p>
             <w:pPr>
               <w:pStyle w:val="Compact"/>
+              <w:jc w:val="left"/>
             </w:pPr>
             <w:r>
               <w:t xml:space="preserve">Preserve the performing lab’s orderable codes and requirements. A standardized observation code alone may not identify an orderable test in that lab’s compendium.</w:t>
@@ -1302,6 +1351,7 @@
           <w:p>
             <w:pPr>
               <w:pStyle w:val="Compact"/>
+              <w:jc w:val="left"/>
             </w:pPr>
             <w:r>
               <w:t xml:space="preserve">Internal diagnostic catalog</w:t>
@@ -1313,6 +1363,7 @@
           <w:p>
             <w:pPr>
               <w:pStyle w:val="Compact"/>
+              <w:jc w:val="left"/>
             </w:pPr>
             <w:r>
               <w:t xml:space="preserve">Use the documented catalog model:</w:t>
@@ -1389,6 +1440,7 @@
           <w:p>
             <w:pPr>
               <w:pStyle w:val="Compact"/>
+              <w:jc w:val="left"/>
             </w:pPr>
             <w:r>
               <w:t xml:space="preserve">One orderable panel</w:t>
@@ -1400,6 +1452,7 @@
           <w:p>
             <w:pPr>
               <w:pStyle w:val="Compact"/>
+              <w:jc w:val="left"/>
             </w:pPr>
             <w:r>
               <w:t xml:space="preserve">A panel can be one requested service with multiple result observations. Follow the destination’s panel definition rather than creating an order for every analyte.</w:t>
@@ -1416,6 +1469,7 @@
           <w:p>
             <w:pPr>
               <w:pStyle w:val="Compact"/>
+              <w:jc w:val="left"/>
             </w:pPr>
             <w:r>
               <w:t xml:space="preserve">Several independent services ordered together</w:t>
@@ -1427,6 +1481,7 @@
           <w:p>
             <w:pPr>
               <w:pStyle w:val="Compact"/>
+              <w:jc w:val="left"/>
             </w:pPr>
             <w:r>
               <w:t xml:space="preserve">Use separate</w:t>
@@ -1488,6 +1543,7 @@
           <w:p>
             <w:pPr>
               <w:pStyle w:val="Compact"/>
+              <w:jc w:val="left"/>
             </w:pPr>
             <w:r>
               <w:t xml:space="preserve">Health Gorilla orders</w:t>
@@ -1499,6 +1555,7 @@
           <w:p>
             <w:pPr>
               <w:pStyle w:val="Compact"/>
+              <w:jc w:val="left"/>
             </w:pPr>
             <w:r>
               <w:t xml:space="preserve">Follow its parent order and individual test</w:t>
@@ -1542,6 +1599,7 @@
           <w:p>
             <w:pPr>
               <w:pStyle w:val="Compact"/>
+              <w:jc w:val="left"/>
             </w:pPr>
             <w:r>
               <w:t xml:space="preserve">Reusable clinical order sets</w:t>
@@ -1553,6 +1611,7 @@
           <w:p>
             <w:pPr>
               <w:pStyle w:val="Compact"/>
+              <w:jc w:val="left"/>
             </w:pPr>
             <w:r>
               <w:t xml:space="preserve">Keep reusable definitions separate from the patient-specific</w:t>
@@ -1590,8 +1649,8 @@
       </w:pPr>
       <w:r>
         <w:rPr>
+          <w:bCs/>
           <w:b/>
-          <w:bCs/>
         </w:rPr>
         <w:t xml:space="preserve">Record:</w:t>
       </w:r>
@@ -1604,7 +1663,7 @@
       <w:r>
         <w:t xml:space="preserve"> </w:t>
       </w:r>
-      <w:hyperlink r:id="rId28">
+      <w:hyperlink r:id="rId39">
         <w:r>
           <w:rPr>
             <w:rStyle w:val="Hyperlink"/>
@@ -1629,7 +1688,7 @@
       <w:r>
         <w:t xml:space="preserve"> </w:t>
       </w:r>
-      <w:hyperlink r:id="rId29">
+      <w:hyperlink r:id="rId40">
         <w:r>
           <w:rPr>
             <w:rStyle w:val="Hyperlink"/>
@@ -1643,7 +1702,7 @@
       <w:r>
         <w:t xml:space="preserve"> </w:t>
       </w:r>
-      <w:hyperlink r:id="rId30">
+      <w:hyperlink r:id="rId41">
         <w:r>
           <w:rPr>
             <w:rStyle w:val="Hyperlink"/>
@@ -1655,8 +1714,8 @@
         <w:t xml:space="preserve">.</w:t>
       </w:r>
     </w:p>
-    <w:bookmarkEnd w:id="31"/>
-    <w:bookmarkStart w:id="33" w:name="Xe6f28479eb64f0bbd222fe8f13b987dcc3aa9fe"/>
+    <w:bookmarkEnd w:id="42"/>
+    <w:bookmarkStart w:id="44" w:name="Xe6f28479eb64f0bbd222fe8f13b987dcc3aa9fe"/>
     <w:p>
       <w:pPr>
         <w:pStyle w:val="Heading3"/>
@@ -1671,26 +1730,26 @@
       </w:pPr>
       <w:r>
         <w:rPr>
+          <w:bCs/>
           <w:b/>
+        </w:rPr>
+        <w:t xml:space="preserve">Questions:</w:t>
+      </w:r>
+      <w:r>
+        <w:t xml:space="preserve"> </w:t>
+      </w:r>
+      <w:r>
+        <w:t xml:space="preserve">Can staff prepare orders for a clinician? Are orders placed within an encounter or independently? Which demographics, indications, Ask on Order Entry (AOE) answers, billing details, and supporting documents does the destination require?</w:t>
+      </w:r>
+    </w:p>
+    <w:p>
+      <w:pPr>
+        <w:pStyle w:val="BodyText"/>
+      </w:pPr>
+      <w:r>
+        <w:rPr>
           <w:bCs/>
-        </w:rPr>
-        <w:t xml:space="preserve">Questions:</w:t>
-      </w:r>
-      <w:r>
-        <w:t xml:space="preserve"> </w:t>
-      </w:r>
-      <w:r>
-        <w:t xml:space="preserve">Can staff prepare orders for a clinician? Are orders placed within an encounter or independently? Which demographics, indications, Ask on Order Entry (AOE) answers, billing details, and supporting documents does the destination require?</w:t>
-      </w:r>
-    </w:p>
-    <w:p>
-      <w:pPr>
-        <w:pStyle w:val="BodyText"/>
-      </w:pPr>
-      <w:r>
-        <w:rPr>
           <w:b/>
-          <w:bCs/>
         </w:rPr>
         <w:t xml:space="preserve">Recommended baseline:</w:t>
       </w:r>
@@ -1747,8 +1806,9 @@
       <w:tblPr>
         <w:tblStyle w:val="Table"/>
         <w:tblW w:w="9360" w:type="dxa"/>
+        <w:tblLook w:firstRow="1" w:lastRow="0" w:firstColumn="0" w:lastColumn="0" w:noHBand="0" w:noVBand="0" w:val="0020"/>
+        <w:jc w:val="start"/>
         <w:tblLayout w:type="fixed"/>
-        <w:tblLook w:firstRow="1" w:lastRow="0" w:firstColumn="0" w:lastColumn="0" w:noHBand="0" w:noVBand="0" w:val="0020"/>
       </w:tblPr>
       <w:tblGrid>
         <w:gridCol w:w="4482"/>
@@ -1757,13 +1817,14 @@
       <w:tr>
         <w:trPr>
           <w:cantSplit/>
-          <w:tblHeader w:val="on"/>
+          <w:tblHeader w:val="true"/>
         </w:trPr>
         <w:tc>
           <w:tcPr/>
           <w:p>
             <w:pPr>
               <w:pStyle w:val="Compact"/>
+              <w:jc w:val="left"/>
             </w:pPr>
             <w:r>
               <w:t xml:space="preserve">Requirement</w:t>
@@ -1775,6 +1836,7 @@
           <w:p>
             <w:pPr>
               <w:pStyle w:val="Compact"/>
+              <w:jc w:val="left"/>
             </w:pPr>
             <w:r>
               <w:t xml:space="preserve">Design consequence</w:t>
@@ -1791,6 +1853,7 @@
           <w:p>
             <w:pPr>
               <w:pStyle w:val="Compact"/>
+              <w:jc w:val="left"/>
             </w:pPr>
             <w:r>
               <w:t xml:space="preserve">Staff prepare; clinician authorizes</w:t>
@@ -1802,6 +1865,7 @@
           <w:p>
             <w:pPr>
               <w:pStyle w:val="Compact"/>
+              <w:jc w:val="left"/>
             </w:pPr>
             <w:r>
               <w:t xml:space="preserve">Give those roles distinct permissions and actions. Define the authorization record and who can trigger transmission.</w:t>
@@ -1818,6 +1882,7 @@
           <w:p>
             <w:pPr>
               <w:pStyle w:val="Compact"/>
+              <w:jc w:val="left"/>
             </w:pPr>
             <w:r>
               <w:t xml:space="preserve">Test-specific AOE</w:t>
@@ -1829,6 +1894,7 @@
           <w:p>
             <w:pPr>
               <w:pStyle w:val="Compact"/>
+              <w:jc w:val="left"/>
             </w:pPr>
             <w:r>
               <w:t xml:space="preserve">Capture the destination’s required answers. The Health Gorilla pattern stores</w:t>
@@ -1872,6 +1938,7 @@
           <w:p>
             <w:pPr>
               <w:pStyle w:val="Compact"/>
+              <w:jc w:val="left"/>
             </w:pPr>
             <w:r>
               <w:t xml:space="preserve">Insurance, patient, or account billing</w:t>
@@ -1883,6 +1950,7 @@
           <w:p>
             <w:pPr>
               <w:pStyle w:val="Compact"/>
+              <w:jc w:val="left"/>
             </w:pPr>
             <w:r>
               <w:t xml:space="preserve">Capture the billing route and required supporting information before sending. For Health Gorilla, check practitioner and practice lab account requirements.</w:t>
@@ -1899,6 +1967,7 @@
           <w:p>
             <w:pPr>
               <w:pStyle w:val="Compact"/>
+              <w:jc w:val="left"/>
             </w:pPr>
             <w:r>
               <w:t xml:space="preserve">Imaging requires authorization or scheduling coordination</w:t>
@@ -1910,6 +1979,7 @@
           <w:p>
             <w:pPr>
               <w:pStyle w:val="Compact"/>
+              <w:jc w:val="left"/>
             </w:pPr>
             <w:r>
               <w:t xml:space="preserve">Assign that work explicitly and decide whether it must finish before transmission, scheduling, or performance.</w:t>
@@ -1962,8 +2032,8 @@
       </w:pPr>
       <w:r>
         <w:rPr>
+          <w:bCs/>
           <w:b/>
-          <w:bCs/>
         </w:rPr>
         <w:t xml:space="preserve">Record:</w:t>
       </w:r>
@@ -1984,7 +2054,7 @@
       <w:r>
         <w:t xml:space="preserve"> </w:t>
       </w:r>
-      <w:hyperlink r:id="rId13">
+      <w:hyperlink r:id="rId24">
         <w:r>
           <w:rPr>
             <w:rStyle w:val="Hyperlink"/>
@@ -1998,7 +2068,7 @@
       <w:r>
         <w:t xml:space="preserve"> </w:t>
       </w:r>
-      <w:hyperlink r:id="rId32">
+      <w:hyperlink r:id="rId43">
         <w:r>
           <w:rPr>
             <w:rStyle w:val="Hyperlink"/>
@@ -2010,8 +2080,8 @@
         <w:t xml:space="preserve">.</w:t>
       </w:r>
     </w:p>
-    <w:bookmarkEnd w:id="33"/>
-    <w:bookmarkStart w:id="35" w:name="X70947611fabe9ef0d1d64550e6bac23d9177021"/>
+    <w:bookmarkEnd w:id="44"/>
+    <w:bookmarkStart w:id="46" w:name="X70947611fabe9ef0d1d64550e6bac23d9177021"/>
     <w:p>
       <w:pPr>
         <w:pStyle w:val="Heading3"/>
@@ -2026,8 +2096,8 @@
       </w:pPr>
       <w:r>
         <w:rPr>
+          <w:bCs/>
           <w:b/>
-          <w:bCs/>
         </w:rPr>
         <w:t xml:space="preserve">Questions:</w:t>
       </w:r>
@@ -2042,8 +2112,9 @@
       <w:tblPr>
         <w:tblStyle w:val="Table"/>
         <w:tblW w:w="9360" w:type="dxa"/>
+        <w:tblLook w:firstRow="1" w:lastRow="0" w:firstColumn="0" w:lastColumn="0" w:noHBand="0" w:noVBand="0" w:val="0020"/>
+        <w:jc w:val="start"/>
         <w:tblLayout w:type="fixed"/>
-        <w:tblLook w:firstRow="1" w:lastRow="0" w:firstColumn="0" w:lastColumn="0" w:noHBand="0" w:noVBand="0" w:val="0020"/>
       </w:tblPr>
       <w:tblGrid>
         <w:gridCol w:w="4539"/>
@@ -2052,13 +2123,14 @@
       <w:tr>
         <w:trPr>
           <w:cantSplit/>
-          <w:tblHeader w:val="on"/>
+          <w:tblHeader w:val="true"/>
         </w:trPr>
         <w:tc>
           <w:tcPr/>
           <w:p>
             <w:pPr>
               <w:pStyle w:val="Compact"/>
+              <w:jc w:val="left"/>
             </w:pPr>
             <w:r>
               <w:t xml:space="preserve">Situation</w:t>
@@ -2070,6 +2142,7 @@
           <w:p>
             <w:pPr>
               <w:pStyle w:val="Compact"/>
+              <w:jc w:val="left"/>
             </w:pPr>
             <w:r>
               <w:t xml:space="preserve">Recommended approach</w:t>
@@ -2086,6 +2159,7 @@
           <w:p>
             <w:pPr>
               <w:pStyle w:val="Compact"/>
+              <w:jc w:val="left"/>
             </w:pPr>
             <w:r>
               <w:t xml:space="preserve">Specimen collected on site</w:t>
@@ -2097,6 +2171,7 @@
           <w:p>
             <w:pPr>
               <w:pStyle w:val="Compact"/>
+              <w:jc w:val="left"/>
             </w:pPr>
             <w:r>
               <w:t xml:space="preserve">Record the actual</w:t>
@@ -2125,6 +2200,7 @@
           <w:p>
             <w:pPr>
               <w:pStyle w:val="Compact"/>
+              <w:jc w:val="left"/>
             </w:pPr>
             <w:r>
               <w:t xml:space="preserve">Collection at an external draw station</w:t>
@@ -2136,6 +2212,7 @@
           <w:p>
             <w:pPr>
               <w:pStyle w:val="Compact"/>
+              <w:jc w:val="left"/>
             </w:pPr>
             <w:r>
               <w:t xml:space="preserve">Give the patient the destination and preparation instructions; define what evidence confirms collection and who follows up when it is missing.</w:t>
@@ -2152,6 +2229,7 @@
           <w:p>
             <w:pPr>
               <w:pStyle w:val="Compact"/>
+              <w:jc w:val="left"/>
             </w:pPr>
             <w:r>
               <w:t xml:space="preserve">Home collection</w:t>
@@ -2163,6 +2241,7 @@
           <w:p>
             <w:pPr>
               <w:pStyle w:val="Compact"/>
+              <w:jc w:val="left"/>
             </w:pPr>
             <w:r>
               <w:t xml:space="preserve">Track kit fulfillment, return, receipt, and rejection as operational work. A shipped kit does not establish specimen collection or completed testing.</w:t>
@@ -2179,6 +2258,7 @@
           <w:p>
             <w:pPr>
               <w:pStyle w:val="Compact"/>
+              <w:jc w:val="left"/>
             </w:pPr>
             <w:r>
               <w:t xml:space="preserve">Imaging at another facility</w:t>
@@ -2190,6 +2270,7 @@
           <w:p>
             <w:pPr>
               <w:pStyle w:val="Compact"/>
+              <w:jc w:val="left"/>
             </w:pPr>
             <w:r>
               <w:t xml:space="preserve">Track the appointment handoff and expected completion. Use</w:t>
@@ -2221,6 +2302,7 @@
           <w:p>
             <w:pPr>
               <w:pStyle w:val="Compact"/>
+              <w:jc w:val="left"/>
             </w:pPr>
             <w:r>
               <w:t xml:space="preserve">Multiple specimens or collection times</w:t>
@@ -2232,6 +2314,7 @@
           <w:p>
             <w:pPr>
               <w:pStyle w:val="Compact"/>
+              <w:jc w:val="left"/>
             </w:pPr>
             <w:r>
               <w:t xml:space="preserve">Preserve the individual specimen relationships and independent progress. Use the integration’s order-splitting behavior when required.</w:t>
@@ -2310,7 +2393,7 @@
       <w:r>
         <w:t xml:space="preserve"> </w:t>
       </w:r>
-      <w:hyperlink r:id="rId34">
+      <w:hyperlink r:id="rId45">
         <w:r>
           <w:rPr>
             <w:rStyle w:val="Hyperlink"/>
@@ -2328,36 +2411,36 @@
       </w:pPr>
       <w:r>
         <w:rPr>
+          <w:bCs/>
           <w:b/>
+        </w:rPr>
+        <w:t xml:space="preserve">Record:</w:t>
+      </w:r>
+      <w:r>
+        <w:t xml:space="preserve"> </w:t>
+      </w:r>
+      <w:r>
+        <w:t xml:space="preserve">Fulfillment owner, required tracking steps, and evidence that each step finished.</w:t>
+      </w:r>
+    </w:p>
+    <w:bookmarkEnd w:id="46"/>
+    <w:bookmarkStart w:id="49" w:name="Xefb8936b6f24661a0bac354e4b2239d1654fb9f"/>
+    <w:p>
+      <w:pPr>
+        <w:pStyle w:val="Heading3"/>
+      </w:pPr>
+      <w:r>
+        <w:t xml:space="preserve">3.5 What happens when an order changes or never completes?</w:t>
+      </w:r>
+    </w:p>
+    <w:p>
+      <w:pPr>
+        <w:pStyle w:val="FirstParagraph"/>
+      </w:pPr>
+      <w:r>
+        <w:rPr>
           <w:bCs/>
-        </w:rPr>
-        <w:t xml:space="preserve">Record:</w:t>
-      </w:r>
-      <w:r>
-        <w:t xml:space="preserve"> </w:t>
-      </w:r>
-      <w:r>
-        <w:t xml:space="preserve">Fulfillment owner, required tracking steps, and evidence that each step finished.</w:t>
-      </w:r>
-    </w:p>
-    <w:bookmarkEnd w:id="35"/>
-    <w:bookmarkStart w:id="38" w:name="Xefb8936b6f24661a0bac354e4b2239d1654fb9f"/>
-    <w:p>
-      <w:pPr>
-        <w:pStyle w:val="Heading3"/>
-      </w:pPr>
-      <w:r>
-        <w:t xml:space="preserve">3.5 What happens when an order changes or never completes?</w:t>
-      </w:r>
-    </w:p>
-    <w:p>
-      <w:pPr>
-        <w:pStyle w:val="FirstParagraph"/>
-      </w:pPr>
-      <w:r>
-        <w:rPr>
           <w:b/>
-          <w:bCs/>
         </w:rPr>
         <w:t xml:space="preserve">Questions:</w:t>
       </w:r>
@@ -2372,8 +2455,9 @@
       <w:tblPr>
         <w:tblStyle w:val="Table"/>
         <w:tblW w:w="9360" w:type="dxa"/>
+        <w:tblLook w:firstRow="1" w:lastRow="0" w:firstColumn="0" w:lastColumn="0" w:noHBand="0" w:noVBand="0" w:val="0020"/>
+        <w:jc w:val="start"/>
         <w:tblLayout w:type="fixed"/>
-        <w:tblLook w:firstRow="1" w:lastRow="0" w:firstColumn="0" w:lastColumn="0" w:noHBand="0" w:noVBand="0" w:val="0020"/>
       </w:tblPr>
       <w:tblGrid>
         <w:gridCol w:w="4402"/>
@@ -2382,13 +2466,14 @@
       <w:tr>
         <w:trPr>
           <w:cantSplit/>
-          <w:tblHeader w:val="on"/>
+          <w:tblHeader w:val="true"/>
         </w:trPr>
         <w:tc>
           <w:tcPr/>
           <w:p>
             <w:pPr>
               <w:pStyle w:val="Compact"/>
+              <w:jc w:val="left"/>
             </w:pPr>
             <w:r>
               <w:t xml:space="preserve">Situation</w:t>
@@ -2400,6 +2485,7 @@
           <w:p>
             <w:pPr>
               <w:pStyle w:val="Compact"/>
+              <w:jc w:val="left"/>
             </w:pPr>
             <w:r>
               <w:t xml:space="preserve">Recommended approach</w:t>
@@ -2416,6 +2502,7 @@
           <w:p>
             <w:pPr>
               <w:pStyle w:val="Compact"/>
+              <w:jc w:val="left"/>
             </w:pPr>
             <w:r>
               <w:t xml:space="preserve">Draft changes</w:t>
@@ -2427,6 +2514,7 @@
           <w:p>
             <w:pPr>
               <w:pStyle w:val="Compact"/>
+              <w:jc w:val="left"/>
             </w:pPr>
             <w:r>
               <w:t xml:space="preserve">Edit before release and revalidate destination requirements.</w:t>
@@ -2443,6 +2531,7 @@
           <w:p>
             <w:pPr>
               <w:pStyle w:val="Compact"/>
+              <w:jc w:val="left"/>
             </w:pPr>
             <w:r>
               <w:t xml:space="preserve">Change after transmission</w:t>
@@ -2454,6 +2543,7 @@
           <w:p>
             <w:pPr>
               <w:pStyle w:val="Compact"/>
+              <w:jc w:val="left"/>
             </w:pPr>
             <w:r>
               <w:t xml:space="preserve">Follow the destination’s amendment rules. If replacement is required, coordinate cancellation and link the replacement with</w:t>
@@ -2482,6 +2572,7 @@
           <w:p>
             <w:pPr>
               <w:pStyle w:val="Compact"/>
+              <w:jc w:val="left"/>
             </w:pPr>
             <w:r>
               <w:t xml:space="preserve">Cancellation</w:t>
@@ -2493,6 +2584,7 @@
           <w:p>
             <w:pPr>
               <w:pStyle w:val="Compact"/>
+              <w:jc w:val="left"/>
             </w:pPr>
             <w:r>
               <w:t xml:space="preserve">Use</w:t>
@@ -2524,6 +2616,7 @@
           <w:p>
             <w:pPr>
               <w:pStyle w:val="Compact"/>
+              <w:jc w:val="left"/>
             </w:pPr>
             <w:r>
               <w:t xml:space="preserve">Order entered by mistake</w:t>
@@ -2535,6 +2628,7 @@
           <w:p>
             <w:pPr>
               <w:pStyle w:val="Compact"/>
+              <w:jc w:val="left"/>
             </w:pPr>
             <w:r>
               <w:t xml:space="preserve">Use</w:t>
@@ -2563,6 +2657,7 @@
           <w:p>
             <w:pPr>
               <w:pStyle w:val="Compact"/>
+              <w:jc w:val="left"/>
             </w:pPr>
             <w:r>
               <w:t xml:space="preserve">Overdue or failed fulfillment</w:t>
@@ -2574,6 +2669,7 @@
           <w:p>
             <w:pPr>
               <w:pStyle w:val="Compact"/>
+              <w:jc w:val="left"/>
             </w:pPr>
             <w:r>
               <w:t xml:space="preserve">Create an assigned exception with a next action. Define when staff retry, contact the patient or facility, cancel, or request a new order.</w:t>
@@ -2590,6 +2686,7 @@
           <w:p>
             <w:pPr>
               <w:pStyle w:val="Compact"/>
+              <w:jc w:val="left"/>
             </w:pPr>
             <w:r>
               <w:t xml:space="preserve">Destination supports a standing order</w:t>
@@ -2601,6 +2698,7 @@
           <w:p>
             <w:pPr>
               <w:pStyle w:val="Compact"/>
+              <w:jc w:val="left"/>
             </w:pPr>
             <w:r>
               <w:t xml:space="preserve">Capture the authorized timing and validity, and track each performance and report independently. Agree how results identify the standing order and occurrence.</w:t>
@@ -2617,6 +2715,7 @@
           <w:p>
             <w:pPr>
               <w:pStyle w:val="Compact"/>
+              <w:jc w:val="left"/>
             </w:pPr>
             <w:r>
               <w:t xml:space="preserve">Each occurrence requires a new order or requisition</w:t>
@@ -2628,6 +2727,7 @@
           <w:p>
             <w:pPr>
               <w:pStyle w:val="Compact"/>
+              <w:jc w:val="left"/>
             </w:pPr>
             <w:r>
               <w:t xml:space="preserve">Create separately authorized requests for the individual occurrences. Do not reuse a completed one-time order as a recurring work queue.</w:t>
@@ -2642,16 +2742,34 @@
       </w:pPr>
       <w:r>
         <w:rPr>
+          <w:bCs/>
           <w:b/>
+        </w:rPr>
+        <w:t xml:space="preserve">Integration constraint:</w:t>
+      </w:r>
+      <w:r>
+        <w:t xml:space="preserve"> </w:t>
+      </w:r>
+      <w:r>
+        <w:t xml:space="preserve">Updating an active Health Gorilla order in Medplum does not modify it in the performing lab’s system. Do not offer an edit action that implies an external change the integration cannot perform.</w:t>
+      </w:r>
+    </w:p>
+    <w:p>
+      <w:pPr>
+        <w:pStyle w:val="BodyText"/>
+      </w:pPr>
+      <w:r>
+        <w:rPr>
           <w:bCs/>
-        </w:rPr>
-        <w:t xml:space="preserve">Integration constraint:</w:t>
-      </w:r>
-      <w:r>
-        <w:t xml:space="preserve"> </w:t>
-      </w:r>
-      <w:r>
-        <w:t xml:space="preserve">Updating an active Health Gorilla order in Medplum does not modify it in the performing lab’s system. Do not offer an edit action that implies an external change the integration cannot perform.</w:t>
+          <w:b/>
+        </w:rPr>
+        <w:t xml:space="preserve">Record:</w:t>
+      </w:r>
+      <w:r>
+        <w:t xml:space="preserve"> </w:t>
+      </w:r>
+      <w:r>
+        <w:t xml:space="preserve">Amendment/replacement rules, cancellation evidence, recurring-order model, and overdue-work owner. A timeout after sending is an uncertain outcome: reconcile the destination’s order identifier before resending. Conditional FHIR writes alone do not prevent duplicate external orders.</w:t>
       </w:r>
     </w:p>
     <w:p>
@@ -2659,30 +2777,12 @@
         <w:pStyle w:val="BodyText"/>
       </w:pPr>
       <w:r>
-        <w:rPr>
-          <w:b/>
-          <w:bCs/>
-        </w:rPr>
-        <w:t xml:space="preserve">Record:</w:t>
-      </w:r>
-      <w:r>
-        <w:t xml:space="preserve"> </w:t>
-      </w:r>
-      <w:r>
-        <w:t xml:space="preserve">Amendment/replacement rules, cancellation evidence, recurring-order model, and overdue-work owner. A timeout after sending is an uncertain outcome: reconcile the destination’s order identifier before resending. Conditional FHIR writes alone do not prevent duplicate external orders.</w:t>
-      </w:r>
-    </w:p>
-    <w:p>
-      <w:pPr>
-        <w:pStyle w:val="BodyText"/>
-      </w:pPr>
-      <w:r>
         <w:t xml:space="preserve">References:</w:t>
       </w:r>
       <w:r>
         <w:t xml:space="preserve"> </w:t>
       </w:r>
-      <w:hyperlink r:id="rId36">
+      <w:hyperlink r:id="rId47">
         <w:r>
           <w:rPr>
             <w:rStyle w:val="Hyperlink"/>
@@ -2696,7 +2796,7 @@
       <w:r>
         <w:t xml:space="preserve"> </w:t>
       </w:r>
-      <w:hyperlink r:id="rId37">
+      <w:hyperlink r:id="rId48">
         <w:r>
           <w:rPr>
             <w:rStyle w:val="Hyperlink"/>
@@ -2708,8 +2808,8 @@
         <w:t xml:space="preserve">.</w:t>
       </w:r>
     </w:p>
-    <w:bookmarkEnd w:id="38"/>
-    <w:bookmarkStart w:id="42" w:name="X5d4a924513f192b7a6dc66dfb0feaf63ede08db"/>
+    <w:bookmarkEnd w:id="49"/>
+    <w:bookmarkStart w:id="53" w:name="X5d4a924513f192b7a6dc66dfb0feaf63ede08db"/>
     <w:p>
       <w:pPr>
         <w:pStyle w:val="Heading3"/>
@@ -2724,26 +2824,26 @@
       </w:pPr>
       <w:r>
         <w:rPr>
+          <w:bCs/>
           <w:b/>
+        </w:rPr>
+        <w:t xml:space="preserve">Questions:</w:t>
+      </w:r>
+      <w:r>
+        <w:t xml:space="preserve"> </w:t>
+      </w:r>
+      <w:r>
+        <w:t xml:space="preserve">Which identifiers survive the round trip? Can reports arrive without an order? What happens on repeated messages, ambiguous matches, or missed webhooks?</w:t>
+      </w:r>
+    </w:p>
+    <w:p>
+      <w:pPr>
+        <w:pStyle w:val="BodyText"/>
+      </w:pPr>
+      <w:r>
+        <w:rPr>
           <w:bCs/>
-        </w:rPr>
-        <w:t xml:space="preserve">Questions:</w:t>
-      </w:r>
-      <w:r>
-        <w:t xml:space="preserve"> </w:t>
-      </w:r>
-      <w:r>
-        <w:t xml:space="preserve">Which identifiers survive the round trip? Can reports arrive without an order? What happens on repeated messages, ambiguous matches, or missed webhooks?</w:t>
-      </w:r>
-    </w:p>
-    <w:p>
-      <w:pPr>
-        <w:pStyle w:val="BodyText"/>
-      </w:pPr>
-      <w:r>
-        <w:rPr>
           <w:b/>
-          <w:bCs/>
         </w:rPr>
         <w:t xml:space="preserve">Recommended baseline:</w:t>
       </w:r>
@@ -2798,7 +2898,7 @@
       <w:r>
         <w:t xml:space="preserve"> </w:t>
       </w:r>
-      <w:hyperlink r:id="rId39">
+      <w:hyperlink r:id="rId50">
         <w:r>
           <w:rPr>
             <w:rStyle w:val="Hyperlink"/>
@@ -2814,8 +2914,9 @@
       <w:tblPr>
         <w:tblStyle w:val="Table"/>
         <w:tblW w:w="9360" w:type="dxa"/>
+        <w:tblLook w:firstRow="1" w:lastRow="0" w:firstColumn="0" w:lastColumn="0" w:noHBand="0" w:noVBand="0" w:val="0020"/>
+        <w:jc w:val="start"/>
         <w:tblLayout w:type="fixed"/>
-        <w:tblLook w:firstRow="1" w:lastRow="0" w:firstColumn="0" w:lastColumn="0" w:noHBand="0" w:noVBand="0" w:val="0020"/>
       </w:tblPr>
       <w:tblGrid>
         <w:gridCol w:w="4032"/>
@@ -2824,13 +2925,14 @@
       <w:tr>
         <w:trPr>
           <w:cantSplit/>
-          <w:tblHeader w:val="on"/>
+          <w:tblHeader w:val="true"/>
         </w:trPr>
         <w:tc>
           <w:tcPr/>
           <w:p>
             <w:pPr>
               <w:pStyle w:val="Compact"/>
+              <w:jc w:val="left"/>
             </w:pPr>
             <w:r>
               <w:t xml:space="preserve">Situation</w:t>
@@ -2842,6 +2944,7 @@
           <w:p>
             <w:pPr>
               <w:pStyle w:val="Compact"/>
+              <w:jc w:val="left"/>
             </w:pPr>
             <w:r>
               <w:t xml:space="preserve">Recommended approach</w:t>
@@ -2858,6 +2961,7 @@
           <w:p>
             <w:pPr>
               <w:pStyle w:val="Compact"/>
+              <w:jc w:val="left"/>
             </w:pPr>
             <w:r>
               <w:t xml:space="preserve">Known patient and order</w:t>
@@ -2869,6 +2973,7 @@
           <w:p>
             <w:pPr>
               <w:pStyle w:val="Compact"/>
+              <w:jc w:val="left"/>
             </w:pPr>
             <w:r>
               <w:t xml:space="preserve">Match using the agreed source and order identifiers; retain the identifiers needed to reconcile with the performing system.</w:t>
@@ -2885,6 +2990,7 @@
           <w:p>
             <w:pPr>
               <w:pStyle w:val="Compact"/>
+              <w:jc w:val="left"/>
             </w:pPr>
             <w:r>
               <w:t xml:space="preserve">Known patient, no local order</w:t>
@@ -2896,6 +3002,7 @@
           <w:p>
             <w:pPr>
               <w:pStyle w:val="Compact"/>
+              <w:jc w:val="left"/>
             </w:pPr>
             <w:r>
               <w:t xml:space="preserve">Retain the report without inventing an order relationship. Route it to an accountable review owner.</w:t>
@@ -2912,6 +3019,7 @@
           <w:p>
             <w:pPr>
               <w:pStyle w:val="Compact"/>
+              <w:jc w:val="left"/>
             </w:pPr>
             <w:r>
               <w:t xml:space="preserve">Unknown or ambiguous patient</w:t>
@@ -2923,6 +3031,7 @@
           <w:p>
             <w:pPr>
               <w:pStyle w:val="Compact"/>
+              <w:jc w:val="left"/>
             </w:pPr>
             <w:r>
               <w:t xml:space="preserve">Route for identity resolution. Inspect the connector’s behavior before deciding whether new patient creation is acceptable.</w:t>
@@ -2939,6 +3048,7 @@
           <w:p>
             <w:pPr>
               <w:pStyle w:val="Compact"/>
+              <w:jc w:val="left"/>
             </w:pPr>
             <w:r>
               <w:t xml:space="preserve">Duplicate delivery or replay</w:t>
@@ -2950,6 +3060,7 @@
           <w:p>
             <w:pPr>
               <w:pStyle w:val="Compact"/>
+              <w:jc w:val="left"/>
             </w:pPr>
             <w:r>
               <w:t xml:space="preserve">Use conditional create/update keyed on stable source identifiers. Distinguish a repeated event from a genuine report revision, and prevent older deliveries from overwriting newer results.</w:t>
@@ -2966,6 +3077,7 @@
           <w:p>
             <w:pPr>
               <w:pStyle w:val="Compact"/>
+              <w:jc w:val="left"/>
             </w:pPr>
             <w:r>
               <w:t xml:space="preserve">Missed delivery</w:t>
@@ -2977,6 +3089,7 @@
           <w:p>
             <w:pPr>
               <w:pStyle w:val="Compact"/>
+              <w:jc w:val="left"/>
             </w:pPr>
             <w:r>
               <w:t xml:space="preserve">Provide a reconciliation and backfill process, then review unresolved exceptions.</w:t>
@@ -3026,8 +3139,8 @@
       </w:pPr>
       <w:r>
         <w:rPr>
+          <w:bCs/>
           <w:b/>
-          <w:bCs/>
         </w:rPr>
         <w:t xml:space="preserve">Record:</w:t>
       </w:r>
@@ -3048,7 +3161,7 @@
       <w:r>
         <w:t xml:space="preserve"> </w:t>
       </w:r>
-      <w:hyperlink r:id="rId40">
+      <w:hyperlink r:id="rId51">
         <w:r>
           <w:rPr>
             <w:rStyle w:val="Hyperlink"/>
@@ -3062,7 +3175,7 @@
       <w:r>
         <w:t xml:space="preserve"> </w:t>
       </w:r>
-      <w:hyperlink r:id="rId41">
+      <w:hyperlink r:id="rId52">
         <w:r>
           <w:rPr>
             <w:rStyle w:val="Hyperlink"/>
@@ -3074,8 +3187,8 @@
         <w:t xml:space="preserve">.</w:t>
       </w:r>
     </w:p>
-    <w:bookmarkEnd w:id="42"/>
-    <w:bookmarkStart w:id="51" w:name="Xfe46f915419106c1b49f09445edb20291756595"/>
+    <w:bookmarkEnd w:id="53"/>
+    <w:bookmarkStart w:id="62" w:name="Xfe46f915419106c1b49f09445edb20291756595"/>
     <w:p>
       <w:pPr>
         <w:pStyle w:val="Heading3"/>
@@ -3090,8 +3203,8 @@
       </w:pPr>
       <w:r>
         <w:rPr>
+          <w:bCs/>
           <w:b/>
-          <w:bCs/>
         </w:rPr>
         <w:t xml:space="preserve">Questions:</w:t>
       </w:r>
@@ -3106,8 +3219,9 @@
       <w:tblPr>
         <w:tblStyle w:val="Table"/>
         <w:tblW w:w="9360" w:type="dxa"/>
+        <w:tblLook w:firstRow="1" w:lastRow="0" w:firstColumn="0" w:lastColumn="0" w:noHBand="0" w:noVBand="0" w:val="0020"/>
+        <w:jc w:val="start"/>
         <w:tblLayout w:type="fixed"/>
-        <w:tblLook w:firstRow="1" w:lastRow="0" w:firstColumn="0" w:lastColumn="0" w:noHBand="0" w:noVBand="0" w:val="0020"/>
       </w:tblPr>
       <w:tblGrid>
         <w:gridCol w:w="4611"/>
@@ -3116,13 +3230,14 @@
       <w:tr>
         <w:trPr>
           <w:cantSplit/>
-          <w:tblHeader w:val="on"/>
+          <w:tblHeader w:val="true"/>
         </w:trPr>
         <w:tc>
           <w:tcPr/>
           <w:p>
             <w:pPr>
               <w:pStyle w:val="Compact"/>
+              <w:jc w:val="left"/>
             </w:pPr>
             <w:r>
               <w:t xml:space="preserve">Need</w:t>
@@ -3134,6 +3249,7 @@
           <w:p>
             <w:pPr>
               <w:pStyle w:val="Compact"/>
+              <w:jc w:val="left"/>
             </w:pPr>
             <w:r>
               <w:t xml:space="preserve">Recommended approach</w:t>
@@ -3150,6 +3266,7 @@
           <w:p>
             <w:pPr>
               <w:pStyle w:val="Compact"/>
+              <w:jc w:val="left"/>
             </w:pPr>
             <w:r>
               <w:t xml:space="preserve">Discrete lab values and trends</w:t>
@@ -3161,6 +3278,7 @@
           <w:p>
             <w:pPr>
               <w:pStyle w:val="Compact"/>
+              <w:jc w:val="left"/>
             </w:pPr>
             <w:r>
               <w:t xml:space="preserve">Store</w:t>
@@ -3192,6 +3310,7 @@
           <w:p>
             <w:pPr>
               <w:pStyle w:val="Compact"/>
+              <w:jc w:val="left"/>
             </w:pPr>
             <w:r>
               <w:t xml:space="preserve">Report summary and lifecycle</w:t>
@@ -3203,6 +3322,7 @@
           <w:p>
             <w:pPr>
               <w:pStyle w:val="Compact"/>
+              <w:jc w:val="left"/>
             </w:pPr>
             <w:r>
               <w:t xml:space="preserve">Use</w:t>
@@ -3234,6 +3354,7 @@
           <w:p>
             <w:pPr>
               <w:pStyle w:val="Compact"/>
+              <w:jc w:val="left"/>
             </w:pPr>
             <w:r>
               <w:t xml:space="preserve">Original PDF or narrative report is sufficient</w:t>
@@ -3245,6 +3366,7 @@
           <w:p>
             <w:pPr>
               <w:pStyle w:val="Compact"/>
+              <w:jc w:val="left"/>
             </w:pPr>
             <w:r>
               <w:t xml:space="preserve">Preserve it through</w:t>
@@ -3291,6 +3413,7 @@
           <w:p>
             <w:pPr>
               <w:pStyle w:val="Compact"/>
+              <w:jc w:val="left"/>
             </w:pPr>
             <w:r>
               <w:t xml:space="preserve">PDF-only source, but trends or rules need discrete results</w:t>
@@ -3302,6 +3425,7 @@
           <w:p>
             <w:pPr>
               <w:pStyle w:val="Compact"/>
+              <w:jc w:val="left"/>
             </w:pPr>
             <w:r>
               <w:t xml:space="preserve">Add an extraction and verification workflow with source provenance. Treat extracted values as candidates until validated; a PDF attachment alone cannot support reliable numeric trends.</w:t>
@@ -3318,6 +3442,7 @@
           <w:p>
             <w:pPr>
               <w:pStyle w:val="Compact"/>
+              <w:jc w:val="left"/>
             </w:pPr>
             <w:r>
               <w:t xml:space="preserve">Imaging interpretation only</w:t>
@@ -3329,6 +3454,7 @@
           <w:p>
             <w:pPr>
               <w:pStyle w:val="Compact"/>
+              <w:jc w:val="left"/>
             </w:pPr>
             <w:r>
               <w:t xml:space="preserve">Use the report’s narrative and/or attached radiology report.</w:t>
@@ -3345,6 +3471,7 @@
           <w:p>
             <w:pPr>
               <w:pStyle w:val="Compact"/>
+              <w:jc w:val="left"/>
             </w:pPr>
             <w:r>
               <w:t xml:space="preserve">Diagnostic images and viewer access</w:t>
@@ -3356,6 +3483,7 @@
           <w:p>
             <w:pPr>
               <w:pStyle w:val="Compact"/>
+              <w:jc w:val="left"/>
             </w:pPr>
             <w:r>
               <w:t xml:space="preserve">Choose Medplum’s DICOM storage and hosted OHIF viewer, or connect an existing archive/viewer. Resolve the imaging choices below.</w:t>
@@ -3408,7 +3536,7 @@
         <w:t xml:space="preserve">.</w:t>
       </w:r>
     </w:p>
-    <w:bookmarkStart w:id="50" w:name="X4d1f02b546ed34a6c9a6f1394aeb55e08dc51f0"/>
+    <w:bookmarkStart w:id="61" w:name="X4d1f02b546ed34a6c9a6f1394aeb55e08dc51f0"/>
     <w:p>
       <w:pPr>
         <w:pStyle w:val="Heading4"/>
@@ -3423,8 +3551,8 @@
       </w:pPr>
       <w:r>
         <w:rPr>
+          <w:bCs/>
           <w:b/>
-          <w:bCs/>
         </w:rPr>
         <w:t xml:space="preserve">Questions:</w:t>
       </w:r>
@@ -3437,32 +3565,32 @@
     </w:p>
     <w:p>
       <w:pPr>
-        <w:pStyle w:val="Compact"/>
         <w:numPr>
           <w:ilvl w:val="0"/>
           <w:numId w:val="1004"/>
         </w:numPr>
-      </w:pPr>
-      <w:r>
-        <w:rPr>
+        <w:pStyle w:val="Compact"/>
+      </w:pPr>
+      <w:r>
+        <w:rPr>
+          <w:bCs/>
           <w:b/>
-          <w:bCs/>
         </w:rPr>
         <w:t xml:space="preserve">Medplum DICOM storage and hosted OHIF viewer</w:t>
       </w:r>
     </w:p>
     <w:p>
       <w:pPr>
-        <w:pStyle w:val="Compact"/>
         <w:numPr>
           <w:ilvl w:val="1"/>
           <w:numId w:val="1005"/>
         </w:numPr>
-      </w:pPr>
-      <w:r>
-        <w:rPr>
+        <w:pStyle w:val="Compact"/>
+      </w:pPr>
+      <w:r>
+        <w:rPr>
+          <w:bCs/>
           <w:b/>
-          <w:bCs/>
         </w:rPr>
         <w:t xml:space="preserve">Choose when:</w:t>
       </w:r>
@@ -3475,7 +3603,7 @@
       <w:r>
         <w:t xml:space="preserve"> </w:t>
       </w:r>
-      <w:hyperlink r:id="rId43">
+      <w:hyperlink r:id="rId54">
         <w:r>
           <w:rPr>
             <w:rStyle w:val="Hyperlink"/>
@@ -3489,16 +3617,16 @@
     </w:p>
     <w:p>
       <w:pPr>
-        <w:pStyle w:val="Compact"/>
         <w:numPr>
           <w:ilvl w:val="1"/>
           <w:numId w:val="1005"/>
         </w:numPr>
-      </w:pPr>
-      <w:r>
-        <w:rPr>
+        <w:pStyle w:val="Compact"/>
+      </w:pPr>
+      <w:r>
+        <w:rPr>
+          <w:bCs/>
           <w:b/>
-          <w:bCs/>
         </w:rPr>
         <w:t xml:space="preserve">Advantages:</w:t>
       </w:r>
@@ -3511,16 +3639,16 @@
     </w:p>
     <w:p>
       <w:pPr>
-        <w:pStyle w:val="Compact"/>
         <w:numPr>
           <w:ilvl w:val="1"/>
           <w:numId w:val="1005"/>
         </w:numPr>
-      </w:pPr>
-      <w:r>
-        <w:rPr>
+        <w:pStyle w:val="Compact"/>
+      </w:pPr>
+      <w:r>
+        <w:rPr>
+          <w:bCs/>
           <w:b/>
-          <w:bCs/>
         </w:rPr>
         <w:t xml:space="preserve">Tradeoffs:</w:t>
       </w:r>
@@ -3548,32 +3676,32 @@
     </w:p>
     <w:p>
       <w:pPr>
-        <w:pStyle w:val="Compact"/>
         <w:numPr>
           <w:ilvl w:val="0"/>
           <w:numId w:val="1004"/>
         </w:numPr>
-      </w:pPr>
-      <w:r>
-        <w:rPr>
+        <w:pStyle w:val="Compact"/>
+      </w:pPr>
+      <w:r>
+        <w:rPr>
+          <w:bCs/>
           <w:b/>
-          <w:bCs/>
         </w:rPr>
         <w:t xml:space="preserve">Existing PACS or external viewer</w:t>
       </w:r>
     </w:p>
     <w:p>
       <w:pPr>
-        <w:pStyle w:val="Compact"/>
         <w:numPr>
           <w:ilvl w:val="1"/>
           <w:numId w:val="1006"/>
         </w:numPr>
-      </w:pPr>
-      <w:r>
-        <w:rPr>
+        <w:pStyle w:val="Compact"/>
+      </w:pPr>
+      <w:r>
+        <w:rPr>
+          <w:bCs/>
           <w:b/>
-          <w:bCs/>
         </w:rPr>
         <w:t xml:space="preserve">Choose when:</w:t>
       </w:r>
@@ -3586,16 +3714,16 @@
     </w:p>
     <w:p>
       <w:pPr>
-        <w:pStyle w:val="Compact"/>
         <w:numPr>
           <w:ilvl w:val="1"/>
           <w:numId w:val="1006"/>
         </w:numPr>
-      </w:pPr>
-      <w:r>
-        <w:rPr>
+        <w:pStyle w:val="Compact"/>
+      </w:pPr>
+      <w:r>
+        <w:rPr>
+          <w:bCs/>
           <w:b/>
-          <w:bCs/>
         </w:rPr>
         <w:t xml:space="preserve">Advantages:</w:t>
       </w:r>
@@ -3608,16 +3736,16 @@
     </w:p>
     <w:p>
       <w:pPr>
-        <w:pStyle w:val="Compact"/>
         <w:numPr>
           <w:ilvl w:val="1"/>
           <w:numId w:val="1006"/>
         </w:numPr>
-      </w:pPr>
-      <w:r>
-        <w:rPr>
+        <w:pStyle w:val="Compact"/>
+      </w:pPr>
+      <w:r>
+        <w:rPr>
+          <w:bCs/>
           <w:b/>
-          <w:bCs/>
         </w:rPr>
         <w:t xml:space="preserve">Tradeoffs:</w:t>
       </w:r>
@@ -3657,32 +3785,32 @@
     </w:p>
     <w:p>
       <w:pPr>
-        <w:pStyle w:val="Compact"/>
         <w:numPr>
           <w:ilvl w:val="0"/>
           <w:numId w:val="1004"/>
         </w:numPr>
-      </w:pPr>
-      <w:r>
-        <w:rPr>
+        <w:pStyle w:val="Compact"/>
+      </w:pPr>
+      <w:r>
+        <w:rPr>
+          <w:bCs/>
           <w:b/>
-          <w:bCs/>
         </w:rPr>
         <w:t xml:space="preserve">FHIRcast context synchronization</w:t>
       </w:r>
     </w:p>
     <w:p>
       <w:pPr>
-        <w:pStyle w:val="Compact"/>
         <w:numPr>
           <w:ilvl w:val="1"/>
           <w:numId w:val="1007"/>
         </w:numPr>
-      </w:pPr>
-      <w:r>
-        <w:rPr>
+        <w:pStyle w:val="Compact"/>
+      </w:pPr>
+      <w:r>
+        <w:rPr>
+          <w:bCs/>
           <w:b/>
-          <w:bCs/>
         </w:rPr>
         <w:t xml:space="preserve">Choose when:</w:t>
       </w:r>
@@ -3695,16 +3823,16 @@
     </w:p>
     <w:p>
       <w:pPr>
-        <w:pStyle w:val="Compact"/>
         <w:numPr>
           <w:ilvl w:val="1"/>
           <w:numId w:val="1007"/>
         </w:numPr>
-      </w:pPr>
-      <w:r>
-        <w:rPr>
+        <w:pStyle w:val="Compact"/>
+      </w:pPr>
+      <w:r>
+        <w:rPr>
+          <w:bCs/>
           <w:b/>
-          <w:bCs/>
         </w:rPr>
         <w:t xml:space="preserve">Advantages:</w:t>
       </w:r>
@@ -3717,165 +3845,191 @@
     </w:p>
     <w:p>
       <w:pPr>
-        <w:pStyle w:val="Compact"/>
         <w:numPr>
           <w:ilvl w:val="1"/>
           <w:numId w:val="1007"/>
         </w:numPr>
-      </w:pPr>
-      <w:r>
-        <w:rPr>
+        <w:pStyle w:val="Compact"/>
+      </w:pPr>
+      <w:r>
+        <w:rPr>
+          <w:bCs/>
           <w:b/>
+        </w:rPr>
+        <w:t xml:space="preserve">Tradeoffs:</w:t>
+      </w:r>
+      <w:r>
+        <w:t xml:space="preserve"> </w:t>
+      </w:r>
+      <w:r>
+        <w:t xml:space="preserve">Define the shared session/topic, participating applications, and supported events. FHIRcast synchronizes context; use DICOMweb for image retrieval and persisted resources for order/result state. Each application still needs appropriate authentication and access.</w:t>
+      </w:r>
+    </w:p>
+    <w:p>
+      <w:pPr>
+        <w:pStyle w:val="FirstParagraph"/>
+      </w:pPr>
+      <w:r>
+        <w:rPr>
           <w:bCs/>
-        </w:rPr>
-        <w:t xml:space="preserve">Tradeoffs:</w:t>
-      </w:r>
-      <w:r>
-        <w:t xml:space="preserve"> </w:t>
-      </w:r>
-      <w:r>
-        <w:t xml:space="preserve">Define the shared session/topic, participating applications, and supported events. FHIRcast synchronizes context; use DICOMweb for image retrieval and persisted resources for order/result state. Each application still needs appropriate authentication and access.</w:t>
-      </w:r>
-    </w:p>
-    <w:p>
-      <w:pPr>
-        <w:pStyle w:val="FirstParagraph"/>
-      </w:pPr>
-      <w:r>
-        <w:rPr>
           <w:b/>
+        </w:rPr>
+        <w:t xml:space="preserve">Plan reconciliation explicitly:</w:t>
+      </w:r>
+      <w:r>
+        <w:t xml:space="preserve"> </w:t>
+      </w:r>
+      <w:r>
+        <w:t xml:space="preserve">Medplum stores images using its custom</w:t>
+      </w:r>
+      <w:r>
+        <w:t xml:space="preserve"> </w:t>
+      </w:r>
+      <w:r>
+        <w:rPr>
+          <w:rStyle w:val="VerbatimChar"/>
+        </w:rPr>
+        <w:t xml:space="preserve">DicomStudy</w:t>
+      </w:r>
+      <w:r>
+        <w:t xml:space="preserve">,</w:t>
+      </w:r>
+      <w:r>
+        <w:t xml:space="preserve"> </w:t>
+      </w:r>
+      <w:r>
+        <w:rPr>
+          <w:rStyle w:val="VerbatimChar"/>
+        </w:rPr>
+        <w:t xml:space="preserve">DicomSeries</w:t>
+      </w:r>
+      <w:r>
+        <w:t xml:space="preserve">, and</w:t>
+      </w:r>
+      <w:r>
+        <w:t xml:space="preserve"> </w:t>
+      </w:r>
+      <w:r>
+        <w:rPr>
+          <w:rStyle w:val="VerbatimChar"/>
+        </w:rPr>
+        <w:t xml:space="preserve">DicomInstance</w:t>
+      </w:r>
+      <w:r>
+        <w:t xml:space="preserve"> </w:t>
+      </w:r>
+      <w:r>
+        <w:t xml:space="preserve">resources and</w:t>
+      </w:r>
+      <w:r>
+        <w:t xml:space="preserve"> </w:t>
+      </w:r>
+      <w:r>
+        <w:rPr>
+          <w:rStyle w:val="VerbatimChar"/>
+        </w:rPr>
+        <w:t xml:space="preserve">Binary</w:t>
+      </w:r>
+      <w:r>
+        <w:t xml:space="preserve"> </w:t>
+      </w:r>
+      <w:r>
+        <w:t xml:space="preserve">files. These are distinct from FHIR R4</w:t>
+      </w:r>
+      <w:r>
+        <w:t xml:space="preserve"> </w:t>
+      </w:r>
+      <w:r>
+        <w:rPr>
+          <w:rStyle w:val="VerbatimChar"/>
+        </w:rPr>
+        <w:t xml:space="preserve">ImagingStudy</w:t>
+      </w:r>
+      <w:r>
+        <w:t xml:space="preserve">; ingestion does not automatically create an</w:t>
+      </w:r>
+      <w:r>
+        <w:t xml:space="preserve"> </w:t>
+      </w:r>
+      <w:r>
+        <w:rPr>
+          <w:rStyle w:val="VerbatimChar"/>
+        </w:rPr>
+        <w:t xml:space="preserve">ImagingStudy</w:t>
+      </w:r>
+      <w:r>
+        <w:t xml:space="preserve"> </w:t>
+      </w:r>
+      <w:r>
+        <w:t xml:space="preserve">or link a FHIR</w:t>
+      </w:r>
+      <w:r>
+        <w:t xml:space="preserve"> </w:t>
+      </w:r>
+      <w:r>
+        <w:rPr>
+          <w:rStyle w:val="VerbatimChar"/>
+        </w:rPr>
+        <w:t xml:space="preserve">Patient</w:t>
+      </w:r>
+      <w:r>
+        <w:t xml:space="preserve">. The DICOM</w:t>
+      </w:r>
+      <w:r>
+        <w:t xml:space="preserve"> </w:t>
+      </w:r>
+      <w:r>
+        <w:rPr>
+          <w:rStyle w:val="VerbatimChar"/>
+        </w:rPr>
+        <w:t xml:space="preserve">patientId</w:t>
+      </w:r>
+      <w:r>
+        <w:t xml:space="preserve"> </w:t>
+      </w:r>
+      <w:r>
+        <w:t xml:space="preserve">is a string, not a patient reference. Use source-aware patient and accession matching, for example in a Bot, and route ambiguous matches for review. If your workflow requires it, create the R4</w:t>
+      </w:r>
+      <w:r>
+        <w:t xml:space="preserve"> </w:t>
+      </w:r>
+      <w:r>
+        <w:rPr>
+          <w:rStyle w:val="VerbatimChar"/>
+        </w:rPr>
+        <w:t xml:space="preserve">ImagingStudy</w:t>
+      </w:r>
+      <w:r>
+        <w:t xml:space="preserve"> </w:t>
+      </w:r>
+      <w:r>
+        <w:t xml:space="preserve">and report links after reconciliation.</w:t>
+      </w:r>
+    </w:p>
+    <w:p>
+      <w:pPr>
+        <w:pStyle w:val="BodyText"/>
+      </w:pPr>
+      <w:r>
+        <w:t xml:space="preserve">Image upload and image readiness are also separate: pixel extraction runs asynchronously, so a study can appear before its frames are ready to display. Include a loading/retry path. Do not assume replaying an upload is harmless: study and series creation is conditional on DICOM UIDs, but instance creation is not. Define duplicate-instance handling for retries and backfills.</w:t>
+      </w:r>
+    </w:p>
+    <w:p>
+      <w:pPr>
+        <w:pStyle w:val="BodyText"/>
+      </w:pPr>
+      <w:r>
+        <w:rPr>
           <w:bCs/>
-        </w:rPr>
-        <w:t xml:space="preserve">Plan reconciliation explicitly:</w:t>
-      </w:r>
-      <w:r>
-        <w:t xml:space="preserve"> </w:t>
-      </w:r>
-      <w:r>
-        <w:t xml:space="preserve">Medplum stores images using its custom</w:t>
-      </w:r>
-      <w:r>
-        <w:t xml:space="preserve"> </w:t>
-      </w:r>
-      <w:r>
-        <w:rPr>
-          <w:rStyle w:val="VerbatimChar"/>
-        </w:rPr>
-        <w:t xml:space="preserve">DicomStudy</w:t>
-      </w:r>
-      <w:r>
-        <w:t xml:space="preserve">,</w:t>
-      </w:r>
-      <w:r>
-        <w:t xml:space="preserve"> </w:t>
-      </w:r>
-      <w:r>
-        <w:rPr>
-          <w:rStyle w:val="VerbatimChar"/>
-        </w:rPr>
-        <w:t xml:space="preserve">DicomSeries</w:t>
-      </w:r>
-      <w:r>
-        <w:t xml:space="preserve">, and</w:t>
-      </w:r>
-      <w:r>
-        <w:t xml:space="preserve"> </w:t>
-      </w:r>
-      <w:r>
-        <w:rPr>
-          <w:rStyle w:val="VerbatimChar"/>
-        </w:rPr>
-        <w:t xml:space="preserve">DicomInstance</w:t>
-      </w:r>
-      <w:r>
-        <w:t xml:space="preserve"> </w:t>
-      </w:r>
-      <w:r>
-        <w:t xml:space="preserve">resources and</w:t>
-      </w:r>
-      <w:r>
-        <w:t xml:space="preserve"> </w:t>
-      </w:r>
-      <w:r>
-        <w:rPr>
-          <w:rStyle w:val="VerbatimChar"/>
-        </w:rPr>
-        <w:t xml:space="preserve">Binary</w:t>
-      </w:r>
-      <w:r>
-        <w:t xml:space="preserve"> </w:t>
-      </w:r>
-      <w:r>
-        <w:t xml:space="preserve">files. These are distinct from FHIR R4</w:t>
-      </w:r>
-      <w:r>
-        <w:t xml:space="preserve"> </w:t>
-      </w:r>
-      <w:r>
-        <w:rPr>
-          <w:rStyle w:val="VerbatimChar"/>
-        </w:rPr>
-        <w:t xml:space="preserve">ImagingStudy</w:t>
-      </w:r>
-      <w:r>
-        <w:t xml:space="preserve">; ingestion does not automatically create an</w:t>
-      </w:r>
-      <w:r>
-        <w:t xml:space="preserve"> </w:t>
-      </w:r>
-      <w:r>
-        <w:rPr>
-          <w:rStyle w:val="VerbatimChar"/>
-        </w:rPr>
-        <w:t xml:space="preserve">ImagingStudy</w:t>
-      </w:r>
-      <w:r>
-        <w:t xml:space="preserve"> </w:t>
-      </w:r>
-      <w:r>
-        <w:t xml:space="preserve">or link a FHIR</w:t>
-      </w:r>
-      <w:r>
-        <w:t xml:space="preserve"> </w:t>
-      </w:r>
-      <w:r>
-        <w:rPr>
-          <w:rStyle w:val="VerbatimChar"/>
-        </w:rPr>
-        <w:t xml:space="preserve">Patient</w:t>
-      </w:r>
-      <w:r>
-        <w:t xml:space="preserve">. The DICOM</w:t>
-      </w:r>
-      <w:r>
-        <w:t xml:space="preserve"> </w:t>
-      </w:r>
-      <w:r>
-        <w:rPr>
-          <w:rStyle w:val="VerbatimChar"/>
-        </w:rPr>
-        <w:t xml:space="preserve">patientId</w:t>
-      </w:r>
-      <w:r>
-        <w:t xml:space="preserve"> </w:t>
-      </w:r>
-      <w:r>
-        <w:t xml:space="preserve">is a string, not a patient reference. Use source-aware patient and accession matching, for example in a Bot, and route ambiguous matches for review. If your workflow requires it, create the R4</w:t>
-      </w:r>
-      <w:r>
-        <w:t xml:space="preserve"> </w:t>
-      </w:r>
-      <w:r>
-        <w:rPr>
-          <w:rStyle w:val="VerbatimChar"/>
-        </w:rPr>
-        <w:t xml:space="preserve">ImagingStudy</w:t>
-      </w:r>
-      <w:r>
-        <w:t xml:space="preserve"> </w:t>
-      </w:r>
-      <w:r>
-        <w:t xml:space="preserve">and report links after reconciliation.</w:t>
+          <w:b/>
+        </w:rPr>
+        <w:t xml:space="preserve">Record:</w:t>
+      </w:r>
+      <w:r>
+        <w:t xml:space="preserve"> </w:t>
+      </w:r>
+      <w:r>
+        <w:t xml:space="preserve">Required result formats, archive/viewer ownership, supported imaging operations, patient/order reconciliation, and whether context synchronization is needed.</w:t>
       </w:r>
     </w:p>
     <w:p>
@@ -3883,38 +4037,12 @@
         <w:pStyle w:val="BodyText"/>
       </w:pPr>
       <w:r>
-        <w:t xml:space="preserve">Image upload and image readiness are also separate: pixel extraction runs asynchronously, so a study can appear before its frames are ready to display. Include a loading/retry path. Do not assume replaying an upload is harmless: study and series creation is conditional on DICOM UIDs, but instance creation is not. Define duplicate-instance handling for retries and backfills.</w:t>
-      </w:r>
-    </w:p>
-    <w:p>
-      <w:pPr>
-        <w:pStyle w:val="BodyText"/>
-      </w:pPr>
-      <w:r>
-        <w:rPr>
-          <w:b/>
-          <w:bCs/>
-        </w:rPr>
-        <w:t xml:space="preserve">Record:</w:t>
-      </w:r>
-      <w:r>
-        <w:t xml:space="preserve"> </w:t>
-      </w:r>
-      <w:r>
-        <w:t xml:space="preserve">Required result formats, archive/viewer ownership, supported imaging operations, patient/order reconciliation, and whether context synchronization is needed.</w:t>
-      </w:r>
-    </w:p>
-    <w:p>
-      <w:pPr>
-        <w:pStyle w:val="BodyText"/>
-      </w:pPr>
-      <w:r>
         <w:t xml:space="preserve">References:</w:t>
       </w:r>
       <w:r>
         <w:t xml:space="preserve"> </w:t>
       </w:r>
-      <w:hyperlink r:id="rId14">
+      <w:hyperlink r:id="rId25">
         <w:r>
           <w:rPr>
             <w:rStyle w:val="Hyperlink"/>
@@ -3928,7 +4056,7 @@
       <w:r>
         <w:t xml:space="preserve"> </w:t>
       </w:r>
-      <w:hyperlink r:id="rId44">
+      <w:hyperlink r:id="rId55">
         <w:r>
           <w:rPr>
             <w:rStyle w:val="Hyperlink"/>
@@ -3942,7 +4070,7 @@
       <w:r>
         <w:t xml:space="preserve"> </w:t>
       </w:r>
-      <w:hyperlink r:id="rId45">
+      <w:hyperlink r:id="rId56">
         <w:r>
           <w:rPr>
             <w:rStyle w:val="Hyperlink"/>
@@ -3956,7 +4084,7 @@
       <w:r>
         <w:t xml:space="preserve"> </w:t>
       </w:r>
-      <w:hyperlink r:id="rId46">
+      <w:hyperlink r:id="rId57">
         <w:r>
           <w:rPr>
             <w:rStyle w:val="Hyperlink"/>
@@ -3970,7 +4098,7 @@
       <w:r>
         <w:t xml:space="preserve"> </w:t>
       </w:r>
-      <w:hyperlink r:id="rId47">
+      <w:hyperlink r:id="rId58">
         <w:r>
           <w:rPr>
             <w:rStyle w:val="Hyperlink"/>
@@ -3984,7 +4112,7 @@
       <w:r>
         <w:t xml:space="preserve"> </w:t>
       </w:r>
-      <w:hyperlink r:id="rId48">
+      <w:hyperlink r:id="rId59">
         <w:r>
           <w:rPr>
             <w:rStyle w:val="Hyperlink"/>
@@ -3998,7 +4126,7 @@
       <w:r>
         <w:t xml:space="preserve"> </w:t>
       </w:r>
-      <w:hyperlink r:id="rId49">
+      <w:hyperlink r:id="rId60">
         <w:r>
           <w:rPr>
             <w:rStyle w:val="Hyperlink"/>
@@ -4010,9 +4138,9 @@
         <w:t xml:space="preserve">.</w:t>
       </w:r>
     </w:p>
-    <w:bookmarkEnd w:id="50"/>
-    <w:bookmarkEnd w:id="51"/>
-    <w:bookmarkStart w:id="54" w:name="Xdef0a52060b3305c16642c5fe6ea1d75f89b596"/>
+    <w:bookmarkEnd w:id="61"/>
+    <w:bookmarkEnd w:id="62"/>
+    <w:bookmarkStart w:id="65" w:name="Xdef0a52060b3305c16642c5fe6ea1d75f89b596"/>
     <w:p>
       <w:pPr>
         <w:pStyle w:val="Heading3"/>
@@ -4027,26 +4155,26 @@
       </w:pPr>
       <w:r>
         <w:rPr>
+          <w:bCs/>
           <w:b/>
+        </w:rPr>
+        <w:t xml:space="preserve">Questions:</w:t>
+      </w:r>
+      <w:r>
+        <w:t xml:space="preserve"> </w:t>
+      </w:r>
+      <w:r>
+        <w:t xml:space="preserve">Who reviews routine and critical results? Who covers absences? When are patients notified? How are follow-up actions tracked? Does a correction require another review?</w:t>
+      </w:r>
+    </w:p>
+    <w:p>
+      <w:pPr>
+        <w:pStyle w:val="BodyText"/>
+      </w:pPr>
+      <w:r>
+        <w:rPr>
           <w:bCs/>
-        </w:rPr>
-        <w:t xml:space="preserve">Questions:</w:t>
-      </w:r>
-      <w:r>
-        <w:t xml:space="preserve"> </w:t>
-      </w:r>
-      <w:r>
-        <w:t xml:space="preserve">Who reviews routine and critical results? Who covers absences? When are patients notified? How are follow-up actions tracked? Does a correction require another review?</w:t>
-      </w:r>
-    </w:p>
-    <w:p>
-      <w:pPr>
-        <w:pStyle w:val="BodyText"/>
-      </w:pPr>
-      <w:r>
-        <w:rPr>
           <w:b/>
-          <w:bCs/>
         </w:rPr>
         <w:t xml:space="preserve">Recommended baseline:</w:t>
       </w:r>
@@ -4076,8 +4204,9 @@
       <w:tblPr>
         <w:tblStyle w:val="Table"/>
         <w:tblW w:w="9360" w:type="dxa"/>
+        <w:tblLook w:firstRow="1" w:lastRow="0" w:firstColumn="0" w:lastColumn="0" w:noHBand="0" w:noVBand="0" w:val="0020"/>
+        <w:jc w:val="start"/>
         <w:tblLayout w:type="fixed"/>
-        <w:tblLook w:firstRow="1" w:lastRow="0" w:firstColumn="0" w:lastColumn="0" w:noHBand="0" w:noVBand="0" w:val="0020"/>
       </w:tblPr>
       <w:tblGrid>
         <w:gridCol w:w="4702"/>
@@ -4086,13 +4215,14 @@
       <w:tr>
         <w:trPr>
           <w:cantSplit/>
-          <w:tblHeader w:val="on"/>
+          <w:tblHeader w:val="true"/>
         </w:trPr>
         <w:tc>
           <w:tcPr/>
           <w:p>
             <w:pPr>
               <w:pStyle w:val="Compact"/>
+              <w:jc w:val="left"/>
             </w:pPr>
             <w:r>
               <w:t xml:space="preserve">Requirement</w:t>
@@ -4104,6 +4234,7 @@
           <w:p>
             <w:pPr>
               <w:pStyle w:val="Compact"/>
+              <w:jc w:val="left"/>
             </w:pPr>
             <w:r>
               <w:t xml:space="preserve">Suggested application pattern</w:t>
@@ -4120,6 +4251,7 @@
           <w:p>
             <w:pPr>
               <w:pStyle w:val="Compact"/>
+              <w:jc w:val="left"/>
             </w:pPr>
             <w:r>
               <w:t xml:space="preserve">One reviewer, no separate queue required</w:t>
@@ -4131,6 +4263,7 @@
           <w:p>
             <w:pPr>
               <w:pStyle w:val="Compact"/>
+              <w:jc w:val="left"/>
             </w:pPr>
             <w:r>
               <w:t xml:space="preserve">Record acknowledgment and the report version reviewed in your clinical workflow, for example with</w:t>
@@ -4159,6 +4292,7 @@
           <w:p>
             <w:pPr>
               <w:pStyle w:val="Compact"/>
+              <w:jc w:val="left"/>
             </w:pPr>
             <w:r>
               <w:t xml:space="preserve">Assigned work, coverage, or overdue review must be tracked</w:t>
@@ -4170,6 +4304,7 @@
           <w:p>
             <w:pPr>
               <w:pStyle w:val="Compact"/>
+              <w:jc w:val="left"/>
             </w:pPr>
             <w:r>
               <w:t xml:space="preserve">Create a</w:t>
@@ -4213,6 +4348,7 @@
           <w:p>
             <w:pPr>
               <w:pStyle w:val="Compact"/>
+              <w:jc w:val="left"/>
             </w:pPr>
             <w:r>
               <w:t xml:space="preserve">Covering clinician or unassigned result</w:t>
@@ -4224,6 +4360,7 @@
           <w:p>
             <w:pPr>
               <w:pStyle w:val="Compact"/>
+              <w:jc w:val="left"/>
             </w:pPr>
             <w:r>
               <w:t xml:space="preserve">Route through a defined coverage rule and fallback queue. Avoid leaving ownership implicit in the ordering clinician field.</w:t>
@@ -4240,6 +4377,7 @@
           <w:p>
             <w:pPr>
               <w:pStyle w:val="Compact"/>
+              <w:jc w:val="left"/>
             </w:pPr>
             <w:r>
               <w:t xml:space="preserve">Critical-result escalation</w:t>
@@ -4251,6 +4389,7 @@
           <w:p>
             <w:pPr>
               <w:pStyle w:val="Compact"/>
+              <w:jc w:val="left"/>
             </w:pPr>
             <w:r>
               <w:t xml:space="preserve">Implement the clinical team’s escalation and acknowledgment policy, including coverage and unresolved alerts. An abnormal flag is input to that workflow.</w:t>
@@ -4267,6 +4406,7 @@
           <w:p>
             <w:pPr>
               <w:pStyle w:val="Compact"/>
+              <w:jc w:val="left"/>
             </w:pPr>
             <w:r>
               <w:t xml:space="preserve">Patient communication</w:t>
@@ -4278,6 +4418,7 @@
           <w:p>
             <w:pPr>
               <w:pStyle w:val="Compact"/>
+              <w:jc w:val="left"/>
             </w:pPr>
             <w:r>
               <w:t xml:space="preserve">Define release and communication rules with the responsible team. Track communication separately from reviewing the result.</w:t>
@@ -4294,6 +4435,7 @@
           <w:p>
             <w:pPr>
               <w:pStyle w:val="Compact"/>
+              <w:jc w:val="left"/>
             </w:pPr>
             <w:r>
               <w:t xml:space="preserve">Follow-up testing, visit, or referral</w:t>
@@ -4305,6 +4447,7 @@
           <w:p>
             <w:pPr>
               <w:pStyle w:val="Compact"/>
+              <w:jc w:val="left"/>
             </w:pPr>
             <w:r>
               <w:t xml:space="preserve">Create the appropriate follow-up resource and assigned work; define whether it must complete before the original review work closes.</w:t>
@@ -4321,6 +4464,7 @@
           <w:p>
             <w:pPr>
               <w:pStyle w:val="Compact"/>
+              <w:jc w:val="left"/>
             </w:pPr>
             <w:r>
               <w:t xml:space="preserve">Amended or corrected report</w:t>
@@ -4332,6 +4476,7 @@
           <w:p>
             <w:pPr>
               <w:pStyle w:val="Compact"/>
+              <w:jc w:val="left"/>
             </w:pPr>
             <w:r>
               <w:t xml:space="preserve">Reopen or create review work according to the correction policy, retaining which earlier version was reviewed and communicated.</w:t>
@@ -4354,8 +4499,8 @@
       </w:pPr>
       <w:r>
         <w:rPr>
+          <w:bCs/>
           <w:b/>
-          <w:bCs/>
         </w:rPr>
         <w:t xml:space="preserve">Record:</w:t>
       </w:r>
@@ -4376,7 +4521,7 @@
       <w:r>
         <w:t xml:space="preserve"> </w:t>
       </w:r>
-      <w:hyperlink r:id="rId52">
+      <w:hyperlink r:id="rId63">
         <w:r>
           <w:rPr>
             <w:rStyle w:val="Hyperlink"/>
@@ -4390,7 +4535,7 @@
       <w:r>
         <w:t xml:space="preserve"> </w:t>
       </w:r>
-      <w:hyperlink r:id="rId53">
+      <w:hyperlink r:id="rId64">
         <w:r>
           <w:rPr>
             <w:rStyle w:val="Hyperlink"/>
@@ -4402,8 +4547,8 @@
         <w:t xml:space="preserve">.</w:t>
       </w:r>
     </w:p>
-    <w:bookmarkEnd w:id="54"/>
-    <w:bookmarkStart w:id="56" w:name="X5163d563faf0fc25a9826cc95ffdb676310cfbb"/>
+    <w:bookmarkEnd w:id="65"/>
+    <w:bookmarkStart w:id="67" w:name="X5163d563faf0fc25a9826cc95ffdb676310cfbb"/>
     <w:p>
       <w:pPr>
         <w:pStyle w:val="Heading3"/>
@@ -4418,16 +4563,100 @@
       </w:pPr>
       <w:r>
         <w:rPr>
+          <w:bCs/>
           <w:b/>
+        </w:rPr>
+        <w:t xml:space="preserve">Questions:</w:t>
+      </w:r>
+      <w:r>
+        <w:t xml:space="preserve"> </w:t>
+      </w:r>
+      <w:r>
+        <w:t xml:space="preserve">Which organizations share patients? Can ordering and covering clinicians see the same results? What can collection staff, integration services, and patients read or change? Who owns failed sends and unresolved matches?</w:t>
+      </w:r>
+    </w:p>
+    <w:p>
+      <w:pPr>
+        <w:pStyle w:val="BodyText"/>
+      </w:pPr>
+      <w:r>
+        <w:t xml:space="preserve">Enforce access with</w:t>
+      </w:r>
+      <w:r>
+        <w:t xml:space="preserve"> </w:t>
+      </w:r>
+      <w:r>
+        <w:rPr>
+          <w:rStyle w:val="VerbatimChar"/>
+        </w:rPr>
+        <w:t xml:space="preserve">AccessPolicy</w:t>
+      </w:r>
+      <w:r>
+        <w:t xml:space="preserve"> </w:t>
+      </w:r>
+      <w:r>
+        <w:t xml:space="preserve">and</w:t>
+      </w:r>
+      <w:r>
+        <w:t xml:space="preserve"> </w:t>
+      </w:r>
+      <w:r>
+        <w:rPr>
+          <w:rStyle w:val="VerbatimChar"/>
+        </w:rPr>
+        <w:t xml:space="preserve">ProjectMembership</w:t>
+      </w:r>
+      <w:r>
+        <w:t xml:space="preserve">. Give each patient-specific resource its own applicable patient reference; access does not propagate merely because a resource links to an order or report. Include documents and their Binary security context in that design.</w:t>
+      </w:r>
+    </w:p>
+    <w:p>
+      <w:pPr>
+        <w:pStyle w:val="BodyText"/>
+      </w:pPr>
+      <w:r>
+        <w:t xml:space="preserve">For Medplum DICOM storage, explicitly design and test access to the DICOM resources and image binaries. Matching a DICOM patient ID or creating an</w:t>
+      </w:r>
+      <w:r>
+        <w:t xml:space="preserve"> </w:t>
+      </w:r>
+      <w:r>
+        <w:rPr>
+          <w:rStyle w:val="VerbatimChar"/>
+        </w:rPr>
+        <w:t xml:space="preserve">ImagingStudy</w:t>
+      </w:r>
+      <w:r>
+        <w:t xml:space="preserve"> </w:t>
+      </w:r>
+      <w:r>
+        <w:t xml:space="preserve">link does not automatically establish patient-compartment access for the stored images.</w:t>
+      </w:r>
+    </w:p>
+    <w:p>
+      <w:pPr>
+        <w:pStyle w:val="BodyText"/>
+      </w:pPr>
+      <w:r>
+        <w:t xml:space="preserve">Define separate operational ownership for transmission failures, identity exceptions, overdue fulfillment, and unreviewed results. Each queue needs an owner and a resolution action.</w:t>
+      </w:r>
+    </w:p>
+    <w:p>
+      <w:pPr>
+        <w:pStyle w:val="BodyText"/>
+      </w:pPr>
+      <w:r>
+        <w:rPr>
           <w:bCs/>
-        </w:rPr>
-        <w:t xml:space="preserve">Questions:</w:t>
-      </w:r>
-      <w:r>
-        <w:t xml:space="preserve"> </w:t>
-      </w:r>
-      <w:r>
-        <w:t xml:space="preserve">Which organizations share patients? Can ordering and covering clinicians see the same results? What can collection staff, integration services, and patients read or change? Who owns failed sends and unresolved matches?</w:t>
+          <w:b/>
+        </w:rPr>
+        <w:t xml:space="preserve">Record:</w:t>
+      </w:r>
+      <w:r>
+        <w:t xml:space="preserve"> </w:t>
+      </w:r>
+      <w:r>
+        <w:t xml:space="preserve">Access boundaries and owners for each exception queue.</w:t>
       </w:r>
     </w:p>
     <w:p>
@@ -4435,96 +4664,12 @@
         <w:pStyle w:val="BodyText"/>
       </w:pPr>
       <w:r>
-        <w:t xml:space="preserve">Enforce access with</w:t>
-      </w:r>
-      <w:r>
-        <w:t xml:space="preserve"> </w:t>
-      </w:r>
-      <w:r>
-        <w:rPr>
-          <w:rStyle w:val="VerbatimChar"/>
-        </w:rPr>
-        <w:t xml:space="preserve">AccessPolicy</w:t>
-      </w:r>
-      <w:r>
-        <w:t xml:space="preserve"> </w:t>
-      </w:r>
-      <w:r>
-        <w:t xml:space="preserve">and</w:t>
-      </w:r>
-      <w:r>
-        <w:t xml:space="preserve"> </w:t>
-      </w:r>
-      <w:r>
-        <w:rPr>
-          <w:rStyle w:val="VerbatimChar"/>
-        </w:rPr>
-        <w:t xml:space="preserve">ProjectMembership</w:t>
-      </w:r>
-      <w:r>
-        <w:t xml:space="preserve">. Give each patient-specific resource its own applicable patient reference; access does not propagate merely because a resource links to an order or report. Include documents and their Binary security context in that design.</w:t>
-      </w:r>
-    </w:p>
-    <w:p>
-      <w:pPr>
-        <w:pStyle w:val="BodyText"/>
-      </w:pPr>
-      <w:r>
-        <w:t xml:space="preserve">For Medplum DICOM storage, explicitly design and test access to the DICOM resources and image binaries. Matching a DICOM patient ID or creating an</w:t>
-      </w:r>
-      <w:r>
-        <w:t xml:space="preserve"> </w:t>
-      </w:r>
-      <w:r>
-        <w:rPr>
-          <w:rStyle w:val="VerbatimChar"/>
-        </w:rPr>
-        <w:t xml:space="preserve">ImagingStudy</w:t>
-      </w:r>
-      <w:r>
-        <w:t xml:space="preserve"> </w:t>
-      </w:r>
-      <w:r>
-        <w:t xml:space="preserve">link does not automatically establish patient-compartment access for the stored images.</w:t>
-      </w:r>
-    </w:p>
-    <w:p>
-      <w:pPr>
-        <w:pStyle w:val="BodyText"/>
-      </w:pPr>
-      <w:r>
-        <w:t xml:space="preserve">Define separate operational ownership for transmission failures, identity exceptions, overdue fulfillment, and unreviewed results. Each queue needs an owner and a resolution action.</w:t>
-      </w:r>
-    </w:p>
-    <w:p>
-      <w:pPr>
-        <w:pStyle w:val="BodyText"/>
-      </w:pPr>
-      <w:r>
-        <w:rPr>
-          <w:b/>
-          <w:bCs/>
-        </w:rPr>
-        <w:t xml:space="preserve">Record:</w:t>
-      </w:r>
-      <w:r>
-        <w:t xml:space="preserve"> </w:t>
-      </w:r>
-      <w:r>
-        <w:t xml:space="preserve">Access boundaries and owners for each exception queue.</w:t>
-      </w:r>
-    </w:p>
-    <w:p>
-      <w:pPr>
-        <w:pStyle w:val="BodyText"/>
-      </w:pPr>
-      <w:r>
         <w:t xml:space="preserve">Reference:</w:t>
       </w:r>
       <w:r>
         <w:t xml:space="preserve"> </w:t>
       </w:r>
-      <w:hyperlink r:id="rId55">
+      <w:hyperlink r:id="rId66">
         <w:r>
           <w:rPr>
             <w:rStyle w:val="Hyperlink"/>
@@ -4536,9 +4681,9 @@
         <w:t xml:space="preserve">.</w:t>
       </w:r>
     </w:p>
-    <w:bookmarkEnd w:id="56"/>
-    <w:bookmarkEnd w:id="57"/>
-    <w:bookmarkStart w:id="58" w:name="before-you-implement"/>
+    <w:bookmarkEnd w:id="67"/>
+    <w:bookmarkEnd w:id="68"/>
+    <w:bookmarkStart w:id="69" w:name="before-you-implement"/>
     <w:p>
       <w:pPr>
         <w:pStyle w:val="Heading2"/>
@@ -4557,11 +4702,11 @@
     </w:p>
     <w:p>
       <w:pPr>
-        <w:pStyle w:val="Compact"/>
         <w:numPr>
           <w:ilvl w:val="0"/>
           <w:numId w:val="1008"/>
         </w:numPr>
+        <w:pStyle w:val="Compact"/>
       </w:pPr>
       <w:r>
         <w:t xml:space="preserve">Services, facilities, integration paths, and supported message types.</w:t>
@@ -4569,11 +4714,11 @@
     </w:p>
     <w:p>
       <w:pPr>
-        <w:pStyle w:val="Compact"/>
         <w:numPr>
           <w:ilvl w:val="0"/>
           <w:numId w:val="1008"/>
         </w:numPr>
+        <w:pStyle w:val="Compact"/>
       </w:pPr>
       <w:r>
         <w:t xml:space="preserve">Catalog owner, ordering permissions, required information, and release rules.</w:t>
@@ -4581,11 +4726,11 @@
     </w:p>
     <w:p>
       <w:pPr>
-        <w:pStyle w:val="Compact"/>
         <w:numPr>
           <w:ilvl w:val="0"/>
           <w:numId w:val="1008"/>
         </w:numPr>
+        <w:pStyle w:val="Compact"/>
       </w:pPr>
       <w:r>
         <w:t xml:space="preserve">Collection or scheduling responsibilities and completion evidence.</w:t>
@@ -4593,11 +4738,11 @@
     </w:p>
     <w:p>
       <w:pPr>
-        <w:pStyle w:val="Compact"/>
         <w:numPr>
           <w:ilvl w:val="0"/>
           <w:numId w:val="1008"/>
         </w:numPr>
+        <w:pStyle w:val="Compact"/>
       </w:pPr>
       <w:r>
         <w:t xml:space="preserve">Identifier mapping, result matching, correction handling, and recovery rules.</w:t>
@@ -4605,11 +4750,11 @@
     </w:p>
     <w:p>
       <w:pPr>
-        <w:pStyle w:val="Compact"/>
         <w:numPr>
           <w:ilvl w:val="0"/>
           <w:numId w:val="1008"/>
         </w:numPr>
+        <w:pStyle w:val="Compact"/>
       </w:pPr>
       <w:r>
         <w:t xml:space="preserve">Image storage, viewer, context synchronization, and image-access boundaries when in scope.</w:t>
@@ -4617,11 +4762,11 @@
     </w:p>
     <w:p>
       <w:pPr>
-        <w:pStyle w:val="Compact"/>
         <w:numPr>
           <w:ilvl w:val="0"/>
           <w:numId w:val="1008"/>
         </w:numPr>
+        <w:pStyle w:val="Compact"/>
       </w:pPr>
       <w:r>
         <w:t xml:space="preserve">Review, coverage, patient communication, and follow-up ownership.</w:t>
@@ -4629,11 +4774,11 @@
     </w:p>
     <w:p>
       <w:pPr>
-        <w:pStyle w:val="Compact"/>
         <w:numPr>
           <w:ilvl w:val="0"/>
           <w:numId w:val="1008"/>
         </w:numPr>
+        <w:pStyle w:val="Compact"/>
       </w:pPr>
       <w:r>
         <w:t xml:space="preserve">Access boundaries and the definition of a closed diagnostic workflow.</w:t>
@@ -4647,8 +4792,8 @@
         <w:t xml:space="preserve">Walk through a routine lab order, an imaging order, a rejected or cancelled order, an unmatched result, a corrected report after review, and an absent reviewer. The design should make the next action and its owner clear in each case.</w:t>
       </w:r>
     </w:p>
-    <w:bookmarkEnd w:id="58"/>
-    <w:bookmarkEnd w:id="59"/>
+    <w:bookmarkEnd w:id="69"/>
+    <w:bookmarkEnd w:id="70"/>
     <w:sectPr>
       <w:pgSz w:h="15840" w:w="12240"/>
       <w:pgMar w:bottom="1440" w:footer="720" w:gutter="0" w:header="720" w:left="1440" w:right="1440" w:top="1440"/>
@@ -4686,14 +4831,14 @@
 <file path=word/numbering.xml><?xml version="1.0" encoding="utf-8"?>
 <w:numbering xmlns:w="http://schemas.openxmlformats.org/wordprocessingml/2006/main">
   <w:abstractNum w:abstractNumId="990">
-    <w:nsid w:val="0000A990"/>
+    <w:nsid w:val="A990"/>
     <w:multiLevelType w:val="multilevel"/>
     <w:lvl w:ilvl="0">
       <w:numFmt w:val="bullet"/>
       <w:lvlText w:val=" "/>
       <w:lvlJc w:val="left"/>
       <w:pPr>
-        <w:ind w:left="720" w:hanging="360"/>
+        <w:ind w:left="720" w:hanging="480"/>
       </w:pPr>
     </w:lvl>
     <w:lvl w:ilvl="1">
@@ -4701,7 +4846,7 @@
       <w:lvlText w:val=" "/>
       <w:lvlJc w:val="left"/>
       <w:pPr>
-        <w:ind w:left="1440" w:hanging="360"/>
+        <w:ind w:left="1440" w:hanging="480"/>
       </w:pPr>
     </w:lvl>
     <w:lvl w:ilvl="2">
@@ -4709,7 +4854,7 @@
       <w:lvlText w:val=" "/>
       <w:lvlJc w:val="left"/>
       <w:pPr>
-        <w:ind w:left="2160" w:hanging="360"/>
+        <w:ind w:left="2160" w:hanging="480"/>
       </w:pPr>
     </w:lvl>
     <w:lvl w:ilvl="3">
@@ -4717,7 +4862,7 @@
       <w:lvlText w:val=" "/>
       <w:lvlJc w:val="left"/>
       <w:pPr>
-        <w:ind w:left="2880" w:hanging="360"/>
+        <w:ind w:left="2880" w:hanging="480"/>
       </w:pPr>
     </w:lvl>
     <w:lvl w:ilvl="4">
@@ -4725,7 +4870,7 @@
       <w:lvlText w:val=" "/>
       <w:lvlJc w:val="left"/>
       <w:pPr>
-        <w:ind w:left="3600" w:hanging="360"/>
+        <w:ind w:left="3600" w:hanging="480"/>
       </w:pPr>
     </w:lvl>
     <w:lvl w:ilvl="5">
@@ -4733,7 +4878,7 @@
       <w:lvlText w:val=" "/>
       <w:lvlJc w:val="left"/>
       <w:pPr>
-        <w:ind w:left="4320" w:hanging="360"/>
+        <w:ind w:left="4320" w:hanging="480"/>
       </w:pPr>
     </w:lvl>
     <w:lvl w:ilvl="6">
@@ -4741,7 +4886,7 @@
       <w:lvlText w:val=" "/>
       <w:lvlJc w:val="left"/>
       <w:pPr>
-        <w:ind w:left="5040" w:hanging="360"/>
+        <w:ind w:left="5040" w:hanging="480"/>
       </w:pPr>
     </w:lvl>
     <w:lvl w:ilvl="7">
@@ -4749,7 +4894,7 @@
       <w:lvlText w:val=" "/>
       <w:lvlJc w:val="left"/>
       <w:pPr>
-        <w:ind w:left="5760" w:hanging="360"/>
+        <w:ind w:left="5760" w:hanging="480"/>
       </w:pPr>
     </w:lvl>
     <w:lvl w:ilvl="8">
@@ -4757,111 +4902,84 @@
       <w:lvlText w:val=" "/>
       <w:lvlJc w:val="left"/>
       <w:pPr>
-        <w:ind w:left="6480" w:hanging="360"/>
+        <w:ind w:left="6480" w:hanging="480"/>
       </w:pPr>
     </w:lvl>
   </w:abstractNum>
   <w:abstractNum w:abstractNumId="991">
-    <w:nsid w:val="0000A991"/>
+    <w:nsid w:val="A991"/>
     <w:multiLevelType w:val="multilevel"/>
     <w:lvl w:ilvl="0">
       <w:numFmt w:val="bullet"/>
-      <w:lvlText w:val=""/>
+      <w:lvlText w:val="•"/>
       <w:lvlJc w:val="left"/>
       <w:pPr>
-        <w:ind w:left="720" w:hanging="360"/>
-      </w:pPr>
-      <w:rPr>
-        <w:rFonts w:ascii="Symbol" w:hAnsi="Symbol" w:cs="Symbol" w:hint="default"/>
-      </w:rPr>
+        <w:ind w:left="720" w:hanging="480"/>
+      </w:pPr>
     </w:lvl>
     <w:lvl w:ilvl="1">
       <w:numFmt w:val="bullet"/>
-      <w:lvlText w:val="o"/>
+      <w:lvlText w:val="–"/>
       <w:lvlJc w:val="left"/>
       <w:pPr>
-        <w:ind w:left="1440" w:hanging="360"/>
-      </w:pPr>
-      <w:rPr>
-        <w:rFonts w:ascii="Courier New" w:hAnsi="Courier New" w:cs="Courier New" w:hint="default"/>
-      </w:rPr>
+        <w:ind w:left="1440" w:hanging="480"/>
+      </w:pPr>
     </w:lvl>
     <w:lvl w:ilvl="2">
       <w:numFmt w:val="bullet"/>
-      <w:lvlText w:val=""/>
+      <w:lvlText w:val="•"/>
       <w:lvlJc w:val="left"/>
       <w:pPr>
-        <w:ind w:left="2160" w:hanging="360"/>
-      </w:pPr>
-      <w:rPr>
-        <w:rFonts w:ascii="Wingdings" w:hAnsi="Wingdings" w:cs="Wingdings" w:hint="default"/>
-      </w:rPr>
+        <w:ind w:left="2160" w:hanging="480"/>
+      </w:pPr>
     </w:lvl>
     <w:lvl w:ilvl="3">
       <w:numFmt w:val="bullet"/>
-      <w:lvlText w:val=""/>
+      <w:lvlText w:val="–"/>
       <w:lvlJc w:val="left"/>
       <w:pPr>
-        <w:ind w:left="2880" w:hanging="360"/>
-      </w:pPr>
-      <w:rPr>
-        <w:rFonts w:ascii="Symbol" w:hAnsi="Symbol" w:cs="Symbol" w:hint="default"/>
-      </w:rPr>
+        <w:ind w:left="2880" w:hanging="480"/>
+      </w:pPr>
     </w:lvl>
     <w:lvl w:ilvl="4">
       <w:numFmt w:val="bullet"/>
-      <w:lvlText w:val="o"/>
+      <w:lvlText w:val="•"/>
       <w:lvlJc w:val="left"/>
       <w:pPr>
-        <w:ind w:left="3600" w:hanging="360"/>
-      </w:pPr>
-      <w:rPr>
-        <w:rFonts w:ascii="Courier New" w:hAnsi="Courier New" w:cs="Courier New" w:hint="default"/>
-      </w:rPr>
+        <w:ind w:left="3600" w:hanging="480"/>
+      </w:pPr>
     </w:lvl>
     <w:lvl w:ilvl="5">
       <w:numFmt w:val="bullet"/>
-      <w:lvlText w:val=""/>
+      <w:lvlText w:val="–"/>
       <w:lvlJc w:val="left"/>
       <w:pPr>
-        <w:ind w:left="4320" w:hanging="360"/>
-      </w:pPr>
-      <w:rPr>
-        <w:rFonts w:ascii="Wingdings" w:hAnsi="Wingdings" w:cs="Wingdings" w:hint="default"/>
-      </w:rPr>
+        <w:ind w:left="4320" w:hanging="480"/>
+      </w:pPr>
     </w:lvl>
     <w:lvl w:ilvl="6">
       <w:numFmt w:val="bullet"/>
-      <w:lvlText w:val=""/>
+      <w:lvlText w:val="•"/>
       <w:lvlJc w:val="left"/>
       <w:pPr>
-        <w:ind w:left="5040" w:hanging="360"/>
-      </w:pPr>
-      <w:rPr>
-        <w:rFonts w:ascii="Symbol" w:hAnsi="Symbol" w:cs="Symbol" w:hint="default"/>
-      </w:rPr>
+        <w:ind w:left="5040" w:hanging="480"/>
+      </w:pPr>
     </w:lvl>
     <w:lvl w:ilvl="7">
       <w:numFmt w:val="bullet"/>
-      <w:lvlText w:val="o"/>
+      <w:lvlText w:val="–"/>
       <w:lvlJc w:val="left"/>
       <w:pPr>
-        <w:ind w:left="5760" w:hanging="360"/>
-      </w:pPr>
-      <w:rPr>
-        <w:rFonts w:ascii="Courier New" w:hAnsi="Courier New" w:cs="Courier New" w:hint="default"/>
-      </w:rPr>
+        <w:ind w:left="5760" w:hanging="480"/>
+      </w:pPr>
     </w:lvl>
     <w:lvl w:ilvl="8">
       <w:numFmt w:val="bullet"/>
-      <w:lvlText w:val=""/>
+      <w:lvlText w:val="•"/>
       <w:lvlJc w:val="left"/>
       <w:pPr>
-        <w:ind w:left="6480" w:hanging="360"/>
-      </w:pPr>
-      <w:rPr>
-        <w:rFonts w:ascii="Wingdings" w:hAnsi="Wingdings" w:cs="Wingdings" w:hint="default"/>
-      </w:rPr>
+        <w:ind w:left="6480" w:hanging="480"/>
+      </w:pPr>
     </w:lvl>
   </w:abstractNum>
   <w:num w:numId="1000">
@@ -5570,8 +5688,8 @@
     <w:name w:val="KeywordTok"/>
     <w:basedOn w:val="VerbatimChar"/>
     <w:rPr>
+      <w:color w:val="007020"/>
       <w:b/>
-      <w:color w:val="007020"/>
     </w:rPr>
   </w:style>
   <w:style w:type="character" w:customStyle="1" w:styleId="DataTypeTok">
@@ -5648,42 +5766,42 @@
     <w:name w:val="ImportTok"/>
     <w:basedOn w:val="VerbatimChar"/>
     <w:rPr>
+      <w:color w:val="008000"/>
       <w:b/>
-      <w:color w:val="008000"/>
     </w:rPr>
   </w:style>
   <w:style w:type="character" w:customStyle="1" w:styleId="CommentTok">
     <w:name w:val="CommentTok"/>
     <w:basedOn w:val="VerbatimChar"/>
     <w:rPr>
+      <w:color w:val="60a0b0"/>
       <w:i/>
-      <w:color w:val="60a0b0"/>
     </w:rPr>
   </w:style>
   <w:style w:type="character" w:customStyle="1" w:styleId="DocumentationTok">
     <w:name w:val="DocumentationTok"/>
     <w:basedOn w:val="VerbatimChar"/>
     <w:rPr>
+      <w:color w:val="ba2121"/>
       <w:i/>
-      <w:color w:val="ba2121"/>
     </w:rPr>
   </w:style>
   <w:style w:type="character" w:customStyle="1" w:styleId="AnnotationTok">
     <w:name w:val="AnnotationTok"/>
     <w:basedOn w:val="VerbatimChar"/>
     <w:rPr>
+      <w:color w:val="60a0b0"/>
       <w:b/>
       <w:i/>
-      <w:color w:val="60a0b0"/>
     </w:rPr>
   </w:style>
   <w:style w:type="character" w:customStyle="1" w:styleId="CommentVarTok">
     <w:name w:val="CommentVarTok"/>
     <w:basedOn w:val="VerbatimChar"/>
     <w:rPr>
+      <w:color w:val="60a0b0"/>
       <w:b/>
       <w:i/>
-      <w:color w:val="60a0b0"/>
     </w:rPr>
   </w:style>
   <w:style w:type="character" w:customStyle="1" w:styleId="OtherTok">
@@ -5711,8 +5829,8 @@
     <w:name w:val="ControlFlowTok"/>
     <w:basedOn w:val="VerbatimChar"/>
     <w:rPr>
+      <w:color w:val="007020"/>
       <w:b/>
-      <w:color w:val="007020"/>
     </w:rPr>
   </w:style>
   <w:style w:type="character" w:customStyle="1" w:styleId="OperatorTok">
@@ -5757,34 +5875,34 @@
     <w:name w:val="InformationTok"/>
     <w:basedOn w:val="VerbatimChar"/>
     <w:rPr>
+      <w:color w:val="60a0b0"/>
       <w:b/>
       <w:i/>
-      <w:color w:val="60a0b0"/>
     </w:rPr>
   </w:style>
   <w:style w:type="character" w:customStyle="1" w:styleId="WarningTok">
     <w:name w:val="WarningTok"/>
     <w:basedOn w:val="VerbatimChar"/>
     <w:rPr>
+      <w:color w:val="60a0b0"/>
       <w:b/>
       <w:i/>
-      <w:color w:val="60a0b0"/>
     </w:rPr>
   </w:style>
   <w:style w:type="character" w:customStyle="1" w:styleId="AlertTok">
     <w:name w:val="AlertTok"/>
     <w:basedOn w:val="VerbatimChar"/>
     <w:rPr>
+      <w:color w:val="ff0000"/>
       <w:b/>
-      <w:color w:val="ff0000"/>
     </w:rPr>
   </w:style>
   <w:style w:type="character" w:customStyle="1" w:styleId="ErrorTok">
     <w:name w:val="ErrorTok"/>
     <w:basedOn w:val="VerbatimChar"/>
     <w:rPr>
+      <w:color w:val="ff0000"/>
       <w:b/>
-      <w:color w:val="ff0000"/>
     </w:rPr>
   </w:style>
   <w:style w:type="character" w:customStyle="1" w:styleId="NormalTok">

--- a/packages/docs/static/decision-guides/diagnostic-orders.docx
+++ b/packages/docs/static/decision-guides/diagnostic-orders.docx
@@ -11,18 +11,18 @@
           <wp:inline>
             <wp:extent cx="5943600" cy="1289649"/>
             <wp:effectExtent b="0" l="0" r="0" t="0"/>
-            <wp:docPr descr="Medplum" title="" id="21" name="Picture"/>
+            <wp:docPr descr="Medplum" title="" id="10" name="Picture"/>
             <a:graphic>
               <a:graphicData uri="http://schemas.openxmlformats.org/drawingml/2006/picture">
                 <pic:pic>
                   <pic:nvPicPr>
-                    <pic:cNvPr descr="medplum-wordmark-grape.png" id="22" name="Picture"/>
+                    <pic:cNvPr descr="medplum-wordmark-grape.png" id="11" name="Picture"/>
                     <pic:cNvPicPr>
                       <a:picLocks noChangeArrowheads="1" noChangeAspect="1"/>
                     </pic:cNvPicPr>
                   </pic:nvPicPr>
                   <pic:blipFill>
-                    <a:blip r:embed="rId20"/>
+                    <a:blip r:embed="rId9"/>
                     <a:stretch>
                       <a:fillRect/>
                     </a:stretch>
@@ -49,7 +49,7 @@
         </w:drawing>
       </w:r>
     </w:p>
-    <w:bookmarkStart w:id="70" w:name="diagnostic-orders-decision-guide"/>
+    <w:bookmarkStart w:id="59" w:name="diagnostic-orders-decision-guide"/>
     <w:p>
       <w:pPr>
         <w:pStyle w:val="Heading1"/>
@@ -72,80 +72,80 @@
       </w:pPr>
       <w:r>
         <w:rPr>
+          <w:i/>
           <w:iCs/>
+        </w:rPr>
+        <w:t xml:space="preserve">Companion to</w:t>
+      </w:r>
+      <w:r>
+        <w:rPr>
           <w:i/>
-        </w:rPr>
-        <w:t xml:space="preserve">Companion to</w:t>
-      </w:r>
-      <w:r>
-        <w:rPr>
           <w:iCs/>
-          <w:i/>
-        </w:rPr>
-        <w:t xml:space="preserve"> </w:t>
-      </w:r>
-      <w:hyperlink r:id="rId23">
+        </w:rPr>
+        <w:t xml:space="preserve"> </w:t>
+      </w:r>
+      <w:hyperlink r:id="rId12">
         <w:r>
           <w:rPr>
             <w:rStyle w:val="Hyperlink"/>
+            <w:i/>
             <w:iCs/>
-            <w:i/>
           </w:rPr>
           <w:t xml:space="preserve">Labs and Imaging</w:t>
         </w:r>
       </w:hyperlink>
       <w:r>
         <w:rPr>
+          <w:i/>
           <w:iCs/>
+        </w:rPr>
+        <w:t xml:space="preserve">,</w:t>
+      </w:r>
+      <w:r>
+        <w:rPr>
           <w:i/>
-        </w:rPr>
-        <w:t xml:space="preserve">,</w:t>
-      </w:r>
-      <w:r>
-        <w:rPr>
           <w:iCs/>
-          <w:i/>
-        </w:rPr>
-        <w:t xml:space="preserve"> </w:t>
-      </w:r>
-      <w:hyperlink r:id="rId24">
+        </w:rPr>
+        <w:t xml:space="preserve"> </w:t>
+      </w:r>
+      <w:hyperlink r:id="rId13">
         <w:r>
           <w:rPr>
             <w:rStyle w:val="Hyperlink"/>
+            <w:i/>
             <w:iCs/>
-            <w:i/>
           </w:rPr>
           <w:t xml:space="preserve">Order Labs and Imaging</w:t>
         </w:r>
       </w:hyperlink>
       <w:r>
         <w:rPr>
+          <w:i/>
           <w:iCs/>
+        </w:rPr>
+        <w:t xml:space="preserve">, and</w:t>
+      </w:r>
+      <w:r>
+        <w:rPr>
           <w:i/>
-        </w:rPr>
-        <w:t xml:space="preserve">, and</w:t>
-      </w:r>
-      <w:r>
-        <w:rPr>
           <w:iCs/>
-          <w:i/>
-        </w:rPr>
-        <w:t xml:space="preserve"> </w:t>
-      </w:r>
-      <w:hyperlink r:id="rId25">
+        </w:rPr>
+        <w:t xml:space="preserve"> </w:t>
+      </w:r>
+      <w:hyperlink r:id="rId14">
         <w:r>
           <w:rPr>
             <w:rStyle w:val="Hyperlink"/>
+            <w:i/>
             <w:iCs/>
-            <w:i/>
           </w:rPr>
           <w:t xml:space="preserve">Results and Review</w:t>
         </w:r>
       </w:hyperlink>
       <w:r>
         <w:rPr>
+          <w:i/>
           <w:iCs/>
-          <w:i/>
         </w:rPr>
         <w:t xml:space="preserve">.</w:t>
       </w:r>
@@ -158,7 +158,14 @@
         <w:t xml:space="preserve">This guide covers laboratory and imaging workflows. Use the integration-specific docs for vendor setup and supported operations. The review queues and follow-up rules below are application design recommendations to implement with Medplum resources.</w:t>
       </w:r>
     </w:p>
-    <w:bookmarkStart w:id="30" w:name="section-1-use-case-and-participants"/>
+    <w:p>
+      <w:r>
+        <w:pict>
+          <v:rect style="width:0;height:1.5pt" o:hralign="center" o:hrstd="t" o:hr="t"/>
+        </w:pict>
+      </w:r>
+    </w:p>
+    <w:bookmarkStart w:id="19" w:name="section-1-use-case-and-participants"/>
     <w:p>
       <w:pPr>
         <w:pStyle w:val="Heading2"/>
@@ -167,7 +174,7 @@
         <w:t xml:space="preserve">Section 1: Use Case and Participants</w:t>
       </w:r>
     </w:p>
-    <w:bookmarkStart w:id="26" w:name="which-diagnostic-services-are-in-scope"/>
+    <w:bookmarkStart w:id="15" w:name="which-diagnostic-services-are-in-scope"/>
     <w:p>
       <w:pPr>
         <w:pStyle w:val="Heading3"/>
@@ -178,117 +185,117 @@
     </w:p>
     <w:p>
       <w:pPr>
+        <w:pStyle w:val="Compact"/>
         <w:numPr>
           <w:ilvl w:val="0"/>
           <w:numId w:val="1001"/>
         </w:numPr>
+      </w:pPr>
+      <w:r>
+        <w:t xml:space="preserve">Laboratory tests sent to external labs</w:t>
+      </w:r>
+    </w:p>
+    <w:p>
+      <w:pPr>
         <w:pStyle w:val="Compact"/>
-      </w:pPr>
-      <w:r>
-        <w:t xml:space="preserve">Laboratory tests sent to external labs</w:t>
-      </w:r>
-    </w:p>
-    <w:p>
-      <w:pPr>
         <w:numPr>
           <w:ilvl w:val="0"/>
           <w:numId w:val="1001"/>
         </w:numPr>
+      </w:pPr>
+      <w:r>
+        <w:t xml:space="preserve">Tests performed in your own facility or at the point of care</w:t>
+      </w:r>
+    </w:p>
+    <w:p>
+      <w:pPr>
         <w:pStyle w:val="Compact"/>
-      </w:pPr>
-      <w:r>
-        <w:t xml:space="preserve">Tests performed in your own facility or at the point of care</w:t>
-      </w:r>
-    </w:p>
-    <w:p>
-      <w:pPr>
         <w:numPr>
           <w:ilvl w:val="0"/>
           <w:numId w:val="1001"/>
         </w:numPr>
+      </w:pPr>
+      <w:r>
+        <w:t xml:space="preserve">Imaging studies performed externally or internally</w:t>
+      </w:r>
+    </w:p>
+    <w:p>
+      <w:pPr>
         <w:pStyle w:val="Compact"/>
-      </w:pPr>
-      <w:r>
-        <w:t xml:space="preserve">Imaging studies performed externally or internally</w:t>
-      </w:r>
-    </w:p>
-    <w:p>
-      <w:pPr>
         <w:numPr>
           <w:ilvl w:val="0"/>
           <w:numId w:val="1001"/>
         </w:numPr>
+      </w:pPr>
+      <w:r>
+        <w:t xml:space="preserve">A combination</w:t>
+      </w:r>
+    </w:p>
+    <w:p>
+      <w:pPr>
+        <w:pStyle w:val="FirstParagraph"/>
+      </w:pPr>
+      <w:r>
+        <w:rPr>
+          <w:i/>
+          <w:iCs/>
+        </w:rPr>
+        <w:t xml:space="preserve">Why it matters: laboratory workflows coordinate specimens; imaging workflows usually coordinate appointments and access to reports or images. An internal laboratory also needs catalog and laboratory operations design beyond sending orders.</w:t>
+      </w:r>
+    </w:p>
+    <w:bookmarkEnd w:id="15"/>
+    <w:bookmarkStart w:id="16" w:name="X70a94c51df252398015fdf6d52650dfb3840e47"/>
+    <w:p>
+      <w:pPr>
+        <w:pStyle w:val="Heading3"/>
+      </w:pPr>
+      <w:r>
+        <w:t xml:space="preserve">1.2 Which parts of the workflow will your application own?</w:t>
+      </w:r>
+    </w:p>
+    <w:p>
+      <w:pPr>
         <w:pStyle w:val="Compact"/>
-      </w:pPr>
-      <w:r>
-        <w:t xml:space="preserve">A combination</w:t>
-      </w:r>
-    </w:p>
-    <w:p>
-      <w:pPr>
-        <w:pStyle w:val="FirstParagraph"/>
-      </w:pPr>
-      <w:r>
-        <w:rPr>
-          <w:iCs/>
-          <w:i/>
-        </w:rPr>
-        <w:t xml:space="preserve">Why it matters: laboratory workflows coordinate specimens; imaging workflows usually coordinate appointments and access to reports or images. An internal laboratory also needs catalog and laboratory operations design beyond sending orders.</w:t>
-      </w:r>
-    </w:p>
-    <w:bookmarkEnd w:id="26"/>
-    <w:bookmarkStart w:id="27" w:name="X70a94c51df252398015fdf6d52650dfb3840e47"/>
-    <w:p>
-      <w:pPr>
-        <w:pStyle w:val="Heading3"/>
-      </w:pPr>
-      <w:r>
-        <w:t xml:space="preserve">1.2 Which parts of the workflow will your application own?</w:t>
-      </w:r>
-    </w:p>
-    <w:p>
-      <w:pPr>
         <w:numPr>
           <w:ilvl w:val="0"/>
           <w:numId w:val="1002"/>
         </w:numPr>
+      </w:pPr>
+      <w:r>
+        <w:t xml:space="preserve">Ordering and receiving results</w:t>
+      </w:r>
+    </w:p>
+    <w:p>
+      <w:pPr>
         <w:pStyle w:val="Compact"/>
-      </w:pPr>
-      <w:r>
-        <w:t xml:space="preserve">Ordering and receiving results</w:t>
-      </w:r>
-    </w:p>
-    <w:p>
-      <w:pPr>
         <w:numPr>
           <w:ilvl w:val="0"/>
           <w:numId w:val="1002"/>
         </w:numPr>
+      </w:pPr>
+      <w:r>
+        <w:t xml:space="preserve">Receiving and reviewing results ordered elsewhere</w:t>
+      </w:r>
+    </w:p>
+    <w:p>
+      <w:pPr>
         <w:pStyle w:val="Compact"/>
-      </w:pPr>
-      <w:r>
-        <w:t xml:space="preserve">Receiving and reviewing results ordered elsewhere</w:t>
-      </w:r>
-    </w:p>
-    <w:p>
-      <w:pPr>
         <w:numPr>
           <w:ilvl w:val="0"/>
           <w:numId w:val="1002"/>
         </w:numPr>
+      </w:pPr>
+      <w:r>
+        <w:t xml:space="preserve">Coordinating fulfillment of orders created elsewhere</w:t>
+      </w:r>
+    </w:p>
+    <w:p>
+      <w:pPr>
         <w:pStyle w:val="Compact"/>
-      </w:pPr>
-      <w:r>
-        <w:t xml:space="preserve">Coordinating fulfillment of orders created elsewhere</w:t>
-      </w:r>
-    </w:p>
-    <w:p>
-      <w:pPr>
         <w:numPr>
           <w:ilvl w:val="0"/>
           <w:numId w:val="1002"/>
         </w:numPr>
-        <w:pStyle w:val="Compact"/>
       </w:pPr>
       <w:r>
         <w:t xml:space="preserve">Performing tests and producing results</w:t>
@@ -300,20 +307,50 @@
       </w:pPr>
       <w:r>
         <w:rPr>
+          <w:i/>
           <w:iCs/>
+        </w:rPr>
+        <w:t xml:space="preserve">Why it matters: a results-only application needs patient matching and review routing even when it has no original order. An ordering application also needs transmission, cancellation, and outstanding-order tracking.</w:t>
+      </w:r>
+    </w:p>
+    <w:bookmarkEnd w:id="16"/>
+    <w:bookmarkStart w:id="17" w:name="who-participates-and-who-is-accountable"/>
+    <w:p>
+      <w:pPr>
+        <w:pStyle w:val="Heading3"/>
+      </w:pPr>
+      <w:r>
+        <w:t xml:space="preserve">1.3 Who participates, and who is accountable?</w:t>
+      </w:r>
+    </w:p>
+    <w:p>
+      <w:pPr>
+        <w:pStyle w:val="FirstParagraph"/>
+      </w:pPr>
+      <w:r>
+        <w:t xml:space="preserve">Identify who can prepare and authorize orders, collect specimens or arrange appointments, resolve integration exceptions, review results, cover absent clinicians, and communicate with patients. Decide whether those responsibilities vary by organization, location, or service line.</w:t>
+      </w:r>
+    </w:p>
+    <w:p>
+      <w:pPr>
+        <w:pStyle w:val="BodyText"/>
+      </w:pPr>
+      <w:r>
+        <w:rPr>
           <w:i/>
-        </w:rPr>
-        <w:t xml:space="preserve">Why it matters: a results-only application needs patient matching and review routing even when it has no original order. An ordering application also needs transmission, cancellation, and outstanding-order tracking.</w:t>
-      </w:r>
-    </w:p>
-    <w:bookmarkEnd w:id="27"/>
-    <w:bookmarkStart w:id="28" w:name="who-participates-and-who-is-accountable"/>
+          <w:iCs/>
+        </w:rPr>
+        <w:t xml:space="preserve">Why it matters: the ordering clinician, performing organization, result reviewer, and follow-up owner may be different people. Unassigned work needs an explicit fallback.</w:t>
+      </w:r>
+    </w:p>
+    <w:bookmarkEnd w:id="17"/>
+    <w:bookmarkStart w:id="18" w:name="which-systems-are-already-involved"/>
     <w:p>
       <w:pPr>
         <w:pStyle w:val="Heading3"/>
       </w:pPr>
       <w:r>
-        <w:t xml:space="preserve">1.3 Who participates, and who is accountable?</w:t>
+        <w:t xml:space="preserve">1.4 Which systems are already involved?</w:t>
       </w:r>
     </w:p>
     <w:p>
@@ -321,7 +358,7 @@
         <w:pStyle w:val="FirstParagraph"/>
       </w:pPr>
       <w:r>
-        <w:t xml:space="preserve">Identify who can prepare and authorize orders, collect specimens or arrange appointments, resolve integration exceptions, review results, cover absent clinicians, and communicate with patients. Decide whether those responsibilities vary by organization, location, or service line.</w:t>
+        <w:t xml:space="preserve">List the performing labs and imaging facilities, existing interfaces, vendor accounts, scheduling systems, and image archives. For each, identify what it can send and receive: orders, acknowledgments, cancellations, status updates, structured results, documents, or image access.</w:t>
       </w:r>
     </w:p>
     <w:p>
@@ -330,45 +367,15 @@
       </w:pPr>
       <w:r>
         <w:rPr>
+          <w:i/>
           <w:iCs/>
-          <w:i/>
-        </w:rPr>
-        <w:t xml:space="preserve">Why it matters: the ordering clinician, performing organization, result reviewer, and follow-up owner may be different people. Unassigned work needs an explicit fallback.</w:t>
-      </w:r>
-    </w:p>
-    <w:bookmarkEnd w:id="28"/>
-    <w:bookmarkStart w:id="29" w:name="which-systems-are-already-involved"/>
-    <w:p>
-      <w:pPr>
-        <w:pStyle w:val="Heading3"/>
-      </w:pPr>
-      <w:r>
-        <w:t xml:space="preserve">1.4 Which systems are already involved?</w:t>
-      </w:r>
-    </w:p>
-    <w:p>
-      <w:pPr>
-        <w:pStyle w:val="FirstParagraph"/>
-      </w:pPr>
-      <w:r>
-        <w:t xml:space="preserve">List the performing labs and imaging facilities, existing interfaces, vendor accounts, scheduling systems, and image archives. For each, identify what it can send and receive: orders, acknowledgments, cancellations, status updates, structured results, documents, or image access.</w:t>
-      </w:r>
-    </w:p>
-    <w:p>
-      <w:pPr>
-        <w:pStyle w:val="BodyText"/>
-      </w:pPr>
-      <w:r>
-        <w:rPr>
-          <w:iCs/>
-          <w:i/>
         </w:rPr>
         <w:t xml:space="preserve">Why it matters: the application’s workflow must reflect the capabilities of each connected facility. Connectivity to one laboratory does not establish imaging support or identical behavior across every facility.</w:t>
       </w:r>
     </w:p>
-    <w:bookmarkEnd w:id="29"/>
-    <w:bookmarkEnd w:id="30"/>
-    <w:bookmarkStart w:id="31" w:name="section-2-approach-defining-decisions"/>
+    <w:bookmarkEnd w:id="18"/>
+    <w:bookmarkEnd w:id="19"/>
+    <w:bookmarkStart w:id="20" w:name="section-2-approach-defining-decisions"/>
     <w:p>
       <w:pPr>
         <w:pStyle w:val="Heading2"/>
@@ -389,9 +396,8 @@
       <w:tblPr>
         <w:tblStyle w:val="Table"/>
         <w:tblW w:w="9360" w:type="dxa"/>
+        <w:tblLayout w:type="fixed"/>
         <w:tblLook w:firstRow="1" w:lastRow="0" w:firstColumn="0" w:lastColumn="0" w:noHBand="0" w:noVBand="0" w:val="0020"/>
-        <w:jc w:val="start"/>
-        <w:tblLayout w:type="fixed"/>
       </w:tblPr>
       <w:tblGrid>
         <w:gridCol w:w="4066"/>
@@ -401,14 +407,13 @@
       <w:tr>
         <w:trPr>
           <w:cantSplit/>
-          <w:tblHeader w:val="true"/>
-        </w:trPr>
-        <w:tc>
-          <w:tcPr/>
-          <w:p>
-            <w:pPr>
-              <w:pStyle w:val="Compact"/>
-              <w:jc w:val="left"/>
+          <w:tblHeader w:val="on"/>
+        </w:trPr>
+        <w:tc>
+          <w:tcPr/>
+          <w:p>
+            <w:pPr>
+              <w:pStyle w:val="Compact"/>
             </w:pPr>
             <w:r>
               <w:t xml:space="preserve">Decision</w:t>
@@ -420,7 +425,6 @@
           <w:p>
             <w:pPr>
               <w:pStyle w:val="Compact"/>
-              <w:jc w:val="left"/>
             </w:pPr>
             <w:r>
               <w:t xml:space="preserve">What changes based on the answer</w:t>
@@ -432,7 +436,6 @@
           <w:p>
             <w:pPr>
               <w:pStyle w:val="Compact"/>
-              <w:jc w:val="left"/>
             </w:pPr>
             <w:r>
               <w:t xml:space="preserve">Details</w:t>
@@ -449,7 +452,6 @@
           <w:p>
             <w:pPr>
               <w:pStyle w:val="Compact"/>
-              <w:jc w:val="left"/>
             </w:pPr>
             <w:r>
               <w:t xml:space="preserve">External integration, internal fulfillment, or results only?</w:t>
@@ -461,7 +463,6 @@
           <w:p>
             <w:pPr>
               <w:pStyle w:val="Compact"/>
-              <w:jc w:val="left"/>
             </w:pPr>
             <w:r>
               <w:t xml:space="preserve">Connectivity, write authority, and whether local originating orders exist</w:t>
@@ -473,7 +474,6 @@
           <w:p>
             <w:pPr>
               <w:pStyle w:val="Compact"/>
-              <w:jc w:val="left"/>
             </w:pPr>
             <w:r>
               <w:t xml:space="preserve">3.1</w:t>
@@ -490,7 +490,6 @@
           <w:p>
             <w:pPr>
               <w:pStyle w:val="Compact"/>
-              <w:jc w:val="left"/>
             </w:pPr>
             <w:r>
               <w:t xml:space="preserve">Vendor menu or internally maintained catalog?</w:t>
@@ -502,7 +501,6 @@
           <w:p>
             <w:pPr>
               <w:pStyle w:val="Compact"/>
-              <w:jc w:val="left"/>
             </w:pPr>
             <w:r>
               <w:t xml:space="preserve">Catalog ownership, order codes, grouping, and maintenance</w:t>
@@ -514,7 +512,6 @@
           <w:p>
             <w:pPr>
               <w:pStyle w:val="Compact"/>
-              <w:jc w:val="left"/>
             </w:pPr>
             <w:r>
               <w:t xml:space="preserve">3.2</w:t>
@@ -531,7 +528,6 @@
           <w:p>
             <w:pPr>
               <w:pStyle w:val="Compact"/>
-              <w:jc w:val="left"/>
             </w:pPr>
             <w:r>
               <w:t xml:space="preserve">Clinician orders directly or staff prepare for authorization?</w:t>
@@ -543,7 +539,6 @@
           <w:p>
             <w:pPr>
               <w:pStyle w:val="Compact"/>
-              <w:jc w:val="left"/>
             </w:pPr>
             <w:r>
               <w:t xml:space="preserve">Draft/release workflow, required information, and permissions</w:t>
@@ -555,7 +550,6 @@
           <w:p>
             <w:pPr>
               <w:pStyle w:val="Compact"/>
-              <w:jc w:val="left"/>
             </w:pPr>
             <w:r>
               <w:t xml:space="preserve">3.3</w:t>
@@ -572,7 +566,6 @@
           <w:p>
             <w:pPr>
               <w:pStyle w:val="Compact"/>
-              <w:jc w:val="left"/>
             </w:pPr>
             <w:r>
               <w:t xml:space="preserve">On-site collection, external collection, home kit, or imaging?</w:t>
@@ -584,7 +577,6 @@
           <w:p>
             <w:pPr>
               <w:pStyle w:val="Compact"/>
-              <w:jc w:val="left"/>
             </w:pPr>
             <w:r>
               <w:t xml:space="preserve">Specimen tracking, logistics, and appointment coordination</w:t>
@@ -596,7 +588,6 @@
           <w:p>
             <w:pPr>
               <w:pStyle w:val="Compact"/>
-              <w:jc w:val="left"/>
             </w:pPr>
             <w:r>
               <w:t xml:space="preserve">3.4</w:t>
@@ -613,7 +604,6 @@
           <w:p>
             <w:pPr>
               <w:pStyle w:val="Compact"/>
-              <w:jc w:val="left"/>
             </w:pPr>
             <w:r>
               <w:t xml:space="preserve">Can the destination amend, cancel, and support recurring orders?</w:t>
@@ -625,7 +615,6 @@
           <w:p>
             <w:pPr>
               <w:pStyle w:val="Compact"/>
-              <w:jc w:val="left"/>
             </w:pPr>
             <w:r>
               <w:t xml:space="preserve">Replacement orders, acknowledgment tracking, and occurrence tracking</w:t>
@@ -637,7 +626,6 @@
           <w:p>
             <w:pPr>
               <w:pStyle w:val="Compact"/>
-              <w:jc w:val="left"/>
             </w:pPr>
             <w:r>
               <w:t xml:space="preserve">3.5</w:t>
@@ -654,7 +642,6 @@
           <w:p>
             <w:pPr>
               <w:pStyle w:val="Compact"/>
-              <w:jc w:val="left"/>
             </w:pPr>
             <w:r>
               <w:t xml:space="preserve">Matched results only or unsolicited results too?</w:t>
@@ -666,7 +653,6 @@
           <w:p>
             <w:pPr>
               <w:pStyle w:val="Compact"/>
-              <w:jc w:val="left"/>
             </w:pPr>
             <w:r>
               <w:t xml:space="preserve">Identity resolution, exception ownership, and backfill</w:t>
@@ -678,7 +664,6 @@
           <w:p>
             <w:pPr>
               <w:pStyle w:val="Compact"/>
-              <w:jc w:val="left"/>
             </w:pPr>
             <w:r>
               <w:t xml:space="preserve">3.6</w:t>
@@ -695,7 +680,6 @@
           <w:p>
             <w:pPr>
               <w:pStyle w:val="Compact"/>
-              <w:jc w:val="left"/>
             </w:pPr>
             <w:r>
               <w:t xml:space="preserve">Structured values, original documents, or diagnostic images?</w:t>
@@ -707,7 +691,6 @@
           <w:p>
             <w:pPr>
               <w:pStyle w:val="Compact"/>
-              <w:jc w:val="left"/>
             </w:pPr>
             <w:r>
               <w:t xml:space="preserve">Result modeling, trends, extraction, and viewer integration</w:t>
@@ -719,7 +702,6 @@
           <w:p>
             <w:pPr>
               <w:pStyle w:val="Compact"/>
-              <w:jc w:val="left"/>
             </w:pPr>
             <w:r>
               <w:t xml:space="preserve">3.7</w:t>
@@ -736,7 +718,6 @@
           <w:p>
             <w:pPr>
               <w:pStyle w:val="Compact"/>
-              <w:jc w:val="left"/>
             </w:pPr>
             <w:r>
               <w:t xml:space="preserve">Who reviews, communicates, and follows up?</w:t>
@@ -748,7 +729,6 @@
           <w:p>
             <w:pPr>
               <w:pStyle w:val="Compact"/>
-              <w:jc w:val="left"/>
             </w:pPr>
             <w:r>
               <w:t xml:space="preserve">Review queues, coverage, escalation, and closure rules</w:t>
@@ -760,7 +740,6 @@
           <w:p>
             <w:pPr>
               <w:pStyle w:val="Compact"/>
-              <w:jc w:val="left"/>
             </w:pPr>
             <w:r>
               <w:t xml:space="preserve">3.8</w:t>
@@ -777,7 +756,6 @@
           <w:p>
             <w:pPr>
               <w:pStyle w:val="Compact"/>
-              <w:jc w:val="left"/>
             </w:pPr>
             <w:r>
               <w:t xml:space="preserve">Which teams share access and operational responsibility?</w:t>
@@ -789,7 +767,6 @@
           <w:p>
             <w:pPr>
               <w:pStyle w:val="Compact"/>
-              <w:jc w:val="left"/>
             </w:pPr>
             <w:r>
               <w:t xml:space="preserve">Memberships, policies, and exception queues</w:t>
@@ -801,7 +778,6 @@
           <w:p>
             <w:pPr>
               <w:pStyle w:val="Compact"/>
-              <w:jc w:val="left"/>
             </w:pPr>
             <w:r>
               <w:t xml:space="preserve">3.9</w:t>
@@ -810,8 +786,8 @@
         </w:tc>
       </w:tr>
     </w:tbl>
-    <w:bookmarkEnd w:id="31"/>
-    <w:bookmarkStart w:id="68" w:name="section-3-key-decisions"/>
+    <w:bookmarkEnd w:id="20"/>
+    <w:bookmarkStart w:id="57" w:name="section-3-key-decisions"/>
     <w:p>
       <w:pPr>
         <w:pStyle w:val="Heading2"/>
@@ -820,7 +796,7 @@
         <w:t xml:space="preserve">Section 3: Key Decisions</w:t>
       </w:r>
     </w:p>
-    <w:bookmarkStart w:id="38" w:name="Xa47a2fc0cd33e7c752c100011e90129e1ece10a"/>
+    <w:bookmarkStart w:id="27" w:name="Xa47a2fc0cd33e7c752c100011e90129e1ece10a"/>
     <w:p>
       <w:pPr>
         <w:pStyle w:val="Heading3"/>
@@ -835,8 +811,8 @@
       </w:pPr>
       <w:r>
         <w:rPr>
+          <w:b/>
           <w:bCs/>
-          <w:b/>
         </w:rPr>
         <w:t xml:space="preserve">Questions:</w:t>
       </w:r>
@@ -851,9 +827,8 @@
       <w:tblPr>
         <w:tblStyle w:val="Table"/>
         <w:tblW w:w="9360" w:type="dxa"/>
+        <w:tblLayout w:type="fixed"/>
         <w:tblLook w:firstRow="1" w:lastRow="0" w:firstColumn="0" w:lastColumn="0" w:noHBand="0" w:noVBand="0" w:val="0020"/>
-        <w:jc w:val="start"/>
-        <w:tblLayout w:type="fixed"/>
       </w:tblPr>
       <w:tblGrid>
         <w:gridCol w:w="4574"/>
@@ -862,14 +837,13 @@
       <w:tr>
         <w:trPr>
           <w:cantSplit/>
-          <w:tblHeader w:val="true"/>
-        </w:trPr>
-        <w:tc>
-          <w:tcPr/>
-          <w:p>
-            <w:pPr>
-              <w:pStyle w:val="Compact"/>
-              <w:jc w:val="left"/>
+          <w:tblHeader w:val="on"/>
+        </w:trPr>
+        <w:tc>
+          <w:tcPr/>
+          <w:p>
+            <w:pPr>
+              <w:pStyle w:val="Compact"/>
             </w:pPr>
             <w:r>
               <w:t xml:space="preserve">Situation</w:t>
@@ -881,7 +855,6 @@
           <w:p>
             <w:pPr>
               <w:pStyle w:val="Compact"/>
-              <w:jc w:val="left"/>
             </w:pPr>
             <w:r>
               <w:t xml:space="preserve">Recommended approach</w:t>
@@ -898,7 +871,6 @@
           <w:p>
             <w:pPr>
               <w:pStyle w:val="Compact"/>
-              <w:jc w:val="left"/>
             </w:pPr>
             <w:r>
               <w:t xml:space="preserve">Using the Medplum Health Gorilla integration</w:t>
@@ -910,7 +882,6 @@
           <w:p>
             <w:pPr>
               <w:pStyle w:val="Compact"/>
-              <w:jc w:val="left"/>
             </w:pPr>
             <w:r>
               <w:t xml:space="preserve">Follow its onboarding, order profiles, send/receive Bots, and account requirements. Confirm the needed facilities and capabilities before committing the workflow.</w:t>
@@ -927,7 +898,6 @@
           <w:p>
             <w:pPr>
               <w:pStyle w:val="Compact"/>
-              <w:jc w:val="left"/>
             </w:pPr>
             <w:r>
               <w:t xml:space="preserve">Connecting directly to a lab or imaging facility</w:t>
@@ -939,7 +909,6 @@
           <w:p>
             <w:pPr>
               <w:pStyle w:val="Compact"/>
-              <w:jc w:val="left"/>
             </w:pPr>
             <w:r>
               <w:t xml:space="preserve">Scope the HL7v2 or API interface in both directions, including identifiers, acknowledgments, corrections, cancellations, and recovery.</w:t>
@@ -956,7 +925,6 @@
           <w:p>
             <w:pPr>
               <w:pStyle w:val="Compact"/>
-              <w:jc w:val="left"/>
             </w:pPr>
             <w:r>
               <w:t xml:space="preserve">Performing tests internally</w:t>
@@ -968,7 +936,6 @@
           <w:p>
             <w:pPr>
               <w:pStyle w:val="Compact"/>
-              <w:jc w:val="left"/>
             </w:pPr>
             <w:r>
               <w:t xml:space="preserve">Create the operational FHIR resources through your application; separately scope the laboratory or imaging system that performs and reports the work.</w:t>
@@ -985,7 +952,6 @@
           <w:p>
             <w:pPr>
               <w:pStyle w:val="Compact"/>
-              <w:jc w:val="left"/>
             </w:pPr>
             <w:r>
               <w:t xml:space="preserve">Requisition or manual handoff</w:t>
@@ -997,7 +963,6 @@
           <w:p>
             <w:pPr>
               <w:pStyle w:val="Compact"/>
-              <w:jc w:val="left"/>
             </w:pPr>
             <w:r>
               <w:t xml:space="preserve">Track who handed off the order and how completion will be reconciled. Producing a document does not establish that the facility accepted the order.</w:t>
@@ -1014,7 +979,6 @@
           <w:p>
             <w:pPr>
               <w:pStyle w:val="Compact"/>
-              <w:jc w:val="left"/>
             </w:pPr>
             <w:r>
               <w:t xml:space="preserve">Receiving results only</w:t>
@@ -1026,7 +990,6 @@
           <w:p>
             <w:pPr>
               <w:pStyle w:val="Compact"/>
-              <w:jc w:val="left"/>
             </w:pPr>
             <w:r>
               <w:t xml:space="preserve">Start with patient matching, source identifiers, and review ownership. Allow results without a local originating order.</w:t>
@@ -1035,7 +998,7 @@
         </w:tc>
       </w:tr>
     </w:tbl>
-    <w:bookmarkStart w:id="37" w:name="do-you-need-an-on-site-protocol-bridge"/>
+    <w:bookmarkStart w:id="26" w:name="do-you-need-an-on-site-protocol-bridge"/>
     <w:p>
       <w:pPr>
         <w:pStyle w:val="Heading4"/>
@@ -1046,16 +1009,16 @@
     </w:p>
     <w:p>
       <w:pPr>
+        <w:pStyle w:val="Compact"/>
         <w:numPr>
           <w:ilvl w:val="0"/>
           <w:numId w:val="1003"/>
         </w:numPr>
-        <w:pStyle w:val="Compact"/>
-      </w:pPr>
-      <w:r>
-        <w:rPr>
+      </w:pPr>
+      <w:r>
+        <w:rPr>
+          <w:b/>
           <w:bCs/>
-          <w:b/>
         </w:rPr>
         <w:t xml:space="preserve">Devices or systems use HL7/MLLP, ASTM, or DICOM inside a facility network:</w:t>
       </w:r>
@@ -1068,7 +1031,7 @@
       <w:r>
         <w:t xml:space="preserve"> </w:t>
       </w:r>
-      <w:hyperlink r:id="rId32">
+      <w:hyperlink r:id="rId21">
         <w:r>
           <w:rPr>
             <w:rStyle w:val="Hyperlink"/>
@@ -1085,16 +1048,16 @@
     </w:p>
     <w:p>
       <w:pPr>
+        <w:pStyle w:val="Compact"/>
         <w:numPr>
           <w:ilvl w:val="0"/>
           <w:numId w:val="1003"/>
         </w:numPr>
-        <w:pStyle w:val="Compact"/>
-      </w:pPr>
-      <w:r>
-        <w:rPr>
+      </w:pPr>
+      <w:r>
+        <w:rPr>
+          <w:b/>
           <w:bCs/>
-          <w:b/>
         </w:rPr>
         <w:t xml:space="preserve">Imaging equipment sends DICOM C-STORE:</w:t>
       </w:r>
@@ -1107,7 +1070,7 @@
       <w:r>
         <w:t xml:space="preserve"> </w:t>
       </w:r>
-      <w:hyperlink r:id="rId33">
+      <w:hyperlink r:id="rId22">
         <w:r>
           <w:rPr>
             <w:rStyle w:val="Hyperlink"/>
@@ -1151,16 +1114,16 @@
     </w:p>
     <w:p>
       <w:pPr>
+        <w:pStyle w:val="Compact"/>
         <w:numPr>
           <w:ilvl w:val="0"/>
           <w:numId w:val="1003"/>
         </w:numPr>
-        <w:pStyle w:val="Compact"/>
-      </w:pPr>
-      <w:r>
-        <w:rPr>
+      </w:pPr>
+      <w:r>
+        <w:rPr>
+          <w:b/>
           <w:bCs/>
-          <w:b/>
         </w:rPr>
         <w:t xml:space="preserve">The source already supports HTTPS APIs or DICOMweb:</w:t>
       </w:r>
@@ -1173,7 +1136,7 @@
       <w:r>
         <w:t xml:space="preserve"> </w:t>
       </w:r>
-      <w:hyperlink r:id="rId34">
+      <w:hyperlink r:id="rId23">
         <w:r>
           <w:rPr>
             <w:rStyle w:val="Hyperlink"/>
@@ -1194,8 +1157,8 @@
       </w:pPr>
       <w:r>
         <w:rPr>
+          <w:b/>
           <w:bCs/>
-          <w:b/>
         </w:rPr>
         <w:t xml:space="preserve">Decide before building:</w:t>
       </w:r>
@@ -1216,7 +1179,7 @@
       <w:r>
         <w:t xml:space="preserve"> </w:t>
       </w:r>
-      <w:hyperlink r:id="rId35">
+      <w:hyperlink r:id="rId24">
         <w:r>
           <w:rPr>
             <w:rStyle w:val="Hyperlink"/>
@@ -1230,7 +1193,7 @@
       <w:r>
         <w:t xml:space="preserve"> </w:t>
       </w:r>
-      <w:hyperlink r:id="rId36">
+      <w:hyperlink r:id="rId25">
         <w:r>
           <w:rPr>
             <w:rStyle w:val="Hyperlink"/>
@@ -1242,9 +1205,9 @@
         <w:t xml:space="preserve">.</w:t>
       </w:r>
     </w:p>
-    <w:bookmarkEnd w:id="37"/>
-    <w:bookmarkEnd w:id="38"/>
-    <w:bookmarkStart w:id="42" w:name="X43169dc775503d406b3f301041d1d5fb0fd4978"/>
+    <w:bookmarkEnd w:id="26"/>
+    <w:bookmarkEnd w:id="27"/>
+    <w:bookmarkStart w:id="31" w:name="X43169dc775503d406b3f301041d1d5fb0fd4978"/>
     <w:p>
       <w:pPr>
         <w:pStyle w:val="Heading3"/>
@@ -1259,8 +1222,8 @@
       </w:pPr>
       <w:r>
         <w:rPr>
+          <w:b/>
           <w:bCs/>
-          <w:b/>
         </w:rPr>
         <w:t xml:space="preserve">Questions:</w:t>
       </w:r>
@@ -1275,9 +1238,8 @@
       <w:tblPr>
         <w:tblStyle w:val="Table"/>
         <w:tblW w:w="9360" w:type="dxa"/>
+        <w:tblLayout w:type="fixed"/>
         <w:tblLook w:firstRow="1" w:lastRow="0" w:firstColumn="0" w:lastColumn="0" w:noHBand="0" w:noVBand="0" w:val="0020"/>
-        <w:jc w:val="start"/>
-        <w:tblLayout w:type="fixed"/>
       </w:tblPr>
       <w:tblGrid>
         <w:gridCol w:w="4444"/>
@@ -1286,14 +1248,13 @@
       <w:tr>
         <w:trPr>
           <w:cantSplit/>
-          <w:tblHeader w:val="true"/>
-        </w:trPr>
-        <w:tc>
-          <w:tcPr/>
-          <w:p>
-            <w:pPr>
-              <w:pStyle w:val="Compact"/>
-              <w:jc w:val="left"/>
+          <w:tblHeader w:val="on"/>
+        </w:trPr>
+        <w:tc>
+          <w:tcPr/>
+          <w:p>
+            <w:pPr>
+              <w:pStyle w:val="Compact"/>
             </w:pPr>
             <w:r>
               <w:t xml:space="preserve">Situation</w:t>
@@ -1305,7 +1266,6 @@
           <w:p>
             <w:pPr>
               <w:pStyle w:val="Compact"/>
-              <w:jc w:val="left"/>
             </w:pPr>
             <w:r>
               <w:t xml:space="preserve">Recommended approach</w:t>
@@ -1322,7 +1282,6 @@
           <w:p>
             <w:pPr>
               <w:pStyle w:val="Compact"/>
-              <w:jc w:val="left"/>
             </w:pPr>
             <w:r>
               <w:t xml:space="preserve">External laboratory menu</w:t>
@@ -1334,7 +1293,6 @@
           <w:p>
             <w:pPr>
               <w:pStyle w:val="Compact"/>
-              <w:jc w:val="left"/>
             </w:pPr>
             <w:r>
               <w:t xml:space="preserve">Preserve the performing lab’s orderable codes and requirements. A standardized observation code alone may not identify an orderable test in that lab’s compendium.</w:t>
@@ -1351,7 +1309,6 @@
           <w:p>
             <w:pPr>
               <w:pStyle w:val="Compact"/>
-              <w:jc w:val="left"/>
             </w:pPr>
             <w:r>
               <w:t xml:space="preserve">Internal diagnostic catalog</w:t>
@@ -1363,7 +1320,6 @@
           <w:p>
             <w:pPr>
               <w:pStyle w:val="Compact"/>
-              <w:jc w:val="left"/>
             </w:pPr>
             <w:r>
               <w:t xml:space="preserve">Use the documented catalog model:</w:t>
@@ -1440,7 +1396,6 @@
           <w:p>
             <w:pPr>
               <w:pStyle w:val="Compact"/>
-              <w:jc w:val="left"/>
             </w:pPr>
             <w:r>
               <w:t xml:space="preserve">One orderable panel</w:t>
@@ -1452,7 +1407,6 @@
           <w:p>
             <w:pPr>
               <w:pStyle w:val="Compact"/>
-              <w:jc w:val="left"/>
             </w:pPr>
             <w:r>
               <w:t xml:space="preserve">A panel can be one requested service with multiple result observations. Follow the destination’s panel definition rather than creating an order for every analyte.</w:t>
@@ -1469,7 +1423,6 @@
           <w:p>
             <w:pPr>
               <w:pStyle w:val="Compact"/>
-              <w:jc w:val="left"/>
             </w:pPr>
             <w:r>
               <w:t xml:space="preserve">Several independent services ordered together</w:t>
@@ -1481,7 +1434,6 @@
           <w:p>
             <w:pPr>
               <w:pStyle w:val="Compact"/>
-              <w:jc w:val="left"/>
             </w:pPr>
             <w:r>
               <w:t xml:space="preserve">Use separate</w:t>
@@ -1543,7 +1495,6 @@
           <w:p>
             <w:pPr>
               <w:pStyle w:val="Compact"/>
-              <w:jc w:val="left"/>
             </w:pPr>
             <w:r>
               <w:t xml:space="preserve">Health Gorilla orders</w:t>
@@ -1555,7 +1506,6 @@
           <w:p>
             <w:pPr>
               <w:pStyle w:val="Compact"/>
-              <w:jc w:val="left"/>
             </w:pPr>
             <w:r>
               <w:t xml:space="preserve">Follow its parent order and individual test</w:t>
@@ -1599,7 +1549,6 @@
           <w:p>
             <w:pPr>
               <w:pStyle w:val="Compact"/>
-              <w:jc w:val="left"/>
             </w:pPr>
             <w:r>
               <w:t xml:space="preserve">Reusable clinical order sets</w:t>
@@ -1611,7 +1560,6 @@
           <w:p>
             <w:pPr>
               <w:pStyle w:val="Compact"/>
-              <w:jc w:val="left"/>
             </w:pPr>
             <w:r>
               <w:t xml:space="preserve">Keep reusable definitions separate from the patient-specific</w:t>
@@ -1649,8 +1597,8 @@
       </w:pPr>
       <w:r>
         <w:rPr>
+          <w:b/>
           <w:bCs/>
-          <w:b/>
         </w:rPr>
         <w:t xml:space="preserve">Record:</w:t>
       </w:r>
@@ -1663,7 +1611,7 @@
       <w:r>
         <w:t xml:space="preserve"> </w:t>
       </w:r>
-      <w:hyperlink r:id="rId39">
+      <w:hyperlink r:id="rId28">
         <w:r>
           <w:rPr>
             <w:rStyle w:val="Hyperlink"/>
@@ -1688,7 +1636,7 @@
       <w:r>
         <w:t xml:space="preserve"> </w:t>
       </w:r>
-      <w:hyperlink r:id="rId40">
+      <w:hyperlink r:id="rId29">
         <w:r>
           <w:rPr>
             <w:rStyle w:val="Hyperlink"/>
@@ -1702,7 +1650,7 @@
       <w:r>
         <w:t xml:space="preserve"> </w:t>
       </w:r>
-      <w:hyperlink r:id="rId41">
+      <w:hyperlink r:id="rId30">
         <w:r>
           <w:rPr>
             <w:rStyle w:val="Hyperlink"/>
@@ -1714,8 +1662,8 @@
         <w:t xml:space="preserve">.</w:t>
       </w:r>
     </w:p>
-    <w:bookmarkEnd w:id="42"/>
-    <w:bookmarkStart w:id="44" w:name="Xe6f28479eb64f0bbd222fe8f13b987dcc3aa9fe"/>
+    <w:bookmarkEnd w:id="31"/>
+    <w:bookmarkStart w:id="33" w:name="Xe6f28479eb64f0bbd222fe8f13b987dcc3aa9fe"/>
     <w:p>
       <w:pPr>
         <w:pStyle w:val="Heading3"/>
@@ -1730,26 +1678,26 @@
       </w:pPr>
       <w:r>
         <w:rPr>
+          <w:b/>
           <w:bCs/>
+        </w:rPr>
+        <w:t xml:space="preserve">Questions:</w:t>
+      </w:r>
+      <w:r>
+        <w:t xml:space="preserve"> </w:t>
+      </w:r>
+      <w:r>
+        <w:t xml:space="preserve">Can staff prepare orders for a clinician? Are orders placed within an encounter or independently? Which demographics, indications, Ask on Order Entry (AOE) answers, billing details, and supporting documents does the destination require?</w:t>
+      </w:r>
+    </w:p>
+    <w:p>
+      <w:pPr>
+        <w:pStyle w:val="BodyText"/>
+      </w:pPr>
+      <w:r>
+        <w:rPr>
           <w:b/>
-        </w:rPr>
-        <w:t xml:space="preserve">Questions:</w:t>
-      </w:r>
-      <w:r>
-        <w:t xml:space="preserve"> </w:t>
-      </w:r>
-      <w:r>
-        <w:t xml:space="preserve">Can staff prepare orders for a clinician? Are orders placed within an encounter or independently? Which demographics, indications, Ask on Order Entry (AOE) answers, billing details, and supporting documents does the destination require?</w:t>
-      </w:r>
-    </w:p>
-    <w:p>
-      <w:pPr>
-        <w:pStyle w:val="BodyText"/>
-      </w:pPr>
-      <w:r>
-        <w:rPr>
           <w:bCs/>
-          <w:b/>
         </w:rPr>
         <w:t xml:space="preserve">Recommended baseline:</w:t>
       </w:r>
@@ -1806,9 +1754,8 @@
       <w:tblPr>
         <w:tblStyle w:val="Table"/>
         <w:tblW w:w="9360" w:type="dxa"/>
+        <w:tblLayout w:type="fixed"/>
         <w:tblLook w:firstRow="1" w:lastRow="0" w:firstColumn="0" w:lastColumn="0" w:noHBand="0" w:noVBand="0" w:val="0020"/>
-        <w:jc w:val="start"/>
-        <w:tblLayout w:type="fixed"/>
       </w:tblPr>
       <w:tblGrid>
         <w:gridCol w:w="4482"/>
@@ -1817,14 +1764,13 @@
       <w:tr>
         <w:trPr>
           <w:cantSplit/>
-          <w:tblHeader w:val="true"/>
-        </w:trPr>
-        <w:tc>
-          <w:tcPr/>
-          <w:p>
-            <w:pPr>
-              <w:pStyle w:val="Compact"/>
-              <w:jc w:val="left"/>
+          <w:tblHeader w:val="on"/>
+        </w:trPr>
+        <w:tc>
+          <w:tcPr/>
+          <w:p>
+            <w:pPr>
+              <w:pStyle w:val="Compact"/>
             </w:pPr>
             <w:r>
               <w:t xml:space="preserve">Requirement</w:t>
@@ -1836,7 +1782,6 @@
           <w:p>
             <w:pPr>
               <w:pStyle w:val="Compact"/>
-              <w:jc w:val="left"/>
             </w:pPr>
             <w:r>
               <w:t xml:space="preserve">Design consequence</w:t>
@@ -1853,7 +1798,6 @@
           <w:p>
             <w:pPr>
               <w:pStyle w:val="Compact"/>
-              <w:jc w:val="left"/>
             </w:pPr>
             <w:r>
               <w:t xml:space="preserve">Staff prepare; clinician authorizes</w:t>
@@ -1865,7 +1809,6 @@
           <w:p>
             <w:pPr>
               <w:pStyle w:val="Compact"/>
-              <w:jc w:val="left"/>
             </w:pPr>
             <w:r>
               <w:t xml:space="preserve">Give those roles distinct permissions and actions. Define the authorization record and who can trigger transmission.</w:t>
@@ -1882,7 +1825,6 @@
           <w:p>
             <w:pPr>
               <w:pStyle w:val="Compact"/>
-              <w:jc w:val="left"/>
             </w:pPr>
             <w:r>
               <w:t xml:space="preserve">Test-specific AOE</w:t>
@@ -1894,7 +1836,6 @@
           <w:p>
             <w:pPr>
               <w:pStyle w:val="Compact"/>
-              <w:jc w:val="left"/>
             </w:pPr>
             <w:r>
               <w:t xml:space="preserve">Capture the destination’s required answers. The Health Gorilla pattern stores</w:t>
@@ -1938,7 +1879,6 @@
           <w:p>
             <w:pPr>
               <w:pStyle w:val="Compact"/>
-              <w:jc w:val="left"/>
             </w:pPr>
             <w:r>
               <w:t xml:space="preserve">Insurance, patient, or account billing</w:t>
@@ -1950,7 +1890,6 @@
           <w:p>
             <w:pPr>
               <w:pStyle w:val="Compact"/>
-              <w:jc w:val="left"/>
             </w:pPr>
             <w:r>
               <w:t xml:space="preserve">Capture the billing route and required supporting information before sending. For Health Gorilla, check practitioner and practice lab account requirements.</w:t>
@@ -1967,7 +1906,6 @@
           <w:p>
             <w:pPr>
               <w:pStyle w:val="Compact"/>
-              <w:jc w:val="left"/>
             </w:pPr>
             <w:r>
               <w:t xml:space="preserve">Imaging requires authorization or scheduling coordination</w:t>
@@ -1979,7 +1917,6 @@
           <w:p>
             <w:pPr>
               <w:pStyle w:val="Compact"/>
-              <w:jc w:val="left"/>
             </w:pPr>
             <w:r>
               <w:t xml:space="preserve">Assign that work explicitly and decide whether it must finish before transmission, scheduling, or performance.</w:t>
@@ -2032,8 +1969,8 @@
       </w:pPr>
       <w:r>
         <w:rPr>
+          <w:b/>
           <w:bCs/>
-          <w:b/>
         </w:rPr>
         <w:t xml:space="preserve">Record:</w:t>
       </w:r>
@@ -2054,7 +1991,7 @@
       <w:r>
         <w:t xml:space="preserve"> </w:t>
       </w:r>
-      <w:hyperlink r:id="rId24">
+      <w:hyperlink r:id="rId13">
         <w:r>
           <w:rPr>
             <w:rStyle w:val="Hyperlink"/>
@@ -2068,7 +2005,7 @@
       <w:r>
         <w:t xml:space="preserve"> </w:t>
       </w:r>
-      <w:hyperlink r:id="rId43">
+      <w:hyperlink r:id="rId32">
         <w:r>
           <w:rPr>
             <w:rStyle w:val="Hyperlink"/>
@@ -2080,8 +2017,8 @@
         <w:t xml:space="preserve">.</w:t>
       </w:r>
     </w:p>
-    <w:bookmarkEnd w:id="44"/>
-    <w:bookmarkStart w:id="46" w:name="X70947611fabe9ef0d1d64550e6bac23d9177021"/>
+    <w:bookmarkEnd w:id="33"/>
+    <w:bookmarkStart w:id="35" w:name="X70947611fabe9ef0d1d64550e6bac23d9177021"/>
     <w:p>
       <w:pPr>
         <w:pStyle w:val="Heading3"/>
@@ -2096,8 +2033,8 @@
       </w:pPr>
       <w:r>
         <w:rPr>
+          <w:b/>
           <w:bCs/>
-          <w:b/>
         </w:rPr>
         <w:t xml:space="preserve">Questions:</w:t>
       </w:r>
@@ -2112,9 +2049,8 @@
       <w:tblPr>
         <w:tblStyle w:val="Table"/>
         <w:tblW w:w="9360" w:type="dxa"/>
+        <w:tblLayout w:type="fixed"/>
         <w:tblLook w:firstRow="1" w:lastRow="0" w:firstColumn="0" w:lastColumn="0" w:noHBand="0" w:noVBand="0" w:val="0020"/>
-        <w:jc w:val="start"/>
-        <w:tblLayout w:type="fixed"/>
       </w:tblPr>
       <w:tblGrid>
         <w:gridCol w:w="4539"/>
@@ -2123,14 +2059,13 @@
       <w:tr>
         <w:trPr>
           <w:cantSplit/>
-          <w:tblHeader w:val="true"/>
-        </w:trPr>
-        <w:tc>
-          <w:tcPr/>
-          <w:p>
-            <w:pPr>
-              <w:pStyle w:val="Compact"/>
-              <w:jc w:val="left"/>
+          <w:tblHeader w:val="on"/>
+        </w:trPr>
+        <w:tc>
+          <w:tcPr/>
+          <w:p>
+            <w:pPr>
+              <w:pStyle w:val="Compact"/>
             </w:pPr>
             <w:r>
               <w:t xml:space="preserve">Situation</w:t>
@@ -2142,7 +2077,6 @@
           <w:p>
             <w:pPr>
               <w:pStyle w:val="Compact"/>
-              <w:jc w:val="left"/>
             </w:pPr>
             <w:r>
               <w:t xml:space="preserve">Recommended approach</w:t>
@@ -2159,7 +2093,6 @@
           <w:p>
             <w:pPr>
               <w:pStyle w:val="Compact"/>
-              <w:jc w:val="left"/>
             </w:pPr>
             <w:r>
               <w:t xml:space="preserve">Specimen collected on site</w:t>
@@ -2171,7 +2104,6 @@
           <w:p>
             <w:pPr>
               <w:pStyle w:val="Compact"/>
-              <w:jc w:val="left"/>
             </w:pPr>
             <w:r>
               <w:t xml:space="preserve">Record the actual</w:t>
@@ -2200,7 +2132,6 @@
           <w:p>
             <w:pPr>
               <w:pStyle w:val="Compact"/>
-              <w:jc w:val="left"/>
             </w:pPr>
             <w:r>
               <w:t xml:space="preserve">Collection at an external draw station</w:t>
@@ -2212,7 +2143,6 @@
           <w:p>
             <w:pPr>
               <w:pStyle w:val="Compact"/>
-              <w:jc w:val="left"/>
             </w:pPr>
             <w:r>
               <w:t xml:space="preserve">Give the patient the destination and preparation instructions; define what evidence confirms collection and who follows up when it is missing.</w:t>
@@ -2229,7 +2159,6 @@
           <w:p>
             <w:pPr>
               <w:pStyle w:val="Compact"/>
-              <w:jc w:val="left"/>
             </w:pPr>
             <w:r>
               <w:t xml:space="preserve">Home collection</w:t>
@@ -2241,7 +2170,6 @@
           <w:p>
             <w:pPr>
               <w:pStyle w:val="Compact"/>
-              <w:jc w:val="left"/>
             </w:pPr>
             <w:r>
               <w:t xml:space="preserve">Track kit fulfillment, return, receipt, and rejection as operational work. A shipped kit does not establish specimen collection or completed testing.</w:t>
@@ -2258,7 +2186,6 @@
           <w:p>
             <w:pPr>
               <w:pStyle w:val="Compact"/>
-              <w:jc w:val="left"/>
             </w:pPr>
             <w:r>
               <w:t xml:space="preserve">Imaging at another facility</w:t>
@@ -2270,7 +2197,6 @@
           <w:p>
             <w:pPr>
               <w:pStyle w:val="Compact"/>
-              <w:jc w:val="left"/>
             </w:pPr>
             <w:r>
               <w:t xml:space="preserve">Track the appointment handoff and expected completion. Use</w:t>
@@ -2302,7 +2228,6 @@
           <w:p>
             <w:pPr>
               <w:pStyle w:val="Compact"/>
-              <w:jc w:val="left"/>
             </w:pPr>
             <w:r>
               <w:t xml:space="preserve">Multiple specimens or collection times</w:t>
@@ -2314,7 +2239,6 @@
           <w:p>
             <w:pPr>
               <w:pStyle w:val="Compact"/>
-              <w:jc w:val="left"/>
             </w:pPr>
             <w:r>
               <w:t xml:space="preserve">Preserve the individual specimen relationships and independent progress. Use the integration’s order-splitting behavior when required.</w:t>
@@ -2393,7 +2317,7 @@
       <w:r>
         <w:t xml:space="preserve"> </w:t>
       </w:r>
-      <w:hyperlink r:id="rId45">
+      <w:hyperlink r:id="rId34">
         <w:r>
           <w:rPr>
             <w:rStyle w:val="Hyperlink"/>
@@ -2411,36 +2335,36 @@
       </w:pPr>
       <w:r>
         <w:rPr>
+          <w:b/>
           <w:bCs/>
+        </w:rPr>
+        <w:t xml:space="preserve">Record:</w:t>
+      </w:r>
+      <w:r>
+        <w:t xml:space="preserve"> </w:t>
+      </w:r>
+      <w:r>
+        <w:t xml:space="preserve">Fulfillment owner, required tracking steps, and evidence that each step finished.</w:t>
+      </w:r>
+    </w:p>
+    <w:bookmarkEnd w:id="35"/>
+    <w:bookmarkStart w:id="38" w:name="Xefb8936b6f24661a0bac354e4b2239d1654fb9f"/>
+    <w:p>
+      <w:pPr>
+        <w:pStyle w:val="Heading3"/>
+      </w:pPr>
+      <w:r>
+        <w:t xml:space="preserve">3.5 What happens when an order changes or never completes?</w:t>
+      </w:r>
+    </w:p>
+    <w:p>
+      <w:pPr>
+        <w:pStyle w:val="FirstParagraph"/>
+      </w:pPr>
+      <w:r>
+        <w:rPr>
           <w:b/>
-        </w:rPr>
-        <w:t xml:space="preserve">Record:</w:t>
-      </w:r>
-      <w:r>
-        <w:t xml:space="preserve"> </w:t>
-      </w:r>
-      <w:r>
-        <w:t xml:space="preserve">Fulfillment owner, required tracking steps, and evidence that each step finished.</w:t>
-      </w:r>
-    </w:p>
-    <w:bookmarkEnd w:id="46"/>
-    <w:bookmarkStart w:id="49" w:name="Xefb8936b6f24661a0bac354e4b2239d1654fb9f"/>
-    <w:p>
-      <w:pPr>
-        <w:pStyle w:val="Heading3"/>
-      </w:pPr>
-      <w:r>
-        <w:t xml:space="preserve">3.5 What happens when an order changes or never completes?</w:t>
-      </w:r>
-    </w:p>
-    <w:p>
-      <w:pPr>
-        <w:pStyle w:val="FirstParagraph"/>
-      </w:pPr>
-      <w:r>
-        <w:rPr>
           <w:bCs/>
-          <w:b/>
         </w:rPr>
         <w:t xml:space="preserve">Questions:</w:t>
       </w:r>
@@ -2455,9 +2379,8 @@
       <w:tblPr>
         <w:tblStyle w:val="Table"/>
         <w:tblW w:w="9360" w:type="dxa"/>
+        <w:tblLayout w:type="fixed"/>
         <w:tblLook w:firstRow="1" w:lastRow="0" w:firstColumn="0" w:lastColumn="0" w:noHBand="0" w:noVBand="0" w:val="0020"/>
-        <w:jc w:val="start"/>
-        <w:tblLayout w:type="fixed"/>
       </w:tblPr>
       <w:tblGrid>
         <w:gridCol w:w="4402"/>
@@ -2466,14 +2389,13 @@
       <w:tr>
         <w:trPr>
           <w:cantSplit/>
-          <w:tblHeader w:val="true"/>
-        </w:trPr>
-        <w:tc>
-          <w:tcPr/>
-          <w:p>
-            <w:pPr>
-              <w:pStyle w:val="Compact"/>
-              <w:jc w:val="left"/>
+          <w:tblHeader w:val="on"/>
+        </w:trPr>
+        <w:tc>
+          <w:tcPr/>
+          <w:p>
+            <w:pPr>
+              <w:pStyle w:val="Compact"/>
             </w:pPr>
             <w:r>
               <w:t xml:space="preserve">Situation</w:t>
@@ -2485,7 +2407,6 @@
           <w:p>
             <w:pPr>
               <w:pStyle w:val="Compact"/>
-              <w:jc w:val="left"/>
             </w:pPr>
             <w:r>
               <w:t xml:space="preserve">Recommended approach</w:t>
@@ -2502,7 +2423,6 @@
           <w:p>
             <w:pPr>
               <w:pStyle w:val="Compact"/>
-              <w:jc w:val="left"/>
             </w:pPr>
             <w:r>
               <w:t xml:space="preserve">Draft changes</w:t>
@@ -2514,7 +2434,6 @@
           <w:p>
             <w:pPr>
               <w:pStyle w:val="Compact"/>
-              <w:jc w:val="left"/>
             </w:pPr>
             <w:r>
               <w:t xml:space="preserve">Edit before release and revalidate destination requirements.</w:t>
@@ -2531,7 +2450,6 @@
           <w:p>
             <w:pPr>
               <w:pStyle w:val="Compact"/>
-              <w:jc w:val="left"/>
             </w:pPr>
             <w:r>
               <w:t xml:space="preserve">Change after transmission</w:t>
@@ -2543,7 +2461,6 @@
           <w:p>
             <w:pPr>
               <w:pStyle w:val="Compact"/>
-              <w:jc w:val="left"/>
             </w:pPr>
             <w:r>
               <w:t xml:space="preserve">Follow the destination’s amendment rules. If replacement is required, coordinate cancellation and link the replacement with</w:t>
@@ -2572,7 +2489,6 @@
           <w:p>
             <w:pPr>
               <w:pStyle w:val="Compact"/>
-              <w:jc w:val="left"/>
             </w:pPr>
             <w:r>
               <w:t xml:space="preserve">Cancellation</w:t>
@@ -2584,7 +2500,6 @@
           <w:p>
             <w:pPr>
               <w:pStyle w:val="Compact"/>
-              <w:jc w:val="left"/>
             </w:pPr>
             <w:r>
               <w:t xml:space="preserve">Use</w:t>
@@ -2616,7 +2531,6 @@
           <w:p>
             <w:pPr>
               <w:pStyle w:val="Compact"/>
-              <w:jc w:val="left"/>
             </w:pPr>
             <w:r>
               <w:t xml:space="preserve">Order entered by mistake</w:t>
@@ -2628,7 +2542,6 @@
           <w:p>
             <w:pPr>
               <w:pStyle w:val="Compact"/>
-              <w:jc w:val="left"/>
             </w:pPr>
             <w:r>
               <w:t xml:space="preserve">Use</w:t>
@@ -2657,7 +2570,6 @@
           <w:p>
             <w:pPr>
               <w:pStyle w:val="Compact"/>
-              <w:jc w:val="left"/>
             </w:pPr>
             <w:r>
               <w:t xml:space="preserve">Overdue or failed fulfillment</w:t>
@@ -2669,7 +2581,6 @@
           <w:p>
             <w:pPr>
               <w:pStyle w:val="Compact"/>
-              <w:jc w:val="left"/>
             </w:pPr>
             <w:r>
               <w:t xml:space="preserve">Create an assigned exception with a next action. Define when staff retry, contact the patient or facility, cancel, or request a new order.</w:t>
@@ -2686,7 +2597,6 @@
           <w:p>
             <w:pPr>
               <w:pStyle w:val="Compact"/>
-              <w:jc w:val="left"/>
             </w:pPr>
             <w:r>
               <w:t xml:space="preserve">Destination supports a standing order</w:t>
@@ -2698,7 +2608,6 @@
           <w:p>
             <w:pPr>
               <w:pStyle w:val="Compact"/>
-              <w:jc w:val="left"/>
             </w:pPr>
             <w:r>
               <w:t xml:space="preserve">Capture the authorized timing and validity, and track each performance and report independently. Agree how results identify the standing order and occurrence.</w:t>
@@ -2715,7 +2624,6 @@
           <w:p>
             <w:pPr>
               <w:pStyle w:val="Compact"/>
-              <w:jc w:val="left"/>
             </w:pPr>
             <w:r>
               <w:t xml:space="preserve">Each occurrence requires a new order or requisition</w:t>
@@ -2727,7 +2635,6 @@
           <w:p>
             <w:pPr>
               <w:pStyle w:val="Compact"/>
-              <w:jc w:val="left"/>
             </w:pPr>
             <w:r>
               <w:t xml:space="preserve">Create separately authorized requests for the individual occurrences. Do not reuse a completed one-time order as a recurring work queue.</w:t>
@@ -2742,16 +2649,34 @@
       </w:pPr>
       <w:r>
         <w:rPr>
+          <w:b/>
           <w:bCs/>
+        </w:rPr>
+        <w:t xml:space="preserve">Integration constraint:</w:t>
+      </w:r>
+      <w:r>
+        <w:t xml:space="preserve"> </w:t>
+      </w:r>
+      <w:r>
+        <w:t xml:space="preserve">Updating an active Health Gorilla order in Medplum does not modify it in the performing lab’s system. Do not offer an edit action that implies an external change the integration cannot perform.</w:t>
+      </w:r>
+    </w:p>
+    <w:p>
+      <w:pPr>
+        <w:pStyle w:val="BodyText"/>
+      </w:pPr>
+      <w:r>
+        <w:rPr>
           <w:b/>
-        </w:rPr>
-        <w:t xml:space="preserve">Integration constraint:</w:t>
-      </w:r>
-      <w:r>
-        <w:t xml:space="preserve"> </w:t>
-      </w:r>
-      <w:r>
-        <w:t xml:space="preserve">Updating an active Health Gorilla order in Medplum does not modify it in the performing lab’s system. Do not offer an edit action that implies an external change the integration cannot perform.</w:t>
+          <w:bCs/>
+        </w:rPr>
+        <w:t xml:space="preserve">Record:</w:t>
+      </w:r>
+      <w:r>
+        <w:t xml:space="preserve"> </w:t>
+      </w:r>
+      <w:r>
+        <w:t xml:space="preserve">Amendment/replacement rules, cancellation evidence, recurring-order model, and overdue-work owner. A timeout after sending is an uncertain outcome: reconcile the destination’s order identifier before resending. Conditional FHIR writes alone do not prevent duplicate external orders.</w:t>
       </w:r>
     </w:p>
     <w:p>
@@ -2759,30 +2684,12 @@
         <w:pStyle w:val="BodyText"/>
       </w:pPr>
       <w:r>
-        <w:rPr>
-          <w:bCs/>
-          <w:b/>
-        </w:rPr>
-        <w:t xml:space="preserve">Record:</w:t>
-      </w:r>
-      <w:r>
-        <w:t xml:space="preserve"> </w:t>
-      </w:r>
-      <w:r>
-        <w:t xml:space="preserve">Amendment/replacement rules, cancellation evidence, recurring-order model, and overdue-work owner. A timeout after sending is an uncertain outcome: reconcile the destination’s order identifier before resending. Conditional FHIR writes alone do not prevent duplicate external orders.</w:t>
-      </w:r>
-    </w:p>
-    <w:p>
-      <w:pPr>
-        <w:pStyle w:val="BodyText"/>
-      </w:pPr>
-      <w:r>
         <w:t xml:space="preserve">References:</w:t>
       </w:r>
       <w:r>
         <w:t xml:space="preserve"> </w:t>
       </w:r>
-      <w:hyperlink r:id="rId47">
+      <w:hyperlink r:id="rId36">
         <w:r>
           <w:rPr>
             <w:rStyle w:val="Hyperlink"/>
@@ -2796,7 +2703,7 @@
       <w:r>
         <w:t xml:space="preserve"> </w:t>
       </w:r>
-      <w:hyperlink r:id="rId48">
+      <w:hyperlink r:id="rId37">
         <w:r>
           <w:rPr>
             <w:rStyle w:val="Hyperlink"/>
@@ -2808,8 +2715,8 @@
         <w:t xml:space="preserve">.</w:t>
       </w:r>
     </w:p>
-    <w:bookmarkEnd w:id="49"/>
-    <w:bookmarkStart w:id="53" w:name="X5d4a924513f192b7a6dc66dfb0feaf63ede08db"/>
+    <w:bookmarkEnd w:id="38"/>
+    <w:bookmarkStart w:id="42" w:name="X5d4a924513f192b7a6dc66dfb0feaf63ede08db"/>
     <w:p>
       <w:pPr>
         <w:pStyle w:val="Heading3"/>
@@ -2824,26 +2731,26 @@
       </w:pPr>
       <w:r>
         <w:rPr>
+          <w:b/>
           <w:bCs/>
+        </w:rPr>
+        <w:t xml:space="preserve">Questions:</w:t>
+      </w:r>
+      <w:r>
+        <w:t xml:space="preserve"> </w:t>
+      </w:r>
+      <w:r>
+        <w:t xml:space="preserve">Which identifiers survive the round trip? Can reports arrive without an order? What happens on repeated messages, ambiguous matches, or missed webhooks?</w:t>
+      </w:r>
+    </w:p>
+    <w:p>
+      <w:pPr>
+        <w:pStyle w:val="BodyText"/>
+      </w:pPr>
+      <w:r>
+        <w:rPr>
           <w:b/>
-        </w:rPr>
-        <w:t xml:space="preserve">Questions:</w:t>
-      </w:r>
-      <w:r>
-        <w:t xml:space="preserve"> </w:t>
-      </w:r>
-      <w:r>
-        <w:t xml:space="preserve">Which identifiers survive the round trip? Can reports arrive without an order? What happens on repeated messages, ambiguous matches, or missed webhooks?</w:t>
-      </w:r>
-    </w:p>
-    <w:p>
-      <w:pPr>
-        <w:pStyle w:val="BodyText"/>
-      </w:pPr>
-      <w:r>
-        <w:rPr>
           <w:bCs/>
-          <w:b/>
         </w:rPr>
         <w:t xml:space="preserve">Recommended baseline:</w:t>
       </w:r>
@@ -2898,7 +2805,7 @@
       <w:r>
         <w:t xml:space="preserve"> </w:t>
       </w:r>
-      <w:hyperlink r:id="rId50">
+      <w:hyperlink r:id="rId39">
         <w:r>
           <w:rPr>
             <w:rStyle w:val="Hyperlink"/>
@@ -2914,9 +2821,8 @@
       <w:tblPr>
         <w:tblStyle w:val="Table"/>
         <w:tblW w:w="9360" w:type="dxa"/>
+        <w:tblLayout w:type="fixed"/>
         <w:tblLook w:firstRow="1" w:lastRow="0" w:firstColumn="0" w:lastColumn="0" w:noHBand="0" w:noVBand="0" w:val="0020"/>
-        <w:jc w:val="start"/>
-        <w:tblLayout w:type="fixed"/>
       </w:tblPr>
       <w:tblGrid>
         <w:gridCol w:w="4032"/>
@@ -2925,14 +2831,13 @@
       <w:tr>
         <w:trPr>
           <w:cantSplit/>
-          <w:tblHeader w:val="true"/>
-        </w:trPr>
-        <w:tc>
-          <w:tcPr/>
-          <w:p>
-            <w:pPr>
-              <w:pStyle w:val="Compact"/>
-              <w:jc w:val="left"/>
+          <w:tblHeader w:val="on"/>
+        </w:trPr>
+        <w:tc>
+          <w:tcPr/>
+          <w:p>
+            <w:pPr>
+              <w:pStyle w:val="Compact"/>
             </w:pPr>
             <w:r>
               <w:t xml:space="preserve">Situation</w:t>
@@ -2944,7 +2849,6 @@
           <w:p>
             <w:pPr>
               <w:pStyle w:val="Compact"/>
-              <w:jc w:val="left"/>
             </w:pPr>
             <w:r>
               <w:t xml:space="preserve">Recommended approach</w:t>
@@ -2961,7 +2865,6 @@
           <w:p>
             <w:pPr>
               <w:pStyle w:val="Compact"/>
-              <w:jc w:val="left"/>
             </w:pPr>
             <w:r>
               <w:t xml:space="preserve">Known patient and order</w:t>
@@ -2973,7 +2876,6 @@
           <w:p>
             <w:pPr>
               <w:pStyle w:val="Compact"/>
-              <w:jc w:val="left"/>
             </w:pPr>
             <w:r>
               <w:t xml:space="preserve">Match using the agreed source and order identifiers; retain the identifiers needed to reconcile with the performing system.</w:t>
@@ -2990,7 +2892,6 @@
           <w:p>
             <w:pPr>
               <w:pStyle w:val="Compact"/>
-              <w:jc w:val="left"/>
             </w:pPr>
             <w:r>
               <w:t xml:space="preserve">Known patient, no local order</w:t>
@@ -3002,7 +2903,6 @@
           <w:p>
             <w:pPr>
               <w:pStyle w:val="Compact"/>
-              <w:jc w:val="left"/>
             </w:pPr>
             <w:r>
               <w:t xml:space="preserve">Retain the report without inventing an order relationship. Route it to an accountable review owner.</w:t>
@@ -3019,7 +2919,6 @@
           <w:p>
             <w:pPr>
               <w:pStyle w:val="Compact"/>
-              <w:jc w:val="left"/>
             </w:pPr>
             <w:r>
               <w:t xml:space="preserve">Unknown or ambiguous patient</w:t>
@@ -3031,7 +2930,6 @@
           <w:p>
             <w:pPr>
               <w:pStyle w:val="Compact"/>
-              <w:jc w:val="left"/>
             </w:pPr>
             <w:r>
               <w:t xml:space="preserve">Route for identity resolution. Inspect the connector’s behavior before deciding whether new patient creation is acceptable.</w:t>
@@ -3048,7 +2946,6 @@
           <w:p>
             <w:pPr>
               <w:pStyle w:val="Compact"/>
-              <w:jc w:val="left"/>
             </w:pPr>
             <w:r>
               <w:t xml:space="preserve">Duplicate delivery or replay</w:t>
@@ -3060,7 +2957,6 @@
           <w:p>
             <w:pPr>
               <w:pStyle w:val="Compact"/>
-              <w:jc w:val="left"/>
             </w:pPr>
             <w:r>
               <w:t xml:space="preserve">Use conditional create/update keyed on stable source identifiers. Distinguish a repeated event from a genuine report revision, and prevent older deliveries from overwriting newer results.</w:t>
@@ -3077,7 +2973,6 @@
           <w:p>
             <w:pPr>
               <w:pStyle w:val="Compact"/>
-              <w:jc w:val="left"/>
             </w:pPr>
             <w:r>
               <w:t xml:space="preserve">Missed delivery</w:t>
@@ -3089,7 +2984,6 @@
           <w:p>
             <w:pPr>
               <w:pStyle w:val="Compact"/>
-              <w:jc w:val="left"/>
             </w:pPr>
             <w:r>
               <w:t xml:space="preserve">Provide a reconciliation and backfill process, then review unresolved exceptions.</w:t>
@@ -3139,8 +3033,8 @@
       </w:pPr>
       <w:r>
         <w:rPr>
+          <w:b/>
           <w:bCs/>
-          <w:b/>
         </w:rPr>
         <w:t xml:space="preserve">Record:</w:t>
       </w:r>
@@ -3161,7 +3055,7 @@
       <w:r>
         <w:t xml:space="preserve"> </w:t>
       </w:r>
-      <w:hyperlink r:id="rId51">
+      <w:hyperlink r:id="rId40">
         <w:r>
           <w:rPr>
             <w:rStyle w:val="Hyperlink"/>
@@ -3175,7 +3069,7 @@
       <w:r>
         <w:t xml:space="preserve"> </w:t>
       </w:r>
-      <w:hyperlink r:id="rId52">
+      <w:hyperlink r:id="rId41">
         <w:r>
           <w:rPr>
             <w:rStyle w:val="Hyperlink"/>
@@ -3187,8 +3081,8 @@
         <w:t xml:space="preserve">.</w:t>
       </w:r>
     </w:p>
-    <w:bookmarkEnd w:id="53"/>
-    <w:bookmarkStart w:id="62" w:name="Xfe46f915419106c1b49f09445edb20291756595"/>
+    <w:bookmarkEnd w:id="42"/>
+    <w:bookmarkStart w:id="51" w:name="Xfe46f915419106c1b49f09445edb20291756595"/>
     <w:p>
       <w:pPr>
         <w:pStyle w:val="Heading3"/>
@@ -3203,8 +3097,8 @@
       </w:pPr>
       <w:r>
         <w:rPr>
+          <w:b/>
           <w:bCs/>
-          <w:b/>
         </w:rPr>
         <w:t xml:space="preserve">Questions:</w:t>
       </w:r>
@@ -3219,9 +3113,8 @@
       <w:tblPr>
         <w:tblStyle w:val="Table"/>
         <w:tblW w:w="9360" w:type="dxa"/>
+        <w:tblLayout w:type="fixed"/>
         <w:tblLook w:firstRow="1" w:lastRow="0" w:firstColumn="0" w:lastColumn="0" w:noHBand="0" w:noVBand="0" w:val="0020"/>
-        <w:jc w:val="start"/>
-        <w:tblLayout w:type="fixed"/>
       </w:tblPr>
       <w:tblGrid>
         <w:gridCol w:w="4611"/>
@@ -3230,14 +3123,13 @@
       <w:tr>
         <w:trPr>
           <w:cantSplit/>
-          <w:tblHeader w:val="true"/>
-        </w:trPr>
-        <w:tc>
-          <w:tcPr/>
-          <w:p>
-            <w:pPr>
-              <w:pStyle w:val="Compact"/>
-              <w:jc w:val="left"/>
+          <w:tblHeader w:val="on"/>
+        </w:trPr>
+        <w:tc>
+          <w:tcPr/>
+          <w:p>
+            <w:pPr>
+              <w:pStyle w:val="Compact"/>
             </w:pPr>
             <w:r>
               <w:t xml:space="preserve">Need</w:t>
@@ -3249,7 +3141,6 @@
           <w:p>
             <w:pPr>
               <w:pStyle w:val="Compact"/>
-              <w:jc w:val="left"/>
             </w:pPr>
             <w:r>
               <w:t xml:space="preserve">Recommended approach</w:t>
@@ -3266,7 +3157,6 @@
           <w:p>
             <w:pPr>
               <w:pStyle w:val="Compact"/>
-              <w:jc w:val="left"/>
             </w:pPr>
             <w:r>
               <w:t xml:space="preserve">Discrete lab values and trends</w:t>
@@ -3278,7 +3168,6 @@
           <w:p>
             <w:pPr>
               <w:pStyle w:val="Compact"/>
-              <w:jc w:val="left"/>
             </w:pPr>
             <w:r>
               <w:t xml:space="preserve">Store</w:t>
@@ -3310,7 +3199,6 @@
           <w:p>
             <w:pPr>
               <w:pStyle w:val="Compact"/>
-              <w:jc w:val="left"/>
             </w:pPr>
             <w:r>
               <w:t xml:space="preserve">Report summary and lifecycle</w:t>
@@ -3322,7 +3210,6 @@
           <w:p>
             <w:pPr>
               <w:pStyle w:val="Compact"/>
-              <w:jc w:val="left"/>
             </w:pPr>
             <w:r>
               <w:t xml:space="preserve">Use</w:t>
@@ -3354,7 +3241,6 @@
           <w:p>
             <w:pPr>
               <w:pStyle w:val="Compact"/>
-              <w:jc w:val="left"/>
             </w:pPr>
             <w:r>
               <w:t xml:space="preserve">Original PDF or narrative report is sufficient</w:t>
@@ -3366,7 +3252,6 @@
           <w:p>
             <w:pPr>
               <w:pStyle w:val="Compact"/>
-              <w:jc w:val="left"/>
             </w:pPr>
             <w:r>
               <w:t xml:space="preserve">Preserve it through</w:t>
@@ -3413,7 +3298,6 @@
           <w:p>
             <w:pPr>
               <w:pStyle w:val="Compact"/>
-              <w:jc w:val="left"/>
             </w:pPr>
             <w:r>
               <w:t xml:space="preserve">PDF-only source, but trends or rules need discrete results</w:t>
@@ -3425,7 +3309,6 @@
           <w:p>
             <w:pPr>
               <w:pStyle w:val="Compact"/>
-              <w:jc w:val="left"/>
             </w:pPr>
             <w:r>
               <w:t xml:space="preserve">Add an extraction and verification workflow with source provenance. Treat extracted values as candidates until validated; a PDF attachment alone cannot support reliable numeric trends.</w:t>
@@ -3442,7 +3325,6 @@
           <w:p>
             <w:pPr>
               <w:pStyle w:val="Compact"/>
-              <w:jc w:val="left"/>
             </w:pPr>
             <w:r>
               <w:t xml:space="preserve">Imaging interpretation only</w:t>
@@ -3454,7 +3336,6 @@
           <w:p>
             <w:pPr>
               <w:pStyle w:val="Compact"/>
-              <w:jc w:val="left"/>
             </w:pPr>
             <w:r>
               <w:t xml:space="preserve">Use the report’s narrative and/or attached radiology report.</w:t>
@@ -3471,7 +3352,6 @@
           <w:p>
             <w:pPr>
               <w:pStyle w:val="Compact"/>
-              <w:jc w:val="left"/>
             </w:pPr>
             <w:r>
               <w:t xml:space="preserve">Diagnostic images and viewer access</w:t>
@@ -3483,7 +3363,6 @@
           <w:p>
             <w:pPr>
               <w:pStyle w:val="Compact"/>
-              <w:jc w:val="left"/>
             </w:pPr>
             <w:r>
               <w:t xml:space="preserve">Choose Medplum’s DICOM storage and hosted OHIF viewer, or connect an existing archive/viewer. Resolve the imaging choices below.</w:t>
@@ -3536,7 +3415,7 @@
         <w:t xml:space="preserve">.</w:t>
       </w:r>
     </w:p>
-    <w:bookmarkStart w:id="61" w:name="X4d1f02b546ed34a6c9a6f1394aeb55e08dc51f0"/>
+    <w:bookmarkStart w:id="50" w:name="X4d1f02b546ed34a6c9a6f1394aeb55e08dc51f0"/>
     <w:p>
       <w:pPr>
         <w:pStyle w:val="Heading4"/>
@@ -3551,8 +3430,8 @@
       </w:pPr>
       <w:r>
         <w:rPr>
+          <w:b/>
           <w:bCs/>
-          <w:b/>
         </w:rPr>
         <w:t xml:space="preserve">Questions:</w:t>
       </w:r>
@@ -3565,32 +3444,32 @@
     </w:p>
     <w:p>
       <w:pPr>
+        <w:pStyle w:val="Compact"/>
         <w:numPr>
           <w:ilvl w:val="0"/>
           <w:numId w:val="1004"/>
         </w:numPr>
+      </w:pPr>
+      <w:r>
+        <w:rPr>
+          <w:b/>
+          <w:bCs/>
+        </w:rPr>
+        <w:t xml:space="preserve">Medplum DICOM storage and hosted OHIF viewer</w:t>
+      </w:r>
+    </w:p>
+    <w:p>
+      <w:pPr>
         <w:pStyle w:val="Compact"/>
-      </w:pPr>
-      <w:r>
-        <w:rPr>
-          <w:bCs/>
-          <w:b/>
-        </w:rPr>
-        <w:t xml:space="preserve">Medplum DICOM storage and hosted OHIF viewer</w:t>
-      </w:r>
-    </w:p>
-    <w:p>
-      <w:pPr>
         <w:numPr>
           <w:ilvl w:val="1"/>
           <w:numId w:val="1005"/>
         </w:numPr>
-        <w:pStyle w:val="Compact"/>
-      </w:pPr>
-      <w:r>
-        <w:rPr>
+      </w:pPr>
+      <w:r>
+        <w:rPr>
+          <w:b/>
           <w:bCs/>
-          <w:b/>
         </w:rPr>
         <w:t xml:space="preserve">Choose when:</w:t>
       </w:r>
@@ -3603,7 +3482,7 @@
       <w:r>
         <w:t xml:space="preserve"> </w:t>
       </w:r>
-      <w:hyperlink r:id="rId54">
+      <w:hyperlink r:id="rId43">
         <w:r>
           <w:rPr>
             <w:rStyle w:val="Hyperlink"/>
@@ -3617,393 +3496,419 @@
     </w:p>
     <w:p>
       <w:pPr>
+        <w:pStyle w:val="Compact"/>
         <w:numPr>
           <w:ilvl w:val="1"/>
           <w:numId w:val="1005"/>
         </w:numPr>
+      </w:pPr>
+      <w:r>
+        <w:rPr>
+          <w:b/>
+          <w:bCs/>
+        </w:rPr>
+        <w:t xml:space="preserve">Advantages:</w:t>
+      </w:r>
+      <w:r>
+        <w:t xml:space="preserve"> </w:t>
+      </w:r>
+      <w:r>
+        <w:t xml:space="preserve">DICOMweb provides storage (STOW-RS), study/series queries (QIDO-RS), and metadata/frame retrieval (WADO-RS), using Medplum authentication and access policies.</w:t>
+      </w:r>
+    </w:p>
+    <w:p>
+      <w:pPr>
         <w:pStyle w:val="Compact"/>
-      </w:pPr>
-      <w:r>
-        <w:rPr>
-          <w:bCs/>
-          <w:b/>
-        </w:rPr>
-        <w:t xml:space="preserve">Advantages:</w:t>
-      </w:r>
-      <w:r>
-        <w:t xml:space="preserve"> </w:t>
-      </w:r>
-      <w:r>
-        <w:t xml:space="preserve">DICOMweb provides storage (STOW-RS), study/series queries (QIDO-RS), and metadata/frame retrieval (WADO-RS), using Medplum authentication and access policies.</w:t>
-      </w:r>
-    </w:p>
-    <w:p>
-      <w:pPr>
         <w:numPr>
           <w:ilvl w:val="1"/>
           <w:numId w:val="1005"/>
         </w:numPr>
+      </w:pPr>
+      <w:r>
+        <w:rPr>
+          <w:b/>
+          <w:bCs/>
+        </w:rPr>
+        <w:t xml:space="preserve">Tradeoffs:</w:t>
+      </w:r>
+      <w:r>
+        <w:t xml:space="preserve"> </w:t>
+      </w:r>
+      <w:r>
+        <w:t xml:space="preserve">DICOM support is beta and implements a subset of DICOMweb. Validate the needed modalities, transfer syntaxes, and viewer operations. Current QIDO study queries ignore filtering and pagination parameters; use FHIR search on</w:t>
+      </w:r>
+      <w:r>
+        <w:t xml:space="preserve"> </w:t>
+      </w:r>
+      <w:r>
+        <w:rPr>
+          <w:rStyle w:val="VerbatimChar"/>
+        </w:rPr>
+        <w:t xml:space="preserve">DicomStudy</w:t>
+      </w:r>
+      <w:r>
+        <w:t xml:space="preserve"> </w:t>
+      </w:r>
+      <w:r>
+        <w:t xml:space="preserve">when those are required. Self-hosted OHIF deployment is an enterprise feature.</w:t>
+      </w:r>
+    </w:p>
+    <w:p>
+      <w:pPr>
         <w:pStyle w:val="Compact"/>
-      </w:pPr>
-      <w:r>
-        <w:rPr>
-          <w:bCs/>
-          <w:b/>
-        </w:rPr>
-        <w:t xml:space="preserve">Tradeoffs:</w:t>
-      </w:r>
-      <w:r>
-        <w:t xml:space="preserve"> </w:t>
-      </w:r>
-      <w:r>
-        <w:t xml:space="preserve">DICOM support is beta and implements a subset of DICOMweb. Validate the needed modalities, transfer syntaxes, and viewer operations. Current QIDO study queries ignore filtering and pagination parameters; use FHIR search on</w:t>
-      </w:r>
-      <w:r>
-        <w:t xml:space="preserve"> </w:t>
-      </w:r>
-      <w:r>
-        <w:rPr>
-          <w:rStyle w:val="VerbatimChar"/>
-        </w:rPr>
-        <w:t xml:space="preserve">DicomStudy</w:t>
-      </w:r>
-      <w:r>
-        <w:t xml:space="preserve"> </w:t>
-      </w:r>
-      <w:r>
-        <w:t xml:space="preserve">when those are required. Self-hosted OHIF deployment is an enterprise feature.</w:t>
-      </w:r>
-    </w:p>
-    <w:p>
-      <w:pPr>
         <w:numPr>
           <w:ilvl w:val="0"/>
           <w:numId w:val="1004"/>
         </w:numPr>
+      </w:pPr>
+      <w:r>
+        <w:rPr>
+          <w:b/>
+          <w:bCs/>
+        </w:rPr>
+        <w:t xml:space="preserve">Existing PACS or external viewer</w:t>
+      </w:r>
+    </w:p>
+    <w:p>
+      <w:pPr>
         <w:pStyle w:val="Compact"/>
-      </w:pPr>
-      <w:r>
-        <w:rPr>
-          <w:bCs/>
-          <w:b/>
-        </w:rPr>
-        <w:t xml:space="preserve">Existing PACS or external viewer</w:t>
-      </w:r>
-    </w:p>
-    <w:p>
-      <w:pPr>
         <w:numPr>
           <w:ilvl w:val="1"/>
           <w:numId w:val="1006"/>
         </w:numPr>
+      </w:pPr>
+      <w:r>
+        <w:rPr>
+          <w:b/>
+          <w:bCs/>
+        </w:rPr>
+        <w:t xml:space="preserve">Choose when:</w:t>
+      </w:r>
+      <w:r>
+        <w:t xml:space="preserve"> </w:t>
+      </w:r>
+      <w:r>
+        <w:t xml:space="preserve">An imaging facility already owns image storage and interpretation, and your application mainly coordinates orders and reviews reports.</w:t>
+      </w:r>
+    </w:p>
+    <w:p>
+      <w:pPr>
         <w:pStyle w:val="Compact"/>
-      </w:pPr>
-      <w:r>
-        <w:rPr>
-          <w:bCs/>
-          <w:b/>
-        </w:rPr>
-        <w:t xml:space="preserve">Choose when:</w:t>
-      </w:r>
-      <w:r>
-        <w:t xml:space="preserve"> </w:t>
-      </w:r>
-      <w:r>
-        <w:t xml:space="preserve">An imaging facility already owns image storage and interpretation, and your application mainly coordinates orders and reviews reports.</w:t>
-      </w:r>
-    </w:p>
-    <w:p>
-      <w:pPr>
         <w:numPr>
           <w:ilvl w:val="1"/>
           <w:numId w:val="1006"/>
         </w:numPr>
+      </w:pPr>
+      <w:r>
+        <w:rPr>
+          <w:b/>
+          <w:bCs/>
+        </w:rPr>
+        <w:t xml:space="preserve">Advantages:</w:t>
+      </w:r>
+      <w:r>
+        <w:t xml:space="preserve"> </w:t>
+      </w:r>
+      <w:r>
+        <w:t xml:space="preserve">Retains the facility’s established archive and viewing workflow; avoids requiring a second image copy just to display the report.</w:t>
+      </w:r>
+    </w:p>
+    <w:p>
+      <w:pPr>
         <w:pStyle w:val="Compact"/>
-      </w:pPr>
-      <w:r>
-        <w:rPr>
-          <w:bCs/>
-          <w:b/>
-        </w:rPr>
-        <w:t xml:space="preserve">Advantages:</w:t>
-      </w:r>
-      <w:r>
-        <w:t xml:space="preserve"> </w:t>
-      </w:r>
-      <w:r>
-        <w:t xml:space="preserve">Retains the facility’s established archive and viewing workflow; avoids requiring a second image copy just to display the report.</w:t>
-      </w:r>
-    </w:p>
-    <w:p>
-      <w:pPr>
         <w:numPr>
           <w:ilvl w:val="1"/>
           <w:numId w:val="1006"/>
         </w:numPr>
+      </w:pPr>
+      <w:r>
+        <w:rPr>
+          <w:b/>
+          <w:bCs/>
+        </w:rPr>
+        <w:t xml:space="preserve">Tradeoffs:</w:t>
+      </w:r>
+      <w:r>
+        <w:t xml:space="preserve"> </w:t>
+      </w:r>
+      <w:r>
+        <w:t xml:space="preserve">Define viewer launch, authentication, study identifiers, and image availability with the facility.</w:t>
+      </w:r>
+      <w:r>
+        <w:t xml:space="preserve"> </w:t>
+      </w:r>
+      <w:r>
+        <w:rPr>
+          <w:rStyle w:val="VerbatimChar"/>
+        </w:rPr>
+        <w:t xml:space="preserve">DiagnosticReport.imagingStudy</w:t>
+      </w:r>
+      <w:r>
+        <w:t xml:space="preserve"> </w:t>
+      </w:r>
+      <w:r>
+        <w:t xml:space="preserve">can reference an R4</w:t>
+      </w:r>
+      <w:r>
+        <w:t xml:space="preserve"> </w:t>
+      </w:r>
+      <w:r>
+        <w:rPr>
+          <w:rStyle w:val="VerbatimChar"/>
+        </w:rPr>
+        <w:t xml:space="preserve">ImagingStudy</w:t>
+      </w:r>
+      <w:r>
+        <w:t xml:space="preserve">, but that reference alone does not retrieve images or launch a viewer.</w:t>
+      </w:r>
+    </w:p>
+    <w:p>
+      <w:pPr>
         <w:pStyle w:val="Compact"/>
-      </w:pPr>
-      <w:r>
-        <w:rPr>
-          <w:bCs/>
-          <w:b/>
-        </w:rPr>
-        <w:t xml:space="preserve">Tradeoffs:</w:t>
-      </w:r>
-      <w:r>
-        <w:t xml:space="preserve"> </w:t>
-      </w:r>
-      <w:r>
-        <w:t xml:space="preserve">Define viewer launch, authentication, study identifiers, and image availability with the facility.</w:t>
-      </w:r>
-      <w:r>
-        <w:t xml:space="preserve"> </w:t>
-      </w:r>
-      <w:r>
-        <w:rPr>
-          <w:rStyle w:val="VerbatimChar"/>
-        </w:rPr>
-        <w:t xml:space="preserve">DiagnosticReport.imagingStudy</w:t>
-      </w:r>
-      <w:r>
-        <w:t xml:space="preserve"> </w:t>
-      </w:r>
-      <w:r>
-        <w:t xml:space="preserve">can reference an R4</w:t>
-      </w:r>
-      <w:r>
-        <w:t xml:space="preserve"> </w:t>
-      </w:r>
-      <w:r>
-        <w:rPr>
-          <w:rStyle w:val="VerbatimChar"/>
-        </w:rPr>
-        <w:t xml:space="preserve">ImagingStudy</w:t>
-      </w:r>
-      <w:r>
-        <w:t xml:space="preserve">, but that reference alone does not retrieve images or launch a viewer.</w:t>
-      </w:r>
-    </w:p>
-    <w:p>
-      <w:pPr>
         <w:numPr>
           <w:ilvl w:val="0"/>
           <w:numId w:val="1004"/>
         </w:numPr>
+      </w:pPr>
+      <w:r>
+        <w:rPr>
+          <w:b/>
+          <w:bCs/>
+        </w:rPr>
+        <w:t xml:space="preserve">FHIRcast context synchronization</w:t>
+      </w:r>
+    </w:p>
+    <w:p>
+      <w:pPr>
         <w:pStyle w:val="Compact"/>
-      </w:pPr>
-      <w:r>
-        <w:rPr>
-          <w:bCs/>
-          <w:b/>
-        </w:rPr>
-        <w:t xml:space="preserve">FHIRcast context synchronization</w:t>
-      </w:r>
-    </w:p>
-    <w:p>
-      <w:pPr>
         <w:numPr>
           <w:ilvl w:val="1"/>
           <w:numId w:val="1007"/>
         </w:numPr>
+      </w:pPr>
+      <w:r>
+        <w:rPr>
+          <w:b/>
+          <w:bCs/>
+        </w:rPr>
+        <w:t xml:space="preserve">Choose when:</w:t>
+      </w:r>
+      <w:r>
+        <w:t xml:space="preserve"> </w:t>
+      </w:r>
+      <w:r>
+        <w:t xml:space="preserve">Clinicians work across a chart, viewer, or reporting application and need their current patient or study context to stay aligned.</w:t>
+      </w:r>
+    </w:p>
+    <w:p>
+      <w:pPr>
         <w:pStyle w:val="Compact"/>
-      </w:pPr>
-      <w:r>
-        <w:rPr>
-          <w:bCs/>
-          <w:b/>
-        </w:rPr>
-        <w:t xml:space="preserve">Choose when:</w:t>
-      </w:r>
-      <w:r>
-        <w:t xml:space="preserve"> </w:t>
-      </w:r>
-      <w:r>
-        <w:t xml:space="preserve">Clinicians work across a chart, viewer, or reporting application and need their current patient or study context to stay aligned.</w:t>
-      </w:r>
-    </w:p>
-    <w:p>
-      <w:pPr>
         <w:numPr>
           <w:ilvl w:val="1"/>
           <w:numId w:val="1007"/>
         </w:numPr>
+      </w:pPr>
+      <w:r>
+        <w:rPr>
+          <w:b/>
+          <w:bCs/>
+        </w:rPr>
+        <w:t xml:space="preserve">Advantages:</w:t>
+      </w:r>
+      <w:r>
+        <w:t xml:space="preserve"> </w:t>
+      </w:r>
+      <w:r>
+        <w:t xml:space="preserve">Medplum supports FHIRcast STU3, and its OHIF integration supports context synchronization. This can accompany either storage choice when the participating applications support it.</w:t>
+      </w:r>
+    </w:p>
+    <w:p>
+      <w:pPr>
         <w:pStyle w:val="Compact"/>
-      </w:pPr>
-      <w:r>
-        <w:rPr>
-          <w:bCs/>
-          <w:b/>
-        </w:rPr>
-        <w:t xml:space="preserve">Advantages:</w:t>
-      </w:r>
-      <w:r>
-        <w:t xml:space="preserve"> </w:t>
-      </w:r>
-      <w:r>
-        <w:t xml:space="preserve">Medplum supports FHIRcast STU3, and its OHIF integration supports context synchronization. This can accompany either storage choice when the participating applications support it.</w:t>
-      </w:r>
-    </w:p>
-    <w:p>
-      <w:pPr>
         <w:numPr>
           <w:ilvl w:val="1"/>
           <w:numId w:val="1007"/>
         </w:numPr>
-        <w:pStyle w:val="Compact"/>
-      </w:pPr>
-      <w:r>
-        <w:rPr>
+      </w:pPr>
+      <w:r>
+        <w:rPr>
+          <w:b/>
           <w:bCs/>
+        </w:rPr>
+        <w:t xml:space="preserve">Tradeoffs:</w:t>
+      </w:r>
+      <w:r>
+        <w:t xml:space="preserve"> </w:t>
+      </w:r>
+      <w:r>
+        <w:t xml:space="preserve">Define the shared session/topic, participating applications, and supported events. FHIRcast synchronizes context; use DICOMweb for image retrieval and persisted resources for order/result state. Each application still needs appropriate authentication and access.</w:t>
+      </w:r>
+    </w:p>
+    <w:p>
+      <w:pPr>
+        <w:pStyle w:val="FirstParagraph"/>
+      </w:pPr>
+      <w:r>
+        <w:rPr>
           <w:b/>
-        </w:rPr>
-        <w:t xml:space="preserve">Tradeoffs:</w:t>
-      </w:r>
-      <w:r>
-        <w:t xml:space="preserve"> </w:t>
-      </w:r>
-      <w:r>
-        <w:t xml:space="preserve">Define the shared session/topic, participating applications, and supported events. FHIRcast synchronizes context; use DICOMweb for image retrieval and persisted resources for order/result state. Each application still needs appropriate authentication and access.</w:t>
-      </w:r>
-    </w:p>
-    <w:p>
-      <w:pPr>
-        <w:pStyle w:val="FirstParagraph"/>
-      </w:pPr>
-      <w:r>
-        <w:rPr>
           <w:bCs/>
+        </w:rPr>
+        <w:t xml:space="preserve">Plan reconciliation explicitly:</w:t>
+      </w:r>
+      <w:r>
+        <w:t xml:space="preserve"> </w:t>
+      </w:r>
+      <w:r>
+        <w:t xml:space="preserve">Medplum stores images using its custom</w:t>
+      </w:r>
+      <w:r>
+        <w:t xml:space="preserve"> </w:t>
+      </w:r>
+      <w:r>
+        <w:rPr>
+          <w:rStyle w:val="VerbatimChar"/>
+        </w:rPr>
+        <w:t xml:space="preserve">DicomStudy</w:t>
+      </w:r>
+      <w:r>
+        <w:t xml:space="preserve">,</w:t>
+      </w:r>
+      <w:r>
+        <w:t xml:space="preserve"> </w:t>
+      </w:r>
+      <w:r>
+        <w:rPr>
+          <w:rStyle w:val="VerbatimChar"/>
+        </w:rPr>
+        <w:t xml:space="preserve">DicomSeries</w:t>
+      </w:r>
+      <w:r>
+        <w:t xml:space="preserve">, and</w:t>
+      </w:r>
+      <w:r>
+        <w:t xml:space="preserve"> </w:t>
+      </w:r>
+      <w:r>
+        <w:rPr>
+          <w:rStyle w:val="VerbatimChar"/>
+        </w:rPr>
+        <w:t xml:space="preserve">DicomInstance</w:t>
+      </w:r>
+      <w:r>
+        <w:t xml:space="preserve"> </w:t>
+      </w:r>
+      <w:r>
+        <w:t xml:space="preserve">resources and</w:t>
+      </w:r>
+      <w:r>
+        <w:t xml:space="preserve"> </w:t>
+      </w:r>
+      <w:r>
+        <w:rPr>
+          <w:rStyle w:val="VerbatimChar"/>
+        </w:rPr>
+        <w:t xml:space="preserve">Binary</w:t>
+      </w:r>
+      <w:r>
+        <w:t xml:space="preserve"> </w:t>
+      </w:r>
+      <w:r>
+        <w:t xml:space="preserve">files. These are distinct from FHIR R4</w:t>
+      </w:r>
+      <w:r>
+        <w:t xml:space="preserve"> </w:t>
+      </w:r>
+      <w:r>
+        <w:rPr>
+          <w:rStyle w:val="VerbatimChar"/>
+        </w:rPr>
+        <w:t xml:space="preserve">ImagingStudy</w:t>
+      </w:r>
+      <w:r>
+        <w:t xml:space="preserve">; ingestion does not automatically create an</w:t>
+      </w:r>
+      <w:r>
+        <w:t xml:space="preserve"> </w:t>
+      </w:r>
+      <w:r>
+        <w:rPr>
+          <w:rStyle w:val="VerbatimChar"/>
+        </w:rPr>
+        <w:t xml:space="preserve">ImagingStudy</w:t>
+      </w:r>
+      <w:r>
+        <w:t xml:space="preserve"> </w:t>
+      </w:r>
+      <w:r>
+        <w:t xml:space="preserve">or link a FHIR</w:t>
+      </w:r>
+      <w:r>
+        <w:t xml:space="preserve"> </w:t>
+      </w:r>
+      <w:r>
+        <w:rPr>
+          <w:rStyle w:val="VerbatimChar"/>
+        </w:rPr>
+        <w:t xml:space="preserve">Patient</w:t>
+      </w:r>
+      <w:r>
+        <w:t xml:space="preserve">. The DICOM</w:t>
+      </w:r>
+      <w:r>
+        <w:t xml:space="preserve"> </w:t>
+      </w:r>
+      <w:r>
+        <w:rPr>
+          <w:rStyle w:val="VerbatimChar"/>
+        </w:rPr>
+        <w:t xml:space="preserve">patientId</w:t>
+      </w:r>
+      <w:r>
+        <w:t xml:space="preserve"> </w:t>
+      </w:r>
+      <w:r>
+        <w:t xml:space="preserve">is a string, not a patient reference. Use source-aware patient and accession matching, for example in a Bot, and route ambiguous matches for review. If your workflow requires it, create the R4</w:t>
+      </w:r>
+      <w:r>
+        <w:t xml:space="preserve"> </w:t>
+      </w:r>
+      <w:r>
+        <w:rPr>
+          <w:rStyle w:val="VerbatimChar"/>
+        </w:rPr>
+        <w:t xml:space="preserve">ImagingStudy</w:t>
+      </w:r>
+      <w:r>
+        <w:t xml:space="preserve"> </w:t>
+      </w:r>
+      <w:r>
+        <w:t xml:space="preserve">and report links after reconciliation.</w:t>
+      </w:r>
+    </w:p>
+    <w:p>
+      <w:pPr>
+        <w:pStyle w:val="BodyText"/>
+      </w:pPr>
+      <w:r>
+        <w:t xml:space="preserve">Image upload and image readiness are also separate: pixel extraction runs asynchronously, so a study can appear before its frames are ready to display. Include a loading/retry path. Do not assume replaying an upload is harmless: study and series creation is conditional on DICOM UIDs, but instance creation is not. Define duplicate-instance handling for retries and backfills.</w:t>
+      </w:r>
+    </w:p>
+    <w:p>
+      <w:pPr>
+        <w:pStyle w:val="BodyText"/>
+      </w:pPr>
+      <w:r>
+        <w:rPr>
           <w:b/>
-        </w:rPr>
-        <w:t xml:space="preserve">Plan reconciliation explicitly:</w:t>
-      </w:r>
-      <w:r>
-        <w:t xml:space="preserve"> </w:t>
-      </w:r>
-      <w:r>
-        <w:t xml:space="preserve">Medplum stores images using its custom</w:t>
-      </w:r>
-      <w:r>
-        <w:t xml:space="preserve"> </w:t>
-      </w:r>
-      <w:r>
-        <w:rPr>
-          <w:rStyle w:val="VerbatimChar"/>
-        </w:rPr>
-        <w:t xml:space="preserve">DicomStudy</w:t>
-      </w:r>
-      <w:r>
-        <w:t xml:space="preserve">,</w:t>
-      </w:r>
-      <w:r>
-        <w:t xml:space="preserve"> </w:t>
-      </w:r>
-      <w:r>
-        <w:rPr>
-          <w:rStyle w:val="VerbatimChar"/>
-        </w:rPr>
-        <w:t xml:space="preserve">DicomSeries</w:t>
-      </w:r>
-      <w:r>
-        <w:t xml:space="preserve">, and</w:t>
-      </w:r>
-      <w:r>
-        <w:t xml:space="preserve"> </w:t>
-      </w:r>
-      <w:r>
-        <w:rPr>
-          <w:rStyle w:val="VerbatimChar"/>
-        </w:rPr>
-        <w:t xml:space="preserve">DicomInstance</w:t>
-      </w:r>
-      <w:r>
-        <w:t xml:space="preserve"> </w:t>
-      </w:r>
-      <w:r>
-        <w:t xml:space="preserve">resources and</w:t>
-      </w:r>
-      <w:r>
-        <w:t xml:space="preserve"> </w:t>
-      </w:r>
-      <w:r>
-        <w:rPr>
-          <w:rStyle w:val="VerbatimChar"/>
-        </w:rPr>
-        <w:t xml:space="preserve">Binary</w:t>
-      </w:r>
-      <w:r>
-        <w:t xml:space="preserve"> </w:t>
-      </w:r>
-      <w:r>
-        <w:t xml:space="preserve">files. These are distinct from FHIR R4</w:t>
-      </w:r>
-      <w:r>
-        <w:t xml:space="preserve"> </w:t>
-      </w:r>
-      <w:r>
-        <w:rPr>
-          <w:rStyle w:val="VerbatimChar"/>
-        </w:rPr>
-        <w:t xml:space="preserve">ImagingStudy</w:t>
-      </w:r>
-      <w:r>
-        <w:t xml:space="preserve">; ingestion does not automatically create an</w:t>
-      </w:r>
-      <w:r>
-        <w:t xml:space="preserve"> </w:t>
-      </w:r>
-      <w:r>
-        <w:rPr>
-          <w:rStyle w:val="VerbatimChar"/>
-        </w:rPr>
-        <w:t xml:space="preserve">ImagingStudy</w:t>
-      </w:r>
-      <w:r>
-        <w:t xml:space="preserve"> </w:t>
-      </w:r>
-      <w:r>
-        <w:t xml:space="preserve">or link a FHIR</w:t>
-      </w:r>
-      <w:r>
-        <w:t xml:space="preserve"> </w:t>
-      </w:r>
-      <w:r>
-        <w:rPr>
-          <w:rStyle w:val="VerbatimChar"/>
-        </w:rPr>
-        <w:t xml:space="preserve">Patient</w:t>
-      </w:r>
-      <w:r>
-        <w:t xml:space="preserve">. The DICOM</w:t>
-      </w:r>
-      <w:r>
-        <w:t xml:space="preserve"> </w:t>
-      </w:r>
-      <w:r>
-        <w:rPr>
-          <w:rStyle w:val="VerbatimChar"/>
-        </w:rPr>
-        <w:t xml:space="preserve">patientId</w:t>
-      </w:r>
-      <w:r>
-        <w:t xml:space="preserve"> </w:t>
-      </w:r>
-      <w:r>
-        <w:t xml:space="preserve">is a string, not a patient reference. Use source-aware patient and accession matching, for example in a Bot, and route ambiguous matches for review. If your workflow requires it, create the R4</w:t>
-      </w:r>
-      <w:r>
-        <w:t xml:space="preserve"> </w:t>
-      </w:r>
-      <w:r>
-        <w:rPr>
-          <w:rStyle w:val="VerbatimChar"/>
-        </w:rPr>
-        <w:t xml:space="preserve">ImagingStudy</w:t>
-      </w:r>
-      <w:r>
-        <w:t xml:space="preserve"> </w:t>
-      </w:r>
-      <w:r>
-        <w:t xml:space="preserve">and report links after reconciliation.</w:t>
+          <w:bCs/>
+        </w:rPr>
+        <w:t xml:space="preserve">Record:</w:t>
+      </w:r>
+      <w:r>
+        <w:t xml:space="preserve"> </w:t>
+      </w:r>
+      <w:r>
+        <w:t xml:space="preserve">Required result formats, archive/viewer ownership, supported imaging operations, patient/order reconciliation, and whether context synchronization is needed.</w:t>
       </w:r>
     </w:p>
     <w:p>
@@ -4011,38 +3916,12 @@
         <w:pStyle w:val="BodyText"/>
       </w:pPr>
       <w:r>
-        <w:t xml:space="preserve">Image upload and image readiness are also separate: pixel extraction runs asynchronously, so a study can appear before its frames are ready to display. Include a loading/retry path. Do not assume replaying an upload is harmless: study and series creation is conditional on DICOM UIDs, but instance creation is not. Define duplicate-instance handling for retries and backfills.</w:t>
-      </w:r>
-    </w:p>
-    <w:p>
-      <w:pPr>
-        <w:pStyle w:val="BodyText"/>
-      </w:pPr>
-      <w:r>
-        <w:rPr>
-          <w:bCs/>
-          <w:b/>
-        </w:rPr>
-        <w:t xml:space="preserve">Record:</w:t>
-      </w:r>
-      <w:r>
-        <w:t xml:space="preserve"> </w:t>
-      </w:r>
-      <w:r>
-        <w:t xml:space="preserve">Required result formats, archive/viewer ownership, supported imaging operations, patient/order reconciliation, and whether context synchronization is needed.</w:t>
-      </w:r>
-    </w:p>
-    <w:p>
-      <w:pPr>
-        <w:pStyle w:val="BodyText"/>
-      </w:pPr>
-      <w:r>
         <w:t xml:space="preserve">References:</w:t>
       </w:r>
       <w:r>
         <w:t xml:space="preserve"> </w:t>
       </w:r>
-      <w:hyperlink r:id="rId25">
+      <w:hyperlink r:id="rId14">
         <w:r>
           <w:rPr>
             <w:rStyle w:val="Hyperlink"/>
@@ -4056,7 +3935,7 @@
       <w:r>
         <w:t xml:space="preserve"> </w:t>
       </w:r>
-      <w:hyperlink r:id="rId55">
+      <w:hyperlink r:id="rId44">
         <w:r>
           <w:rPr>
             <w:rStyle w:val="Hyperlink"/>
@@ -4070,7 +3949,7 @@
       <w:r>
         <w:t xml:space="preserve"> </w:t>
       </w:r>
-      <w:hyperlink r:id="rId56">
+      <w:hyperlink r:id="rId45">
         <w:r>
           <w:rPr>
             <w:rStyle w:val="Hyperlink"/>
@@ -4084,7 +3963,7 @@
       <w:r>
         <w:t xml:space="preserve"> </w:t>
       </w:r>
-      <w:hyperlink r:id="rId57">
+      <w:hyperlink r:id="rId46">
         <w:r>
           <w:rPr>
             <w:rStyle w:val="Hyperlink"/>
@@ -4098,7 +3977,7 @@
       <w:r>
         <w:t xml:space="preserve"> </w:t>
       </w:r>
-      <w:hyperlink r:id="rId58">
+      <w:hyperlink r:id="rId47">
         <w:r>
           <w:rPr>
             <w:rStyle w:val="Hyperlink"/>
@@ -4112,7 +3991,7 @@
       <w:r>
         <w:t xml:space="preserve"> </w:t>
       </w:r>
-      <w:hyperlink r:id="rId59">
+      <w:hyperlink r:id="rId48">
         <w:r>
           <w:rPr>
             <w:rStyle w:val="Hyperlink"/>
@@ -4126,7 +4005,7 @@
       <w:r>
         <w:t xml:space="preserve"> </w:t>
       </w:r>
-      <w:hyperlink r:id="rId60">
+      <w:hyperlink r:id="rId49">
         <w:r>
           <w:rPr>
             <w:rStyle w:val="Hyperlink"/>
@@ -4138,9 +4017,9 @@
         <w:t xml:space="preserve">.</w:t>
       </w:r>
     </w:p>
-    <w:bookmarkEnd w:id="61"/>
-    <w:bookmarkEnd w:id="62"/>
-    <w:bookmarkStart w:id="65" w:name="Xdef0a52060b3305c16642c5fe6ea1d75f89b596"/>
+    <w:bookmarkEnd w:id="50"/>
+    <w:bookmarkEnd w:id="51"/>
+    <w:bookmarkStart w:id="54" w:name="Xdef0a52060b3305c16642c5fe6ea1d75f89b596"/>
     <w:p>
       <w:pPr>
         <w:pStyle w:val="Heading3"/>
@@ -4155,26 +4034,26 @@
       </w:pPr>
       <w:r>
         <w:rPr>
+          <w:b/>
           <w:bCs/>
+        </w:rPr>
+        <w:t xml:space="preserve">Questions:</w:t>
+      </w:r>
+      <w:r>
+        <w:t xml:space="preserve"> </w:t>
+      </w:r>
+      <w:r>
+        <w:t xml:space="preserve">Who reviews routine and critical results? Who covers absences? When are patients notified? How are follow-up actions tracked? Does a correction require another review?</w:t>
+      </w:r>
+    </w:p>
+    <w:p>
+      <w:pPr>
+        <w:pStyle w:val="BodyText"/>
+      </w:pPr>
+      <w:r>
+        <w:rPr>
           <w:b/>
-        </w:rPr>
-        <w:t xml:space="preserve">Questions:</w:t>
-      </w:r>
-      <w:r>
-        <w:t xml:space="preserve"> </w:t>
-      </w:r>
-      <w:r>
-        <w:t xml:space="preserve">Who reviews routine and critical results? Who covers absences? When are patients notified? How are follow-up actions tracked? Does a correction require another review?</w:t>
-      </w:r>
-    </w:p>
-    <w:p>
-      <w:pPr>
-        <w:pStyle w:val="BodyText"/>
-      </w:pPr>
-      <w:r>
-        <w:rPr>
           <w:bCs/>
-          <w:b/>
         </w:rPr>
         <w:t xml:space="preserve">Recommended baseline:</w:t>
       </w:r>
@@ -4204,9 +4083,8 @@
       <w:tblPr>
         <w:tblStyle w:val="Table"/>
         <w:tblW w:w="9360" w:type="dxa"/>
+        <w:tblLayout w:type="fixed"/>
         <w:tblLook w:firstRow="1" w:lastRow="0" w:firstColumn="0" w:lastColumn="0" w:noHBand="0" w:noVBand="0" w:val="0020"/>
-        <w:jc w:val="start"/>
-        <w:tblLayout w:type="fixed"/>
       </w:tblPr>
       <w:tblGrid>
         <w:gridCol w:w="4702"/>
@@ -4215,14 +4093,13 @@
       <w:tr>
         <w:trPr>
           <w:cantSplit/>
-          <w:tblHeader w:val="true"/>
-        </w:trPr>
-        <w:tc>
-          <w:tcPr/>
-          <w:p>
-            <w:pPr>
-              <w:pStyle w:val="Compact"/>
-              <w:jc w:val="left"/>
+          <w:tblHeader w:val="on"/>
+        </w:trPr>
+        <w:tc>
+          <w:tcPr/>
+          <w:p>
+            <w:pPr>
+              <w:pStyle w:val="Compact"/>
             </w:pPr>
             <w:r>
               <w:t xml:space="preserve">Requirement</w:t>
@@ -4234,7 +4111,6 @@
           <w:p>
             <w:pPr>
               <w:pStyle w:val="Compact"/>
-              <w:jc w:val="left"/>
             </w:pPr>
             <w:r>
               <w:t xml:space="preserve">Suggested application pattern</w:t>
@@ -4251,7 +4127,6 @@
           <w:p>
             <w:pPr>
               <w:pStyle w:val="Compact"/>
-              <w:jc w:val="left"/>
             </w:pPr>
             <w:r>
               <w:t xml:space="preserve">One reviewer, no separate queue required</w:t>
@@ -4263,7 +4138,6 @@
           <w:p>
             <w:pPr>
               <w:pStyle w:val="Compact"/>
-              <w:jc w:val="left"/>
             </w:pPr>
             <w:r>
               <w:t xml:space="preserve">Record acknowledgment and the report version reviewed in your clinical workflow, for example with</w:t>
@@ -4292,7 +4166,6 @@
           <w:p>
             <w:pPr>
               <w:pStyle w:val="Compact"/>
-              <w:jc w:val="left"/>
             </w:pPr>
             <w:r>
               <w:t xml:space="preserve">Assigned work, coverage, or overdue review must be tracked</w:t>
@@ -4304,7 +4177,6 @@
           <w:p>
             <w:pPr>
               <w:pStyle w:val="Compact"/>
-              <w:jc w:val="left"/>
             </w:pPr>
             <w:r>
               <w:t xml:space="preserve">Create a</w:t>
@@ -4348,7 +4220,6 @@
           <w:p>
             <w:pPr>
               <w:pStyle w:val="Compact"/>
-              <w:jc w:val="left"/>
             </w:pPr>
             <w:r>
               <w:t xml:space="preserve">Covering clinician or unassigned result</w:t>
@@ -4360,7 +4231,6 @@
           <w:p>
             <w:pPr>
               <w:pStyle w:val="Compact"/>
-              <w:jc w:val="left"/>
             </w:pPr>
             <w:r>
               <w:t xml:space="preserve">Route through a defined coverage rule and fallback queue. Avoid leaving ownership implicit in the ordering clinician field.</w:t>
@@ -4377,7 +4247,6 @@
           <w:p>
             <w:pPr>
               <w:pStyle w:val="Compact"/>
-              <w:jc w:val="left"/>
             </w:pPr>
             <w:r>
               <w:t xml:space="preserve">Critical-result escalation</w:t>
@@ -4389,7 +4258,6 @@
           <w:p>
             <w:pPr>
               <w:pStyle w:val="Compact"/>
-              <w:jc w:val="left"/>
             </w:pPr>
             <w:r>
               <w:t xml:space="preserve">Implement the clinical team’s escalation and acknowledgment policy, including coverage and unresolved alerts. An abnormal flag is input to that workflow.</w:t>
@@ -4406,7 +4274,6 @@
           <w:p>
             <w:pPr>
               <w:pStyle w:val="Compact"/>
-              <w:jc w:val="left"/>
             </w:pPr>
             <w:r>
               <w:t xml:space="preserve">Patient communication</w:t>
@@ -4418,7 +4285,6 @@
           <w:p>
             <w:pPr>
               <w:pStyle w:val="Compact"/>
-              <w:jc w:val="left"/>
             </w:pPr>
             <w:r>
               <w:t xml:space="preserve">Define release and communication rules with the responsible team. Track communication separately from reviewing the result.</w:t>
@@ -4435,7 +4301,6 @@
           <w:p>
             <w:pPr>
               <w:pStyle w:val="Compact"/>
-              <w:jc w:val="left"/>
             </w:pPr>
             <w:r>
               <w:t xml:space="preserve">Follow-up testing, visit, or referral</w:t>
@@ -4447,7 +4312,6 @@
           <w:p>
             <w:pPr>
               <w:pStyle w:val="Compact"/>
-              <w:jc w:val="left"/>
             </w:pPr>
             <w:r>
               <w:t xml:space="preserve">Create the appropriate follow-up resource and assigned work; define whether it must complete before the original review work closes.</w:t>
@@ -4464,7 +4328,6 @@
           <w:p>
             <w:pPr>
               <w:pStyle w:val="Compact"/>
-              <w:jc w:val="left"/>
             </w:pPr>
             <w:r>
               <w:t xml:space="preserve">Amended or corrected report</w:t>
@@ -4476,7 +4339,6 @@
           <w:p>
             <w:pPr>
               <w:pStyle w:val="Compact"/>
-              <w:jc w:val="left"/>
             </w:pPr>
             <w:r>
               <w:t xml:space="preserve">Reopen or create review work according to the correction policy, retaining which earlier version was reviewed and communicated.</w:t>
@@ -4499,8 +4361,8 @@
       </w:pPr>
       <w:r>
         <w:rPr>
+          <w:b/>
           <w:bCs/>
-          <w:b/>
         </w:rPr>
         <w:t xml:space="preserve">Record:</w:t>
       </w:r>
@@ -4521,7 +4383,7 @@
       <w:r>
         <w:t xml:space="preserve"> </w:t>
       </w:r>
-      <w:hyperlink r:id="rId63">
+      <w:hyperlink r:id="rId52">
         <w:r>
           <w:rPr>
             <w:rStyle w:val="Hyperlink"/>
@@ -4535,7 +4397,7 @@
       <w:r>
         <w:t xml:space="preserve"> </w:t>
       </w:r>
-      <w:hyperlink r:id="rId64">
+      <w:hyperlink r:id="rId53">
         <w:r>
           <w:rPr>
             <w:rStyle w:val="Hyperlink"/>
@@ -4547,8 +4409,8 @@
         <w:t xml:space="preserve">.</w:t>
       </w:r>
     </w:p>
-    <w:bookmarkEnd w:id="65"/>
-    <w:bookmarkStart w:id="67" w:name="X5163d563faf0fc25a9826cc95ffdb676310cfbb"/>
+    <w:bookmarkEnd w:id="54"/>
+    <w:bookmarkStart w:id="56" w:name="X5163d563faf0fc25a9826cc95ffdb676310cfbb"/>
     <w:p>
       <w:pPr>
         <w:pStyle w:val="Heading3"/>
@@ -4563,16 +4425,100 @@
       </w:pPr>
       <w:r>
         <w:rPr>
+          <w:b/>
           <w:bCs/>
+        </w:rPr>
+        <w:t xml:space="preserve">Questions:</w:t>
+      </w:r>
+      <w:r>
+        <w:t xml:space="preserve"> </w:t>
+      </w:r>
+      <w:r>
+        <w:t xml:space="preserve">Which organizations share patients? Can ordering and covering clinicians see the same results? What can collection staff, integration services, and patients read or change? Who owns failed sends and unresolved matches?</w:t>
+      </w:r>
+    </w:p>
+    <w:p>
+      <w:pPr>
+        <w:pStyle w:val="BodyText"/>
+      </w:pPr>
+      <w:r>
+        <w:t xml:space="preserve">Enforce access with</w:t>
+      </w:r>
+      <w:r>
+        <w:t xml:space="preserve"> </w:t>
+      </w:r>
+      <w:r>
+        <w:rPr>
+          <w:rStyle w:val="VerbatimChar"/>
+        </w:rPr>
+        <w:t xml:space="preserve">AccessPolicy</w:t>
+      </w:r>
+      <w:r>
+        <w:t xml:space="preserve"> </w:t>
+      </w:r>
+      <w:r>
+        <w:t xml:space="preserve">and</w:t>
+      </w:r>
+      <w:r>
+        <w:t xml:space="preserve"> </w:t>
+      </w:r>
+      <w:r>
+        <w:rPr>
+          <w:rStyle w:val="VerbatimChar"/>
+        </w:rPr>
+        <w:t xml:space="preserve">ProjectMembership</w:t>
+      </w:r>
+      <w:r>
+        <w:t xml:space="preserve">. Give each patient-specific resource its own applicable patient reference; access does not propagate merely because a resource links to an order or report. Include documents and their Binary security context in that design.</w:t>
+      </w:r>
+    </w:p>
+    <w:p>
+      <w:pPr>
+        <w:pStyle w:val="BodyText"/>
+      </w:pPr>
+      <w:r>
+        <w:t xml:space="preserve">For Medplum DICOM storage, explicitly design and test access to the DICOM resources and image binaries. Matching a DICOM patient ID or creating an</w:t>
+      </w:r>
+      <w:r>
+        <w:t xml:space="preserve"> </w:t>
+      </w:r>
+      <w:r>
+        <w:rPr>
+          <w:rStyle w:val="VerbatimChar"/>
+        </w:rPr>
+        <w:t xml:space="preserve">ImagingStudy</w:t>
+      </w:r>
+      <w:r>
+        <w:t xml:space="preserve"> </w:t>
+      </w:r>
+      <w:r>
+        <w:t xml:space="preserve">link does not automatically establish patient-compartment access for the stored images.</w:t>
+      </w:r>
+    </w:p>
+    <w:p>
+      <w:pPr>
+        <w:pStyle w:val="BodyText"/>
+      </w:pPr>
+      <w:r>
+        <w:t xml:space="preserve">Define separate operational ownership for transmission failures, identity exceptions, overdue fulfillment, and unreviewed results. Each queue needs an owner and a resolution action.</w:t>
+      </w:r>
+    </w:p>
+    <w:p>
+      <w:pPr>
+        <w:pStyle w:val="BodyText"/>
+      </w:pPr>
+      <w:r>
+        <w:rPr>
           <w:b/>
-        </w:rPr>
-        <w:t xml:space="preserve">Questions:</w:t>
-      </w:r>
-      <w:r>
-        <w:t xml:space="preserve"> </w:t>
-      </w:r>
-      <w:r>
-        <w:t xml:space="preserve">Which organizations share patients? Can ordering and covering clinicians see the same results? What can collection staff, integration services, and patients read or change? Who owns failed sends and unresolved matches?</w:t>
+          <w:bCs/>
+        </w:rPr>
+        <w:t xml:space="preserve">Record:</w:t>
+      </w:r>
+      <w:r>
+        <w:t xml:space="preserve"> </w:t>
+      </w:r>
+      <w:r>
+        <w:t xml:space="preserve">Access boundaries and owners for each exception queue.</w:t>
       </w:r>
     </w:p>
     <w:p>
@@ -4580,96 +4526,12 @@
         <w:pStyle w:val="BodyText"/>
       </w:pPr>
       <w:r>
-        <w:t xml:space="preserve">Enforce access with</w:t>
-      </w:r>
-      <w:r>
-        <w:t xml:space="preserve"> </w:t>
-      </w:r>
-      <w:r>
-        <w:rPr>
-          <w:rStyle w:val="VerbatimChar"/>
-        </w:rPr>
-        <w:t xml:space="preserve">AccessPolicy</w:t>
-      </w:r>
-      <w:r>
-        <w:t xml:space="preserve"> </w:t>
-      </w:r>
-      <w:r>
-        <w:t xml:space="preserve">and</w:t>
-      </w:r>
-      <w:r>
-        <w:t xml:space="preserve"> </w:t>
-      </w:r>
-      <w:r>
-        <w:rPr>
-          <w:rStyle w:val="VerbatimChar"/>
-        </w:rPr>
-        <w:t xml:space="preserve">ProjectMembership</w:t>
-      </w:r>
-      <w:r>
-        <w:t xml:space="preserve">. Give each patient-specific resource its own applicable patient reference; access does not propagate merely because a resource links to an order or report. Include documents and their Binary security context in that design.</w:t>
-      </w:r>
-    </w:p>
-    <w:p>
-      <w:pPr>
-        <w:pStyle w:val="BodyText"/>
-      </w:pPr>
-      <w:r>
-        <w:t xml:space="preserve">For Medplum DICOM storage, explicitly design and test access to the DICOM resources and image binaries. Matching a DICOM patient ID or creating an</w:t>
-      </w:r>
-      <w:r>
-        <w:t xml:space="preserve"> </w:t>
-      </w:r>
-      <w:r>
-        <w:rPr>
-          <w:rStyle w:val="VerbatimChar"/>
-        </w:rPr>
-        <w:t xml:space="preserve">ImagingStudy</w:t>
-      </w:r>
-      <w:r>
-        <w:t xml:space="preserve"> </w:t>
-      </w:r>
-      <w:r>
-        <w:t xml:space="preserve">link does not automatically establish patient-compartment access for the stored images.</w:t>
-      </w:r>
-    </w:p>
-    <w:p>
-      <w:pPr>
-        <w:pStyle w:val="BodyText"/>
-      </w:pPr>
-      <w:r>
-        <w:t xml:space="preserve">Define separate operational ownership for transmission failures, identity exceptions, overdue fulfillment, and unreviewed results. Each queue needs an owner and a resolution action.</w:t>
-      </w:r>
-    </w:p>
-    <w:p>
-      <w:pPr>
-        <w:pStyle w:val="BodyText"/>
-      </w:pPr>
-      <w:r>
-        <w:rPr>
-          <w:bCs/>
-          <w:b/>
-        </w:rPr>
-        <w:t xml:space="preserve">Record:</w:t>
-      </w:r>
-      <w:r>
-        <w:t xml:space="preserve"> </w:t>
-      </w:r>
-      <w:r>
-        <w:t xml:space="preserve">Access boundaries and owners for each exception queue.</w:t>
-      </w:r>
-    </w:p>
-    <w:p>
-      <w:pPr>
-        <w:pStyle w:val="BodyText"/>
-      </w:pPr>
-      <w:r>
         <w:t xml:space="preserve">Reference:</w:t>
       </w:r>
       <w:r>
         <w:t xml:space="preserve"> </w:t>
       </w:r>
-      <w:hyperlink r:id="rId66">
+      <w:hyperlink r:id="rId55">
         <w:r>
           <w:rPr>
             <w:rStyle w:val="Hyperlink"/>
@@ -4681,9 +4543,9 @@
         <w:t xml:space="preserve">.</w:t>
       </w:r>
     </w:p>
-    <w:bookmarkEnd w:id="67"/>
-    <w:bookmarkEnd w:id="68"/>
-    <w:bookmarkStart w:id="69" w:name="before-you-implement"/>
+    <w:bookmarkEnd w:id="56"/>
+    <w:bookmarkEnd w:id="57"/>
+    <w:bookmarkStart w:id="58" w:name="before-you-implement"/>
     <w:p>
       <w:pPr>
         <w:pStyle w:val="Heading2"/>
@@ -4702,83 +4564,83 @@
     </w:p>
     <w:p>
       <w:pPr>
+        <w:pStyle w:val="Compact"/>
         <w:numPr>
           <w:ilvl w:val="0"/>
           <w:numId w:val="1008"/>
         </w:numPr>
+      </w:pPr>
+      <w:r>
+        <w:t xml:space="preserve">Services, facilities, integration paths, and supported message types.</w:t>
+      </w:r>
+    </w:p>
+    <w:p>
+      <w:pPr>
         <w:pStyle w:val="Compact"/>
-      </w:pPr>
-      <w:r>
-        <w:t xml:space="preserve">Services, facilities, integration paths, and supported message types.</w:t>
-      </w:r>
-    </w:p>
-    <w:p>
-      <w:pPr>
         <w:numPr>
           <w:ilvl w:val="0"/>
           <w:numId w:val="1008"/>
         </w:numPr>
+      </w:pPr>
+      <w:r>
+        <w:t xml:space="preserve">Catalog owner, ordering permissions, required information, and release rules.</w:t>
+      </w:r>
+    </w:p>
+    <w:p>
+      <w:pPr>
         <w:pStyle w:val="Compact"/>
-      </w:pPr>
-      <w:r>
-        <w:t xml:space="preserve">Catalog owner, ordering permissions, required information, and release rules.</w:t>
-      </w:r>
-    </w:p>
-    <w:p>
-      <w:pPr>
         <w:numPr>
           <w:ilvl w:val="0"/>
           <w:numId w:val="1008"/>
         </w:numPr>
+      </w:pPr>
+      <w:r>
+        <w:t xml:space="preserve">Collection or scheduling responsibilities and completion evidence.</w:t>
+      </w:r>
+    </w:p>
+    <w:p>
+      <w:pPr>
         <w:pStyle w:val="Compact"/>
-      </w:pPr>
-      <w:r>
-        <w:t xml:space="preserve">Collection or scheduling responsibilities and completion evidence.</w:t>
-      </w:r>
-    </w:p>
-    <w:p>
-      <w:pPr>
         <w:numPr>
           <w:ilvl w:val="0"/>
           <w:numId w:val="1008"/>
         </w:numPr>
+      </w:pPr>
+      <w:r>
+        <w:t xml:space="preserve">Identifier mapping, result matching, correction handling, and recovery rules.</w:t>
+      </w:r>
+    </w:p>
+    <w:p>
+      <w:pPr>
         <w:pStyle w:val="Compact"/>
-      </w:pPr>
-      <w:r>
-        <w:t xml:space="preserve">Identifier mapping, result matching, correction handling, and recovery rules.</w:t>
-      </w:r>
-    </w:p>
-    <w:p>
-      <w:pPr>
         <w:numPr>
           <w:ilvl w:val="0"/>
           <w:numId w:val="1008"/>
         </w:numPr>
+      </w:pPr>
+      <w:r>
+        <w:t xml:space="preserve">Image storage, viewer, context synchronization, and image-access boundaries when in scope.</w:t>
+      </w:r>
+    </w:p>
+    <w:p>
+      <w:pPr>
         <w:pStyle w:val="Compact"/>
-      </w:pPr>
-      <w:r>
-        <w:t xml:space="preserve">Image storage, viewer, context synchronization, and image-access boundaries when in scope.</w:t>
-      </w:r>
-    </w:p>
-    <w:p>
-      <w:pPr>
         <w:numPr>
           <w:ilvl w:val="0"/>
           <w:numId w:val="1008"/>
         </w:numPr>
+      </w:pPr>
+      <w:r>
+        <w:t xml:space="preserve">Review, coverage, patient communication, and follow-up ownership.</w:t>
+      </w:r>
+    </w:p>
+    <w:p>
+      <w:pPr>
         <w:pStyle w:val="Compact"/>
-      </w:pPr>
-      <w:r>
-        <w:t xml:space="preserve">Review, coverage, patient communication, and follow-up ownership.</w:t>
-      </w:r>
-    </w:p>
-    <w:p>
-      <w:pPr>
         <w:numPr>
           <w:ilvl w:val="0"/>
           <w:numId w:val="1008"/>
         </w:numPr>
-        <w:pStyle w:val="Compact"/>
       </w:pPr>
       <w:r>
         <w:t xml:space="preserve">Access boundaries and the definition of a closed diagnostic workflow.</w:t>
@@ -4792,8 +4654,8 @@
         <w:t xml:space="preserve">Walk through a routine lab order, an imaging order, a rejected or cancelled order, an unmatched result, a corrected report after review, and an absent reviewer. The design should make the next action and its owner clear in each case.</w:t>
       </w:r>
     </w:p>
-    <w:bookmarkEnd w:id="69"/>
-    <w:bookmarkEnd w:id="70"/>
+    <w:bookmarkEnd w:id="58"/>
+    <w:bookmarkEnd w:id="59"/>
     <w:sectPr>
       <w:pgSz w:h="15840" w:w="12240"/>
       <w:pgMar w:bottom="1440" w:footer="720" w:gutter="0" w:header="720" w:left="1440" w:right="1440" w:top="1440"/>
@@ -4831,14 +4693,14 @@
 <file path=word/numbering.xml><?xml version="1.0" encoding="utf-8"?>
 <w:numbering xmlns:w="http://schemas.openxmlformats.org/wordprocessingml/2006/main">
   <w:abstractNum w:abstractNumId="990">
-    <w:nsid w:val="A990"/>
+    <w:nsid w:val="0000A990"/>
     <w:multiLevelType w:val="multilevel"/>
     <w:lvl w:ilvl="0">
       <w:numFmt w:val="bullet"/>
       <w:lvlText w:val=" "/>
       <w:lvlJc w:val="left"/>
       <w:pPr>
-        <w:ind w:left="720" w:hanging="480"/>
+        <w:ind w:left="720" w:hanging="360"/>
       </w:pPr>
     </w:lvl>
     <w:lvl w:ilvl="1">
@@ -4846,7 +4708,7 @@
       <w:lvlText w:val=" "/>
       <w:lvlJc w:val="left"/>
       <w:pPr>
-        <w:ind w:left="1440" w:hanging="480"/>
+        <w:ind w:left="1440" w:hanging="360"/>
       </w:pPr>
     </w:lvl>
     <w:lvl w:ilvl="2">
@@ -4854,7 +4716,7 @@
       <w:lvlText w:val=" "/>
       <w:lvlJc w:val="left"/>
       <w:pPr>
-        <w:ind w:left="2160" w:hanging="480"/>
+        <w:ind w:left="2160" w:hanging="360"/>
       </w:pPr>
     </w:lvl>
     <w:lvl w:ilvl="3">
@@ -4862,7 +4724,7 @@
       <w:lvlText w:val=" "/>
       <w:lvlJc w:val="left"/>
       <w:pPr>
-        <w:ind w:left="2880" w:hanging="480"/>
+        <w:ind w:left="2880" w:hanging="360"/>
       </w:pPr>
     </w:lvl>
     <w:lvl w:ilvl="4">
@@ -4870,7 +4732,7 @@
       <w:lvlText w:val=" "/>
       <w:lvlJc w:val="left"/>
       <w:pPr>
-        <w:ind w:left="3600" w:hanging="480"/>
+        <w:ind w:left="3600" w:hanging="360"/>
       </w:pPr>
     </w:lvl>
     <w:lvl w:ilvl="5">
@@ -4878,7 +4740,7 @@
       <w:lvlText w:val=" "/>
       <w:lvlJc w:val="left"/>
       <w:pPr>
-        <w:ind w:left="4320" w:hanging="480"/>
+        <w:ind w:left="4320" w:hanging="360"/>
       </w:pPr>
     </w:lvl>
     <w:lvl w:ilvl="6">
@@ -4886,7 +4748,7 @@
       <w:lvlText w:val=" "/>
       <w:lvlJc w:val="left"/>
       <w:pPr>
-        <w:ind w:left="5040" w:hanging="480"/>
+        <w:ind w:left="5040" w:hanging="360"/>
       </w:pPr>
     </w:lvl>
     <w:lvl w:ilvl="7">
@@ -4894,7 +4756,7 @@
       <w:lvlText w:val=" "/>
       <w:lvlJc w:val="left"/>
       <w:pPr>
-        <w:ind w:left="5760" w:hanging="480"/>
+        <w:ind w:left="5760" w:hanging="360"/>
       </w:pPr>
     </w:lvl>
     <w:lvl w:ilvl="8">
@@ -4902,84 +4764,111 @@
       <w:lvlText w:val=" "/>
       <w:lvlJc w:val="left"/>
       <w:pPr>
-        <w:ind w:left="6480" w:hanging="480"/>
+        <w:ind w:left="6480" w:hanging="360"/>
       </w:pPr>
     </w:lvl>
   </w:abstractNum>
   <w:abstractNum w:abstractNumId="991">
-    <w:nsid w:val="A991"/>
+    <w:nsid w:val="0000A991"/>
     <w:multiLevelType w:val="multilevel"/>
     <w:lvl w:ilvl="0">
       <w:numFmt w:val="bullet"/>
-      <w:lvlText w:val="•"/>
+      <w:lvlText w:val=""/>
       <w:lvlJc w:val="left"/>
       <w:pPr>
-        <w:ind w:left="720" w:hanging="480"/>
-      </w:pPr>
+        <w:ind w:left="720" w:hanging="360"/>
+      </w:pPr>
+      <w:rPr>
+        <w:rFonts w:ascii="Symbol" w:hAnsi="Symbol" w:cs="Symbol" w:hint="default"/>
+      </w:rPr>
     </w:lvl>
     <w:lvl w:ilvl="1">
       <w:numFmt w:val="bullet"/>
-      <w:lvlText w:val="–"/>
+      <w:lvlText w:val="o"/>
       <w:lvlJc w:val="left"/>
       <w:pPr>
-        <w:ind w:left="1440" w:hanging="480"/>
-      </w:pPr>
+        <w:ind w:left="1440" w:hanging="360"/>
+      </w:pPr>
+      <w:rPr>
+        <w:rFonts w:ascii="Courier New" w:hAnsi="Courier New" w:cs="Courier New" w:hint="default"/>
+      </w:rPr>
     </w:lvl>
     <w:lvl w:ilvl="2">
       <w:numFmt w:val="bullet"/>
-      <w:lvlText w:val="•"/>
+      <w:lvlText w:val=""/>
       <w:lvlJc w:val="left"/>
       <w:pPr>
-        <w:ind w:left="2160" w:hanging="480"/>
-      </w:pPr>
+        <w:ind w:left="2160" w:hanging="360"/>
+      </w:pPr>
+      <w:rPr>
+        <w:rFonts w:ascii="Wingdings" w:hAnsi="Wingdings" w:cs="Wingdings" w:hint="default"/>
+      </w:rPr>
     </w:lvl>
     <w:lvl w:ilvl="3">
       <w:numFmt w:val="bullet"/>
-      <w:lvlText w:val="–"/>
+      <w:lvlText w:val=""/>
       <w:lvlJc w:val="left"/>
       <w:pPr>
-        <w:ind w:left="2880" w:hanging="480"/>
-      </w:pPr>
+        <w:ind w:left="2880" w:hanging="360"/>
+      </w:pPr>
+      <w:rPr>
+        <w:rFonts w:ascii="Symbol" w:hAnsi="Symbol" w:cs="Symbol" w:hint="default"/>
+      </w:rPr>
     </w:lvl>
     <w:lvl w:ilvl="4">
       <w:numFmt w:val="bullet"/>
-      <w:lvlText w:val="•"/>
+      <w:lvlText w:val="o"/>
       <w:lvlJc w:val="left"/>
       <w:pPr>
-        <w:ind w:left="3600" w:hanging="480"/>
-      </w:pPr>
+        <w:ind w:left="3600" w:hanging="360"/>
+      </w:pPr>
+      <w:rPr>
+        <w:rFonts w:ascii="Courier New" w:hAnsi="Courier New" w:cs="Courier New" w:hint="default"/>
+      </w:rPr>
     </w:lvl>
     <w:lvl w:ilvl="5">
       <w:numFmt w:val="bullet"/>
-      <w:lvlText w:val="–"/>
+      <w:lvlText w:val=""/>
       <w:lvlJc w:val="left"/>
       <w:pPr>
-        <w:ind w:left="4320" w:hanging="480"/>
-      </w:pPr>
+        <w:ind w:left="4320" w:hanging="360"/>
+      </w:pPr>
+      <w:rPr>
+        <w:rFonts w:ascii="Wingdings" w:hAnsi="Wingdings" w:cs="Wingdings" w:hint="default"/>
+      </w:rPr>
     </w:lvl>
     <w:lvl w:ilvl="6">
       <w:numFmt w:val="bullet"/>
-      <w:lvlText w:val="•"/>
+      <w:lvlText w:val=""/>
       <w:lvlJc w:val="left"/>
       <w:pPr>
-        <w:ind w:left="5040" w:hanging="480"/>
-      </w:pPr>
+        <w:ind w:left="5040" w:hanging="360"/>
+      </w:pPr>
+      <w:rPr>
+        <w:rFonts w:ascii="Symbol" w:hAnsi="Symbol" w:cs="Symbol" w:hint="default"/>
+      </w:rPr>
     </w:lvl>
     <w:lvl w:ilvl="7">
       <w:numFmt w:val="bullet"/>
-      <w:lvlText w:val="–"/>
+      <w:lvlText w:val="o"/>
       <w:lvlJc w:val="left"/>
       <w:pPr>
-        <w:ind w:left="5760" w:hanging="480"/>
-      </w:pPr>
+        <w:ind w:left="5760" w:hanging="360"/>
+      </w:pPr>
+      <w:rPr>
+        <w:rFonts w:ascii="Courier New" w:hAnsi="Courier New" w:cs="Courier New" w:hint="default"/>
+      </w:rPr>
     </w:lvl>
     <w:lvl w:ilvl="8">
       <w:numFmt w:val="bullet"/>
-      <w:lvlText w:val="•"/>
+      <w:lvlText w:val=""/>
       <w:lvlJc w:val="left"/>
       <w:pPr>
-        <w:ind w:left="6480" w:hanging="480"/>
-      </w:pPr>
+        <w:ind w:left="6480" w:hanging="360"/>
+      </w:pPr>
+      <w:rPr>
+        <w:rFonts w:ascii="Wingdings" w:hAnsi="Wingdings" w:cs="Wingdings" w:hint="default"/>
+      </w:rPr>
     </w:lvl>
   </w:abstractNum>
   <w:num w:numId="1000">
@@ -5688,8 +5577,8 @@
     <w:name w:val="KeywordTok"/>
     <w:basedOn w:val="VerbatimChar"/>
     <w:rPr>
+      <w:b/>
       <w:color w:val="007020"/>
-      <w:b/>
     </w:rPr>
   </w:style>
   <w:style w:type="character" w:customStyle="1" w:styleId="DataTypeTok">
@@ -5766,42 +5655,42 @@
     <w:name w:val="ImportTok"/>
     <w:basedOn w:val="VerbatimChar"/>
     <w:rPr>
+      <w:b/>
       <w:color w:val="008000"/>
-      <w:b/>
     </w:rPr>
   </w:style>
   <w:style w:type="character" w:customStyle="1" w:styleId="CommentTok">
     <w:name w:val="CommentTok"/>
     <w:basedOn w:val="VerbatimChar"/>
     <w:rPr>
+      <w:i/>
       <w:color w:val="60a0b0"/>
-      <w:i/>
     </w:rPr>
   </w:style>
   <w:style w:type="character" w:customStyle="1" w:styleId="DocumentationTok">
     <w:name w:val="DocumentationTok"/>
     <w:basedOn w:val="VerbatimChar"/>
     <w:rPr>
+      <w:i/>
       <w:color w:val="ba2121"/>
-      <w:i/>
     </w:rPr>
   </w:style>
   <w:style w:type="character" w:customStyle="1" w:styleId="AnnotationTok">
     <w:name w:val="AnnotationTok"/>
     <w:basedOn w:val="VerbatimChar"/>
     <w:rPr>
-      <w:color w:val="60a0b0"/>
       <w:b/>
       <w:i/>
+      <w:color w:val="60a0b0"/>
     </w:rPr>
   </w:style>
   <w:style w:type="character" w:customStyle="1" w:styleId="CommentVarTok">
     <w:name w:val="CommentVarTok"/>
     <w:basedOn w:val="VerbatimChar"/>
     <w:rPr>
-      <w:color w:val="60a0b0"/>
       <w:b/>
       <w:i/>
+      <w:color w:val="60a0b0"/>
     </w:rPr>
   </w:style>
   <w:style w:type="character" w:customStyle="1" w:styleId="OtherTok">
@@ -5829,8 +5718,8 @@
     <w:name w:val="ControlFlowTok"/>
     <w:basedOn w:val="VerbatimChar"/>
     <w:rPr>
+      <w:b/>
       <w:color w:val="007020"/>
-      <w:b/>
     </w:rPr>
   </w:style>
   <w:style w:type="character" w:customStyle="1" w:styleId="OperatorTok">
@@ -5875,34 +5764,34 @@
     <w:name w:val="InformationTok"/>
     <w:basedOn w:val="VerbatimChar"/>
     <w:rPr>
-      <w:color w:val="60a0b0"/>
       <w:b/>
       <w:i/>
+      <w:color w:val="60a0b0"/>
     </w:rPr>
   </w:style>
   <w:style w:type="character" w:customStyle="1" w:styleId="WarningTok">
     <w:name w:val="WarningTok"/>
     <w:basedOn w:val="VerbatimChar"/>
     <w:rPr>
-      <w:color w:val="60a0b0"/>
       <w:b/>
       <w:i/>
+      <w:color w:val="60a0b0"/>
     </w:rPr>
   </w:style>
   <w:style w:type="character" w:customStyle="1" w:styleId="AlertTok">
     <w:name w:val="AlertTok"/>
     <w:basedOn w:val="VerbatimChar"/>
     <w:rPr>
+      <w:b/>
       <w:color w:val="ff0000"/>
-      <w:b/>
     </w:rPr>
   </w:style>
   <w:style w:type="character" w:customStyle="1" w:styleId="ErrorTok">
     <w:name w:val="ErrorTok"/>
     <w:basedOn w:val="VerbatimChar"/>
     <w:rPr>
+      <w:b/>
       <w:color w:val="ff0000"/>
-      <w:b/>
     </w:rPr>
   </w:style>
   <w:style w:type="character" w:customStyle="1" w:styleId="NormalTok">

--- a/packages/docs/static/decision-guides/diagnostic-orders.docx
+++ b/packages/docs/static/decision-guides/diagnostic-orders.docx
@@ -11,18 +11,18 @@
           <wp:inline>
             <wp:extent cx="5943600" cy="1289649"/>
             <wp:effectExtent b="0" l="0" r="0" t="0"/>
-            <wp:docPr descr="Medplum" title="" id="10" name="Picture"/>
+            <wp:docPr descr="Medplum" title="" id="21" name="Picture"/>
             <a:graphic>
               <a:graphicData uri="http://schemas.openxmlformats.org/drawingml/2006/picture">
                 <pic:pic>
                   <pic:nvPicPr>
-                    <pic:cNvPr descr="medplum-wordmark-grape.png" id="11" name="Picture"/>
+                    <pic:cNvPr descr="medplum-wordmark-grape.png" id="22" name="Picture"/>
                     <pic:cNvPicPr>
                       <a:picLocks noChangeArrowheads="1" noChangeAspect="1"/>
                     </pic:cNvPicPr>
                   </pic:nvPicPr>
                   <pic:blipFill>
-                    <a:blip r:embed="rId9"/>
+                    <a:blip r:embed="rId20"/>
                     <a:stretch>
                       <a:fillRect/>
                     </a:stretch>
@@ -49,7 +49,7 @@
         </w:drawing>
       </w:r>
     </w:p>
-    <w:bookmarkStart w:id="59" w:name="diagnostic-orders-decision-guide"/>
+    <w:bookmarkStart w:id="70" w:name="diagnostic-orders-decision-guide"/>
     <w:p>
       <w:pPr>
         <w:pStyle w:val="Heading1"/>
@@ -72,80 +72,80 @@
       </w:pPr>
       <w:r>
         <w:rPr>
+          <w:iCs/>
           <w:i/>
+        </w:rPr>
+        <w:t xml:space="preserve">Companion to</w:t>
+      </w:r>
+      <w:r>
+        <w:rPr>
           <w:iCs/>
-        </w:rPr>
-        <w:t xml:space="preserve">Companion to</w:t>
-      </w:r>
-      <w:r>
-        <w:rPr>
           <w:i/>
-          <w:iCs/>
-        </w:rPr>
-        <w:t xml:space="preserve"> </w:t>
-      </w:r>
-      <w:hyperlink r:id="rId12">
+        </w:rPr>
+        <w:t xml:space="preserve"> </w:t>
+      </w:r>
+      <w:hyperlink r:id="rId23">
         <w:r>
           <w:rPr>
             <w:rStyle w:val="Hyperlink"/>
+            <w:iCs/>
             <w:i/>
-            <w:iCs/>
           </w:rPr>
           <w:t xml:space="preserve">Labs and Imaging</w:t>
         </w:r>
       </w:hyperlink>
       <w:r>
         <w:rPr>
+          <w:iCs/>
           <w:i/>
+        </w:rPr>
+        <w:t xml:space="preserve">,</w:t>
+      </w:r>
+      <w:r>
+        <w:rPr>
           <w:iCs/>
-        </w:rPr>
-        <w:t xml:space="preserve">,</w:t>
-      </w:r>
-      <w:r>
-        <w:rPr>
           <w:i/>
-          <w:iCs/>
-        </w:rPr>
-        <w:t xml:space="preserve"> </w:t>
-      </w:r>
-      <w:hyperlink r:id="rId13">
+        </w:rPr>
+        <w:t xml:space="preserve"> </w:t>
+      </w:r>
+      <w:hyperlink r:id="rId24">
         <w:r>
           <w:rPr>
             <w:rStyle w:val="Hyperlink"/>
+            <w:iCs/>
             <w:i/>
-            <w:iCs/>
           </w:rPr>
           <w:t xml:space="preserve">Order Labs and Imaging</w:t>
         </w:r>
       </w:hyperlink>
       <w:r>
         <w:rPr>
+          <w:iCs/>
           <w:i/>
+        </w:rPr>
+        <w:t xml:space="preserve">, and</w:t>
+      </w:r>
+      <w:r>
+        <w:rPr>
           <w:iCs/>
-        </w:rPr>
-        <w:t xml:space="preserve">, and</w:t>
-      </w:r>
-      <w:r>
-        <w:rPr>
           <w:i/>
-          <w:iCs/>
-        </w:rPr>
-        <w:t xml:space="preserve"> </w:t>
-      </w:r>
-      <w:hyperlink r:id="rId14">
+        </w:rPr>
+        <w:t xml:space="preserve"> </w:t>
+      </w:r>
+      <w:hyperlink r:id="rId25">
         <w:r>
           <w:rPr>
             <w:rStyle w:val="Hyperlink"/>
+            <w:iCs/>
             <w:i/>
-            <w:iCs/>
           </w:rPr>
           <w:t xml:space="preserve">Results and Review</w:t>
         </w:r>
       </w:hyperlink>
       <w:r>
         <w:rPr>
+          <w:iCs/>
           <w:i/>
-          <w:iCs/>
         </w:rPr>
         <w:t xml:space="preserve">.</w:t>
       </w:r>
@@ -165,7 +165,7 @@
         </w:pict>
       </w:r>
     </w:p>
-    <w:bookmarkStart w:id="19" w:name="section-1-use-case-and-participants"/>
+    <w:bookmarkStart w:id="30" w:name="section-1-use-case-and-participants"/>
     <w:p>
       <w:pPr>
         <w:pStyle w:val="Heading2"/>
@@ -174,7 +174,7 @@
         <w:t xml:space="preserve">Section 1: Use Case and Participants</w:t>
       </w:r>
     </w:p>
-    <w:bookmarkStart w:id="15" w:name="which-diagnostic-services-are-in-scope"/>
+    <w:bookmarkStart w:id="26" w:name="which-diagnostic-services-are-in-scope"/>
     <w:p>
       <w:pPr>
         <w:pStyle w:val="Heading3"/>
@@ -185,11 +185,11 @@
     </w:p>
     <w:p>
       <w:pPr>
-        <w:pStyle w:val="Compact"/>
         <w:numPr>
           <w:ilvl w:val="0"/>
           <w:numId w:val="1001"/>
         </w:numPr>
+        <w:pStyle w:val="Compact"/>
       </w:pPr>
       <w:r>
         <w:t xml:space="preserve">Laboratory tests sent to external labs</w:t>
@@ -197,11 +197,11 @@
     </w:p>
     <w:p>
       <w:pPr>
-        <w:pStyle w:val="Compact"/>
         <w:numPr>
           <w:ilvl w:val="0"/>
           <w:numId w:val="1001"/>
         </w:numPr>
+        <w:pStyle w:val="Compact"/>
       </w:pPr>
       <w:r>
         <w:t xml:space="preserve">Tests performed in your own facility or at the point of care</w:t>
@@ -209,11 +209,11 @@
     </w:p>
     <w:p>
       <w:pPr>
-        <w:pStyle w:val="Compact"/>
         <w:numPr>
           <w:ilvl w:val="0"/>
           <w:numId w:val="1001"/>
         </w:numPr>
+        <w:pStyle w:val="Compact"/>
       </w:pPr>
       <w:r>
         <w:t xml:space="preserve">Imaging studies performed externally or internally</w:t>
@@ -221,11 +221,11 @@
     </w:p>
     <w:p>
       <w:pPr>
-        <w:pStyle w:val="Compact"/>
         <w:numPr>
           <w:ilvl w:val="0"/>
           <w:numId w:val="1001"/>
         </w:numPr>
+        <w:pStyle w:val="Compact"/>
       </w:pPr>
       <w:r>
         <w:t xml:space="preserve">A combination</w:t>
@@ -237,14 +237,14 @@
       </w:pPr>
       <w:r>
         <w:rPr>
+          <w:iCs/>
           <w:i/>
-          <w:iCs/>
         </w:rPr>
         <w:t xml:space="preserve">Why it matters: laboratory workflows coordinate specimens; imaging workflows usually coordinate appointments and access to reports or images. An internal laboratory also needs catalog and laboratory operations design beyond sending orders.</w:t>
       </w:r>
     </w:p>
-    <w:bookmarkEnd w:id="15"/>
-    <w:bookmarkStart w:id="16" w:name="X70a94c51df252398015fdf6d52650dfb3840e47"/>
+    <w:bookmarkEnd w:id="26"/>
+    <w:bookmarkStart w:id="27" w:name="X70a94c51df252398015fdf6d52650dfb3840e47"/>
     <w:p>
       <w:pPr>
         <w:pStyle w:val="Heading3"/>
@@ -255,11 +255,11 @@
     </w:p>
     <w:p>
       <w:pPr>
-        <w:pStyle w:val="Compact"/>
         <w:numPr>
           <w:ilvl w:val="0"/>
           <w:numId w:val="1002"/>
         </w:numPr>
+        <w:pStyle w:val="Compact"/>
       </w:pPr>
       <w:r>
         <w:t xml:space="preserve">Ordering and receiving results</w:t>
@@ -267,11 +267,11 @@
     </w:p>
     <w:p>
       <w:pPr>
-        <w:pStyle w:val="Compact"/>
         <w:numPr>
           <w:ilvl w:val="0"/>
           <w:numId w:val="1002"/>
         </w:numPr>
+        <w:pStyle w:val="Compact"/>
       </w:pPr>
       <w:r>
         <w:t xml:space="preserve">Receiving and reviewing results ordered elsewhere</w:t>
@@ -279,11 +279,11 @@
     </w:p>
     <w:p>
       <w:pPr>
-        <w:pStyle w:val="Compact"/>
         <w:numPr>
           <w:ilvl w:val="0"/>
           <w:numId w:val="1002"/>
         </w:numPr>
+        <w:pStyle w:val="Compact"/>
       </w:pPr>
       <w:r>
         <w:t xml:space="preserve">Coordinating fulfillment of orders created elsewhere</w:t>
@@ -291,11 +291,11 @@
     </w:p>
     <w:p>
       <w:pPr>
-        <w:pStyle w:val="Compact"/>
         <w:numPr>
           <w:ilvl w:val="0"/>
           <w:numId w:val="1002"/>
         </w:numPr>
+        <w:pStyle w:val="Compact"/>
       </w:pPr>
       <w:r>
         <w:t xml:space="preserve">Performing tests and producing results</w:t>
@@ -307,20 +307,50 @@
       </w:pPr>
       <w:r>
         <w:rPr>
+          <w:iCs/>
           <w:i/>
+        </w:rPr>
+        <w:t xml:space="preserve">Why it matters: a results-only application needs patient matching and review routing even when it has no original order. An ordering application also needs transmission, cancellation, and outstanding-order tracking.</w:t>
+      </w:r>
+    </w:p>
+    <w:bookmarkEnd w:id="27"/>
+    <w:bookmarkStart w:id="28" w:name="who-participates-and-who-is-accountable"/>
+    <w:p>
+      <w:pPr>
+        <w:pStyle w:val="Heading3"/>
+      </w:pPr>
+      <w:r>
+        <w:t xml:space="preserve">1.3 Who participates, and who is accountable?</w:t>
+      </w:r>
+    </w:p>
+    <w:p>
+      <w:pPr>
+        <w:pStyle w:val="FirstParagraph"/>
+      </w:pPr>
+      <w:r>
+        <w:t xml:space="preserve">Identify who can prepare and authorize orders, collect specimens or arrange appointments, resolve integration exceptions, review results, cover absent clinicians, and communicate with patients. Decide whether those responsibilities vary by organization, location, or service line.</w:t>
+      </w:r>
+    </w:p>
+    <w:p>
+      <w:pPr>
+        <w:pStyle w:val="BodyText"/>
+      </w:pPr>
+      <w:r>
+        <w:rPr>
           <w:iCs/>
-        </w:rPr>
-        <w:t xml:space="preserve">Why it matters: a results-only application needs patient matching and review routing even when it has no original order. An ordering application also needs transmission, cancellation, and outstanding-order tracking.</w:t>
-      </w:r>
-    </w:p>
-    <w:bookmarkEnd w:id="16"/>
-    <w:bookmarkStart w:id="17" w:name="who-participates-and-who-is-accountable"/>
+          <w:i/>
+        </w:rPr>
+        <w:t xml:space="preserve">Why it matters: the ordering clinician, performing organization, result reviewer, and follow-up owner may be different people. Unassigned work needs an explicit fallback.</w:t>
+      </w:r>
+    </w:p>
+    <w:bookmarkEnd w:id="28"/>
+    <w:bookmarkStart w:id="29" w:name="which-systems-are-already-involved"/>
     <w:p>
       <w:pPr>
         <w:pStyle w:val="Heading3"/>
       </w:pPr>
       <w:r>
-        <w:t xml:space="preserve">1.3 Who participates, and who is accountable?</w:t>
+        <w:t xml:space="preserve">1.4 Which systems are already involved?</w:t>
       </w:r>
     </w:p>
     <w:p>
@@ -328,7 +358,7 @@
         <w:pStyle w:val="FirstParagraph"/>
       </w:pPr>
       <w:r>
-        <w:t xml:space="preserve">Identify who can prepare and authorize orders, collect specimens or arrange appointments, resolve integration exceptions, review results, cover absent clinicians, and communicate with patients. Decide whether those responsibilities vary by organization, location, or service line.</w:t>
+        <w:t xml:space="preserve">List the performing labs and imaging facilities, existing interfaces, vendor accounts, scheduling systems, and image archives. For each, identify what it can send and receive: orders, acknowledgments, cancellations, status updates, structured results, documents, or image access.</w:t>
       </w:r>
     </w:p>
     <w:p>
@@ -337,45 +367,15 @@
       </w:pPr>
       <w:r>
         <w:rPr>
+          <w:iCs/>
           <w:i/>
-          <w:iCs/>
-        </w:rPr>
-        <w:t xml:space="preserve">Why it matters: the ordering clinician, performing organization, result reviewer, and follow-up owner may be different people. Unassigned work needs an explicit fallback.</w:t>
-      </w:r>
-    </w:p>
-    <w:bookmarkEnd w:id="17"/>
-    <w:bookmarkStart w:id="18" w:name="which-systems-are-already-involved"/>
-    <w:p>
-      <w:pPr>
-        <w:pStyle w:val="Heading3"/>
-      </w:pPr>
-      <w:r>
-        <w:t xml:space="preserve">1.4 Which systems are already involved?</w:t>
-      </w:r>
-    </w:p>
-    <w:p>
-      <w:pPr>
-        <w:pStyle w:val="FirstParagraph"/>
-      </w:pPr>
-      <w:r>
-        <w:t xml:space="preserve">List the performing labs and imaging facilities, existing interfaces, vendor accounts, scheduling systems, and image archives. For each, identify what it can send and receive: orders, acknowledgments, cancellations, status updates, structured results, documents, or image access.</w:t>
-      </w:r>
-    </w:p>
-    <w:p>
-      <w:pPr>
-        <w:pStyle w:val="BodyText"/>
-      </w:pPr>
-      <w:r>
-        <w:rPr>
-          <w:i/>
-          <w:iCs/>
         </w:rPr>
         <w:t xml:space="preserve">Why it matters: the application’s workflow must reflect the capabilities of each connected facility. Connectivity to one laboratory does not establish imaging support or identical behavior across every facility.</w:t>
       </w:r>
     </w:p>
-    <w:bookmarkEnd w:id="18"/>
-    <w:bookmarkEnd w:id="19"/>
-    <w:bookmarkStart w:id="20" w:name="section-2-approach-defining-decisions"/>
+    <w:bookmarkEnd w:id="29"/>
+    <w:bookmarkEnd w:id="30"/>
+    <w:bookmarkStart w:id="31" w:name="section-2-approach-defining-decisions"/>
     <w:p>
       <w:pPr>
         <w:pStyle w:val="Heading2"/>
@@ -396,8 +396,9 @@
       <w:tblPr>
         <w:tblStyle w:val="Table"/>
         <w:tblW w:w="9360" w:type="dxa"/>
+        <w:tblLook w:firstRow="1" w:lastRow="0" w:firstColumn="0" w:lastColumn="0" w:noHBand="0" w:noVBand="0" w:val="0020"/>
+        <w:jc w:val="start"/>
         <w:tblLayout w:type="fixed"/>
-        <w:tblLook w:firstRow="1" w:lastRow="0" w:firstColumn="0" w:lastColumn="0" w:noHBand="0" w:noVBand="0" w:val="0020"/>
       </w:tblPr>
       <w:tblGrid>
         <w:gridCol w:w="4066"/>
@@ -407,13 +408,14 @@
       <w:tr>
         <w:trPr>
           <w:cantSplit/>
-          <w:tblHeader w:val="on"/>
+          <w:tblHeader w:val="true"/>
         </w:trPr>
         <w:tc>
           <w:tcPr/>
           <w:p>
             <w:pPr>
               <w:pStyle w:val="Compact"/>
+              <w:jc w:val="left"/>
             </w:pPr>
             <w:r>
               <w:t xml:space="preserve">Decision</w:t>
@@ -425,6 +427,7 @@
           <w:p>
             <w:pPr>
               <w:pStyle w:val="Compact"/>
+              <w:jc w:val="left"/>
             </w:pPr>
             <w:r>
               <w:t xml:space="preserve">What changes based on the answer</w:t>
@@ -436,6 +439,7 @@
           <w:p>
             <w:pPr>
               <w:pStyle w:val="Compact"/>
+              <w:jc w:val="left"/>
             </w:pPr>
             <w:r>
               <w:t xml:space="preserve">Details</w:t>
@@ -452,6 +456,7 @@
           <w:p>
             <w:pPr>
               <w:pStyle w:val="Compact"/>
+              <w:jc w:val="left"/>
             </w:pPr>
             <w:r>
               <w:t xml:space="preserve">External integration, internal fulfillment, or results only?</w:t>
@@ -463,6 +468,7 @@
           <w:p>
             <w:pPr>
               <w:pStyle w:val="Compact"/>
+              <w:jc w:val="left"/>
             </w:pPr>
             <w:r>
               <w:t xml:space="preserve">Connectivity, write authority, and whether local originating orders exist</w:t>
@@ -474,6 +480,7 @@
           <w:p>
             <w:pPr>
               <w:pStyle w:val="Compact"/>
+              <w:jc w:val="left"/>
             </w:pPr>
             <w:r>
               <w:t xml:space="preserve">3.1</w:t>
@@ -490,6 +497,7 @@
           <w:p>
             <w:pPr>
               <w:pStyle w:val="Compact"/>
+              <w:jc w:val="left"/>
             </w:pPr>
             <w:r>
               <w:t xml:space="preserve">Vendor menu or internally maintained catalog?</w:t>
@@ -501,6 +509,7 @@
           <w:p>
             <w:pPr>
               <w:pStyle w:val="Compact"/>
+              <w:jc w:val="left"/>
             </w:pPr>
             <w:r>
               <w:t xml:space="preserve">Catalog ownership, order codes, grouping, and maintenance</w:t>
@@ -512,6 +521,7 @@
           <w:p>
             <w:pPr>
               <w:pStyle w:val="Compact"/>
+              <w:jc w:val="left"/>
             </w:pPr>
             <w:r>
               <w:t xml:space="preserve">3.2</w:t>
@@ -528,6 +538,7 @@
           <w:p>
             <w:pPr>
               <w:pStyle w:val="Compact"/>
+              <w:jc w:val="left"/>
             </w:pPr>
             <w:r>
               <w:t xml:space="preserve">Clinician orders directly or staff prepare for authorization?</w:t>
@@ -539,6 +550,7 @@
           <w:p>
             <w:pPr>
               <w:pStyle w:val="Compact"/>
+              <w:jc w:val="left"/>
             </w:pPr>
             <w:r>
               <w:t xml:space="preserve">Draft/release workflow, required information, and permissions</w:t>
@@ -550,6 +562,7 @@
           <w:p>
             <w:pPr>
               <w:pStyle w:val="Compact"/>
+              <w:jc w:val="left"/>
             </w:pPr>
             <w:r>
               <w:t xml:space="preserve">3.3</w:t>
@@ -566,6 +579,7 @@
           <w:p>
             <w:pPr>
               <w:pStyle w:val="Compact"/>
+              <w:jc w:val="left"/>
             </w:pPr>
             <w:r>
               <w:t xml:space="preserve">On-site collection, external collection, home kit, or imaging?</w:t>
@@ -577,6 +591,7 @@
           <w:p>
             <w:pPr>
               <w:pStyle w:val="Compact"/>
+              <w:jc w:val="left"/>
             </w:pPr>
             <w:r>
               <w:t xml:space="preserve">Specimen tracking, logistics, and appointment coordination</w:t>
@@ -588,6 +603,7 @@
           <w:p>
             <w:pPr>
               <w:pStyle w:val="Compact"/>
+              <w:jc w:val="left"/>
             </w:pPr>
             <w:r>
               <w:t xml:space="preserve">3.4</w:t>
@@ -604,6 +620,7 @@
           <w:p>
             <w:pPr>
               <w:pStyle w:val="Compact"/>
+              <w:jc w:val="left"/>
             </w:pPr>
             <w:r>
               <w:t xml:space="preserve">Can the destination amend, cancel, and support recurring orders?</w:t>
@@ -615,6 +632,7 @@
           <w:p>
             <w:pPr>
               <w:pStyle w:val="Compact"/>
+              <w:jc w:val="left"/>
             </w:pPr>
             <w:r>
               <w:t xml:space="preserve">Replacement orders, acknowledgment tracking, and occurrence tracking</w:t>
@@ -626,6 +644,7 @@
           <w:p>
             <w:pPr>
               <w:pStyle w:val="Compact"/>
+              <w:jc w:val="left"/>
             </w:pPr>
             <w:r>
               <w:t xml:space="preserve">3.5</w:t>
@@ -642,6 +661,7 @@
           <w:p>
             <w:pPr>
               <w:pStyle w:val="Compact"/>
+              <w:jc w:val="left"/>
             </w:pPr>
             <w:r>
               <w:t xml:space="preserve">Matched results only or unsolicited results too?</w:t>
@@ -653,6 +673,7 @@
           <w:p>
             <w:pPr>
               <w:pStyle w:val="Compact"/>
+              <w:jc w:val="left"/>
             </w:pPr>
             <w:r>
               <w:t xml:space="preserve">Identity resolution, exception ownership, and backfill</w:t>
@@ -664,6 +685,7 @@
           <w:p>
             <w:pPr>
               <w:pStyle w:val="Compact"/>
+              <w:jc w:val="left"/>
             </w:pPr>
             <w:r>
               <w:t xml:space="preserve">3.6</w:t>
@@ -680,6 +702,7 @@
           <w:p>
             <w:pPr>
               <w:pStyle w:val="Compact"/>
+              <w:jc w:val="left"/>
             </w:pPr>
             <w:r>
               <w:t xml:space="preserve">Structured values, original documents, or diagnostic images?</w:t>
@@ -691,6 +714,7 @@
           <w:p>
             <w:pPr>
               <w:pStyle w:val="Compact"/>
+              <w:jc w:val="left"/>
             </w:pPr>
             <w:r>
               <w:t xml:space="preserve">Result modeling, trends, extraction, and viewer integration</w:t>
@@ -702,6 +726,7 @@
           <w:p>
             <w:pPr>
               <w:pStyle w:val="Compact"/>
+              <w:jc w:val="left"/>
             </w:pPr>
             <w:r>
               <w:t xml:space="preserve">3.7</w:t>
@@ -718,6 +743,7 @@
           <w:p>
             <w:pPr>
               <w:pStyle w:val="Compact"/>
+              <w:jc w:val="left"/>
             </w:pPr>
             <w:r>
               <w:t xml:space="preserve">Who reviews, communicates, and follows up?</w:t>
@@ -729,6 +755,7 @@
           <w:p>
             <w:pPr>
               <w:pStyle w:val="Compact"/>
+              <w:jc w:val="left"/>
             </w:pPr>
             <w:r>
               <w:t xml:space="preserve">Review queues, coverage, escalation, and closure rules</w:t>
@@ -740,6 +767,7 @@
           <w:p>
             <w:pPr>
               <w:pStyle w:val="Compact"/>
+              <w:jc w:val="left"/>
             </w:pPr>
             <w:r>
               <w:t xml:space="preserve">3.8</w:t>
@@ -756,6 +784,7 @@
           <w:p>
             <w:pPr>
               <w:pStyle w:val="Compact"/>
+              <w:jc w:val="left"/>
             </w:pPr>
             <w:r>
               <w:t xml:space="preserve">Which teams share access and operational responsibility?</w:t>
@@ -767,6 +796,7 @@
           <w:p>
             <w:pPr>
               <w:pStyle w:val="Compact"/>
+              <w:jc w:val="left"/>
             </w:pPr>
             <w:r>
               <w:t xml:space="preserve">Memberships, policies, and exception queues</w:t>
@@ -778,6 +808,7 @@
           <w:p>
             <w:pPr>
               <w:pStyle w:val="Compact"/>
+              <w:jc w:val="left"/>
             </w:pPr>
             <w:r>
               <w:t xml:space="preserve">3.9</w:t>
@@ -786,8 +817,8 @@
         </w:tc>
       </w:tr>
     </w:tbl>
-    <w:bookmarkEnd w:id="20"/>
-    <w:bookmarkStart w:id="57" w:name="section-3-key-decisions"/>
+    <w:bookmarkEnd w:id="31"/>
+    <w:bookmarkStart w:id="68" w:name="section-3-key-decisions"/>
     <w:p>
       <w:pPr>
         <w:pStyle w:val="Heading2"/>
@@ -796,7 +827,7 @@
         <w:t xml:space="preserve">Section 3: Key Decisions</w:t>
       </w:r>
     </w:p>
-    <w:bookmarkStart w:id="27" w:name="Xa47a2fc0cd33e7c752c100011e90129e1ece10a"/>
+    <w:bookmarkStart w:id="38" w:name="Xa47a2fc0cd33e7c752c100011e90129e1ece10a"/>
     <w:p>
       <w:pPr>
         <w:pStyle w:val="Heading3"/>
@@ -811,8 +842,8 @@
       </w:pPr>
       <w:r>
         <w:rPr>
+          <w:bCs/>
           <w:b/>
-          <w:bCs/>
         </w:rPr>
         <w:t xml:space="preserve">Questions:</w:t>
       </w:r>
@@ -827,8 +858,9 @@
       <w:tblPr>
         <w:tblStyle w:val="Table"/>
         <w:tblW w:w="9360" w:type="dxa"/>
+        <w:tblLook w:firstRow="1" w:lastRow="0" w:firstColumn="0" w:lastColumn="0" w:noHBand="0" w:noVBand="0" w:val="0020"/>
+        <w:jc w:val="start"/>
         <w:tblLayout w:type="fixed"/>
-        <w:tblLook w:firstRow="1" w:lastRow="0" w:firstColumn="0" w:lastColumn="0" w:noHBand="0" w:noVBand="0" w:val="0020"/>
       </w:tblPr>
       <w:tblGrid>
         <w:gridCol w:w="4574"/>
@@ -837,13 +869,14 @@
       <w:tr>
         <w:trPr>
           <w:cantSplit/>
-          <w:tblHeader w:val="on"/>
+          <w:tblHeader w:val="true"/>
         </w:trPr>
         <w:tc>
           <w:tcPr/>
           <w:p>
             <w:pPr>
               <w:pStyle w:val="Compact"/>
+              <w:jc w:val="left"/>
             </w:pPr>
             <w:r>
               <w:t xml:space="preserve">Situation</w:t>
@@ -855,6 +888,7 @@
           <w:p>
             <w:pPr>
               <w:pStyle w:val="Compact"/>
+              <w:jc w:val="left"/>
             </w:pPr>
             <w:r>
               <w:t xml:space="preserve">Recommended approach</w:t>
@@ -871,6 +905,7 @@
           <w:p>
             <w:pPr>
               <w:pStyle w:val="Compact"/>
+              <w:jc w:val="left"/>
             </w:pPr>
             <w:r>
               <w:t xml:space="preserve">Using the Medplum Health Gorilla integration</w:t>
@@ -882,6 +917,7 @@
           <w:p>
             <w:pPr>
               <w:pStyle w:val="Compact"/>
+              <w:jc w:val="left"/>
             </w:pPr>
             <w:r>
               <w:t xml:space="preserve">Follow its onboarding, order profiles, send/receive Bots, and account requirements. Confirm the needed facilities and capabilities before committing the workflow.</w:t>
@@ -898,6 +934,7 @@
           <w:p>
             <w:pPr>
               <w:pStyle w:val="Compact"/>
+              <w:jc w:val="left"/>
             </w:pPr>
             <w:r>
               <w:t xml:space="preserve">Connecting directly to a lab or imaging facility</w:t>
@@ -909,6 +946,7 @@
           <w:p>
             <w:pPr>
               <w:pStyle w:val="Compact"/>
+              <w:jc w:val="left"/>
             </w:pPr>
             <w:r>
               <w:t xml:space="preserve">Scope the HL7v2 or API interface in both directions, including identifiers, acknowledgments, corrections, cancellations, and recovery.</w:t>
@@ -925,6 +963,7 @@
           <w:p>
             <w:pPr>
               <w:pStyle w:val="Compact"/>
+              <w:jc w:val="left"/>
             </w:pPr>
             <w:r>
               <w:t xml:space="preserve">Performing tests internally</w:t>
@@ -936,6 +975,7 @@
           <w:p>
             <w:pPr>
               <w:pStyle w:val="Compact"/>
+              <w:jc w:val="left"/>
             </w:pPr>
             <w:r>
               <w:t xml:space="preserve">Create the operational FHIR resources through your application; separately scope the laboratory or imaging system that performs and reports the work.</w:t>
@@ -952,6 +992,7 @@
           <w:p>
             <w:pPr>
               <w:pStyle w:val="Compact"/>
+              <w:jc w:val="left"/>
             </w:pPr>
             <w:r>
               <w:t xml:space="preserve">Requisition or manual handoff</w:t>
@@ -963,6 +1004,7 @@
           <w:p>
             <w:pPr>
               <w:pStyle w:val="Compact"/>
+              <w:jc w:val="left"/>
             </w:pPr>
             <w:r>
               <w:t xml:space="preserve">Track who handed off the order and how completion will be reconciled. Producing a document does not establish that the facility accepted the order.</w:t>
@@ -979,6 +1021,7 @@
           <w:p>
             <w:pPr>
               <w:pStyle w:val="Compact"/>
+              <w:jc w:val="left"/>
             </w:pPr>
             <w:r>
               <w:t xml:space="preserve">Receiving results only</w:t>
@@ -990,6 +1033,7 @@
           <w:p>
             <w:pPr>
               <w:pStyle w:val="Compact"/>
+              <w:jc w:val="left"/>
             </w:pPr>
             <w:r>
               <w:t xml:space="preserve">Start with patient matching, source identifiers, and review ownership. Allow results without a local originating order.</w:t>
@@ -998,7 +1042,7 @@
         </w:tc>
       </w:tr>
     </w:tbl>
-    <w:bookmarkStart w:id="26" w:name="do-you-need-an-on-site-protocol-bridge"/>
+    <w:bookmarkStart w:id="37" w:name="do-you-need-an-on-site-protocol-bridge"/>
     <w:p>
       <w:pPr>
         <w:pStyle w:val="Heading4"/>
@@ -1009,16 +1053,16 @@
     </w:p>
     <w:p>
       <w:pPr>
-        <w:pStyle w:val="Compact"/>
         <w:numPr>
           <w:ilvl w:val="0"/>
           <w:numId w:val="1003"/>
         </w:numPr>
-      </w:pPr>
-      <w:r>
-        <w:rPr>
+        <w:pStyle w:val="Compact"/>
+      </w:pPr>
+      <w:r>
+        <w:rPr>
+          <w:bCs/>
           <w:b/>
-          <w:bCs/>
         </w:rPr>
         <w:t xml:space="preserve">Devices or systems use HL7/MLLP, ASTM, or DICOM inside a facility network:</w:t>
       </w:r>
@@ -1031,7 +1075,7 @@
       <w:r>
         <w:t xml:space="preserve"> </w:t>
       </w:r>
-      <w:hyperlink r:id="rId21">
+      <w:hyperlink r:id="rId32">
         <w:r>
           <w:rPr>
             <w:rStyle w:val="Hyperlink"/>
@@ -1048,16 +1092,16 @@
     </w:p>
     <w:p>
       <w:pPr>
-        <w:pStyle w:val="Compact"/>
         <w:numPr>
           <w:ilvl w:val="0"/>
           <w:numId w:val="1003"/>
         </w:numPr>
-      </w:pPr>
-      <w:r>
-        <w:rPr>
+        <w:pStyle w:val="Compact"/>
+      </w:pPr>
+      <w:r>
+        <w:rPr>
+          <w:bCs/>
           <w:b/>
-          <w:bCs/>
         </w:rPr>
         <w:t xml:space="preserve">Imaging equipment sends DICOM C-STORE:</w:t>
       </w:r>
@@ -1070,7 +1114,7 @@
       <w:r>
         <w:t xml:space="preserve"> </w:t>
       </w:r>
-      <w:hyperlink r:id="rId22">
+      <w:hyperlink r:id="rId33">
         <w:r>
           <w:rPr>
             <w:rStyle w:val="Hyperlink"/>
@@ -1114,16 +1158,16 @@
     </w:p>
     <w:p>
       <w:pPr>
-        <w:pStyle w:val="Compact"/>
         <w:numPr>
           <w:ilvl w:val="0"/>
           <w:numId w:val="1003"/>
         </w:numPr>
-      </w:pPr>
-      <w:r>
-        <w:rPr>
+        <w:pStyle w:val="Compact"/>
+      </w:pPr>
+      <w:r>
+        <w:rPr>
+          <w:bCs/>
           <w:b/>
-          <w:bCs/>
         </w:rPr>
         <w:t xml:space="preserve">The source already supports HTTPS APIs or DICOMweb:</w:t>
       </w:r>
@@ -1136,7 +1180,7 @@
       <w:r>
         <w:t xml:space="preserve"> </w:t>
       </w:r>
-      <w:hyperlink r:id="rId23">
+      <w:hyperlink r:id="rId34">
         <w:r>
           <w:rPr>
             <w:rStyle w:val="Hyperlink"/>
@@ -1157,8 +1201,8 @@
       </w:pPr>
       <w:r>
         <w:rPr>
+          <w:bCs/>
           <w:b/>
-          <w:bCs/>
         </w:rPr>
         <w:t xml:space="preserve">Decide before building:</w:t>
       </w:r>
@@ -1179,7 +1223,7 @@
       <w:r>
         <w:t xml:space="preserve"> </w:t>
       </w:r>
-      <w:hyperlink r:id="rId24">
+      <w:hyperlink r:id="rId35">
         <w:r>
           <w:rPr>
             <w:rStyle w:val="Hyperlink"/>
@@ -1193,7 +1237,7 @@
       <w:r>
         <w:t xml:space="preserve"> </w:t>
       </w:r>
-      <w:hyperlink r:id="rId25">
+      <w:hyperlink r:id="rId36">
         <w:r>
           <w:rPr>
             <w:rStyle w:val="Hyperlink"/>
@@ -1205,9 +1249,9 @@
         <w:t xml:space="preserve">.</w:t>
       </w:r>
     </w:p>
-    <w:bookmarkEnd w:id="26"/>
-    <w:bookmarkEnd w:id="27"/>
-    <w:bookmarkStart w:id="31" w:name="X43169dc775503d406b3f301041d1d5fb0fd4978"/>
+    <w:bookmarkEnd w:id="37"/>
+    <w:bookmarkEnd w:id="38"/>
+    <w:bookmarkStart w:id="42" w:name="X43169dc775503d406b3f301041d1d5fb0fd4978"/>
     <w:p>
       <w:pPr>
         <w:pStyle w:val="Heading3"/>
@@ -1222,8 +1266,8 @@
       </w:pPr>
       <w:r>
         <w:rPr>
+          <w:bCs/>
           <w:b/>
-          <w:bCs/>
         </w:rPr>
         <w:t xml:space="preserve">Questions:</w:t>
       </w:r>
@@ -1238,8 +1282,9 @@
       <w:tblPr>
         <w:tblStyle w:val="Table"/>
         <w:tblW w:w="9360" w:type="dxa"/>
+        <w:tblLook w:firstRow="1" w:lastRow="0" w:firstColumn="0" w:lastColumn="0" w:noHBand="0" w:noVBand="0" w:val="0020"/>
+        <w:jc w:val="start"/>
         <w:tblLayout w:type="fixed"/>
-        <w:tblLook w:firstRow="1" w:lastRow="0" w:firstColumn="0" w:lastColumn="0" w:noHBand="0" w:noVBand="0" w:val="0020"/>
       </w:tblPr>
       <w:tblGrid>
         <w:gridCol w:w="4444"/>
@@ -1248,13 +1293,14 @@
       <w:tr>
         <w:trPr>
           <w:cantSplit/>
-          <w:tblHeader w:val="on"/>
+          <w:tblHeader w:val="true"/>
         </w:trPr>
         <w:tc>
           <w:tcPr/>
           <w:p>
             <w:pPr>
               <w:pStyle w:val="Compact"/>
+              <w:jc w:val="left"/>
             </w:pPr>
             <w:r>
               <w:t xml:space="preserve">Situation</w:t>
@@ -1266,6 +1312,7 @@
           <w:p>
             <w:pPr>
               <w:pStyle w:val="Compact"/>
+              <w:jc w:val="left"/>
             </w:pPr>
             <w:r>
               <w:t xml:space="preserve">Recommended approach</w:t>
@@ -1282,6 +1329,7 @@
           <w:p>
             <w:pPr>
               <w:pStyle w:val="Compact"/>
+              <w:jc w:val="left"/>
             </w:pPr>
             <w:r>
               <w:t xml:space="preserve">External laboratory menu</w:t>
@@ -1293,6 +1341,7 @@
           <w:p>
             <w:pPr>
               <w:pStyle w:val="Compact"/>
+              <w:jc w:val="left"/>
             </w:pPr>
             <w:r>
               <w:t xml:space="preserve">Preserve the performing lab’s orderable codes and requirements. A standardized observation code alone may not identify an orderable test in that lab’s compendium.</w:t>
@@ -1309,6 +1358,7 @@
           <w:p>
             <w:pPr>
               <w:pStyle w:val="Compact"/>
+              <w:jc w:val="left"/>
             </w:pPr>
             <w:r>
               <w:t xml:space="preserve">Internal diagnostic catalog</w:t>
@@ -1320,6 +1370,7 @@
           <w:p>
             <w:pPr>
               <w:pStyle w:val="Compact"/>
+              <w:jc w:val="left"/>
             </w:pPr>
             <w:r>
               <w:t xml:space="preserve">Use the documented catalog model:</w:t>
@@ -1396,6 +1447,7 @@
           <w:p>
             <w:pPr>
               <w:pStyle w:val="Compact"/>
+              <w:jc w:val="left"/>
             </w:pPr>
             <w:r>
               <w:t xml:space="preserve">One orderable panel</w:t>
@@ -1407,6 +1459,7 @@
           <w:p>
             <w:pPr>
               <w:pStyle w:val="Compact"/>
+              <w:jc w:val="left"/>
             </w:pPr>
             <w:r>
               <w:t xml:space="preserve">A panel can be one requested service with multiple result observations. Follow the destination’s panel definition rather than creating an order for every analyte.</w:t>
@@ -1423,6 +1476,7 @@
           <w:p>
             <w:pPr>
               <w:pStyle w:val="Compact"/>
+              <w:jc w:val="left"/>
             </w:pPr>
             <w:r>
               <w:t xml:space="preserve">Several independent services ordered together</w:t>
@@ -1434,6 +1488,7 @@
           <w:p>
             <w:pPr>
               <w:pStyle w:val="Compact"/>
+              <w:jc w:val="left"/>
             </w:pPr>
             <w:r>
               <w:t xml:space="preserve">Use separate</w:t>
@@ -1495,6 +1550,7 @@
           <w:p>
             <w:pPr>
               <w:pStyle w:val="Compact"/>
+              <w:jc w:val="left"/>
             </w:pPr>
             <w:r>
               <w:t xml:space="preserve">Health Gorilla orders</w:t>
@@ -1506,6 +1562,7 @@
           <w:p>
             <w:pPr>
               <w:pStyle w:val="Compact"/>
+              <w:jc w:val="left"/>
             </w:pPr>
             <w:r>
               <w:t xml:space="preserve">Follow its parent order and individual test</w:t>
@@ -1549,6 +1606,7 @@
           <w:p>
             <w:pPr>
               <w:pStyle w:val="Compact"/>
+              <w:jc w:val="left"/>
             </w:pPr>
             <w:r>
               <w:t xml:space="preserve">Reusable clinical order sets</w:t>
@@ -1560,6 +1618,7 @@
           <w:p>
             <w:pPr>
               <w:pStyle w:val="Compact"/>
+              <w:jc w:val="left"/>
             </w:pPr>
             <w:r>
               <w:t xml:space="preserve">Keep reusable definitions separate from the patient-specific</w:t>
@@ -1597,8 +1656,8 @@
       </w:pPr>
       <w:r>
         <w:rPr>
+          <w:bCs/>
           <w:b/>
-          <w:bCs/>
         </w:rPr>
         <w:t xml:space="preserve">Record:</w:t>
       </w:r>
@@ -1611,7 +1670,7 @@
       <w:r>
         <w:t xml:space="preserve"> </w:t>
       </w:r>
-      <w:hyperlink r:id="rId28">
+      <w:hyperlink r:id="rId39">
         <w:r>
           <w:rPr>
             <w:rStyle w:val="Hyperlink"/>
@@ -1636,7 +1695,7 @@
       <w:r>
         <w:t xml:space="preserve"> </w:t>
       </w:r>
-      <w:hyperlink r:id="rId29">
+      <w:hyperlink r:id="rId40">
         <w:r>
           <w:rPr>
             <w:rStyle w:val="Hyperlink"/>
@@ -1650,7 +1709,7 @@
       <w:r>
         <w:t xml:space="preserve"> </w:t>
       </w:r>
-      <w:hyperlink r:id="rId30">
+      <w:hyperlink r:id="rId41">
         <w:r>
           <w:rPr>
             <w:rStyle w:val="Hyperlink"/>
@@ -1662,8 +1721,8 @@
         <w:t xml:space="preserve">.</w:t>
       </w:r>
     </w:p>
-    <w:bookmarkEnd w:id="31"/>
-    <w:bookmarkStart w:id="33" w:name="Xe6f28479eb64f0bbd222fe8f13b987dcc3aa9fe"/>
+    <w:bookmarkEnd w:id="42"/>
+    <w:bookmarkStart w:id="44" w:name="Xe6f28479eb64f0bbd222fe8f13b987dcc3aa9fe"/>
     <w:p>
       <w:pPr>
         <w:pStyle w:val="Heading3"/>
@@ -1678,26 +1737,26 @@
       </w:pPr>
       <w:r>
         <w:rPr>
+          <w:bCs/>
           <w:b/>
+        </w:rPr>
+        <w:t xml:space="preserve">Questions:</w:t>
+      </w:r>
+      <w:r>
+        <w:t xml:space="preserve"> </w:t>
+      </w:r>
+      <w:r>
+        <w:t xml:space="preserve">Can staff prepare orders for a clinician? Are orders placed within an encounter or independently? Which demographics, indications, Ask on Order Entry (AOE) answers, billing details, and supporting documents does the destination require?</w:t>
+      </w:r>
+    </w:p>
+    <w:p>
+      <w:pPr>
+        <w:pStyle w:val="BodyText"/>
+      </w:pPr>
+      <w:r>
+        <w:rPr>
           <w:bCs/>
-        </w:rPr>
-        <w:t xml:space="preserve">Questions:</w:t>
-      </w:r>
-      <w:r>
-        <w:t xml:space="preserve"> </w:t>
-      </w:r>
-      <w:r>
-        <w:t xml:space="preserve">Can staff prepare orders for a clinician? Are orders placed within an encounter or independently? Which demographics, indications, Ask on Order Entry (AOE) answers, billing details, and supporting documents does the destination require?</w:t>
-      </w:r>
-    </w:p>
-    <w:p>
-      <w:pPr>
-        <w:pStyle w:val="BodyText"/>
-      </w:pPr>
-      <w:r>
-        <w:rPr>
           <w:b/>
-          <w:bCs/>
         </w:rPr>
         <w:t xml:space="preserve">Recommended baseline:</w:t>
       </w:r>
@@ -1754,8 +1813,9 @@
       <w:tblPr>
         <w:tblStyle w:val="Table"/>
         <w:tblW w:w="9360" w:type="dxa"/>
+        <w:tblLook w:firstRow="1" w:lastRow="0" w:firstColumn="0" w:lastColumn="0" w:noHBand="0" w:noVBand="0" w:val="0020"/>
+        <w:jc w:val="start"/>
         <w:tblLayout w:type="fixed"/>
-        <w:tblLook w:firstRow="1" w:lastRow="0" w:firstColumn="0" w:lastColumn="0" w:noHBand="0" w:noVBand="0" w:val="0020"/>
       </w:tblPr>
       <w:tblGrid>
         <w:gridCol w:w="4482"/>
@@ -1764,13 +1824,14 @@
       <w:tr>
         <w:trPr>
           <w:cantSplit/>
-          <w:tblHeader w:val="on"/>
+          <w:tblHeader w:val="true"/>
         </w:trPr>
         <w:tc>
           <w:tcPr/>
           <w:p>
             <w:pPr>
               <w:pStyle w:val="Compact"/>
+              <w:jc w:val="left"/>
             </w:pPr>
             <w:r>
               <w:t xml:space="preserve">Requirement</w:t>
@@ -1782,6 +1843,7 @@
           <w:p>
             <w:pPr>
               <w:pStyle w:val="Compact"/>
+              <w:jc w:val="left"/>
             </w:pPr>
             <w:r>
               <w:t xml:space="preserve">Design consequence</w:t>
@@ -1798,6 +1860,7 @@
           <w:p>
             <w:pPr>
               <w:pStyle w:val="Compact"/>
+              <w:jc w:val="left"/>
             </w:pPr>
             <w:r>
               <w:t xml:space="preserve">Staff prepare; clinician authorizes</w:t>
@@ -1809,6 +1872,7 @@
           <w:p>
             <w:pPr>
               <w:pStyle w:val="Compact"/>
+              <w:jc w:val="left"/>
             </w:pPr>
             <w:r>
               <w:t xml:space="preserve">Give those roles distinct permissions and actions. Define the authorization record and who can trigger transmission.</w:t>
@@ -1825,6 +1889,7 @@
           <w:p>
             <w:pPr>
               <w:pStyle w:val="Compact"/>
+              <w:jc w:val="left"/>
             </w:pPr>
             <w:r>
               <w:t xml:space="preserve">Test-specific AOE</w:t>
@@ -1836,6 +1901,7 @@
           <w:p>
             <w:pPr>
               <w:pStyle w:val="Compact"/>
+              <w:jc w:val="left"/>
             </w:pPr>
             <w:r>
               <w:t xml:space="preserve">Capture the destination’s required answers. The Health Gorilla pattern stores</w:t>
@@ -1879,6 +1945,7 @@
           <w:p>
             <w:pPr>
               <w:pStyle w:val="Compact"/>
+              <w:jc w:val="left"/>
             </w:pPr>
             <w:r>
               <w:t xml:space="preserve">Insurance, patient, or account billing</w:t>
@@ -1890,6 +1957,7 @@
           <w:p>
             <w:pPr>
               <w:pStyle w:val="Compact"/>
+              <w:jc w:val="left"/>
             </w:pPr>
             <w:r>
               <w:t xml:space="preserve">Capture the billing route and required supporting information before sending. For Health Gorilla, check practitioner and practice lab account requirements.</w:t>
@@ -1906,6 +1974,7 @@
           <w:p>
             <w:pPr>
               <w:pStyle w:val="Compact"/>
+              <w:jc w:val="left"/>
             </w:pPr>
             <w:r>
               <w:t xml:space="preserve">Imaging requires authorization or scheduling coordination</w:t>
@@ -1917,6 +1986,7 @@
           <w:p>
             <w:pPr>
               <w:pStyle w:val="Compact"/>
+              <w:jc w:val="left"/>
             </w:pPr>
             <w:r>
               <w:t xml:space="preserve">Assign that work explicitly and decide whether it must finish before transmission, scheduling, or performance.</w:t>
@@ -1969,8 +2039,8 @@
       </w:pPr>
       <w:r>
         <w:rPr>
+          <w:bCs/>
           <w:b/>
-          <w:bCs/>
         </w:rPr>
         <w:t xml:space="preserve">Record:</w:t>
       </w:r>
@@ -1991,7 +2061,7 @@
       <w:r>
         <w:t xml:space="preserve"> </w:t>
       </w:r>
-      <w:hyperlink r:id="rId13">
+      <w:hyperlink r:id="rId24">
         <w:r>
           <w:rPr>
             <w:rStyle w:val="Hyperlink"/>
@@ -2005,7 +2075,7 @@
       <w:r>
         <w:t xml:space="preserve"> </w:t>
       </w:r>
-      <w:hyperlink r:id="rId32">
+      <w:hyperlink r:id="rId43">
         <w:r>
           <w:rPr>
             <w:rStyle w:val="Hyperlink"/>
@@ -2017,8 +2087,8 @@
         <w:t xml:space="preserve">.</w:t>
       </w:r>
     </w:p>
-    <w:bookmarkEnd w:id="33"/>
-    <w:bookmarkStart w:id="35" w:name="X70947611fabe9ef0d1d64550e6bac23d9177021"/>
+    <w:bookmarkEnd w:id="44"/>
+    <w:bookmarkStart w:id="46" w:name="X70947611fabe9ef0d1d64550e6bac23d9177021"/>
     <w:p>
       <w:pPr>
         <w:pStyle w:val="Heading3"/>
@@ -2033,8 +2103,8 @@
       </w:pPr>
       <w:r>
         <w:rPr>
+          <w:bCs/>
           <w:b/>
-          <w:bCs/>
         </w:rPr>
         <w:t xml:space="preserve">Questions:</w:t>
       </w:r>
@@ -2049,8 +2119,9 @@
       <w:tblPr>
         <w:tblStyle w:val="Table"/>
         <w:tblW w:w="9360" w:type="dxa"/>
+        <w:tblLook w:firstRow="1" w:lastRow="0" w:firstColumn="0" w:lastColumn="0" w:noHBand="0" w:noVBand="0" w:val="0020"/>
+        <w:jc w:val="start"/>
         <w:tblLayout w:type="fixed"/>
-        <w:tblLook w:firstRow="1" w:lastRow="0" w:firstColumn="0" w:lastColumn="0" w:noHBand="0" w:noVBand="0" w:val="0020"/>
       </w:tblPr>
       <w:tblGrid>
         <w:gridCol w:w="4539"/>
@@ -2059,13 +2130,14 @@
       <w:tr>
         <w:trPr>
           <w:cantSplit/>
-          <w:tblHeader w:val="on"/>
+          <w:tblHeader w:val="true"/>
         </w:trPr>
         <w:tc>
           <w:tcPr/>
           <w:p>
             <w:pPr>
               <w:pStyle w:val="Compact"/>
+              <w:jc w:val="left"/>
             </w:pPr>
             <w:r>
               <w:t xml:space="preserve">Situation</w:t>
@@ -2077,6 +2149,7 @@
           <w:p>
             <w:pPr>
               <w:pStyle w:val="Compact"/>
+              <w:jc w:val="left"/>
             </w:pPr>
             <w:r>
               <w:t xml:space="preserve">Recommended approach</w:t>
@@ -2093,6 +2166,7 @@
           <w:p>
             <w:pPr>
               <w:pStyle w:val="Compact"/>
+              <w:jc w:val="left"/>
             </w:pPr>
             <w:r>
               <w:t xml:space="preserve">Specimen collected on site</w:t>
@@ -2104,6 +2178,7 @@
           <w:p>
             <w:pPr>
               <w:pStyle w:val="Compact"/>
+              <w:jc w:val="left"/>
             </w:pPr>
             <w:r>
               <w:t xml:space="preserve">Record the actual</w:t>
@@ -2132,6 +2207,7 @@
           <w:p>
             <w:pPr>
               <w:pStyle w:val="Compact"/>
+              <w:jc w:val="left"/>
             </w:pPr>
             <w:r>
               <w:t xml:space="preserve">Collection at an external draw station</w:t>
@@ -2143,6 +2219,7 @@
           <w:p>
             <w:pPr>
               <w:pStyle w:val="Compact"/>
+              <w:jc w:val="left"/>
             </w:pPr>
             <w:r>
               <w:t xml:space="preserve">Give the patient the destination and preparation instructions; define what evidence confirms collection and who follows up when it is missing.</w:t>
@@ -2159,6 +2236,7 @@
           <w:p>
             <w:pPr>
               <w:pStyle w:val="Compact"/>
+              <w:jc w:val="left"/>
             </w:pPr>
             <w:r>
               <w:t xml:space="preserve">Home collection</w:t>
@@ -2170,6 +2248,7 @@
           <w:p>
             <w:pPr>
               <w:pStyle w:val="Compact"/>
+              <w:jc w:val="left"/>
             </w:pPr>
             <w:r>
               <w:t xml:space="preserve">Track kit fulfillment, return, receipt, and rejection as operational work. A shipped kit does not establish specimen collection or completed testing.</w:t>
@@ -2186,6 +2265,7 @@
           <w:p>
             <w:pPr>
               <w:pStyle w:val="Compact"/>
+              <w:jc w:val="left"/>
             </w:pPr>
             <w:r>
               <w:t xml:space="preserve">Imaging at another facility</w:t>
@@ -2197,6 +2277,7 @@
           <w:p>
             <w:pPr>
               <w:pStyle w:val="Compact"/>
+              <w:jc w:val="left"/>
             </w:pPr>
             <w:r>
               <w:t xml:space="preserve">Track the appointment handoff and expected completion. Use</w:t>
@@ -2228,6 +2309,7 @@
           <w:p>
             <w:pPr>
               <w:pStyle w:val="Compact"/>
+              <w:jc w:val="left"/>
             </w:pPr>
             <w:r>
               <w:t xml:space="preserve">Multiple specimens or collection times</w:t>
@@ -2239,6 +2321,7 @@
           <w:p>
             <w:pPr>
               <w:pStyle w:val="Compact"/>
+              <w:jc w:val="left"/>
             </w:pPr>
             <w:r>
               <w:t xml:space="preserve">Preserve the individual specimen relationships and independent progress. Use the integration’s order-splitting behavior when required.</w:t>
@@ -2317,7 +2400,7 @@
       <w:r>
         <w:t xml:space="preserve"> </w:t>
       </w:r>
-      <w:hyperlink r:id="rId34">
+      <w:hyperlink r:id="rId45">
         <w:r>
           <w:rPr>
             <w:rStyle w:val="Hyperlink"/>
@@ -2335,36 +2418,36 @@
       </w:pPr>
       <w:r>
         <w:rPr>
+          <w:bCs/>
           <w:b/>
+        </w:rPr>
+        <w:t xml:space="preserve">Record:</w:t>
+      </w:r>
+      <w:r>
+        <w:t xml:space="preserve"> </w:t>
+      </w:r>
+      <w:r>
+        <w:t xml:space="preserve">Fulfillment owner, required tracking steps, and evidence that each step finished.</w:t>
+      </w:r>
+    </w:p>
+    <w:bookmarkEnd w:id="46"/>
+    <w:bookmarkStart w:id="49" w:name="Xefb8936b6f24661a0bac354e4b2239d1654fb9f"/>
+    <w:p>
+      <w:pPr>
+        <w:pStyle w:val="Heading3"/>
+      </w:pPr>
+      <w:r>
+        <w:t xml:space="preserve">3.5 What happens when an order changes or never completes?</w:t>
+      </w:r>
+    </w:p>
+    <w:p>
+      <w:pPr>
+        <w:pStyle w:val="FirstParagraph"/>
+      </w:pPr>
+      <w:r>
+        <w:rPr>
           <w:bCs/>
-        </w:rPr>
-        <w:t xml:space="preserve">Record:</w:t>
-      </w:r>
-      <w:r>
-        <w:t xml:space="preserve"> </w:t>
-      </w:r>
-      <w:r>
-        <w:t xml:space="preserve">Fulfillment owner, required tracking steps, and evidence that each step finished.</w:t>
-      </w:r>
-    </w:p>
-    <w:bookmarkEnd w:id="35"/>
-    <w:bookmarkStart w:id="38" w:name="Xefb8936b6f24661a0bac354e4b2239d1654fb9f"/>
-    <w:p>
-      <w:pPr>
-        <w:pStyle w:val="Heading3"/>
-      </w:pPr>
-      <w:r>
-        <w:t xml:space="preserve">3.5 What happens when an order changes or never completes?</w:t>
-      </w:r>
-    </w:p>
-    <w:p>
-      <w:pPr>
-        <w:pStyle w:val="FirstParagraph"/>
-      </w:pPr>
-      <w:r>
-        <w:rPr>
           <w:b/>
-          <w:bCs/>
         </w:rPr>
         <w:t xml:space="preserve">Questions:</w:t>
       </w:r>
@@ -2379,8 +2462,9 @@
       <w:tblPr>
         <w:tblStyle w:val="Table"/>
         <w:tblW w:w="9360" w:type="dxa"/>
+        <w:tblLook w:firstRow="1" w:lastRow="0" w:firstColumn="0" w:lastColumn="0" w:noHBand="0" w:noVBand="0" w:val="0020"/>
+        <w:jc w:val="start"/>
         <w:tblLayout w:type="fixed"/>
-        <w:tblLook w:firstRow="1" w:lastRow="0" w:firstColumn="0" w:lastColumn="0" w:noHBand="0" w:noVBand="0" w:val="0020"/>
       </w:tblPr>
       <w:tblGrid>
         <w:gridCol w:w="4402"/>
@@ -2389,13 +2473,14 @@
       <w:tr>
         <w:trPr>
           <w:cantSplit/>
-          <w:tblHeader w:val="on"/>
+          <w:tblHeader w:val="true"/>
         </w:trPr>
         <w:tc>
           <w:tcPr/>
           <w:p>
             <w:pPr>
               <w:pStyle w:val="Compact"/>
+              <w:jc w:val="left"/>
             </w:pPr>
             <w:r>
               <w:t xml:space="preserve">Situation</w:t>
@@ -2407,6 +2492,7 @@
           <w:p>
             <w:pPr>
               <w:pStyle w:val="Compact"/>
+              <w:jc w:val="left"/>
             </w:pPr>
             <w:r>
               <w:t xml:space="preserve">Recommended approach</w:t>
@@ -2423,6 +2509,7 @@
           <w:p>
             <w:pPr>
               <w:pStyle w:val="Compact"/>
+              <w:jc w:val="left"/>
             </w:pPr>
             <w:r>
               <w:t xml:space="preserve">Draft changes</w:t>
@@ -2434,6 +2521,7 @@
           <w:p>
             <w:pPr>
               <w:pStyle w:val="Compact"/>
+              <w:jc w:val="left"/>
             </w:pPr>
             <w:r>
               <w:t xml:space="preserve">Edit before release and revalidate destination requirements.</w:t>
@@ -2450,6 +2538,7 @@
           <w:p>
             <w:pPr>
               <w:pStyle w:val="Compact"/>
+              <w:jc w:val="left"/>
             </w:pPr>
             <w:r>
               <w:t xml:space="preserve">Change after transmission</w:t>
@@ -2461,6 +2550,7 @@
           <w:p>
             <w:pPr>
               <w:pStyle w:val="Compact"/>
+              <w:jc w:val="left"/>
             </w:pPr>
             <w:r>
               <w:t xml:space="preserve">Follow the destination’s amendment rules. If replacement is required, coordinate cancellation and link the replacement with</w:t>
@@ -2489,6 +2579,7 @@
           <w:p>
             <w:pPr>
               <w:pStyle w:val="Compact"/>
+              <w:jc w:val="left"/>
             </w:pPr>
             <w:r>
               <w:t xml:space="preserve">Cancellation</w:t>
@@ -2500,6 +2591,7 @@
           <w:p>
             <w:pPr>
               <w:pStyle w:val="Compact"/>
+              <w:jc w:val="left"/>
             </w:pPr>
             <w:r>
               <w:t xml:space="preserve">Use</w:t>
@@ -2531,6 +2623,7 @@
           <w:p>
             <w:pPr>
               <w:pStyle w:val="Compact"/>
+              <w:jc w:val="left"/>
             </w:pPr>
             <w:r>
               <w:t xml:space="preserve">Order entered by mistake</w:t>
@@ -2542,6 +2635,7 @@
           <w:p>
             <w:pPr>
               <w:pStyle w:val="Compact"/>
+              <w:jc w:val="left"/>
             </w:pPr>
             <w:r>
               <w:t xml:space="preserve">Use</w:t>
@@ -2570,6 +2664,7 @@
           <w:p>
             <w:pPr>
               <w:pStyle w:val="Compact"/>
+              <w:jc w:val="left"/>
             </w:pPr>
             <w:r>
               <w:t xml:space="preserve">Overdue or failed fulfillment</w:t>
@@ -2581,6 +2676,7 @@
           <w:p>
             <w:pPr>
               <w:pStyle w:val="Compact"/>
+              <w:jc w:val="left"/>
             </w:pPr>
             <w:r>
               <w:t xml:space="preserve">Create an assigned exception with a next action. Define when staff retry, contact the patient or facility, cancel, or request a new order.</w:t>
@@ -2597,6 +2693,7 @@
           <w:p>
             <w:pPr>
               <w:pStyle w:val="Compact"/>
+              <w:jc w:val="left"/>
             </w:pPr>
             <w:r>
               <w:t xml:space="preserve">Destination supports a standing order</w:t>
@@ -2608,6 +2705,7 @@
           <w:p>
             <w:pPr>
               <w:pStyle w:val="Compact"/>
+              <w:jc w:val="left"/>
             </w:pPr>
             <w:r>
               <w:t xml:space="preserve">Capture the authorized timing and validity, and track each performance and report independently. Agree how results identify the standing order and occurrence.</w:t>
@@ -2624,6 +2722,7 @@
           <w:p>
             <w:pPr>
               <w:pStyle w:val="Compact"/>
+              <w:jc w:val="left"/>
             </w:pPr>
             <w:r>
               <w:t xml:space="preserve">Each occurrence requires a new order or requisition</w:t>
@@ -2635,6 +2734,7 @@
           <w:p>
             <w:pPr>
               <w:pStyle w:val="Compact"/>
+              <w:jc w:val="left"/>
             </w:pPr>
             <w:r>
               <w:t xml:space="preserve">Create separately authorized requests for the individual occurrences. Do not reuse a completed one-time order as a recurring work queue.</w:t>
@@ -2649,16 +2749,34 @@
       </w:pPr>
       <w:r>
         <w:rPr>
+          <w:bCs/>
           <w:b/>
+        </w:rPr>
+        <w:t xml:space="preserve">Integration constraint:</w:t>
+      </w:r>
+      <w:r>
+        <w:t xml:space="preserve"> </w:t>
+      </w:r>
+      <w:r>
+        <w:t xml:space="preserve">Updating an active Health Gorilla order in Medplum does not modify it in the performing lab’s system. Do not offer an edit action that implies an external change the integration cannot perform.</w:t>
+      </w:r>
+    </w:p>
+    <w:p>
+      <w:pPr>
+        <w:pStyle w:val="BodyText"/>
+      </w:pPr>
+      <w:r>
+        <w:rPr>
           <w:bCs/>
-        </w:rPr>
-        <w:t xml:space="preserve">Integration constraint:</w:t>
-      </w:r>
-      <w:r>
-        <w:t xml:space="preserve"> </w:t>
-      </w:r>
-      <w:r>
-        <w:t xml:space="preserve">Updating an active Health Gorilla order in Medplum does not modify it in the performing lab’s system. Do not offer an edit action that implies an external change the integration cannot perform.</w:t>
+          <w:b/>
+        </w:rPr>
+        <w:t xml:space="preserve">Record:</w:t>
+      </w:r>
+      <w:r>
+        <w:t xml:space="preserve"> </w:t>
+      </w:r>
+      <w:r>
+        <w:t xml:space="preserve">Amendment/replacement rules, cancellation evidence, recurring-order model, and overdue-work owner. A timeout after sending is an uncertain outcome: reconcile the destination’s order identifier before resending. Conditional FHIR writes alone do not prevent duplicate external orders.</w:t>
       </w:r>
     </w:p>
     <w:p>
@@ -2666,30 +2784,12 @@
         <w:pStyle w:val="BodyText"/>
       </w:pPr>
       <w:r>
-        <w:rPr>
-          <w:b/>
-          <w:bCs/>
-        </w:rPr>
-        <w:t xml:space="preserve">Record:</w:t>
-      </w:r>
-      <w:r>
-        <w:t xml:space="preserve"> </w:t>
-      </w:r>
-      <w:r>
-        <w:t xml:space="preserve">Amendment/replacement rules, cancellation evidence, recurring-order model, and overdue-work owner. A timeout after sending is an uncertain outcome: reconcile the destination’s order identifier before resending. Conditional FHIR writes alone do not prevent duplicate external orders.</w:t>
-      </w:r>
-    </w:p>
-    <w:p>
-      <w:pPr>
-        <w:pStyle w:val="BodyText"/>
-      </w:pPr>
-      <w:r>
         <w:t xml:space="preserve">References:</w:t>
       </w:r>
       <w:r>
         <w:t xml:space="preserve"> </w:t>
       </w:r>
-      <w:hyperlink r:id="rId36">
+      <w:hyperlink r:id="rId47">
         <w:r>
           <w:rPr>
             <w:rStyle w:val="Hyperlink"/>
@@ -2703,7 +2803,7 @@
       <w:r>
         <w:t xml:space="preserve"> </w:t>
       </w:r>
-      <w:hyperlink r:id="rId37">
+      <w:hyperlink r:id="rId48">
         <w:r>
           <w:rPr>
             <w:rStyle w:val="Hyperlink"/>
@@ -2715,8 +2815,8 @@
         <w:t xml:space="preserve">.</w:t>
       </w:r>
     </w:p>
-    <w:bookmarkEnd w:id="38"/>
-    <w:bookmarkStart w:id="42" w:name="X5d4a924513f192b7a6dc66dfb0feaf63ede08db"/>
+    <w:bookmarkEnd w:id="49"/>
+    <w:bookmarkStart w:id="53" w:name="X5d4a924513f192b7a6dc66dfb0feaf63ede08db"/>
     <w:p>
       <w:pPr>
         <w:pStyle w:val="Heading3"/>
@@ -2731,26 +2831,26 @@
       </w:pPr>
       <w:r>
         <w:rPr>
+          <w:bCs/>
           <w:b/>
+        </w:rPr>
+        <w:t xml:space="preserve">Questions:</w:t>
+      </w:r>
+      <w:r>
+        <w:t xml:space="preserve"> </w:t>
+      </w:r>
+      <w:r>
+        <w:t xml:space="preserve">Which identifiers survive the round trip? Can reports arrive without an order? What happens on repeated messages, ambiguous matches, or missed webhooks?</w:t>
+      </w:r>
+    </w:p>
+    <w:p>
+      <w:pPr>
+        <w:pStyle w:val="BodyText"/>
+      </w:pPr>
+      <w:r>
+        <w:rPr>
           <w:bCs/>
-        </w:rPr>
-        <w:t xml:space="preserve">Questions:</w:t>
-      </w:r>
-      <w:r>
-        <w:t xml:space="preserve"> </w:t>
-      </w:r>
-      <w:r>
-        <w:t xml:space="preserve">Which identifiers survive the round trip? Can reports arrive without an order? What happens on repeated messages, ambiguous matches, or missed webhooks?</w:t>
-      </w:r>
-    </w:p>
-    <w:p>
-      <w:pPr>
-        <w:pStyle w:val="BodyText"/>
-      </w:pPr>
-      <w:r>
-        <w:rPr>
           <w:b/>
-          <w:bCs/>
         </w:rPr>
         <w:t xml:space="preserve">Recommended baseline:</w:t>
       </w:r>
@@ -2805,7 +2905,7 @@
       <w:r>
         <w:t xml:space="preserve"> </w:t>
       </w:r>
-      <w:hyperlink r:id="rId39">
+      <w:hyperlink r:id="rId50">
         <w:r>
           <w:rPr>
             <w:rStyle w:val="Hyperlink"/>
@@ -2821,8 +2921,9 @@
       <w:tblPr>
         <w:tblStyle w:val="Table"/>
         <w:tblW w:w="9360" w:type="dxa"/>
+        <w:tblLook w:firstRow="1" w:lastRow="0" w:firstColumn="0" w:lastColumn="0" w:noHBand="0" w:noVBand="0" w:val="0020"/>
+        <w:jc w:val="start"/>
         <w:tblLayout w:type="fixed"/>
-        <w:tblLook w:firstRow="1" w:lastRow="0" w:firstColumn="0" w:lastColumn="0" w:noHBand="0" w:noVBand="0" w:val="0020"/>
       </w:tblPr>
       <w:tblGrid>
         <w:gridCol w:w="4032"/>
@@ -2831,13 +2932,14 @@
       <w:tr>
         <w:trPr>
           <w:cantSplit/>
-          <w:tblHeader w:val="on"/>
+          <w:tblHeader w:val="true"/>
         </w:trPr>
         <w:tc>
           <w:tcPr/>
           <w:p>
             <w:pPr>
               <w:pStyle w:val="Compact"/>
+              <w:jc w:val="left"/>
             </w:pPr>
             <w:r>
               <w:t xml:space="preserve">Situation</w:t>
@@ -2849,6 +2951,7 @@
           <w:p>
             <w:pPr>
               <w:pStyle w:val="Compact"/>
+              <w:jc w:val="left"/>
             </w:pPr>
             <w:r>
               <w:t xml:space="preserve">Recommended approach</w:t>
@@ -2865,6 +2968,7 @@
           <w:p>
             <w:pPr>
               <w:pStyle w:val="Compact"/>
+              <w:jc w:val="left"/>
             </w:pPr>
             <w:r>
               <w:t xml:space="preserve">Known patient and order</w:t>
@@ -2876,6 +2980,7 @@
           <w:p>
             <w:pPr>
               <w:pStyle w:val="Compact"/>
+              <w:jc w:val="left"/>
             </w:pPr>
             <w:r>
               <w:t xml:space="preserve">Match using the agreed source and order identifiers; retain the identifiers needed to reconcile with the performing system.</w:t>
@@ -2892,6 +2997,7 @@
           <w:p>
             <w:pPr>
               <w:pStyle w:val="Compact"/>
+              <w:jc w:val="left"/>
             </w:pPr>
             <w:r>
               <w:t xml:space="preserve">Known patient, no local order</w:t>
@@ -2903,6 +3009,7 @@
           <w:p>
             <w:pPr>
               <w:pStyle w:val="Compact"/>
+              <w:jc w:val="left"/>
             </w:pPr>
             <w:r>
               <w:t xml:space="preserve">Retain the report without inventing an order relationship. Route it to an accountable review owner.</w:t>
@@ -2919,6 +3026,7 @@
           <w:p>
             <w:pPr>
               <w:pStyle w:val="Compact"/>
+              <w:jc w:val="left"/>
             </w:pPr>
             <w:r>
               <w:t xml:space="preserve">Unknown or ambiguous patient</w:t>
@@ -2930,6 +3038,7 @@
           <w:p>
             <w:pPr>
               <w:pStyle w:val="Compact"/>
+              <w:jc w:val="left"/>
             </w:pPr>
             <w:r>
               <w:t xml:space="preserve">Route for identity resolution. Inspect the connector’s behavior before deciding whether new patient creation is acceptable.</w:t>
@@ -2946,6 +3055,7 @@
           <w:p>
             <w:pPr>
               <w:pStyle w:val="Compact"/>
+              <w:jc w:val="left"/>
             </w:pPr>
             <w:r>
               <w:t xml:space="preserve">Duplicate delivery or replay</w:t>
@@ -2957,6 +3067,7 @@
           <w:p>
             <w:pPr>
               <w:pStyle w:val="Compact"/>
+              <w:jc w:val="left"/>
             </w:pPr>
             <w:r>
               <w:t xml:space="preserve">Use conditional create/update keyed on stable source identifiers. Distinguish a repeated event from a genuine report revision, and prevent older deliveries from overwriting newer results.</w:t>
@@ -2973,6 +3084,7 @@
           <w:p>
             <w:pPr>
               <w:pStyle w:val="Compact"/>
+              <w:jc w:val="left"/>
             </w:pPr>
             <w:r>
               <w:t xml:space="preserve">Missed delivery</w:t>
@@ -2984,6 +3096,7 @@
           <w:p>
             <w:pPr>
               <w:pStyle w:val="Compact"/>
+              <w:jc w:val="left"/>
             </w:pPr>
             <w:r>
               <w:t xml:space="preserve">Provide a reconciliation and backfill process, then review unresolved exceptions.</w:t>
@@ -3033,8 +3146,8 @@
       </w:pPr>
       <w:r>
         <w:rPr>
+          <w:bCs/>
           <w:b/>
-          <w:bCs/>
         </w:rPr>
         <w:t xml:space="preserve">Record:</w:t>
       </w:r>
@@ -3055,7 +3168,7 @@
       <w:r>
         <w:t xml:space="preserve"> </w:t>
       </w:r>
-      <w:hyperlink r:id="rId40">
+      <w:hyperlink r:id="rId51">
         <w:r>
           <w:rPr>
             <w:rStyle w:val="Hyperlink"/>
@@ -3069,7 +3182,7 @@
       <w:r>
         <w:t xml:space="preserve"> </w:t>
       </w:r>
-      <w:hyperlink r:id="rId41">
+      <w:hyperlink r:id="rId52">
         <w:r>
           <w:rPr>
             <w:rStyle w:val="Hyperlink"/>
@@ -3081,8 +3194,8 @@
         <w:t xml:space="preserve">.</w:t>
       </w:r>
     </w:p>
-    <w:bookmarkEnd w:id="42"/>
-    <w:bookmarkStart w:id="51" w:name="Xfe46f915419106c1b49f09445edb20291756595"/>
+    <w:bookmarkEnd w:id="53"/>
+    <w:bookmarkStart w:id="62" w:name="Xfe46f915419106c1b49f09445edb20291756595"/>
     <w:p>
       <w:pPr>
         <w:pStyle w:val="Heading3"/>
@@ -3097,8 +3210,8 @@
       </w:pPr>
       <w:r>
         <w:rPr>
+          <w:bCs/>
           <w:b/>
-          <w:bCs/>
         </w:rPr>
         <w:t xml:space="preserve">Questions:</w:t>
       </w:r>
@@ -3113,8 +3226,9 @@
       <w:tblPr>
         <w:tblStyle w:val="Table"/>
         <w:tblW w:w="9360" w:type="dxa"/>
+        <w:tblLook w:firstRow="1" w:lastRow="0" w:firstColumn="0" w:lastColumn="0" w:noHBand="0" w:noVBand="0" w:val="0020"/>
+        <w:jc w:val="start"/>
         <w:tblLayout w:type="fixed"/>
-        <w:tblLook w:firstRow="1" w:lastRow="0" w:firstColumn="0" w:lastColumn="0" w:noHBand="0" w:noVBand="0" w:val="0020"/>
       </w:tblPr>
       <w:tblGrid>
         <w:gridCol w:w="4611"/>
@@ -3123,13 +3237,14 @@
       <w:tr>
         <w:trPr>
           <w:cantSplit/>
-          <w:tblHeader w:val="on"/>
+          <w:tblHeader w:val="true"/>
         </w:trPr>
         <w:tc>
           <w:tcPr/>
           <w:p>
             <w:pPr>
               <w:pStyle w:val="Compact"/>
+              <w:jc w:val="left"/>
             </w:pPr>
             <w:r>
               <w:t xml:space="preserve">Need</w:t>
@@ -3141,6 +3256,7 @@
           <w:p>
             <w:pPr>
               <w:pStyle w:val="Compact"/>
+              <w:jc w:val="left"/>
             </w:pPr>
             <w:r>
               <w:t xml:space="preserve">Recommended approach</w:t>
@@ -3157,6 +3273,7 @@
           <w:p>
             <w:pPr>
               <w:pStyle w:val="Compact"/>
+              <w:jc w:val="left"/>
             </w:pPr>
             <w:r>
               <w:t xml:space="preserve">Discrete lab values and trends</w:t>
@@ -3168,6 +3285,7 @@
           <w:p>
             <w:pPr>
               <w:pStyle w:val="Compact"/>
+              <w:jc w:val="left"/>
             </w:pPr>
             <w:r>
               <w:t xml:space="preserve">Store</w:t>
@@ -3199,6 +3317,7 @@
           <w:p>
             <w:pPr>
               <w:pStyle w:val="Compact"/>
+              <w:jc w:val="left"/>
             </w:pPr>
             <w:r>
               <w:t xml:space="preserve">Report summary and lifecycle</w:t>
@@ -3210,6 +3329,7 @@
           <w:p>
             <w:pPr>
               <w:pStyle w:val="Compact"/>
+              <w:jc w:val="left"/>
             </w:pPr>
             <w:r>
               <w:t xml:space="preserve">Use</w:t>
@@ -3241,6 +3361,7 @@
           <w:p>
             <w:pPr>
               <w:pStyle w:val="Compact"/>
+              <w:jc w:val="left"/>
             </w:pPr>
             <w:r>
               <w:t xml:space="preserve">Original PDF or narrative report is sufficient</w:t>
@@ -3252,6 +3373,7 @@
           <w:p>
             <w:pPr>
               <w:pStyle w:val="Compact"/>
+              <w:jc w:val="left"/>
             </w:pPr>
             <w:r>
               <w:t xml:space="preserve">Preserve it through</w:t>
@@ -3298,6 +3420,7 @@
           <w:p>
             <w:pPr>
               <w:pStyle w:val="Compact"/>
+              <w:jc w:val="left"/>
             </w:pPr>
             <w:r>
               <w:t xml:space="preserve">PDF-only source, but trends or rules need discrete results</w:t>
@@ -3309,6 +3432,7 @@
           <w:p>
             <w:pPr>
               <w:pStyle w:val="Compact"/>
+              <w:jc w:val="left"/>
             </w:pPr>
             <w:r>
               <w:t xml:space="preserve">Add an extraction and verification workflow with source provenance. Treat extracted values as candidates until validated; a PDF attachment alone cannot support reliable numeric trends.</w:t>
@@ -3325,6 +3449,7 @@
           <w:p>
             <w:pPr>
               <w:pStyle w:val="Compact"/>
+              <w:jc w:val="left"/>
             </w:pPr>
             <w:r>
               <w:t xml:space="preserve">Imaging interpretation only</w:t>
@@ -3336,6 +3461,7 @@
           <w:p>
             <w:pPr>
               <w:pStyle w:val="Compact"/>
+              <w:jc w:val="left"/>
             </w:pPr>
             <w:r>
               <w:t xml:space="preserve">Use the report’s narrative and/or attached radiology report.</w:t>
@@ -3352,6 +3478,7 @@
           <w:p>
             <w:pPr>
               <w:pStyle w:val="Compact"/>
+              <w:jc w:val="left"/>
             </w:pPr>
             <w:r>
               <w:t xml:space="preserve">Diagnostic images and viewer access</w:t>
@@ -3363,6 +3490,7 @@
           <w:p>
             <w:pPr>
               <w:pStyle w:val="Compact"/>
+              <w:jc w:val="left"/>
             </w:pPr>
             <w:r>
               <w:t xml:space="preserve">Choose Medplum’s DICOM storage and hosted OHIF viewer, or connect an existing archive/viewer. Resolve the imaging choices below.</w:t>
@@ -3415,7 +3543,7 @@
         <w:t xml:space="preserve">.</w:t>
       </w:r>
     </w:p>
-    <w:bookmarkStart w:id="50" w:name="X4d1f02b546ed34a6c9a6f1394aeb55e08dc51f0"/>
+    <w:bookmarkStart w:id="61" w:name="X4d1f02b546ed34a6c9a6f1394aeb55e08dc51f0"/>
     <w:p>
       <w:pPr>
         <w:pStyle w:val="Heading4"/>
@@ -3430,8 +3558,8 @@
       </w:pPr>
       <w:r>
         <w:rPr>
+          <w:bCs/>
           <w:b/>
-          <w:bCs/>
         </w:rPr>
         <w:t xml:space="preserve">Questions:</w:t>
       </w:r>
@@ -3444,32 +3572,32 @@
     </w:p>
     <w:p>
       <w:pPr>
-        <w:pStyle w:val="Compact"/>
         <w:numPr>
           <w:ilvl w:val="0"/>
           <w:numId w:val="1004"/>
         </w:numPr>
-      </w:pPr>
-      <w:r>
-        <w:rPr>
+        <w:pStyle w:val="Compact"/>
+      </w:pPr>
+      <w:r>
+        <w:rPr>
+          <w:bCs/>
           <w:b/>
-          <w:bCs/>
         </w:rPr>
         <w:t xml:space="preserve">Medplum DICOM storage and hosted OHIF viewer</w:t>
       </w:r>
     </w:p>
     <w:p>
       <w:pPr>
-        <w:pStyle w:val="Compact"/>
         <w:numPr>
           <w:ilvl w:val="1"/>
           <w:numId w:val="1005"/>
         </w:numPr>
-      </w:pPr>
-      <w:r>
-        <w:rPr>
+        <w:pStyle w:val="Compact"/>
+      </w:pPr>
+      <w:r>
+        <w:rPr>
+          <w:bCs/>
           <w:b/>
-          <w:bCs/>
         </w:rPr>
         <w:t xml:space="preserve">Choose when:</w:t>
       </w:r>
@@ -3482,7 +3610,7 @@
       <w:r>
         <w:t xml:space="preserve"> </w:t>
       </w:r>
-      <w:hyperlink r:id="rId43">
+      <w:hyperlink r:id="rId54">
         <w:r>
           <w:rPr>
             <w:rStyle w:val="Hyperlink"/>
@@ -3496,16 +3624,16 @@
     </w:p>
     <w:p>
       <w:pPr>
-        <w:pStyle w:val="Compact"/>
         <w:numPr>
           <w:ilvl w:val="1"/>
           <w:numId w:val="1005"/>
         </w:numPr>
-      </w:pPr>
-      <w:r>
-        <w:rPr>
+        <w:pStyle w:val="Compact"/>
+      </w:pPr>
+      <w:r>
+        <w:rPr>
+          <w:bCs/>
           <w:b/>
-          <w:bCs/>
         </w:rPr>
         <w:t xml:space="preserve">Advantages:</w:t>
       </w:r>
@@ -3518,16 +3646,16 @@
     </w:p>
     <w:p>
       <w:pPr>
-        <w:pStyle w:val="Compact"/>
         <w:numPr>
           <w:ilvl w:val="1"/>
           <w:numId w:val="1005"/>
         </w:numPr>
-      </w:pPr>
-      <w:r>
-        <w:rPr>
+        <w:pStyle w:val="Compact"/>
+      </w:pPr>
+      <w:r>
+        <w:rPr>
+          <w:bCs/>
           <w:b/>
-          <w:bCs/>
         </w:rPr>
         <w:t xml:space="preserve">Tradeoffs:</w:t>
       </w:r>
@@ -3555,32 +3683,32 @@
     </w:p>
     <w:p>
       <w:pPr>
-        <w:pStyle w:val="Compact"/>
         <w:numPr>
           <w:ilvl w:val="0"/>
           <w:numId w:val="1004"/>
         </w:numPr>
-      </w:pPr>
-      <w:r>
-        <w:rPr>
+        <w:pStyle w:val="Compact"/>
+      </w:pPr>
+      <w:r>
+        <w:rPr>
+          <w:bCs/>
           <w:b/>
-          <w:bCs/>
         </w:rPr>
         <w:t xml:space="preserve">Existing PACS or external viewer</w:t>
       </w:r>
     </w:p>
     <w:p>
       <w:pPr>
-        <w:pStyle w:val="Compact"/>
         <w:numPr>
           <w:ilvl w:val="1"/>
           <w:numId w:val="1006"/>
         </w:numPr>
-      </w:pPr>
-      <w:r>
-        <w:rPr>
+        <w:pStyle w:val="Compact"/>
+      </w:pPr>
+      <w:r>
+        <w:rPr>
+          <w:bCs/>
           <w:b/>
-          <w:bCs/>
         </w:rPr>
         <w:t xml:space="preserve">Choose when:</w:t>
       </w:r>
@@ -3593,16 +3721,16 @@
     </w:p>
     <w:p>
       <w:pPr>
-        <w:pStyle w:val="Compact"/>
         <w:numPr>
           <w:ilvl w:val="1"/>
           <w:numId w:val="1006"/>
         </w:numPr>
-      </w:pPr>
-      <w:r>
-        <w:rPr>
+        <w:pStyle w:val="Compact"/>
+      </w:pPr>
+      <w:r>
+        <w:rPr>
+          <w:bCs/>
           <w:b/>
-          <w:bCs/>
         </w:rPr>
         <w:t xml:space="preserve">Advantages:</w:t>
       </w:r>
@@ -3615,16 +3743,16 @@
     </w:p>
     <w:p>
       <w:pPr>
-        <w:pStyle w:val="Compact"/>
         <w:numPr>
           <w:ilvl w:val="1"/>
           <w:numId w:val="1006"/>
         </w:numPr>
-      </w:pPr>
-      <w:r>
-        <w:rPr>
+        <w:pStyle w:val="Compact"/>
+      </w:pPr>
+      <w:r>
+        <w:rPr>
+          <w:bCs/>
           <w:b/>
-          <w:bCs/>
         </w:rPr>
         <w:t xml:space="preserve">Tradeoffs:</w:t>
       </w:r>
@@ -3664,32 +3792,32 @@
     </w:p>
     <w:p>
       <w:pPr>
-        <w:pStyle w:val="Compact"/>
         <w:numPr>
           <w:ilvl w:val="0"/>
           <w:numId w:val="1004"/>
         </w:numPr>
-      </w:pPr>
-      <w:r>
-        <w:rPr>
+        <w:pStyle w:val="Compact"/>
+      </w:pPr>
+      <w:r>
+        <w:rPr>
+          <w:bCs/>
           <w:b/>
-          <w:bCs/>
         </w:rPr>
         <w:t xml:space="preserve">FHIRcast context synchronization</w:t>
       </w:r>
     </w:p>
     <w:p>
       <w:pPr>
-        <w:pStyle w:val="Compact"/>
         <w:numPr>
           <w:ilvl w:val="1"/>
           <w:numId w:val="1007"/>
         </w:numPr>
-      </w:pPr>
-      <w:r>
-        <w:rPr>
+        <w:pStyle w:val="Compact"/>
+      </w:pPr>
+      <w:r>
+        <w:rPr>
+          <w:bCs/>
           <w:b/>
-          <w:bCs/>
         </w:rPr>
         <w:t xml:space="preserve">Choose when:</w:t>
       </w:r>
@@ -3702,16 +3830,16 @@
     </w:p>
     <w:p>
       <w:pPr>
-        <w:pStyle w:val="Compact"/>
         <w:numPr>
           <w:ilvl w:val="1"/>
           <w:numId w:val="1007"/>
         </w:numPr>
-      </w:pPr>
-      <w:r>
-        <w:rPr>
+        <w:pStyle w:val="Compact"/>
+      </w:pPr>
+      <w:r>
+        <w:rPr>
+          <w:bCs/>
           <w:b/>
-          <w:bCs/>
         </w:rPr>
         <w:t xml:space="preserve">Advantages:</w:t>
       </w:r>
@@ -3724,165 +3852,191 @@
     </w:p>
     <w:p>
       <w:pPr>
-        <w:pStyle w:val="Compact"/>
         <w:numPr>
           <w:ilvl w:val="1"/>
           <w:numId w:val="1007"/>
         </w:numPr>
-      </w:pPr>
-      <w:r>
-        <w:rPr>
+        <w:pStyle w:val="Compact"/>
+      </w:pPr>
+      <w:r>
+        <w:rPr>
+          <w:bCs/>
           <w:b/>
+        </w:rPr>
+        <w:t xml:space="preserve">Tradeoffs:</w:t>
+      </w:r>
+      <w:r>
+        <w:t xml:space="preserve"> </w:t>
+      </w:r>
+      <w:r>
+        <w:t xml:space="preserve">Define the shared session/topic, participating applications, and supported events. FHIRcast synchronizes context; use DICOMweb for image retrieval and persisted resources for order/result state. Each application still needs appropriate authentication and access.</w:t>
+      </w:r>
+    </w:p>
+    <w:p>
+      <w:pPr>
+        <w:pStyle w:val="FirstParagraph"/>
+      </w:pPr>
+      <w:r>
+        <w:rPr>
           <w:bCs/>
-        </w:rPr>
-        <w:t xml:space="preserve">Tradeoffs:</w:t>
-      </w:r>
-      <w:r>
-        <w:t xml:space="preserve"> </w:t>
-      </w:r>
-      <w:r>
-        <w:t xml:space="preserve">Define the shared session/topic, participating applications, and supported events. FHIRcast synchronizes context; use DICOMweb for image retrieval and persisted resources for order/result state. Each application still needs appropriate authentication and access.</w:t>
-      </w:r>
-    </w:p>
-    <w:p>
-      <w:pPr>
-        <w:pStyle w:val="FirstParagraph"/>
-      </w:pPr>
-      <w:r>
-        <w:rPr>
           <w:b/>
+        </w:rPr>
+        <w:t xml:space="preserve">Plan reconciliation explicitly:</w:t>
+      </w:r>
+      <w:r>
+        <w:t xml:space="preserve"> </w:t>
+      </w:r>
+      <w:r>
+        <w:t xml:space="preserve">Medplum stores images using its custom</w:t>
+      </w:r>
+      <w:r>
+        <w:t xml:space="preserve"> </w:t>
+      </w:r>
+      <w:r>
+        <w:rPr>
+          <w:rStyle w:val="VerbatimChar"/>
+        </w:rPr>
+        <w:t xml:space="preserve">DicomStudy</w:t>
+      </w:r>
+      <w:r>
+        <w:t xml:space="preserve">,</w:t>
+      </w:r>
+      <w:r>
+        <w:t xml:space="preserve"> </w:t>
+      </w:r>
+      <w:r>
+        <w:rPr>
+          <w:rStyle w:val="VerbatimChar"/>
+        </w:rPr>
+        <w:t xml:space="preserve">DicomSeries</w:t>
+      </w:r>
+      <w:r>
+        <w:t xml:space="preserve">, and</w:t>
+      </w:r>
+      <w:r>
+        <w:t xml:space="preserve"> </w:t>
+      </w:r>
+      <w:r>
+        <w:rPr>
+          <w:rStyle w:val="VerbatimChar"/>
+        </w:rPr>
+        <w:t xml:space="preserve">DicomInstance</w:t>
+      </w:r>
+      <w:r>
+        <w:t xml:space="preserve"> </w:t>
+      </w:r>
+      <w:r>
+        <w:t xml:space="preserve">resources and</w:t>
+      </w:r>
+      <w:r>
+        <w:t xml:space="preserve"> </w:t>
+      </w:r>
+      <w:r>
+        <w:rPr>
+          <w:rStyle w:val="VerbatimChar"/>
+        </w:rPr>
+        <w:t xml:space="preserve">Binary</w:t>
+      </w:r>
+      <w:r>
+        <w:t xml:space="preserve"> </w:t>
+      </w:r>
+      <w:r>
+        <w:t xml:space="preserve">files. These are distinct from FHIR R4</w:t>
+      </w:r>
+      <w:r>
+        <w:t xml:space="preserve"> </w:t>
+      </w:r>
+      <w:r>
+        <w:rPr>
+          <w:rStyle w:val="VerbatimChar"/>
+        </w:rPr>
+        <w:t xml:space="preserve">ImagingStudy</w:t>
+      </w:r>
+      <w:r>
+        <w:t xml:space="preserve">; ingestion does not automatically create an</w:t>
+      </w:r>
+      <w:r>
+        <w:t xml:space="preserve"> </w:t>
+      </w:r>
+      <w:r>
+        <w:rPr>
+          <w:rStyle w:val="VerbatimChar"/>
+        </w:rPr>
+        <w:t xml:space="preserve">ImagingStudy</w:t>
+      </w:r>
+      <w:r>
+        <w:t xml:space="preserve"> </w:t>
+      </w:r>
+      <w:r>
+        <w:t xml:space="preserve">or link a FHIR</w:t>
+      </w:r>
+      <w:r>
+        <w:t xml:space="preserve"> </w:t>
+      </w:r>
+      <w:r>
+        <w:rPr>
+          <w:rStyle w:val="VerbatimChar"/>
+        </w:rPr>
+        <w:t xml:space="preserve">Patient</w:t>
+      </w:r>
+      <w:r>
+        <w:t xml:space="preserve">. The DICOM</w:t>
+      </w:r>
+      <w:r>
+        <w:t xml:space="preserve"> </w:t>
+      </w:r>
+      <w:r>
+        <w:rPr>
+          <w:rStyle w:val="VerbatimChar"/>
+        </w:rPr>
+        <w:t xml:space="preserve">patientId</w:t>
+      </w:r>
+      <w:r>
+        <w:t xml:space="preserve"> </w:t>
+      </w:r>
+      <w:r>
+        <w:t xml:space="preserve">is a string, not a patient reference. Use source-aware patient and accession matching, for example in a Bot, and route ambiguous matches for review. If your workflow requires it, create the R4</w:t>
+      </w:r>
+      <w:r>
+        <w:t xml:space="preserve"> </w:t>
+      </w:r>
+      <w:r>
+        <w:rPr>
+          <w:rStyle w:val="VerbatimChar"/>
+        </w:rPr>
+        <w:t xml:space="preserve">ImagingStudy</w:t>
+      </w:r>
+      <w:r>
+        <w:t xml:space="preserve"> </w:t>
+      </w:r>
+      <w:r>
+        <w:t xml:space="preserve">and report links after reconciliation.</w:t>
+      </w:r>
+    </w:p>
+    <w:p>
+      <w:pPr>
+        <w:pStyle w:val="BodyText"/>
+      </w:pPr>
+      <w:r>
+        <w:t xml:space="preserve">Image upload and image readiness are also separate: pixel extraction runs asynchronously, so a study can appear before its frames are ready to display. Include a loading/retry path. Do not assume replaying an upload is harmless: study and series creation is conditional on DICOM UIDs, but instance creation is not. Define duplicate-instance handling for retries and backfills.</w:t>
+      </w:r>
+    </w:p>
+    <w:p>
+      <w:pPr>
+        <w:pStyle w:val="BodyText"/>
+      </w:pPr>
+      <w:r>
+        <w:rPr>
           <w:bCs/>
-        </w:rPr>
-        <w:t xml:space="preserve">Plan reconciliation explicitly:</w:t>
-      </w:r>
-      <w:r>
-        <w:t xml:space="preserve"> </w:t>
-      </w:r>
-      <w:r>
-        <w:t xml:space="preserve">Medplum stores images using its custom</w:t>
-      </w:r>
-      <w:r>
-        <w:t xml:space="preserve"> </w:t>
-      </w:r>
-      <w:r>
-        <w:rPr>
-          <w:rStyle w:val="VerbatimChar"/>
-        </w:rPr>
-        <w:t xml:space="preserve">DicomStudy</w:t>
-      </w:r>
-      <w:r>
-        <w:t xml:space="preserve">,</w:t>
-      </w:r>
-      <w:r>
-        <w:t xml:space="preserve"> </w:t>
-      </w:r>
-      <w:r>
-        <w:rPr>
-          <w:rStyle w:val="VerbatimChar"/>
-        </w:rPr>
-        <w:t xml:space="preserve">DicomSeries</w:t>
-      </w:r>
-      <w:r>
-        <w:t xml:space="preserve">, and</w:t>
-      </w:r>
-      <w:r>
-        <w:t xml:space="preserve"> </w:t>
-      </w:r>
-      <w:r>
-        <w:rPr>
-          <w:rStyle w:val="VerbatimChar"/>
-        </w:rPr>
-        <w:t xml:space="preserve">DicomInstance</w:t>
-      </w:r>
-      <w:r>
-        <w:t xml:space="preserve"> </w:t>
-      </w:r>
-      <w:r>
-        <w:t xml:space="preserve">resources and</w:t>
-      </w:r>
-      <w:r>
-        <w:t xml:space="preserve"> </w:t>
-      </w:r>
-      <w:r>
-        <w:rPr>
-          <w:rStyle w:val="VerbatimChar"/>
-        </w:rPr>
-        <w:t xml:space="preserve">Binary</w:t>
-      </w:r>
-      <w:r>
-        <w:t xml:space="preserve"> </w:t>
-      </w:r>
-      <w:r>
-        <w:t xml:space="preserve">files. These are distinct from FHIR R4</w:t>
-      </w:r>
-      <w:r>
-        <w:t xml:space="preserve"> </w:t>
-      </w:r>
-      <w:r>
-        <w:rPr>
-          <w:rStyle w:val="VerbatimChar"/>
-        </w:rPr>
-        <w:t xml:space="preserve">ImagingStudy</w:t>
-      </w:r>
-      <w:r>
-        <w:t xml:space="preserve">; ingestion does not automatically create an</w:t>
-      </w:r>
-      <w:r>
-        <w:t xml:space="preserve"> </w:t>
-      </w:r>
-      <w:r>
-        <w:rPr>
-          <w:rStyle w:val="VerbatimChar"/>
-        </w:rPr>
-        <w:t xml:space="preserve">ImagingStudy</w:t>
-      </w:r>
-      <w:r>
-        <w:t xml:space="preserve"> </w:t>
-      </w:r>
-      <w:r>
-        <w:t xml:space="preserve">or link a FHIR</w:t>
-      </w:r>
-      <w:r>
-        <w:t xml:space="preserve"> </w:t>
-      </w:r>
-      <w:r>
-        <w:rPr>
-          <w:rStyle w:val="VerbatimChar"/>
-        </w:rPr>
-        <w:t xml:space="preserve">Patient</w:t>
-      </w:r>
-      <w:r>
-        <w:t xml:space="preserve">. The DICOM</w:t>
-      </w:r>
-      <w:r>
-        <w:t xml:space="preserve"> </w:t>
-      </w:r>
-      <w:r>
-        <w:rPr>
-          <w:rStyle w:val="VerbatimChar"/>
-        </w:rPr>
-        <w:t xml:space="preserve">patientId</w:t>
-      </w:r>
-      <w:r>
-        <w:t xml:space="preserve"> </w:t>
-      </w:r>
-      <w:r>
-        <w:t xml:space="preserve">is a string, not a patient reference. Use source-aware patient and accession matching, for example in a Bot, and route ambiguous matches for review. If your workflow requires it, create the R4</w:t>
-      </w:r>
-      <w:r>
-        <w:t xml:space="preserve"> </w:t>
-      </w:r>
-      <w:r>
-        <w:rPr>
-          <w:rStyle w:val="VerbatimChar"/>
-        </w:rPr>
-        <w:t xml:space="preserve">ImagingStudy</w:t>
-      </w:r>
-      <w:r>
-        <w:t xml:space="preserve"> </w:t>
-      </w:r>
-      <w:r>
-        <w:t xml:space="preserve">and report links after reconciliation.</w:t>
+          <w:b/>
+        </w:rPr>
+        <w:t xml:space="preserve">Record:</w:t>
+      </w:r>
+      <w:r>
+        <w:t xml:space="preserve"> </w:t>
+      </w:r>
+      <w:r>
+        <w:t xml:space="preserve">Required result formats, archive/viewer ownership, supported imaging operations, patient/order reconciliation, and whether context synchronization is needed.</w:t>
       </w:r>
     </w:p>
     <w:p>
@@ -3890,38 +4044,12 @@
         <w:pStyle w:val="BodyText"/>
       </w:pPr>
       <w:r>
-        <w:t xml:space="preserve">Image upload and image readiness are also separate: pixel extraction runs asynchronously, so a study can appear before its frames are ready to display. Include a loading/retry path. Do not assume replaying an upload is harmless: study and series creation is conditional on DICOM UIDs, but instance creation is not. Define duplicate-instance handling for retries and backfills.</w:t>
-      </w:r>
-    </w:p>
-    <w:p>
-      <w:pPr>
-        <w:pStyle w:val="BodyText"/>
-      </w:pPr>
-      <w:r>
-        <w:rPr>
-          <w:b/>
-          <w:bCs/>
-        </w:rPr>
-        <w:t xml:space="preserve">Record:</w:t>
-      </w:r>
-      <w:r>
-        <w:t xml:space="preserve"> </w:t>
-      </w:r>
-      <w:r>
-        <w:t xml:space="preserve">Required result formats, archive/viewer ownership, supported imaging operations, patient/order reconciliation, and whether context synchronization is needed.</w:t>
-      </w:r>
-    </w:p>
-    <w:p>
-      <w:pPr>
-        <w:pStyle w:val="BodyText"/>
-      </w:pPr>
-      <w:r>
         <w:t xml:space="preserve">References:</w:t>
       </w:r>
       <w:r>
         <w:t xml:space="preserve"> </w:t>
       </w:r>
-      <w:hyperlink r:id="rId14">
+      <w:hyperlink r:id="rId25">
         <w:r>
           <w:rPr>
             <w:rStyle w:val="Hyperlink"/>
@@ -3935,7 +4063,7 @@
       <w:r>
         <w:t xml:space="preserve"> </w:t>
       </w:r>
-      <w:hyperlink r:id="rId44">
+      <w:hyperlink r:id="rId55">
         <w:r>
           <w:rPr>
             <w:rStyle w:val="Hyperlink"/>
@@ -3949,7 +4077,7 @@
       <w:r>
         <w:t xml:space="preserve"> </w:t>
       </w:r>
-      <w:hyperlink r:id="rId45">
+      <w:hyperlink r:id="rId56">
         <w:r>
           <w:rPr>
             <w:rStyle w:val="Hyperlink"/>
@@ -3963,7 +4091,7 @@
       <w:r>
         <w:t xml:space="preserve"> </w:t>
       </w:r>
-      <w:hyperlink r:id="rId46">
+      <w:hyperlink r:id="rId57">
         <w:r>
           <w:rPr>
             <w:rStyle w:val="Hyperlink"/>
@@ -3977,7 +4105,7 @@
       <w:r>
         <w:t xml:space="preserve"> </w:t>
       </w:r>
-      <w:hyperlink r:id="rId47">
+      <w:hyperlink r:id="rId58">
         <w:r>
           <w:rPr>
             <w:rStyle w:val="Hyperlink"/>
@@ -3991,7 +4119,7 @@
       <w:r>
         <w:t xml:space="preserve"> </w:t>
       </w:r>
-      <w:hyperlink r:id="rId48">
+      <w:hyperlink r:id="rId59">
         <w:r>
           <w:rPr>
             <w:rStyle w:val="Hyperlink"/>
@@ -4005,7 +4133,7 @@
       <w:r>
         <w:t xml:space="preserve"> </w:t>
       </w:r>
-      <w:hyperlink r:id="rId49">
+      <w:hyperlink r:id="rId60">
         <w:r>
           <w:rPr>
             <w:rStyle w:val="Hyperlink"/>
@@ -4017,9 +4145,9 @@
         <w:t xml:space="preserve">.</w:t>
       </w:r>
     </w:p>
-    <w:bookmarkEnd w:id="50"/>
-    <w:bookmarkEnd w:id="51"/>
-    <w:bookmarkStart w:id="54" w:name="Xdef0a52060b3305c16642c5fe6ea1d75f89b596"/>
+    <w:bookmarkEnd w:id="61"/>
+    <w:bookmarkEnd w:id="62"/>
+    <w:bookmarkStart w:id="65" w:name="Xdef0a52060b3305c16642c5fe6ea1d75f89b596"/>
     <w:p>
       <w:pPr>
         <w:pStyle w:val="Heading3"/>
@@ -4034,26 +4162,26 @@
       </w:pPr>
       <w:r>
         <w:rPr>
+          <w:bCs/>
           <w:b/>
+        </w:rPr>
+        <w:t xml:space="preserve">Questions:</w:t>
+      </w:r>
+      <w:r>
+        <w:t xml:space="preserve"> </w:t>
+      </w:r>
+      <w:r>
+        <w:t xml:space="preserve">Who reviews routine and critical results? Who covers absences? When are patients notified? How are follow-up actions tracked? Does a correction require another review?</w:t>
+      </w:r>
+    </w:p>
+    <w:p>
+      <w:pPr>
+        <w:pStyle w:val="BodyText"/>
+      </w:pPr>
+      <w:r>
+        <w:rPr>
           <w:bCs/>
-        </w:rPr>
-        <w:t xml:space="preserve">Questions:</w:t>
-      </w:r>
-      <w:r>
-        <w:t xml:space="preserve"> </w:t>
-      </w:r>
-      <w:r>
-        <w:t xml:space="preserve">Who reviews routine and critical results? Who covers absences? When are patients notified? How are follow-up actions tracked? Does a correction require another review?</w:t>
-      </w:r>
-    </w:p>
-    <w:p>
-      <w:pPr>
-        <w:pStyle w:val="BodyText"/>
-      </w:pPr>
-      <w:r>
-        <w:rPr>
           <w:b/>
-          <w:bCs/>
         </w:rPr>
         <w:t xml:space="preserve">Recommended baseline:</w:t>
       </w:r>
@@ -4083,8 +4211,9 @@
       <w:tblPr>
         <w:tblStyle w:val="Table"/>
         <w:tblW w:w="9360" w:type="dxa"/>
+        <w:tblLook w:firstRow="1" w:lastRow="0" w:firstColumn="0" w:lastColumn="0" w:noHBand="0" w:noVBand="0" w:val="0020"/>
+        <w:jc w:val="start"/>
         <w:tblLayout w:type="fixed"/>
-        <w:tblLook w:firstRow="1" w:lastRow="0" w:firstColumn="0" w:lastColumn="0" w:noHBand="0" w:noVBand="0" w:val="0020"/>
       </w:tblPr>
       <w:tblGrid>
         <w:gridCol w:w="4702"/>
@@ -4093,13 +4222,14 @@
       <w:tr>
         <w:trPr>
           <w:cantSplit/>
-          <w:tblHeader w:val="on"/>
+          <w:tblHeader w:val="true"/>
         </w:trPr>
         <w:tc>
           <w:tcPr/>
           <w:p>
             <w:pPr>
               <w:pStyle w:val="Compact"/>
+              <w:jc w:val="left"/>
             </w:pPr>
             <w:r>
               <w:t xml:space="preserve">Requirement</w:t>
@@ -4111,6 +4241,7 @@
           <w:p>
             <w:pPr>
               <w:pStyle w:val="Compact"/>
+              <w:jc w:val="left"/>
             </w:pPr>
             <w:r>
               <w:t xml:space="preserve">Suggested application pattern</w:t>
@@ -4127,6 +4258,7 @@
           <w:p>
             <w:pPr>
               <w:pStyle w:val="Compact"/>
+              <w:jc w:val="left"/>
             </w:pPr>
             <w:r>
               <w:t xml:space="preserve">One reviewer, no separate queue required</w:t>
@@ -4138,6 +4270,7 @@
           <w:p>
             <w:pPr>
               <w:pStyle w:val="Compact"/>
+              <w:jc w:val="left"/>
             </w:pPr>
             <w:r>
               <w:t xml:space="preserve">Record acknowledgment and the report version reviewed in your clinical workflow, for example with</w:t>
@@ -4166,6 +4299,7 @@
           <w:p>
             <w:pPr>
               <w:pStyle w:val="Compact"/>
+              <w:jc w:val="left"/>
             </w:pPr>
             <w:r>
               <w:t xml:space="preserve">Assigned work, coverage, or overdue review must be tracked</w:t>
@@ -4177,6 +4311,7 @@
           <w:p>
             <w:pPr>
               <w:pStyle w:val="Compact"/>
+              <w:jc w:val="left"/>
             </w:pPr>
             <w:r>
               <w:t xml:space="preserve">Create a</w:t>
@@ -4220,6 +4355,7 @@
           <w:p>
             <w:pPr>
               <w:pStyle w:val="Compact"/>
+              <w:jc w:val="left"/>
             </w:pPr>
             <w:r>
               <w:t xml:space="preserve">Covering clinician or unassigned result</w:t>
@@ -4231,6 +4367,7 @@
           <w:p>
             <w:pPr>
               <w:pStyle w:val="Compact"/>
+              <w:jc w:val="left"/>
             </w:pPr>
             <w:r>
               <w:t xml:space="preserve">Route through a defined coverage rule and fallback queue. Avoid leaving ownership implicit in the ordering clinician field.</w:t>
@@ -4247,6 +4384,7 @@
           <w:p>
             <w:pPr>
               <w:pStyle w:val="Compact"/>
+              <w:jc w:val="left"/>
             </w:pPr>
             <w:r>
               <w:t xml:space="preserve">Critical-result escalation</w:t>
@@ -4258,6 +4396,7 @@
           <w:p>
             <w:pPr>
               <w:pStyle w:val="Compact"/>
+              <w:jc w:val="left"/>
             </w:pPr>
             <w:r>
               <w:t xml:space="preserve">Implement the clinical team’s escalation and acknowledgment policy, including coverage and unresolved alerts. An abnormal flag is input to that workflow.</w:t>
@@ -4274,6 +4413,7 @@
           <w:p>
             <w:pPr>
               <w:pStyle w:val="Compact"/>
+              <w:jc w:val="left"/>
             </w:pPr>
             <w:r>
               <w:t xml:space="preserve">Patient communication</w:t>
@@ -4285,6 +4425,7 @@
           <w:p>
             <w:pPr>
               <w:pStyle w:val="Compact"/>
+              <w:jc w:val="left"/>
             </w:pPr>
             <w:r>
               <w:t xml:space="preserve">Define release and communication rules with the responsible team. Track communication separately from reviewing the result.</w:t>
@@ -4301,6 +4442,7 @@
           <w:p>
             <w:pPr>
               <w:pStyle w:val="Compact"/>
+              <w:jc w:val="left"/>
             </w:pPr>
             <w:r>
               <w:t xml:space="preserve">Follow-up testing, visit, or referral</w:t>
@@ -4312,6 +4454,7 @@
           <w:p>
             <w:pPr>
               <w:pStyle w:val="Compact"/>
+              <w:jc w:val="left"/>
             </w:pPr>
             <w:r>
               <w:t xml:space="preserve">Create the appropriate follow-up resource and assigned work; define whether it must complete before the original review work closes.</w:t>
@@ -4328,6 +4471,7 @@
           <w:p>
             <w:pPr>
               <w:pStyle w:val="Compact"/>
+              <w:jc w:val="left"/>
             </w:pPr>
             <w:r>
               <w:t xml:space="preserve">Amended or corrected report</w:t>
@@ -4339,6 +4483,7 @@
           <w:p>
             <w:pPr>
               <w:pStyle w:val="Compact"/>
+              <w:jc w:val="left"/>
             </w:pPr>
             <w:r>
               <w:t xml:space="preserve">Reopen or create review work according to the correction policy, retaining which earlier version was reviewed and communicated.</w:t>
@@ -4361,8 +4506,8 @@
       </w:pPr>
       <w:r>
         <w:rPr>
+          <w:bCs/>
           <w:b/>
-          <w:bCs/>
         </w:rPr>
         <w:t xml:space="preserve">Record:</w:t>
       </w:r>
@@ -4383,7 +4528,7 @@
       <w:r>
         <w:t xml:space="preserve"> </w:t>
       </w:r>
-      <w:hyperlink r:id="rId52">
+      <w:hyperlink r:id="rId63">
         <w:r>
           <w:rPr>
             <w:rStyle w:val="Hyperlink"/>
@@ -4397,7 +4542,7 @@
       <w:r>
         <w:t xml:space="preserve"> </w:t>
       </w:r>
-      <w:hyperlink r:id="rId53">
+      <w:hyperlink r:id="rId64">
         <w:r>
           <w:rPr>
             <w:rStyle w:val="Hyperlink"/>
@@ -4409,8 +4554,8 @@
         <w:t xml:space="preserve">.</w:t>
       </w:r>
     </w:p>
-    <w:bookmarkEnd w:id="54"/>
-    <w:bookmarkStart w:id="56" w:name="X5163d563faf0fc25a9826cc95ffdb676310cfbb"/>
+    <w:bookmarkEnd w:id="65"/>
+    <w:bookmarkStart w:id="67" w:name="X5163d563faf0fc25a9826cc95ffdb676310cfbb"/>
     <w:p>
       <w:pPr>
         <w:pStyle w:val="Heading3"/>
@@ -4425,16 +4570,100 @@
       </w:pPr>
       <w:r>
         <w:rPr>
+          <w:bCs/>
           <w:b/>
+        </w:rPr>
+        <w:t xml:space="preserve">Questions:</w:t>
+      </w:r>
+      <w:r>
+        <w:t xml:space="preserve"> </w:t>
+      </w:r>
+      <w:r>
+        <w:t xml:space="preserve">Which organizations share patients? Can ordering and covering clinicians see the same results? What can collection staff, integration services, and patients read or change? Who owns failed sends and unresolved matches?</w:t>
+      </w:r>
+    </w:p>
+    <w:p>
+      <w:pPr>
+        <w:pStyle w:val="BodyText"/>
+      </w:pPr>
+      <w:r>
+        <w:t xml:space="preserve">Enforce access with</w:t>
+      </w:r>
+      <w:r>
+        <w:t xml:space="preserve"> </w:t>
+      </w:r>
+      <w:r>
+        <w:rPr>
+          <w:rStyle w:val="VerbatimChar"/>
+        </w:rPr>
+        <w:t xml:space="preserve">AccessPolicy</w:t>
+      </w:r>
+      <w:r>
+        <w:t xml:space="preserve"> </w:t>
+      </w:r>
+      <w:r>
+        <w:t xml:space="preserve">and</w:t>
+      </w:r>
+      <w:r>
+        <w:t xml:space="preserve"> </w:t>
+      </w:r>
+      <w:r>
+        <w:rPr>
+          <w:rStyle w:val="VerbatimChar"/>
+        </w:rPr>
+        <w:t xml:space="preserve">ProjectMembership</w:t>
+      </w:r>
+      <w:r>
+        <w:t xml:space="preserve">. Give each patient-specific resource its own applicable patient reference; access does not propagate merely because a resource links to an order or report. Include documents and their Binary security context in that design.</w:t>
+      </w:r>
+    </w:p>
+    <w:p>
+      <w:pPr>
+        <w:pStyle w:val="BodyText"/>
+      </w:pPr>
+      <w:r>
+        <w:t xml:space="preserve">For Medplum DICOM storage, explicitly design and test access to the DICOM resources and image binaries. Matching a DICOM patient ID or creating an</w:t>
+      </w:r>
+      <w:r>
+        <w:t xml:space="preserve"> </w:t>
+      </w:r>
+      <w:r>
+        <w:rPr>
+          <w:rStyle w:val="VerbatimChar"/>
+        </w:rPr>
+        <w:t xml:space="preserve">ImagingStudy</w:t>
+      </w:r>
+      <w:r>
+        <w:t xml:space="preserve"> </w:t>
+      </w:r>
+      <w:r>
+        <w:t xml:space="preserve">link does not automatically establish patient-compartment access for the stored images.</w:t>
+      </w:r>
+    </w:p>
+    <w:p>
+      <w:pPr>
+        <w:pStyle w:val="BodyText"/>
+      </w:pPr>
+      <w:r>
+        <w:t xml:space="preserve">Define separate operational ownership for transmission failures, identity exceptions, overdue fulfillment, and unreviewed results. Each queue needs an owner and a resolution action.</w:t>
+      </w:r>
+    </w:p>
+    <w:p>
+      <w:pPr>
+        <w:pStyle w:val="BodyText"/>
+      </w:pPr>
+      <w:r>
+        <w:rPr>
           <w:bCs/>
-        </w:rPr>
-        <w:t xml:space="preserve">Questions:</w:t>
-      </w:r>
-      <w:r>
-        <w:t xml:space="preserve"> </w:t>
-      </w:r>
-      <w:r>
-        <w:t xml:space="preserve">Which organizations share patients? Can ordering and covering clinicians see the same results? What can collection staff, integration services, and patients read or change? Who owns failed sends and unresolved matches?</w:t>
+          <w:b/>
+        </w:rPr>
+        <w:t xml:space="preserve">Record:</w:t>
+      </w:r>
+      <w:r>
+        <w:t xml:space="preserve"> </w:t>
+      </w:r>
+      <w:r>
+        <w:t xml:space="preserve">Access boundaries and owners for each exception queue.</w:t>
       </w:r>
     </w:p>
     <w:p>
@@ -4442,96 +4671,12 @@
         <w:pStyle w:val="BodyText"/>
       </w:pPr>
       <w:r>
-        <w:t xml:space="preserve">Enforce access with</w:t>
-      </w:r>
-      <w:r>
-        <w:t xml:space="preserve"> </w:t>
-      </w:r>
-      <w:r>
-        <w:rPr>
-          <w:rStyle w:val="VerbatimChar"/>
-        </w:rPr>
-        <w:t xml:space="preserve">AccessPolicy</w:t>
-      </w:r>
-      <w:r>
-        <w:t xml:space="preserve"> </w:t>
-      </w:r>
-      <w:r>
-        <w:t xml:space="preserve">and</w:t>
-      </w:r>
-      <w:r>
-        <w:t xml:space="preserve"> </w:t>
-      </w:r>
-      <w:r>
-        <w:rPr>
-          <w:rStyle w:val="VerbatimChar"/>
-        </w:rPr>
-        <w:t xml:space="preserve">ProjectMembership</w:t>
-      </w:r>
-      <w:r>
-        <w:t xml:space="preserve">. Give each patient-specific resource its own applicable patient reference; access does not propagate merely because a resource links to an order or report. Include documents and their Binary security context in that design.</w:t>
-      </w:r>
-    </w:p>
-    <w:p>
-      <w:pPr>
-        <w:pStyle w:val="BodyText"/>
-      </w:pPr>
-      <w:r>
-        <w:t xml:space="preserve">For Medplum DICOM storage, explicitly design and test access to the DICOM resources and image binaries. Matching a DICOM patient ID or creating an</w:t>
-      </w:r>
-      <w:r>
-        <w:t xml:space="preserve"> </w:t>
-      </w:r>
-      <w:r>
-        <w:rPr>
-          <w:rStyle w:val="VerbatimChar"/>
-        </w:rPr>
-        <w:t xml:space="preserve">ImagingStudy</w:t>
-      </w:r>
-      <w:r>
-        <w:t xml:space="preserve"> </w:t>
-      </w:r>
-      <w:r>
-        <w:t xml:space="preserve">link does not automatically establish patient-compartment access for the stored images.</w:t>
-      </w:r>
-    </w:p>
-    <w:p>
-      <w:pPr>
-        <w:pStyle w:val="BodyText"/>
-      </w:pPr>
-      <w:r>
-        <w:t xml:space="preserve">Define separate operational ownership for transmission failures, identity exceptions, overdue fulfillment, and unreviewed results. Each queue needs an owner and a resolution action.</w:t>
-      </w:r>
-    </w:p>
-    <w:p>
-      <w:pPr>
-        <w:pStyle w:val="BodyText"/>
-      </w:pPr>
-      <w:r>
-        <w:rPr>
-          <w:b/>
-          <w:bCs/>
-        </w:rPr>
-        <w:t xml:space="preserve">Record:</w:t>
-      </w:r>
-      <w:r>
-        <w:t xml:space="preserve"> </w:t>
-      </w:r>
-      <w:r>
-        <w:t xml:space="preserve">Access boundaries and owners for each exception queue.</w:t>
-      </w:r>
-    </w:p>
-    <w:p>
-      <w:pPr>
-        <w:pStyle w:val="BodyText"/>
-      </w:pPr>
-      <w:r>
         <w:t xml:space="preserve">Reference:</w:t>
       </w:r>
       <w:r>
         <w:t xml:space="preserve"> </w:t>
       </w:r>
-      <w:hyperlink r:id="rId55">
+      <w:hyperlink r:id="rId66">
         <w:r>
           <w:rPr>
             <w:rStyle w:val="Hyperlink"/>
@@ -4543,9 +4688,9 @@
         <w:t xml:space="preserve">.</w:t>
       </w:r>
     </w:p>
-    <w:bookmarkEnd w:id="56"/>
-    <w:bookmarkEnd w:id="57"/>
-    <w:bookmarkStart w:id="58" w:name="before-you-implement"/>
+    <w:bookmarkEnd w:id="67"/>
+    <w:bookmarkEnd w:id="68"/>
+    <w:bookmarkStart w:id="69" w:name="before-you-implement"/>
     <w:p>
       <w:pPr>
         <w:pStyle w:val="Heading2"/>
@@ -4564,11 +4709,11 @@
     </w:p>
     <w:p>
       <w:pPr>
-        <w:pStyle w:val="Compact"/>
         <w:numPr>
           <w:ilvl w:val="0"/>
           <w:numId w:val="1008"/>
         </w:numPr>
+        <w:pStyle w:val="Compact"/>
       </w:pPr>
       <w:r>
         <w:t xml:space="preserve">Services, facilities, integration paths, and supported message types.</w:t>
@@ -4576,11 +4721,11 @@
     </w:p>
     <w:p>
       <w:pPr>
-        <w:pStyle w:val="Compact"/>
         <w:numPr>
           <w:ilvl w:val="0"/>
           <w:numId w:val="1008"/>
         </w:numPr>
+        <w:pStyle w:val="Compact"/>
       </w:pPr>
       <w:r>
         <w:t xml:space="preserve">Catalog owner, ordering permissions, required information, and release rules.</w:t>
@@ -4588,11 +4733,11 @@
     </w:p>
     <w:p>
       <w:pPr>
-        <w:pStyle w:val="Compact"/>
         <w:numPr>
           <w:ilvl w:val="0"/>
           <w:numId w:val="1008"/>
         </w:numPr>
+        <w:pStyle w:val="Compact"/>
       </w:pPr>
       <w:r>
         <w:t xml:space="preserve">Collection or scheduling responsibilities and completion evidence.</w:t>
@@ -4600,11 +4745,11 @@
     </w:p>
     <w:p>
       <w:pPr>
-        <w:pStyle w:val="Compact"/>
         <w:numPr>
           <w:ilvl w:val="0"/>
           <w:numId w:val="1008"/>
         </w:numPr>
+        <w:pStyle w:val="Compact"/>
       </w:pPr>
       <w:r>
         <w:t xml:space="preserve">Identifier mapping, result matching, correction handling, and recovery rules.</w:t>
@@ -4612,11 +4757,11 @@
     </w:p>
     <w:p>
       <w:pPr>
-        <w:pStyle w:val="Compact"/>
         <w:numPr>
           <w:ilvl w:val="0"/>
           <w:numId w:val="1008"/>
         </w:numPr>
+        <w:pStyle w:val="Compact"/>
       </w:pPr>
       <w:r>
         <w:t xml:space="preserve">Image storage, viewer, context synchronization, and image-access boundaries when in scope.</w:t>
@@ -4624,11 +4769,11 @@
     </w:p>
     <w:p>
       <w:pPr>
-        <w:pStyle w:val="Compact"/>
         <w:numPr>
           <w:ilvl w:val="0"/>
           <w:numId w:val="1008"/>
         </w:numPr>
+        <w:pStyle w:val="Compact"/>
       </w:pPr>
       <w:r>
         <w:t xml:space="preserve">Review, coverage, patient communication, and follow-up ownership.</w:t>
@@ -4636,11 +4781,11 @@
     </w:p>
     <w:p>
       <w:pPr>
-        <w:pStyle w:val="Compact"/>
         <w:numPr>
           <w:ilvl w:val="0"/>
           <w:numId w:val="1008"/>
         </w:numPr>
+        <w:pStyle w:val="Compact"/>
       </w:pPr>
       <w:r>
         <w:t xml:space="preserve">Access boundaries and the definition of a closed diagnostic workflow.</w:t>
@@ -4654,8 +4799,8 @@
         <w:t xml:space="preserve">Walk through a routine lab order, an imaging order, a rejected or cancelled order, an unmatched result, a corrected report after review, and an absent reviewer. The design should make the next action and its owner clear in each case.</w:t>
       </w:r>
     </w:p>
-    <w:bookmarkEnd w:id="58"/>
-    <w:bookmarkEnd w:id="59"/>
+    <w:bookmarkEnd w:id="69"/>
+    <w:bookmarkEnd w:id="70"/>
     <w:sectPr>
       <w:pgSz w:h="15840" w:w="12240"/>
       <w:pgMar w:bottom="1440" w:footer="720" w:gutter="0" w:header="720" w:left="1440" w:right="1440" w:top="1440"/>
@@ -4693,14 +4838,14 @@
 <file path=word/numbering.xml><?xml version="1.0" encoding="utf-8"?>
 <w:numbering xmlns:w="http://schemas.openxmlformats.org/wordprocessingml/2006/main">
   <w:abstractNum w:abstractNumId="990">
-    <w:nsid w:val="0000A990"/>
+    <w:nsid w:val="A990"/>
     <w:multiLevelType w:val="multilevel"/>
     <w:lvl w:ilvl="0">
       <w:numFmt w:val="bullet"/>
       <w:lvlText w:val=" "/>
       <w:lvlJc w:val="left"/>
       <w:pPr>
-        <w:ind w:left="720" w:hanging="360"/>
+        <w:ind w:left="720" w:hanging="480"/>
       </w:pPr>
     </w:lvl>
     <w:lvl w:ilvl="1">
@@ -4708,7 +4853,7 @@
       <w:lvlText w:val=" "/>
       <w:lvlJc w:val="left"/>
       <w:pPr>
-        <w:ind w:left="1440" w:hanging="360"/>
+        <w:ind w:left="1440" w:hanging="480"/>
       </w:pPr>
     </w:lvl>
     <w:lvl w:ilvl="2">
@@ -4716,7 +4861,7 @@
       <w:lvlText w:val=" "/>
       <w:lvlJc w:val="left"/>
       <w:pPr>
-        <w:ind w:left="2160" w:hanging="360"/>
+        <w:ind w:left="2160" w:hanging="480"/>
       </w:pPr>
     </w:lvl>
     <w:lvl w:ilvl="3">
@@ -4724,7 +4869,7 @@
       <w:lvlText w:val=" "/>
       <w:lvlJc w:val="left"/>
       <w:pPr>
-        <w:ind w:left="2880" w:hanging="360"/>
+        <w:ind w:left="2880" w:hanging="480"/>
       </w:pPr>
     </w:lvl>
     <w:lvl w:ilvl="4">
@@ -4732,7 +4877,7 @@
       <w:lvlText w:val=" "/>
       <w:lvlJc w:val="left"/>
       <w:pPr>
-        <w:ind w:left="3600" w:hanging="360"/>
+        <w:ind w:left="3600" w:hanging="480"/>
       </w:pPr>
     </w:lvl>
     <w:lvl w:ilvl="5">
@@ -4740,7 +4885,7 @@
       <w:lvlText w:val=" "/>
       <w:lvlJc w:val="left"/>
       <w:pPr>
-        <w:ind w:left="4320" w:hanging="360"/>
+        <w:ind w:left="4320" w:hanging="480"/>
       </w:pPr>
     </w:lvl>
     <w:lvl w:ilvl="6">
@@ -4748,7 +4893,7 @@
       <w:lvlText w:val=" "/>
       <w:lvlJc w:val="left"/>
       <w:pPr>
-        <w:ind w:left="5040" w:hanging="360"/>
+        <w:ind w:left="5040" w:hanging="480"/>
       </w:pPr>
     </w:lvl>
     <w:lvl w:ilvl="7">
@@ -4756,7 +4901,7 @@
       <w:lvlText w:val=" "/>
       <w:lvlJc w:val="left"/>
       <w:pPr>
-        <w:ind w:left="5760" w:hanging="360"/>
+        <w:ind w:left="5760" w:hanging="480"/>
       </w:pPr>
     </w:lvl>
     <w:lvl w:ilvl="8">
@@ -4764,111 +4909,84 @@
       <w:lvlText w:val=" "/>
       <w:lvlJc w:val="left"/>
       <w:pPr>
-        <w:ind w:left="6480" w:hanging="360"/>
+        <w:ind w:left="6480" w:hanging="480"/>
       </w:pPr>
     </w:lvl>
   </w:abstractNum>
   <w:abstractNum w:abstractNumId="991">
-    <w:nsid w:val="0000A991"/>
+    <w:nsid w:val="A991"/>
     <w:multiLevelType w:val="multilevel"/>
     <w:lvl w:ilvl="0">
       <w:numFmt w:val="bullet"/>
-      <w:lvlText w:val=""/>
+      <w:lvlText w:val="•"/>
       <w:lvlJc w:val="left"/>
       <w:pPr>
-        <w:ind w:left="720" w:hanging="360"/>
-      </w:pPr>
-      <w:rPr>
-        <w:rFonts w:ascii="Symbol" w:hAnsi="Symbol" w:cs="Symbol" w:hint="default"/>
-      </w:rPr>
+        <w:ind w:left="720" w:hanging="480"/>
+      </w:pPr>
     </w:lvl>
     <w:lvl w:ilvl="1">
       <w:numFmt w:val="bullet"/>
-      <w:lvlText w:val="o"/>
+      <w:lvlText w:val="–"/>
       <w:lvlJc w:val="left"/>
       <w:pPr>
-        <w:ind w:left="1440" w:hanging="360"/>
-      </w:pPr>
-      <w:rPr>
-        <w:rFonts w:ascii="Courier New" w:hAnsi="Courier New" w:cs="Courier New" w:hint="default"/>
-      </w:rPr>
+        <w:ind w:left="1440" w:hanging="480"/>
+      </w:pPr>
     </w:lvl>
     <w:lvl w:ilvl="2">
       <w:numFmt w:val="bullet"/>
-      <w:lvlText w:val=""/>
+      <w:lvlText w:val="•"/>
       <w:lvlJc w:val="left"/>
       <w:pPr>
-        <w:ind w:left="2160" w:hanging="360"/>
-      </w:pPr>
-      <w:rPr>
-        <w:rFonts w:ascii="Wingdings" w:hAnsi="Wingdings" w:cs="Wingdings" w:hint="default"/>
-      </w:rPr>
+        <w:ind w:left="2160" w:hanging="480"/>
+      </w:pPr>
     </w:lvl>
     <w:lvl w:ilvl="3">
       <w:numFmt w:val="bullet"/>
-      <w:lvlText w:val=""/>
+      <w:lvlText w:val="–"/>
       <w:lvlJc w:val="left"/>
       <w:pPr>
-        <w:ind w:left="2880" w:hanging="360"/>
-      </w:pPr>
-      <w:rPr>
-        <w:rFonts w:ascii="Symbol" w:hAnsi="Symbol" w:cs="Symbol" w:hint="default"/>
-      </w:rPr>
+        <w:ind w:left="2880" w:hanging="480"/>
+      </w:pPr>
     </w:lvl>
     <w:lvl w:ilvl="4">
       <w:numFmt w:val="bullet"/>
-      <w:lvlText w:val="o"/>
+      <w:lvlText w:val="•"/>
       <w:lvlJc w:val="left"/>
       <w:pPr>
-        <w:ind w:left="3600" w:hanging="360"/>
-      </w:pPr>
-      <w:rPr>
-        <w:rFonts w:ascii="Courier New" w:hAnsi="Courier New" w:cs="Courier New" w:hint="default"/>
-      </w:rPr>
+        <w:ind w:left="3600" w:hanging="480"/>
+      </w:pPr>
     </w:lvl>
     <w:lvl w:ilvl="5">
       <w:numFmt w:val="bullet"/>
-      <w:lvlText w:val=""/>
+      <w:lvlText w:val="–"/>
       <w:lvlJc w:val="left"/>
       <w:pPr>
-        <w:ind w:left="4320" w:hanging="360"/>
-      </w:pPr>
-      <w:rPr>
-        <w:rFonts w:ascii="Wingdings" w:hAnsi="Wingdings" w:cs="Wingdings" w:hint="default"/>
-      </w:rPr>
+        <w:ind w:left="4320" w:hanging="480"/>
+      </w:pPr>
     </w:lvl>
     <w:lvl w:ilvl="6">
       <w:numFmt w:val="bullet"/>
-      <w:lvlText w:val=""/>
+      <w:lvlText w:val="•"/>
       <w:lvlJc w:val="left"/>
       <w:pPr>
-        <w:ind w:left="5040" w:hanging="360"/>
-      </w:pPr>
-      <w:rPr>
-        <w:rFonts w:ascii="Symbol" w:hAnsi="Symbol" w:cs="Symbol" w:hint="default"/>
-      </w:rPr>
+        <w:ind w:left="5040" w:hanging="480"/>
+      </w:pPr>
     </w:lvl>
     <w:lvl w:ilvl="7">
       <w:numFmt w:val="bullet"/>
-      <w:lvlText w:val="o"/>
+      <w:lvlText w:val="–"/>
       <w:lvlJc w:val="left"/>
       <w:pPr>
-        <w:ind w:left="5760" w:hanging="360"/>
-      </w:pPr>
-      <w:rPr>
-        <w:rFonts w:ascii="Courier New" w:hAnsi="Courier New" w:cs="Courier New" w:hint="default"/>
-      </w:rPr>
+        <w:ind w:left="5760" w:hanging="480"/>
+      </w:pPr>
     </w:lvl>
     <w:lvl w:ilvl="8">
       <w:numFmt w:val="bullet"/>
-      <w:lvlText w:val=""/>
+      <w:lvlText w:val="•"/>
       <w:lvlJc w:val="left"/>
       <w:pPr>
-        <w:ind w:left="6480" w:hanging="360"/>
-      </w:pPr>
-      <w:rPr>
-        <w:rFonts w:ascii="Wingdings" w:hAnsi="Wingdings" w:cs="Wingdings" w:hint="default"/>
-      </w:rPr>
+        <w:ind w:left="6480" w:hanging="480"/>
+      </w:pPr>
     </w:lvl>
   </w:abstractNum>
   <w:num w:numId="1000">
@@ -5577,8 +5695,8 @@
     <w:name w:val="KeywordTok"/>
     <w:basedOn w:val="VerbatimChar"/>
     <w:rPr>
+      <w:color w:val="007020"/>
       <w:b/>
-      <w:color w:val="007020"/>
     </w:rPr>
   </w:style>
   <w:style w:type="character" w:customStyle="1" w:styleId="DataTypeTok">
@@ -5655,42 +5773,42 @@
     <w:name w:val="ImportTok"/>
     <w:basedOn w:val="VerbatimChar"/>
     <w:rPr>
+      <w:color w:val="008000"/>
       <w:b/>
-      <w:color w:val="008000"/>
     </w:rPr>
   </w:style>
   <w:style w:type="character" w:customStyle="1" w:styleId="CommentTok">
     <w:name w:val="CommentTok"/>
     <w:basedOn w:val="VerbatimChar"/>
     <w:rPr>
+      <w:color w:val="60a0b0"/>
       <w:i/>
-      <w:color w:val="60a0b0"/>
     </w:rPr>
   </w:style>
   <w:style w:type="character" w:customStyle="1" w:styleId="DocumentationTok">
     <w:name w:val="DocumentationTok"/>
     <w:basedOn w:val="VerbatimChar"/>
     <w:rPr>
+      <w:color w:val="ba2121"/>
       <w:i/>
-      <w:color w:val="ba2121"/>
     </w:rPr>
   </w:style>
   <w:style w:type="character" w:customStyle="1" w:styleId="AnnotationTok">
     <w:name w:val="AnnotationTok"/>
     <w:basedOn w:val="VerbatimChar"/>
     <w:rPr>
+      <w:color w:val="60a0b0"/>
       <w:b/>
       <w:i/>
-      <w:color w:val="60a0b0"/>
     </w:rPr>
   </w:style>
   <w:style w:type="character" w:customStyle="1" w:styleId="CommentVarTok">
     <w:name w:val="CommentVarTok"/>
     <w:basedOn w:val="VerbatimChar"/>
     <w:rPr>
+      <w:color w:val="60a0b0"/>
       <w:b/>
       <w:i/>
-      <w:color w:val="60a0b0"/>
     </w:rPr>
   </w:style>
   <w:style w:type="character" w:customStyle="1" w:styleId="OtherTok">
@@ -5718,8 +5836,8 @@
     <w:name w:val="ControlFlowTok"/>
     <w:basedOn w:val="VerbatimChar"/>
     <w:rPr>
+      <w:color w:val="007020"/>
       <w:b/>
-      <w:color w:val="007020"/>
     </w:rPr>
   </w:style>
   <w:style w:type="character" w:customStyle="1" w:styleId="OperatorTok">
@@ -5764,34 +5882,34 @@
     <w:name w:val="InformationTok"/>
     <w:basedOn w:val="VerbatimChar"/>
     <w:rPr>
+      <w:color w:val="60a0b0"/>
       <w:b/>
       <w:i/>
-      <w:color w:val="60a0b0"/>
     </w:rPr>
   </w:style>
   <w:style w:type="character" w:customStyle="1" w:styleId="WarningTok">
     <w:name w:val="WarningTok"/>
     <w:basedOn w:val="VerbatimChar"/>
     <w:rPr>
+      <w:color w:val="60a0b0"/>
       <w:b/>
       <w:i/>
-      <w:color w:val="60a0b0"/>
     </w:rPr>
   </w:style>
   <w:style w:type="character" w:customStyle="1" w:styleId="AlertTok">
     <w:name w:val="AlertTok"/>
     <w:basedOn w:val="VerbatimChar"/>
     <w:rPr>
+      <w:color w:val="ff0000"/>
       <w:b/>
-      <w:color w:val="ff0000"/>
     </w:rPr>
   </w:style>
   <w:style w:type="character" w:customStyle="1" w:styleId="ErrorTok">
     <w:name w:val="ErrorTok"/>
     <w:basedOn w:val="VerbatimChar"/>
     <w:rPr>
+      <w:color w:val="ff0000"/>
       <w:b/>
-      <w:color w:val="ff0000"/>
     </w:rPr>
   </w:style>
   <w:style w:type="character" w:customStyle="1" w:styleId="NormalTok">

--- a/packages/docs/static/decision-guides/diagnostic-orders.docx
+++ b/packages/docs/static/decision-guides/diagnostic-orders.docx
@@ -11,18 +11,18 @@
           <wp:inline>
             <wp:extent cx="5943600" cy="1289649"/>
             <wp:effectExtent b="0" l="0" r="0" t="0"/>
-            <wp:docPr descr="Medplum" title="" id="21" name="Picture"/>
+            <wp:docPr descr="Medplum" title="" id="10" name="Picture"/>
             <a:graphic>
               <a:graphicData uri="http://schemas.openxmlformats.org/drawingml/2006/picture">
                 <pic:pic>
                   <pic:nvPicPr>
-                    <pic:cNvPr descr="medplum-wordmark-grape.png" id="22" name="Picture"/>
+                    <pic:cNvPr descr="medplum-wordmark-grape.png" id="11" name="Picture"/>
                     <pic:cNvPicPr>
                       <a:picLocks noChangeArrowheads="1" noChangeAspect="1"/>
                     </pic:cNvPicPr>
                   </pic:nvPicPr>
                   <pic:blipFill>
-                    <a:blip r:embed="rId20"/>
+                    <a:blip r:embed="rId9"/>
                     <a:stretch>
                       <a:fillRect/>
                     </a:stretch>
@@ -49,7 +49,7 @@
         </w:drawing>
       </w:r>
     </w:p>
-    <w:bookmarkStart w:id="70" w:name="diagnostic-orders-decision-guide"/>
+    <w:bookmarkStart w:id="100" w:name="diagnostic-orders-decision-guide"/>
     <w:p>
       <w:pPr>
         <w:pStyle w:val="Heading1"/>
@@ -63,7 +63,7 @@
         <w:pStyle w:val="FirstParagraph"/>
       </w:pPr>
       <w:r>
-        <w:t xml:space="preserve">Use this guide to design laboratory and imaging workflows, from placing an order through reviewing results and completing follow-up. Decide which steps your application owns, how it connects to performing facilities, and who handles exceptions. Leave with a defined ordering approach, result model, and owner for each stage.</w:t>
+        <w:t xml:space="preserve">Use this guide to choose how your application orders diagnostic services, receives results, and coordinates follow-up. Each decision connects your requirements to a data model, integration approach, and operational responsibility, with links to implementation details.</w:t>
       </w:r>
     </w:p>
     <w:p>
@@ -72,80 +72,80 @@
       </w:pPr>
       <w:r>
         <w:rPr>
+          <w:i/>
           <w:iCs/>
-          <w:i/>
         </w:rPr>
         <w:t xml:space="preserve">Companion to</w:t>
       </w:r>
       <w:r>
         <w:rPr>
+          <w:i/>
           <w:iCs/>
-          <w:i/>
         </w:rPr>
         <w:t xml:space="preserve"> </w:t>
       </w:r>
-      <w:hyperlink r:id="rId23">
+      <w:hyperlink r:id="rId12">
         <w:r>
           <w:rPr>
             <w:rStyle w:val="Hyperlink"/>
+            <w:i/>
             <w:iCs/>
-            <w:i/>
           </w:rPr>
           <w:t xml:space="preserve">Labs and Imaging</w:t>
         </w:r>
       </w:hyperlink>
       <w:r>
         <w:rPr>
+          <w:i/>
           <w:iCs/>
-          <w:i/>
         </w:rPr>
         <w:t xml:space="preserve">,</w:t>
       </w:r>
       <w:r>
         <w:rPr>
+          <w:i/>
           <w:iCs/>
-          <w:i/>
         </w:rPr>
         <w:t xml:space="preserve"> </w:t>
       </w:r>
-      <w:hyperlink r:id="rId24">
+      <w:hyperlink r:id="rId13">
         <w:r>
           <w:rPr>
             <w:rStyle w:val="Hyperlink"/>
+            <w:i/>
             <w:iCs/>
-            <w:i/>
           </w:rPr>
           <w:t xml:space="preserve">Order Labs and Imaging</w:t>
         </w:r>
       </w:hyperlink>
       <w:r>
         <w:rPr>
+          <w:i/>
           <w:iCs/>
-          <w:i/>
         </w:rPr>
         <w:t xml:space="preserve">, and</w:t>
       </w:r>
       <w:r>
         <w:rPr>
+          <w:i/>
           <w:iCs/>
-          <w:i/>
         </w:rPr>
         <w:t xml:space="preserve"> </w:t>
       </w:r>
-      <w:hyperlink r:id="rId25">
+      <w:hyperlink r:id="rId14">
         <w:r>
           <w:rPr>
             <w:rStyle w:val="Hyperlink"/>
+            <w:i/>
             <w:iCs/>
-            <w:i/>
           </w:rPr>
           <w:t xml:space="preserve">Results and Review</w:t>
         </w:r>
       </w:hyperlink>
       <w:r>
         <w:rPr>
+          <w:i/>
           <w:iCs/>
-          <w:i/>
         </w:rPr>
         <w:t xml:space="preserve">.</w:t>
       </w:r>
@@ -155,80 +155,161 @@
         <w:pStyle w:val="BodyText"/>
       </w:pPr>
       <w:r>
-        <w:t xml:space="preserve">This guide covers laboratory and imaging workflows. Use the integration-specific docs for vendor setup and supported operations. The review queues and follow-up rules below are application design recommendations to implement with Medplum resources.</w:t>
-      </w:r>
-    </w:p>
-    <w:p>
-      <w:r>
-        <w:pict>
-          <v:rect style="width:0;height:1.5pt" o:hralign="center" o:hrstd="t" o:hr="t"/>
-        </w:pict>
-      </w:r>
-    </w:p>
-    <w:bookmarkStart w:id="30" w:name="section-1-use-case-and-participants"/>
-    <w:p>
-      <w:pPr>
-        <w:pStyle w:val="Heading2"/>
-      </w:pPr>
-      <w:r>
-        <w:t xml:space="preserve">Section 1: Use Case and Participants</w:t>
-      </w:r>
-    </w:p>
-    <w:bookmarkStart w:id="26" w:name="which-diagnostic-services-are-in-scope"/>
-    <w:p>
-      <w:pPr>
-        <w:pStyle w:val="Heading3"/>
-      </w:pPr>
-      <w:r>
-        <w:t xml:space="preserve">1.1 Which diagnostic services are in scope?</w:t>
-      </w:r>
-    </w:p>
-    <w:p>
-      <w:pPr>
+        <w:t xml:space="preserve">The review queues and follow-up rules are application patterns to implement with Medplum resources. Confirm each facility’s supported operations before committing to a workflow.</w:t>
+      </w:r>
+    </w:p>
+    <w:p>
+      <w:pPr>
+        <w:pStyle w:val="BodyText"/>
+      </w:pPr>
+      <w:r>
+        <w:t xml:space="preserve">Choose the decisions that match your application’s role:</w:t>
+      </w:r>
+    </w:p>
+    <w:p>
+      <w:pPr>
+        <w:pStyle w:val="Compact"/>
         <w:numPr>
           <w:ilvl w:val="0"/>
           <w:numId w:val="1001"/>
         </w:numPr>
+      </w:pPr>
+      <w:hyperlink w:anchor="how-will-systems-exchange-data">
+        <w:r>
+          <w:rPr>
+            <w:rStyle w:val="Hyperlink"/>
+            <w:b/>
+            <w:bCs/>
+          </w:rPr>
+          <w:t xml:space="preserve">Choose connectivity</w:t>
+        </w:r>
+      </w:hyperlink>
+      <w:r>
+        <w:rPr>
+          <w:b/>
+          <w:bCs/>
+        </w:rPr>
+        <w:t xml:space="preserve">.</w:t>
+      </w:r>
+      <w:r>
+        <w:t xml:space="preserve"> </w:t>
+      </w:r>
+      <w:r>
+        <w:t xml:space="preserve">Define which systems exchange orders and results and which interfaces they support.</w:t>
+      </w:r>
+    </w:p>
+    <w:p>
+      <w:pPr>
         <w:pStyle w:val="Compact"/>
-      </w:pPr>
-      <w:r>
-        <w:t xml:space="preserve">Laboratory tests sent to external labs</w:t>
-      </w:r>
-    </w:p>
-    <w:p>
-      <w:pPr>
         <w:numPr>
           <w:ilvl w:val="0"/>
           <w:numId w:val="1001"/>
         </w:numPr>
+      </w:pPr>
+      <w:hyperlink w:anchor="ordering-and-release">
+        <w:r>
+          <w:rPr>
+            <w:rStyle w:val="Hyperlink"/>
+            <w:b/>
+            <w:bCs/>
+          </w:rPr>
+          <w:t xml:space="preserve">Define ordering and release</w:t>
+        </w:r>
+      </w:hyperlink>
+      <w:r>
+        <w:t xml:space="preserve"> </w:t>
+      </w:r>
+      <w:r>
+        <w:t xml:space="preserve">if your application places orders. Decide who owns the catalog and what must happen before release.</w:t>
+      </w:r>
+    </w:p>
+    <w:p>
+      <w:pPr>
         <w:pStyle w:val="Compact"/>
-      </w:pPr>
-      <w:r>
-        <w:t xml:space="preserve">Tests performed in your own facility or at the point of care</w:t>
-      </w:r>
-    </w:p>
-    <w:p>
-      <w:pPr>
         <w:numPr>
           <w:ilvl w:val="0"/>
           <w:numId w:val="1001"/>
         </w:numPr>
+      </w:pPr>
+      <w:hyperlink w:anchor="fulfillment-and-exceptions">
+        <w:r>
+          <w:rPr>
+            <w:rStyle w:val="Hyperlink"/>
+            <w:b/>
+            <w:bCs/>
+          </w:rPr>
+          <w:t xml:space="preserve">Plan fulfillment and exceptions</w:t>
+        </w:r>
+      </w:hyperlink>
+      <w:r>
+        <w:t xml:space="preserve"> </w:t>
+      </w:r>
+      <w:r>
+        <w:t xml:space="preserve">if you coordinate specimen collection, appointments, or incomplete orders.</w:t>
+      </w:r>
+    </w:p>
+    <w:p>
+      <w:pPr>
         <w:pStyle w:val="Compact"/>
-      </w:pPr>
-      <w:r>
-        <w:t xml:space="preserve">Imaging studies performed externally or internally</w:t>
-      </w:r>
-    </w:p>
-    <w:p>
-      <w:pPr>
         <w:numPr>
           <w:ilvl w:val="0"/>
           <w:numId w:val="1001"/>
         </w:numPr>
+      </w:pPr>
+      <w:hyperlink w:anchor="matching-and-displaying-results">
+        <w:r>
+          <w:rPr>
+            <w:rStyle w:val="Hyperlink"/>
+            <w:b/>
+            <w:bCs/>
+          </w:rPr>
+          <w:t xml:space="preserve">Define result matching and display</w:t>
+        </w:r>
+      </w:hyperlink>
+      <w:r>
+        <w:rPr>
+          <w:b/>
+          <w:bCs/>
+        </w:rPr>
+        <w:t xml:space="preserve">.</w:t>
+      </w:r>
+      <w:r>
+        <w:t xml:space="preserve"> </w:t>
+      </w:r>
+      <w:r>
+        <w:t xml:space="preserve">Match results to patients and orders and choose the detail users need. Include image storage, viewers, and context synchronization when displaying diagnostic images.</w:t>
+      </w:r>
+    </w:p>
+    <w:p>
+      <w:pPr>
         <w:pStyle w:val="Compact"/>
-      </w:pPr>
-      <w:r>
-        <w:t xml:space="preserve">A combination</w:t>
+        <w:numPr>
+          <w:ilvl w:val="0"/>
+          <w:numId w:val="1001"/>
+        </w:numPr>
+      </w:pPr>
+      <w:hyperlink w:anchor="review-and-closure">
+        <w:r>
+          <w:rPr>
+            <w:rStyle w:val="Hyperlink"/>
+            <w:b/>
+            <w:bCs/>
+          </w:rPr>
+          <w:t xml:space="preserve">Assign review and closure</w:t>
+        </w:r>
+      </w:hyperlink>
+      <w:r>
+        <w:rPr>
+          <w:b/>
+          <w:bCs/>
+        </w:rPr>
+        <w:t xml:space="preserve">.</w:t>
+      </w:r>
+      <w:r>
+        <w:t xml:space="preserve"> </w:t>
+      </w:r>
+      <w:r>
+        <w:t xml:space="preserve">Define follow-up, access, and responsibility for operational failures.</w:t>
       </w:r>
     </w:p>
     <w:p>
@@ -236,66 +317,175 @@
         <w:pStyle w:val="FirstParagraph"/>
       </w:pPr>
       <w:r>
-        <w:rPr>
-          <w:iCs/>
-          <w:i/>
-        </w:rPr>
-        <w:t xml:space="preserve">Why it matters: laboratory workflows coordinate specimens; imaging workflows usually coordinate appointments and access to reports or images. An internal laboratory also needs catalog and laboratory operations design beyond sending orders.</w:t>
-      </w:r>
-    </w:p>
-    <w:bookmarkEnd w:id="26"/>
-    <w:bookmarkStart w:id="27" w:name="X70a94c51df252398015fdf6d52650dfb3840e47"/>
+        <w:t xml:space="preserve">Results-only applications can focus on connectivity, results, and review; add ordering and fulfillment if you coordinate them. External ordering and internal testing need all five areas. For internal testing, separately scope the system that performs the tests; for lab-only workflows, skip imaging details.</w:t>
+      </w:r>
+    </w:p>
+    <w:p>
+      <w:pPr>
+        <w:pStyle w:val="BodyText"/>
+      </w:pPr>
+      <w:r>
+        <w:t xml:space="preserve">Use the</w:t>
+      </w:r>
+      <w:r>
+        <w:t xml:space="preserve"> </w:t>
+      </w:r>
+      <w:hyperlink w:anchor="before-you-start">
+        <w:r>
+          <w:rPr>
+            <w:rStyle w:val="Hyperlink"/>
+          </w:rPr>
+          <w:t xml:space="preserve">questions below</w:t>
+        </w:r>
+      </w:hyperlink>
+      <w:r>
+        <w:t xml:space="preserve"> </w:t>
+      </w:r>
+      <w:r>
+        <w:t xml:space="preserve">to establish your use case, then follow the relevant sections. Add requirements beyond these examples where needed.</w:t>
+      </w:r>
+    </w:p>
+    <w:bookmarkStart w:id="15" w:name="section-1-use-case-and-participants"/>
+    <w:bookmarkEnd w:id="15"/>
+    <w:bookmarkStart w:id="35" w:name="before-you-start"/>
+    <w:p>
+      <w:pPr>
+        <w:pStyle w:val="Heading2"/>
+      </w:pPr>
+      <w:r>
+        <w:t xml:space="preserve">Before you start</w:t>
+      </w:r>
+    </w:p>
+    <w:bookmarkStart w:id="16" w:name="X51e774995b0313115069012a4d1f1b9cc2dde83"/>
+    <w:bookmarkEnd w:id="16"/>
+    <w:bookmarkStart w:id="17" w:name="Xa6afded0519e8e88b7499bc11f9d8626961bdc1"/>
+    <w:bookmarkEnd w:id="17"/>
+    <w:bookmarkStart w:id="20" w:name="which-diagnostic-services-are-in-scope"/>
     <w:p>
       <w:pPr>
         <w:pStyle w:val="Heading3"/>
       </w:pPr>
       <w:r>
-        <w:t xml:space="preserve">1.2 Which parts of the workflow will your application own?</w:t>
-      </w:r>
-    </w:p>
-    <w:p>
-      <w:pPr>
+        <w:t xml:space="preserve">Which diagnostic services are in scope?</w:t>
+      </w:r>
+    </w:p>
+    <w:p>
+      <w:pPr>
+        <w:pStyle w:val="Compact"/>
         <w:numPr>
           <w:ilvl w:val="0"/>
           <w:numId w:val="1002"/>
         </w:numPr>
+      </w:pPr>
+      <w:r>
+        <w:t xml:space="preserve">Laboratory tests sent to external labs</w:t>
+      </w:r>
+    </w:p>
+    <w:p>
+      <w:pPr>
         <w:pStyle w:val="Compact"/>
-      </w:pPr>
-      <w:r>
-        <w:t xml:space="preserve">Ordering and receiving results</w:t>
-      </w:r>
-    </w:p>
-    <w:p>
-      <w:pPr>
         <w:numPr>
           <w:ilvl w:val="0"/>
           <w:numId w:val="1002"/>
         </w:numPr>
+      </w:pPr>
+      <w:r>
+        <w:t xml:space="preserve">Tests performed in your own facility or at the point of care</w:t>
+      </w:r>
+    </w:p>
+    <w:p>
+      <w:pPr>
         <w:pStyle w:val="Compact"/>
-      </w:pPr>
-      <w:r>
-        <w:t xml:space="preserve">Receiving and reviewing results ordered elsewhere</w:t>
-      </w:r>
-    </w:p>
-    <w:p>
-      <w:pPr>
         <w:numPr>
           <w:ilvl w:val="0"/>
           <w:numId w:val="1002"/>
         </w:numPr>
+      </w:pPr>
+      <w:r>
+        <w:t xml:space="preserve">Imaging studies performed externally or internally</w:t>
+      </w:r>
+    </w:p>
+    <w:p>
+      <w:pPr>
         <w:pStyle w:val="Compact"/>
-      </w:pPr>
-      <w:r>
-        <w:t xml:space="preserve">Coordinating fulfillment of orders created elsewhere</w:t>
-      </w:r>
-    </w:p>
-    <w:p>
-      <w:pPr>
         <w:numPr>
           <w:ilvl w:val="0"/>
           <w:numId w:val="1002"/>
         </w:numPr>
+      </w:pPr>
+      <w:r>
+        <w:t xml:space="preserve">A combination</w:t>
+      </w:r>
+    </w:p>
+    <w:p>
+      <w:pPr>
+        <w:pStyle w:val="FirstParagraph"/>
+      </w:pPr>
+      <w:r>
+        <w:rPr>
+          <w:i/>
+          <w:iCs/>
+        </w:rPr>
+        <w:t xml:space="preserve">Why it matters: laboratory workflows coordinate specimens; imaging workflows usually coordinate appointments and access to reports or images. An internal laboratory also needs catalog and laboratory operations design beyond sending orders.</w:t>
+      </w:r>
+    </w:p>
+    <w:bookmarkStart w:id="18" w:name="Xc6a5afed335a3e604e1b10e2639c3be1dc28ef7"/>
+    <w:bookmarkEnd w:id="18"/>
+    <w:bookmarkStart w:id="19" w:name="X440269689548881faf5e07f5efbdf4f9577afd5"/>
+    <w:bookmarkEnd w:id="19"/>
+    <w:bookmarkEnd w:id="20"/>
+    <w:bookmarkStart w:id="23" w:name="X70a94c51df252398015fdf6d52650dfb3840e47"/>
+    <w:p>
+      <w:pPr>
+        <w:pStyle w:val="Heading3"/>
+      </w:pPr>
+      <w:r>
+        <w:t xml:space="preserve">Which parts of the workflow will your application own?</w:t>
+      </w:r>
+    </w:p>
+    <w:p>
+      <w:pPr>
         <w:pStyle w:val="Compact"/>
+        <w:numPr>
+          <w:ilvl w:val="0"/>
+          <w:numId w:val="1003"/>
+        </w:numPr>
+      </w:pPr>
+      <w:r>
+        <w:t xml:space="preserve">Ordering and receiving results</w:t>
+      </w:r>
+    </w:p>
+    <w:p>
+      <w:pPr>
+        <w:pStyle w:val="Compact"/>
+        <w:numPr>
+          <w:ilvl w:val="0"/>
+          <w:numId w:val="1003"/>
+        </w:numPr>
+      </w:pPr>
+      <w:r>
+        <w:t xml:space="preserve">Receiving and reviewing results ordered elsewhere</w:t>
+      </w:r>
+    </w:p>
+    <w:p>
+      <w:pPr>
+        <w:pStyle w:val="Compact"/>
+        <w:numPr>
+          <w:ilvl w:val="0"/>
+          <w:numId w:val="1003"/>
+        </w:numPr>
+      </w:pPr>
+      <w:r>
+        <w:t xml:space="preserve">Coordinating fulfillment of orders created elsewhere</w:t>
+      </w:r>
+    </w:p>
+    <w:p>
+      <w:pPr>
+        <w:pStyle w:val="Compact"/>
+        <w:numPr>
+          <w:ilvl w:val="0"/>
+          <w:numId w:val="1003"/>
+        </w:numPr>
       </w:pPr>
       <w:r>
         <w:t xml:space="preserve">Performing tests and producing results</w:t>
@@ -307,20 +497,24 @@
       </w:pPr>
       <w:r>
         <w:rPr>
+          <w:i/>
           <w:iCs/>
-          <w:i/>
         </w:rPr>
         <w:t xml:space="preserve">Why it matters: a results-only application needs patient matching and review routing even when it has no original order. An ordering application also needs transmission, cancellation, and outstanding-order tracking.</w:t>
       </w:r>
     </w:p>
-    <w:bookmarkEnd w:id="27"/>
-    <w:bookmarkStart w:id="28" w:name="who-participates-and-who-is-accountable"/>
+    <w:bookmarkStart w:id="21" w:name="Xe2206254eb8aa4c9867f161070d7f746710f826"/>
+    <w:bookmarkEnd w:id="21"/>
+    <w:bookmarkStart w:id="22" w:name="X4b0f2704149ce03c88e3789366b6deaac55a531"/>
+    <w:bookmarkEnd w:id="22"/>
+    <w:bookmarkEnd w:id="23"/>
+    <w:bookmarkStart w:id="26" w:name="who-participates-and-who-is-accountable"/>
     <w:p>
       <w:pPr>
         <w:pStyle w:val="Heading3"/>
       </w:pPr>
       <w:r>
-        <w:t xml:space="preserve">1.3 Who participates, and who is accountable?</w:t>
+        <w:t xml:space="preserve">Who participates, and who is accountable?</w:t>
       </w:r>
     </w:p>
     <w:p>
@@ -337,20 +531,24 @@
       </w:pPr>
       <w:r>
         <w:rPr>
+          <w:i/>
           <w:iCs/>
-          <w:i/>
         </w:rPr>
         <w:t xml:space="preserve">Why it matters: the ordering clinician, performing organization, result reviewer, and follow-up owner may be different people. Unassigned work needs an explicit fallback.</w:t>
       </w:r>
     </w:p>
-    <w:bookmarkEnd w:id="28"/>
-    <w:bookmarkStart w:id="29" w:name="which-systems-are-already-involved"/>
+    <w:bookmarkStart w:id="24" w:name="X9f535456de0ea93bded82d10c382a3e094b8631"/>
+    <w:bookmarkEnd w:id="24"/>
+    <w:bookmarkStart w:id="25" w:name="q4-which-systems-are-already-involved"/>
+    <w:bookmarkEnd w:id="25"/>
+    <w:bookmarkEnd w:id="26"/>
+    <w:bookmarkStart w:id="34" w:name="which-systems-are-already-involved"/>
     <w:p>
       <w:pPr>
         <w:pStyle w:val="Heading3"/>
       </w:pPr>
       <w:r>
-        <w:t xml:space="preserve">1.4 Which systems are already involved?</w:t>
+        <w:t xml:space="preserve">Which systems are already involved?</w:t>
       </w:r>
     </w:p>
     <w:p>
@@ -367,21 +565,35 @@
       </w:pPr>
       <w:r>
         <w:rPr>
+          <w:i/>
           <w:iCs/>
-          <w:i/>
         </w:rPr>
         <w:t xml:space="preserve">Why it matters: the application’s workflow must reflect the capabilities of each connected facility. Connectivity to one laboratory does not establish imaging support or identical behavior across every facility.</w:t>
       </w:r>
     </w:p>
+    <w:bookmarkStart w:id="27" w:name="section-2-approach-defining-decisions"/>
+    <w:bookmarkEnd w:id="27"/>
+    <w:bookmarkStart w:id="28" w:name="scope-checklist"/>
+    <w:bookmarkEnd w:id="28"/>
+    <w:bookmarkStart w:id="29" w:name="section-3-key-decisions"/>
     <w:bookmarkEnd w:id="29"/>
+    <w:bookmarkStart w:id="30" w:name="decisions"/>
     <w:bookmarkEnd w:id="30"/>
-    <w:bookmarkStart w:id="31" w:name="section-2-approach-defining-decisions"/>
+    <w:bookmarkStart w:id="31" w:name="X3eefd00cedadb3d16db8d1251696f6c3e2e1ec0"/>
+    <w:bookmarkEnd w:id="31"/>
+    <w:bookmarkStart w:id="32" w:name="decision-1"/>
+    <w:bookmarkEnd w:id="32"/>
+    <w:bookmarkStart w:id="33" w:name="X4b7d4f6e08809f3e137508a21f431c9271679f1"/>
+    <w:bookmarkEnd w:id="33"/>
+    <w:bookmarkEnd w:id="34"/>
+    <w:bookmarkEnd w:id="35"/>
+    <w:bookmarkStart w:id="44" w:name="how-will-systems-exchange-data"/>
     <w:p>
       <w:pPr>
         <w:pStyle w:val="Heading2"/>
       </w:pPr>
       <w:r>
-        <w:t xml:space="preserve">Section 2: Approach-Defining Decisions</w:t>
+        <w:t xml:space="preserve">How will systems exchange data?</w:t>
       </w:r>
     </w:p>
     <w:p>
@@ -389,60 +601,44 @@
         <w:pStyle w:val="FirstParagraph"/>
       </w:pPr>
       <w:r>
-        <w:t xml:space="preserve">Resolve these choices before selecting components or building interfaces. If a capability is out of scope, skip its detailed section.</w:t>
+        <w:t xml:space="preserve">Choose an integration path for each facility. Confirm ordering, acknowledgments, cancellations, status updates, and result delivery separately; capabilities vary by destination.</w:t>
       </w:r>
     </w:p>
     <w:tbl>
       <w:tblPr>
         <w:tblStyle w:val="Table"/>
         <w:tblW w:w="9360" w:type="dxa"/>
+        <w:tblLayout w:type="fixed"/>
         <w:tblLook w:firstRow="1" w:lastRow="0" w:firstColumn="0" w:lastColumn="0" w:noHBand="0" w:noVBand="0" w:val="0020"/>
-        <w:jc w:val="start"/>
-        <w:tblLayout w:type="fixed"/>
       </w:tblPr>
       <w:tblGrid>
-        <w:gridCol w:w="4066"/>
-        <w:gridCol w:w="3994"/>
-        <w:gridCol w:w="1300"/>
+        <w:gridCol w:w="4338"/>
+        <w:gridCol w:w="5022"/>
       </w:tblGrid>
       <w:tr>
         <w:trPr>
           <w:cantSplit/>
-          <w:tblHeader w:val="true"/>
+          <w:tblHeader w:val="on"/>
         </w:trPr>
         <w:tc>
           <w:tcPr/>
           <w:p>
             <w:pPr>
               <w:pStyle w:val="Compact"/>
-              <w:jc w:val="left"/>
-            </w:pPr>
-            <w:r>
-              <w:t xml:space="preserve">Decision</w:t>
-            </w:r>
-          </w:p>
-        </w:tc>
-        <w:tc>
-          <w:tcPr/>
-          <w:p>
-            <w:pPr>
-              <w:pStyle w:val="Compact"/>
-              <w:jc w:val="left"/>
-            </w:pPr>
-            <w:r>
-              <w:t xml:space="preserve">What changes based on the answer</w:t>
-            </w:r>
-          </w:p>
-        </w:tc>
-        <w:tc>
-          <w:tcPr/>
-          <w:p>
-            <w:pPr>
-              <w:pStyle w:val="Compact"/>
-              <w:jc w:val="left"/>
-            </w:pPr>
-            <w:r>
-              <w:t xml:space="preserve">Details</w:t>
+            </w:pPr>
+            <w:r>
+              <w:t xml:space="preserve">Situation</w:t>
+            </w:r>
+          </w:p>
+        </w:tc>
+        <w:tc>
+          <w:tcPr/>
+          <w:p>
+            <w:pPr>
+              <w:pStyle w:val="Compact"/>
+            </w:pPr>
+            <w:r>
+              <w:t xml:space="preserve">Approach and downstream implications</w:t>
             </w:r>
           </w:p>
         </w:tc>
@@ -456,34 +652,34 @@
           <w:p>
             <w:pPr>
               <w:pStyle w:val="Compact"/>
-              <w:jc w:val="left"/>
-            </w:pPr>
-            <w:r>
-              <w:t xml:space="preserve">External integration, internal fulfillment, or results only?</w:t>
-            </w:r>
-          </w:p>
-        </w:tc>
-        <w:tc>
-          <w:tcPr/>
-          <w:p>
-            <w:pPr>
-              <w:pStyle w:val="Compact"/>
-              <w:jc w:val="left"/>
-            </w:pPr>
-            <w:r>
-              <w:t xml:space="preserve">Connectivity, write authority, and whether local originating orders exist</w:t>
-            </w:r>
-          </w:p>
-        </w:tc>
-        <w:tc>
-          <w:tcPr/>
-          <w:p>
-            <w:pPr>
-              <w:pStyle w:val="Compact"/>
-              <w:jc w:val="left"/>
-            </w:pPr>
-            <w:r>
-              <w:t xml:space="preserve">3.1</w:t>
+            </w:pPr>
+            <w:r>
+              <w:t xml:space="preserve">Medplum Health Gorilla integration</w:t>
+            </w:r>
+          </w:p>
+        </w:tc>
+        <w:tc>
+          <w:tcPr/>
+          <w:p>
+            <w:pPr>
+              <w:pStyle w:val="Compact"/>
+            </w:pPr>
+            <w:r>
+              <w:t xml:space="preserve">Adopt its order profiles, send/receive Bots, and account requirements. Confirm facility coverage and assign integration exception ownership. See</w:t>
+            </w:r>
+            <w:r>
+              <w:t xml:space="preserve"> </w:t>
+            </w:r>
+            <w:hyperlink r:id="rId36">
+              <w:r>
+                <w:rPr>
+                  <w:rStyle w:val="Hyperlink"/>
+                </w:rPr>
+                <w:t xml:space="preserve">Health Gorilla</w:t>
+              </w:r>
+            </w:hyperlink>
+            <w:r>
+              <w:t xml:space="preserve">.</w:t>
             </w:r>
           </w:p>
         </w:tc>
@@ -497,34 +693,34 @@
           <w:p>
             <w:pPr>
               <w:pStyle w:val="Compact"/>
-              <w:jc w:val="left"/>
-            </w:pPr>
-            <w:r>
-              <w:t xml:space="preserve">Vendor menu or internally maintained catalog?</w:t>
-            </w:r>
-          </w:p>
-        </w:tc>
-        <w:tc>
-          <w:tcPr/>
-          <w:p>
-            <w:pPr>
-              <w:pStyle w:val="Compact"/>
-              <w:jc w:val="left"/>
-            </w:pPr>
-            <w:r>
-              <w:t xml:space="preserve">Catalog ownership, order codes, grouping, and maintenance</w:t>
-            </w:r>
-          </w:p>
-        </w:tc>
-        <w:tc>
-          <w:tcPr/>
-          <w:p>
-            <w:pPr>
-              <w:pStyle w:val="Compact"/>
-              <w:jc w:val="left"/>
-            </w:pPr>
-            <w:r>
-              <w:t xml:space="preserve">3.2</w:t>
+            </w:pPr>
+            <w:r>
+              <w:t xml:space="preserve">Direct lab or imaging interface</w:t>
+            </w:r>
+          </w:p>
+        </w:tc>
+        <w:tc>
+          <w:tcPr/>
+          <w:p>
+            <w:pPr>
+              <w:pStyle w:val="Compact"/>
+            </w:pPr>
+            <w:r>
+              <w:t xml:space="preserve">Own the HL7v2 or API mapping, identifiers, acknowledgments, corrections, and recovery in each supported direction. See</w:t>
+            </w:r>
+            <w:r>
+              <w:t xml:space="preserve"> </w:t>
+            </w:r>
+            <w:hyperlink r:id="rId37">
+              <w:r>
+                <w:rPr>
+                  <w:rStyle w:val="Hyperlink"/>
+                </w:rPr>
+                <w:t xml:space="preserve">HL7 interfacing</w:t>
+              </w:r>
+            </w:hyperlink>
+            <w:r>
+              <w:t xml:space="preserve">.</w:t>
             </w:r>
           </w:p>
         </w:tc>
@@ -538,34 +734,20 @@
           <w:p>
             <w:pPr>
               <w:pStyle w:val="Compact"/>
-              <w:jc w:val="left"/>
-            </w:pPr>
-            <w:r>
-              <w:t xml:space="preserve">Clinician orders directly or staff prepare for authorization?</w:t>
-            </w:r>
-          </w:p>
-        </w:tc>
-        <w:tc>
-          <w:tcPr/>
-          <w:p>
-            <w:pPr>
-              <w:pStyle w:val="Compact"/>
-              <w:jc w:val="left"/>
-            </w:pPr>
-            <w:r>
-              <w:t xml:space="preserve">Draft/release workflow, required information, and permissions</w:t>
-            </w:r>
-          </w:p>
-        </w:tc>
-        <w:tc>
-          <w:tcPr/>
-          <w:p>
-            <w:pPr>
-              <w:pStyle w:val="Compact"/>
-              <w:jc w:val="left"/>
-            </w:pPr>
-            <w:r>
-              <w:t xml:space="preserve">3.3</w:t>
+            </w:pPr>
+            <w:r>
+              <w:t xml:space="preserve">Internal testing</w:t>
+            </w:r>
+          </w:p>
+        </w:tc>
+        <w:tc>
+          <w:tcPr/>
+          <w:p>
+            <w:pPr>
+              <w:pStyle w:val="Compact"/>
+            </w:pPr>
+            <w:r>
+              <w:t xml:space="preserve">Create operational orders and results in your application; define which laboratory or imaging system owns performance and reporting.</w:t>
             </w:r>
           </w:p>
         </w:tc>
@@ -579,34 +761,20 @@
           <w:p>
             <w:pPr>
               <w:pStyle w:val="Compact"/>
-              <w:jc w:val="left"/>
-            </w:pPr>
-            <w:r>
-              <w:t xml:space="preserve">On-site collection, external collection, home kit, or imaging?</w:t>
-            </w:r>
-          </w:p>
-        </w:tc>
-        <w:tc>
-          <w:tcPr/>
-          <w:p>
-            <w:pPr>
-              <w:pStyle w:val="Compact"/>
-              <w:jc w:val="left"/>
-            </w:pPr>
-            <w:r>
-              <w:t xml:space="preserve">Specimen tracking, logistics, and appointment coordination</w:t>
-            </w:r>
-          </w:p>
-        </w:tc>
-        <w:tc>
-          <w:tcPr/>
-          <w:p>
-            <w:pPr>
-              <w:pStyle w:val="Compact"/>
-              <w:jc w:val="left"/>
-            </w:pPr>
-            <w:r>
-              <w:t xml:space="preserve">3.4</w:t>
+            </w:pPr>
+            <w:r>
+              <w:t xml:space="preserve">Requisition or manual handoff</w:t>
+            </w:r>
+          </w:p>
+        </w:tc>
+        <w:tc>
+          <w:tcPr/>
+          <w:p>
+            <w:pPr>
+              <w:pStyle w:val="Compact"/>
+            </w:pPr>
+            <w:r>
+              <w:t xml:space="preserve">Track handoff and acceptance separately, with an owner to reconcile completion. A generated requisition does not establish acceptance.</w:t>
             </w:r>
           </w:p>
         </w:tc>
@@ -620,429 +788,65 @@
           <w:p>
             <w:pPr>
               <w:pStyle w:val="Compact"/>
-              <w:jc w:val="left"/>
-            </w:pPr>
-            <w:r>
-              <w:t xml:space="preserve">Can the destination amend, cancel, and support recurring orders?</w:t>
-            </w:r>
-          </w:p>
-        </w:tc>
-        <w:tc>
-          <w:tcPr/>
-          <w:p>
-            <w:pPr>
-              <w:pStyle w:val="Compact"/>
-              <w:jc w:val="left"/>
-            </w:pPr>
-            <w:r>
-              <w:t xml:space="preserve">Replacement orders, acknowledgment tracking, and occurrence tracking</w:t>
-            </w:r>
-          </w:p>
-        </w:tc>
-        <w:tc>
-          <w:tcPr/>
-          <w:p>
-            <w:pPr>
-              <w:pStyle w:val="Compact"/>
-              <w:jc w:val="left"/>
-            </w:pPr>
-            <w:r>
-              <w:t xml:space="preserve">3.5</w:t>
-            </w:r>
-          </w:p>
-        </w:tc>
-      </w:tr>
-      <w:tr>
-        <w:trPr>
-          <w:cantSplit/>
-        </w:trPr>
-        <w:tc>
-          <w:tcPr/>
-          <w:p>
-            <w:pPr>
-              <w:pStyle w:val="Compact"/>
-              <w:jc w:val="left"/>
-            </w:pPr>
-            <w:r>
-              <w:t xml:space="preserve">Matched results only or unsolicited results too?</w:t>
-            </w:r>
-          </w:p>
-        </w:tc>
-        <w:tc>
-          <w:tcPr/>
-          <w:p>
-            <w:pPr>
-              <w:pStyle w:val="Compact"/>
-              <w:jc w:val="left"/>
-            </w:pPr>
-            <w:r>
-              <w:t xml:space="preserve">Identity resolution, exception ownership, and backfill</w:t>
-            </w:r>
-          </w:p>
-        </w:tc>
-        <w:tc>
-          <w:tcPr/>
-          <w:p>
-            <w:pPr>
-              <w:pStyle w:val="Compact"/>
-              <w:jc w:val="left"/>
-            </w:pPr>
-            <w:r>
-              <w:t xml:space="preserve">3.6</w:t>
-            </w:r>
-          </w:p>
-        </w:tc>
-      </w:tr>
-      <w:tr>
-        <w:trPr>
-          <w:cantSplit/>
-        </w:trPr>
-        <w:tc>
-          <w:tcPr/>
-          <w:p>
-            <w:pPr>
-              <w:pStyle w:val="Compact"/>
-              <w:jc w:val="left"/>
-            </w:pPr>
-            <w:r>
-              <w:t xml:space="preserve">Structured values, original documents, or diagnostic images?</w:t>
-            </w:r>
-          </w:p>
-        </w:tc>
-        <w:tc>
-          <w:tcPr/>
-          <w:p>
-            <w:pPr>
-              <w:pStyle w:val="Compact"/>
-              <w:jc w:val="left"/>
-            </w:pPr>
-            <w:r>
-              <w:t xml:space="preserve">Result modeling, trends, extraction, and viewer integration</w:t>
-            </w:r>
-          </w:p>
-        </w:tc>
-        <w:tc>
-          <w:tcPr/>
-          <w:p>
-            <w:pPr>
-              <w:pStyle w:val="Compact"/>
-              <w:jc w:val="left"/>
-            </w:pPr>
-            <w:r>
-              <w:t xml:space="preserve">3.7</w:t>
-            </w:r>
-          </w:p>
-        </w:tc>
-      </w:tr>
-      <w:tr>
-        <w:trPr>
-          <w:cantSplit/>
-        </w:trPr>
-        <w:tc>
-          <w:tcPr/>
-          <w:p>
-            <w:pPr>
-              <w:pStyle w:val="Compact"/>
-              <w:jc w:val="left"/>
-            </w:pPr>
-            <w:r>
-              <w:t xml:space="preserve">Who reviews, communicates, and follows up?</w:t>
-            </w:r>
-          </w:p>
-        </w:tc>
-        <w:tc>
-          <w:tcPr/>
-          <w:p>
-            <w:pPr>
-              <w:pStyle w:val="Compact"/>
-              <w:jc w:val="left"/>
-            </w:pPr>
-            <w:r>
-              <w:t xml:space="preserve">Review queues, coverage, escalation, and closure rules</w:t>
-            </w:r>
-          </w:p>
-        </w:tc>
-        <w:tc>
-          <w:tcPr/>
-          <w:p>
-            <w:pPr>
-              <w:pStyle w:val="Compact"/>
-              <w:jc w:val="left"/>
-            </w:pPr>
-            <w:r>
-              <w:t xml:space="preserve">3.8</w:t>
-            </w:r>
-          </w:p>
-        </w:tc>
-      </w:tr>
-      <w:tr>
-        <w:trPr>
-          <w:cantSplit/>
-        </w:trPr>
-        <w:tc>
-          <w:tcPr/>
-          <w:p>
-            <w:pPr>
-              <w:pStyle w:val="Compact"/>
-              <w:jc w:val="left"/>
-            </w:pPr>
-            <w:r>
-              <w:t xml:space="preserve">Which teams share access and operational responsibility?</w:t>
-            </w:r>
-          </w:p>
-        </w:tc>
-        <w:tc>
-          <w:tcPr/>
-          <w:p>
-            <w:pPr>
-              <w:pStyle w:val="Compact"/>
-              <w:jc w:val="left"/>
-            </w:pPr>
-            <w:r>
-              <w:t xml:space="preserve">Memberships, policies, and exception queues</w:t>
-            </w:r>
-          </w:p>
-        </w:tc>
-        <w:tc>
-          <w:tcPr/>
-          <w:p>
-            <w:pPr>
-              <w:pStyle w:val="Compact"/>
-              <w:jc w:val="left"/>
-            </w:pPr>
-            <w:r>
-              <w:t xml:space="preserve">3.9</w:t>
+            </w:pPr>
+            <w:r>
+              <w:t xml:space="preserve">Results only</w:t>
+            </w:r>
+          </w:p>
+        </w:tc>
+        <w:tc>
+          <w:tcPr/>
+          <w:p>
+            <w:pPr>
+              <w:pStyle w:val="Compact"/>
+            </w:pPr>
+            <w:r>
+              <w:t xml:space="preserve">Preserve source identifiers and support reports without local originating orders. Build patient matching and review routing (</w:t>
+            </w:r>
+            <w:hyperlink w:anchor="X5d4a924513f192b7a6dc66dfb0feaf63ede08db">
+              <w:r>
+                <w:rPr>
+                  <w:rStyle w:val="Hyperlink"/>
+                </w:rPr>
+                <w:t xml:space="preserve">Result matching</w:t>
+              </w:r>
+            </w:hyperlink>
+            <w:r>
+              <w:t xml:space="preserve">,</w:t>
+            </w:r>
+            <w:r>
+              <w:t xml:space="preserve"> </w:t>
+            </w:r>
+            <w:hyperlink w:anchor="Xfe46f915419106c1b49f09445edb20291756595">
+              <w:r>
+                <w:rPr>
+                  <w:rStyle w:val="Hyperlink"/>
+                </w:rPr>
+                <w:t xml:space="preserve">Result display</w:t>
+              </w:r>
+            </w:hyperlink>
+            <w:r>
+              <w:t xml:space="preserve">,</w:t>
+            </w:r>
+            <w:r>
+              <w:t xml:space="preserve"> </w:t>
+            </w:r>
+            <w:hyperlink w:anchor="Xdef0a52060b3305c16642c5fe6ea1d75f89b596">
+              <w:r>
+                <w:rPr>
+                  <w:rStyle w:val="Hyperlink"/>
+                </w:rPr>
+                <w:t xml:space="preserve">Review and follow-up</w:t>
+              </w:r>
+            </w:hyperlink>
+            <w:r>
+              <w:t xml:space="preserve">).</w:t>
             </w:r>
           </w:p>
         </w:tc>
       </w:tr>
     </w:tbl>
-    <w:bookmarkEnd w:id="31"/>
-    <w:bookmarkStart w:id="68" w:name="section-3-key-decisions"/>
-    <w:p>
-      <w:pPr>
-        <w:pStyle w:val="Heading2"/>
-      </w:pPr>
-      <w:r>
-        <w:t xml:space="preserve">Section 3: Key Decisions</w:t>
-      </w:r>
-    </w:p>
-    <w:bookmarkStart w:id="38" w:name="Xa47a2fc0cd33e7c752c100011e90129e1ece10a"/>
-    <w:p>
-      <w:pPr>
-        <w:pStyle w:val="Heading3"/>
-      </w:pPr>
-      <w:r>
-        <w:t xml:space="preserve">3.1 How will orders and results cross system boundaries?</w:t>
-      </w:r>
-    </w:p>
-    <w:p>
-      <w:pPr>
-        <w:pStyle w:val="FirstParagraph"/>
-      </w:pPr>
-      <w:r>
-        <w:rPr>
-          <w:bCs/>
-          <w:b/>
-        </w:rPr>
-        <w:t xml:space="preserve">Questions:</w:t>
-      </w:r>
-      <w:r>
-        <w:t xml:space="preserve"> </w:t>
-      </w:r>
-      <w:r>
-        <w:t xml:space="preserve">Which facilities must be supported at launch? Is electronic ordering required, or is a requisition sufficient? Can the interface return acknowledgments and status updates? Who handles setup and exceptions?</w:t>
-      </w:r>
-    </w:p>
-    <w:tbl>
-      <w:tblPr>
-        <w:tblStyle w:val="Table"/>
-        <w:tblW w:w="9360" w:type="dxa"/>
-        <w:tblLook w:firstRow="1" w:lastRow="0" w:firstColumn="0" w:lastColumn="0" w:noHBand="0" w:noVBand="0" w:val="0020"/>
-        <w:jc w:val="start"/>
-        <w:tblLayout w:type="fixed"/>
-      </w:tblPr>
-      <w:tblGrid>
-        <w:gridCol w:w="4574"/>
-        <w:gridCol w:w="4786"/>
-      </w:tblGrid>
-      <w:tr>
-        <w:trPr>
-          <w:cantSplit/>
-          <w:tblHeader w:val="true"/>
-        </w:trPr>
-        <w:tc>
-          <w:tcPr/>
-          <w:p>
-            <w:pPr>
-              <w:pStyle w:val="Compact"/>
-              <w:jc w:val="left"/>
-            </w:pPr>
-            <w:r>
-              <w:t xml:space="preserve">Situation</w:t>
-            </w:r>
-          </w:p>
-        </w:tc>
-        <w:tc>
-          <w:tcPr/>
-          <w:p>
-            <w:pPr>
-              <w:pStyle w:val="Compact"/>
-              <w:jc w:val="left"/>
-            </w:pPr>
-            <w:r>
-              <w:t xml:space="preserve">Recommended approach</w:t>
-            </w:r>
-          </w:p>
-        </w:tc>
-      </w:tr>
-      <w:tr>
-        <w:trPr>
-          <w:cantSplit/>
-        </w:trPr>
-        <w:tc>
-          <w:tcPr/>
-          <w:p>
-            <w:pPr>
-              <w:pStyle w:val="Compact"/>
-              <w:jc w:val="left"/>
-            </w:pPr>
-            <w:r>
-              <w:t xml:space="preserve">Using the Medplum Health Gorilla integration</w:t>
-            </w:r>
-          </w:p>
-        </w:tc>
-        <w:tc>
-          <w:tcPr/>
-          <w:p>
-            <w:pPr>
-              <w:pStyle w:val="Compact"/>
-              <w:jc w:val="left"/>
-            </w:pPr>
-            <w:r>
-              <w:t xml:space="preserve">Follow its onboarding, order profiles, send/receive Bots, and account requirements. Confirm the needed facilities and capabilities before committing the workflow.</w:t>
-            </w:r>
-          </w:p>
-        </w:tc>
-      </w:tr>
-      <w:tr>
-        <w:trPr>
-          <w:cantSplit/>
-        </w:trPr>
-        <w:tc>
-          <w:tcPr/>
-          <w:p>
-            <w:pPr>
-              <w:pStyle w:val="Compact"/>
-              <w:jc w:val="left"/>
-            </w:pPr>
-            <w:r>
-              <w:t xml:space="preserve">Connecting directly to a lab or imaging facility</w:t>
-            </w:r>
-          </w:p>
-        </w:tc>
-        <w:tc>
-          <w:tcPr/>
-          <w:p>
-            <w:pPr>
-              <w:pStyle w:val="Compact"/>
-              <w:jc w:val="left"/>
-            </w:pPr>
-            <w:r>
-              <w:t xml:space="preserve">Scope the HL7v2 or API interface in both directions, including identifiers, acknowledgments, corrections, cancellations, and recovery.</w:t>
-            </w:r>
-          </w:p>
-        </w:tc>
-      </w:tr>
-      <w:tr>
-        <w:trPr>
-          <w:cantSplit/>
-        </w:trPr>
-        <w:tc>
-          <w:tcPr/>
-          <w:p>
-            <w:pPr>
-              <w:pStyle w:val="Compact"/>
-              <w:jc w:val="left"/>
-            </w:pPr>
-            <w:r>
-              <w:t xml:space="preserve">Performing tests internally</w:t>
-            </w:r>
-          </w:p>
-        </w:tc>
-        <w:tc>
-          <w:tcPr/>
-          <w:p>
-            <w:pPr>
-              <w:pStyle w:val="Compact"/>
-              <w:jc w:val="left"/>
-            </w:pPr>
-            <w:r>
-              <w:t xml:space="preserve">Create the operational FHIR resources through your application; separately scope the laboratory or imaging system that performs and reports the work.</w:t>
-            </w:r>
-          </w:p>
-        </w:tc>
-      </w:tr>
-      <w:tr>
-        <w:trPr>
-          <w:cantSplit/>
-        </w:trPr>
-        <w:tc>
-          <w:tcPr/>
-          <w:p>
-            <w:pPr>
-              <w:pStyle w:val="Compact"/>
-              <w:jc w:val="left"/>
-            </w:pPr>
-            <w:r>
-              <w:t xml:space="preserve">Requisition or manual handoff</w:t>
-            </w:r>
-          </w:p>
-        </w:tc>
-        <w:tc>
-          <w:tcPr/>
-          <w:p>
-            <w:pPr>
-              <w:pStyle w:val="Compact"/>
-              <w:jc w:val="left"/>
-            </w:pPr>
-            <w:r>
-              <w:t xml:space="preserve">Track who handed off the order and how completion will be reconciled. Producing a document does not establish that the facility accepted the order.</w:t>
-            </w:r>
-          </w:p>
-        </w:tc>
-      </w:tr>
-      <w:tr>
-        <w:trPr>
-          <w:cantSplit/>
-        </w:trPr>
-        <w:tc>
-          <w:tcPr/>
-          <w:p>
-            <w:pPr>
-              <w:pStyle w:val="Compact"/>
-              <w:jc w:val="left"/>
-            </w:pPr>
-            <w:r>
-              <w:t xml:space="preserve">Receiving results only</w:t>
-            </w:r>
-          </w:p>
-        </w:tc>
-        <w:tc>
-          <w:tcPr/>
-          <w:p>
-            <w:pPr>
-              <w:pStyle w:val="Compact"/>
-              <w:jc w:val="left"/>
-            </w:pPr>
-            <w:r>
-              <w:t xml:space="preserve">Start with patient matching, source identifiers, and review ownership. Allow results without a local originating order.</w:t>
-            </w:r>
-          </w:p>
-        </w:tc>
-      </w:tr>
-    </w:tbl>
-    <w:bookmarkStart w:id="37" w:name="do-you-need-an-on-site-protocol-bridge"/>
+    <w:bookmarkStart w:id="43" w:name="do-you-need-an-on-site-protocol-bridge"/>
     <w:p>
       <w:pPr>
         <w:pStyle w:val="Heading4"/>
@@ -1053,18 +857,18 @@
     </w:p>
     <w:p>
       <w:pPr>
+        <w:pStyle w:val="Compact"/>
         <w:numPr>
           <w:ilvl w:val="0"/>
-          <w:numId w:val="1003"/>
+          <w:numId w:val="1004"/>
         </w:numPr>
-        <w:pStyle w:val="Compact"/>
       </w:pPr>
       <w:r>
         <w:rPr>
+          <w:b/>
           <w:bCs/>
-          <w:b/>
         </w:rPr>
-        <w:t xml:space="preserve">Devices or systems use HL7/MLLP, ASTM, or DICOM inside a facility network:</w:t>
+        <w:t xml:space="preserve">Local HL7/MLLP, ASTM, or DICOM equipment:</w:t>
       </w:r>
       <w:r>
         <w:t xml:space="preserve"> </w:t>
@@ -1075,7 +879,7 @@
       <w:r>
         <w:t xml:space="preserve"> </w:t>
       </w:r>
-      <w:hyperlink r:id="rId32">
+      <w:hyperlink r:id="rId38">
         <w:r>
           <w:rPr>
             <w:rStyle w:val="Hyperlink"/>
@@ -1087,112 +891,60 @@
         <w:t xml:space="preserve"> </w:t>
       </w:r>
       <w:r>
-        <w:t xml:space="preserve">to bridge supported local protocols to Medplum. Assign an owner for the host, channel configuration, connectivity, and recovery. Bots handle workflow-specific mapping and reconciliation; transporting a message does not establish that its patient, order, or result was matched correctly.</w:t>
-      </w:r>
-    </w:p>
-    <w:p>
-      <w:pPr>
-        <w:numPr>
-          <w:ilvl w:val="0"/>
-          <w:numId w:val="1003"/>
-        </w:numPr>
-        <w:pStyle w:val="Compact"/>
-      </w:pPr>
-      <w:r>
-        <w:rPr>
-          <w:bCs/>
-          <w:b/>
-        </w:rPr>
-        <w:t xml:space="preserve">Imaging equipment sends DICOM C-STORE:</w:t>
-      </w:r>
-      <w:r>
-        <w:t xml:space="preserve"> </w:t>
-      </w:r>
-      <w:r>
-        <w:t xml:space="preserve">Use the Agent’s</w:t>
-      </w:r>
-      <w:r>
-        <w:t xml:space="preserve"> </w:t>
-      </w:r>
-      <w:hyperlink r:id="rId33">
+        <w:t xml:space="preserve">for supported protocols. Your team operates the local host and connectivity, and implements workflow mapping and reconciliation. For imaging, follow the</w:t>
+      </w:r>
+      <w:r>
+        <w:t xml:space="preserve"> </w:t>
+      </w:r>
+      <w:hyperlink r:id="rId39">
         <w:r>
           <w:rPr>
             <w:rStyle w:val="Hyperlink"/>
           </w:rPr>
-          <w:t xml:space="preserve">DICOM channel</w:t>
+          <w:t xml:space="preserve">DICOM channel setup</w:t>
         </w:r>
       </w:hyperlink>
       <w:r>
-        <w:t xml:space="preserve">. Select</w:t>
-      </w:r>
-      <w:r>
-        <w:t xml:space="preserve"> </w:t>
-      </w:r>
-      <w:r>
-        <w:rPr>
-          <w:rStyle w:val="VerbatimChar"/>
-        </w:rPr>
-        <w:t xml:space="preserve">storage=dicomweb</w:t>
-      </w:r>
-      <w:r>
-        <w:t xml:space="preserve"> </w:t>
-      </w:r>
-      <w:r>
-        <w:t xml:space="preserve">to populate Medplum’s DICOM resources for viewing, and check the documented server/Agent version requirements. The default</w:t>
-      </w:r>
-      <w:r>
-        <w:t xml:space="preserve"> </w:t>
-      </w:r>
-      <w:r>
-        <w:rPr>
-          <w:rStyle w:val="VerbatimChar"/>
-        </w:rPr>
-        <w:t xml:space="preserve">binary</w:t>
-      </w:r>
-      <w:r>
-        <w:t xml:space="preserve"> </w:t>
-      </w:r>
-      <w:r>
-        <w:t xml:space="preserve">mode stores files for Bot processing and does not populate that imaging model.</w:t>
-      </w:r>
-    </w:p>
-    <w:p>
-      <w:pPr>
+        <w:t xml:space="preserve">.</w:t>
+      </w:r>
+    </w:p>
+    <w:p>
+      <w:pPr>
+        <w:pStyle w:val="Compact"/>
         <w:numPr>
           <w:ilvl w:val="0"/>
-          <w:numId w:val="1003"/>
+          <w:numId w:val="1004"/>
         </w:numPr>
-        <w:pStyle w:val="Compact"/>
       </w:pPr>
       <w:r>
         <w:rPr>
+          <w:b/>
           <w:bCs/>
-          <w:b/>
         </w:rPr>
-        <w:t xml:space="preserve">The source already supports HTTPS APIs or DICOMweb:</w:t>
-      </w:r>
-      <w:r>
-        <w:t xml:space="preserve"> </w:t>
-      </w:r>
-      <w:r>
-        <w:t xml:space="preserve">Integrate directly; an Agent is not required solely because the data is diagnostic. DICOMweb sources can send studies through STOW-RS. The</w:t>
-      </w:r>
-      <w:r>
-        <w:t xml:space="preserve"> </w:t>
-      </w:r>
-      <w:hyperlink r:id="rId34">
+        <w:t xml:space="preserve">HTTPS API or DICOMweb source:</w:t>
+      </w:r>
+      <w:r>
+        <w:t xml:space="preserve"> </w:t>
+      </w:r>
+      <w:r>
+        <w:t xml:space="preserve">Connect directly without an Agent. Your integration still owns mapping, reconciliation, and recovery. See the</w:t>
+      </w:r>
+      <w:r>
+        <w:t xml:space="preserve"> </w:t>
+      </w:r>
+      <w:hyperlink r:id="rId40">
         <w:r>
           <w:rPr>
             <w:rStyle w:val="Hyperlink"/>
           </w:rPr>
-          <w:t xml:space="preserve">Medplum CLI</w:t>
+          <w:t xml:space="preserve">DICOMweb API</w:t>
         </w:r>
       </w:hyperlink>
       <w:r>
         <w:t xml:space="preserve"> </w:t>
       </w:r>
       <w:r>
-        <w:t xml:space="preserve">also supports file/directory uploads for testing or controlled imports.</w:t>
+        <w:t xml:space="preserve">for image ingestion.</w:t>
       </w:r>
     </w:p>
     <w:p>
@@ -1200,64 +952,35 @@
         <w:pStyle w:val="FirstParagraph"/>
       </w:pPr>
       <w:r>
-        <w:rPr>
-          <w:bCs/>
-          <w:b/>
-        </w:rPr>
-        <w:t xml:space="preserve">Decide before building:</w:t>
-      </w:r>
-      <w:r>
-        <w:t xml:space="preserve"> </w:t>
-      </w:r>
-      <w:r>
-        <w:t xml:space="preserve">Name the authoritative system for the order, fulfillment status, and report. Define which updates may flow back into each system.</w:t>
-      </w:r>
-    </w:p>
-    <w:p>
-      <w:pPr>
-        <w:pStyle w:val="BodyText"/>
-      </w:pPr>
-      <w:r>
-        <w:t xml:space="preserve">References:</w:t>
-      </w:r>
-      <w:r>
-        <w:t xml:space="preserve"> </w:t>
-      </w:r>
-      <w:hyperlink r:id="rId35">
-        <w:r>
-          <w:rPr>
-            <w:rStyle w:val="Hyperlink"/>
-          </w:rPr>
-          <w:t xml:space="preserve">Health Gorilla</w:t>
-        </w:r>
-      </w:hyperlink>
-      <w:r>
-        <w:t xml:space="preserve">,</w:t>
-      </w:r>
-      <w:r>
-        <w:t xml:space="preserve"> </w:t>
-      </w:r>
-      <w:hyperlink r:id="rId36">
-        <w:r>
-          <w:rPr>
-            <w:rStyle w:val="Hyperlink"/>
-          </w:rPr>
-          <w:t xml:space="preserve">HL7 interfacing</w:t>
-        </w:r>
-      </w:hyperlink>
-      <w:r>
-        <w:t xml:space="preserve">.</w:t>
-      </w:r>
-    </w:p>
-    <w:bookmarkEnd w:id="37"/>
-    <w:bookmarkEnd w:id="38"/>
-    <w:bookmarkStart w:id="42" w:name="X43169dc775503d406b3f301041d1d5fb0fd4978"/>
+        <w:t xml:space="preserve">Name the authoritative system for the order, fulfillment status, and report, and define which updates may flow back.</w:t>
+      </w:r>
+    </w:p>
+    <w:bookmarkStart w:id="41" w:name="decision-2"/>
+    <w:bookmarkEnd w:id="41"/>
+    <w:bookmarkStart w:id="42" w:name="Xe1ffee124d0efd5801a7ba97bfd295368333674"/>
+    <w:bookmarkEnd w:id="42"/>
+    <w:bookmarkEnd w:id="43"/>
+    <w:bookmarkEnd w:id="44"/>
+    <w:bookmarkStart w:id="58" w:name="ordering-and-release"/>
+    <w:p>
+      <w:pPr>
+        <w:pStyle w:val="Heading2"/>
+      </w:pPr>
+      <w:r>
+        <w:t xml:space="preserve">Ordering and release</w:t>
+      </w:r>
+    </w:p>
+    <w:bookmarkStart w:id="45" w:name="Xa236c12688740d701d35e3062883e7f0b2988e9"/>
+    <w:bookmarkEnd w:id="45"/>
+    <w:bookmarkStart w:id="46" w:name="Xfad21dcec0c4545ff544738d3b86176befbdaf4"/>
+    <w:bookmarkEnd w:id="46"/>
+    <w:bookmarkStart w:id="53" w:name="X43169dc775503d406b3f301041d1d5fb0fd4978"/>
     <w:p>
       <w:pPr>
         <w:pStyle w:val="Heading3"/>
       </w:pPr>
       <w:r>
-        <w:t xml:space="preserve">3.2 What can clinicians order, and who maintains the menu?</w:t>
+        <w:t xml:space="preserve">What can clinicians order, and who maintains the menu?</w:t>
       </w:r>
     </w:p>
     <w:p>
@@ -1265,57 +988,53 @@
         <w:pStyle w:val="FirstParagraph"/>
       </w:pPr>
       <w:r>
-        <w:rPr>
-          <w:bCs/>
-          <w:b/>
-        </w:rPr>
-        <w:t xml:space="preserve">Questions:</w:t>
-      </w:r>
-      <w:r>
-        <w:t xml:space="preserve"> </w:t>
-      </w:r>
-      <w:r>
-        <w:t xml:space="preserve">Are tests selected from a performing lab’s menu or an internally curated catalog? Are panels ordered as a unit? Do visit templates offer common order sets? Who maintains codes and required questions when a vendor changes its menu?</w:t>
+        <w:t xml:space="preserve">First choose who owns the catalog, then decide how selections become patient-specific orders.</w:t>
+      </w:r>
+    </w:p>
+    <w:bookmarkStart w:id="48" w:name="who-owns-the-catalog"/>
+    <w:p>
+      <w:pPr>
+        <w:pStyle w:val="Heading4"/>
+      </w:pPr>
+      <w:r>
+        <w:t xml:space="preserve">Who owns the catalog?</w:t>
       </w:r>
     </w:p>
     <w:tbl>
       <w:tblPr>
         <w:tblStyle w:val="Table"/>
         <w:tblW w:w="9360" w:type="dxa"/>
+        <w:tblLayout w:type="fixed"/>
         <w:tblLook w:firstRow="1" w:lastRow="0" w:firstColumn="0" w:lastColumn="0" w:noHBand="0" w:noVBand="0" w:val="0020"/>
-        <w:jc w:val="start"/>
-        <w:tblLayout w:type="fixed"/>
       </w:tblPr>
       <w:tblGrid>
-        <w:gridCol w:w="4444"/>
-        <w:gridCol w:w="4916"/>
+        <w:gridCol w:w="3978"/>
+        <w:gridCol w:w="5382"/>
       </w:tblGrid>
       <w:tr>
         <w:trPr>
           <w:cantSplit/>
-          <w:tblHeader w:val="true"/>
+          <w:tblHeader w:val="on"/>
         </w:trPr>
         <w:tc>
           <w:tcPr/>
           <w:p>
             <w:pPr>
               <w:pStyle w:val="Compact"/>
-              <w:jc w:val="left"/>
-            </w:pPr>
-            <w:r>
-              <w:t xml:space="preserve">Situation</w:t>
-            </w:r>
-          </w:p>
-        </w:tc>
-        <w:tc>
-          <w:tcPr/>
-          <w:p>
-            <w:pPr>
-              <w:pStyle w:val="Compact"/>
-              <w:jc w:val="left"/>
-            </w:pPr>
-            <w:r>
-              <w:t xml:space="preserve">Recommended approach</w:t>
+            </w:pPr>
+            <w:r>
+              <w:t xml:space="preserve">Choice</w:t>
+            </w:r>
+          </w:p>
+        </w:tc>
+        <w:tc>
+          <w:tcPr/>
+          <w:p>
+            <w:pPr>
+              <w:pStyle w:val="Compact"/>
+            </w:pPr>
+            <w:r>
+              <w:t xml:space="preserve">Data model and maintenance implications</w:t>
             </w:r>
           </w:p>
         </w:tc>
@@ -1329,22 +1048,20 @@
           <w:p>
             <w:pPr>
               <w:pStyle w:val="Compact"/>
-              <w:jc w:val="left"/>
-            </w:pPr>
-            <w:r>
-              <w:t xml:space="preserve">External laboratory menu</w:t>
-            </w:r>
-          </w:p>
-        </w:tc>
-        <w:tc>
-          <w:tcPr/>
-          <w:p>
-            <w:pPr>
-              <w:pStyle w:val="Compact"/>
-              <w:jc w:val="left"/>
-            </w:pPr>
-            <w:r>
-              <w:t xml:space="preserve">Preserve the performing lab’s orderable codes and requirements. A standardized observation code alone may not identify an orderable test in that lab’s compendium.</w:t>
+            </w:pPr>
+            <w:r>
+              <w:t xml:space="preserve">Performing lab’s menu</w:t>
+            </w:r>
+          </w:p>
+        </w:tc>
+        <w:tc>
+          <w:tcPr/>
+          <w:p>
+            <w:pPr>
+              <w:pStyle w:val="Compact"/>
+            </w:pPr>
+            <w:r>
+              <w:t xml:space="preserve">Preserve its orderable codes and required questions; assign someone to maintain vendor changes. A standardized observation code alone may not identify an orderable test.</w:t>
             </w:r>
           </w:p>
         </w:tc>
@@ -1358,22 +1075,20 @@
           <w:p>
             <w:pPr>
               <w:pStyle w:val="Compact"/>
-              <w:jc w:val="left"/>
-            </w:pPr>
-            <w:r>
-              <w:t xml:space="preserve">Internal diagnostic catalog</w:t>
-            </w:r>
-          </w:p>
-        </w:tc>
-        <w:tc>
-          <w:tcPr/>
-          <w:p>
-            <w:pPr>
-              <w:pStyle w:val="Compact"/>
-              <w:jc w:val="left"/>
-            </w:pPr>
-            <w:r>
-              <w:t xml:space="preserve">Use the documented catalog model:</w:t>
+            </w:pPr>
+            <w:r>
+              <w:t xml:space="preserve">Internally maintained catalog</w:t>
+            </w:r>
+          </w:p>
+        </w:tc>
+        <w:tc>
+          <w:tcPr/>
+          <w:p>
+            <w:pPr>
+              <w:pStyle w:val="Compact"/>
+            </w:pPr>
+            <w:r>
+              <w:t xml:space="preserve">Define measurements with</w:t>
             </w:r>
             <w:r>
               <w:t xml:space="preserve"> </w:t>
@@ -1385,10 +1100,7 @@
               <w:t xml:space="preserve">ObservationDefinition</w:t>
             </w:r>
             <w:r>
-              <w:t xml:space="preserve"> </w:t>
-            </w:r>
-            <w:r>
-              <w:t xml:space="preserve">for measurements,</w:t>
+              <w:t xml:space="preserve">, specimen requirements with</w:t>
             </w:r>
             <w:r>
               <w:t xml:space="preserve"> </w:t>
@@ -1400,10 +1112,7 @@
               <w:t xml:space="preserve">SpecimenDefinition</w:t>
             </w:r>
             <w:r>
-              <w:t xml:space="preserve"> </w:t>
-            </w:r>
-            <w:r>
-              <w:t xml:space="preserve">for specimen requirements,</w:t>
+              <w:t xml:space="preserve">, orderable services/panels with</w:t>
             </w:r>
             <w:r>
               <w:t xml:space="preserve"> </w:t>
@@ -1415,10 +1124,7 @@
               <w:t xml:space="preserve">PlanDefinition</w:t>
             </w:r>
             <w:r>
-              <w:t xml:space="preserve"> </w:t>
-            </w:r>
-            <w:r>
-              <w:t xml:space="preserve">for orderable services or panels, and</w:t>
+              <w:t xml:space="preserve">, and procedures with</w:t>
             </w:r>
             <w:r>
               <w:t xml:space="preserve"> </w:t>
@@ -1430,10 +1136,94 @@
               <w:t xml:space="preserve">ActivityDefinition</w:t>
             </w:r>
             <w:r>
+              <w:t xml:space="preserve">. Your team owns those definitions. See</w:t>
+            </w:r>
+            <w:r>
               <w:t xml:space="preserve"> </w:t>
             </w:r>
-            <w:r>
-              <w:t xml:space="preserve">for the procedures that fulfill them.</w:t>
+            <w:hyperlink r:id="rId47">
+              <w:r>
+                <w:rPr>
+                  <w:rStyle w:val="Hyperlink"/>
+                </w:rPr>
+                <w:t xml:space="preserve">Diagnostic Catalog</w:t>
+              </w:r>
+            </w:hyperlink>
+            <w:r>
+              <w:t xml:space="preserve">.</w:t>
+            </w:r>
+          </w:p>
+        </w:tc>
+      </w:tr>
+    </w:tbl>
+    <w:p>
+      <w:pPr>
+        <w:pStyle w:val="BodyText"/>
+      </w:pPr>
+      <w:r>
+        <w:t xml:space="preserve">If clinicians also need reusable order sets, keep those definitions separate from the patient-specific</w:t>
+      </w:r>
+      <w:r>
+        <w:t xml:space="preserve"> </w:t>
+      </w:r>
+      <w:r>
+        <w:rPr>
+          <w:rStyle w:val="VerbatimChar"/>
+        </w:rPr>
+        <w:t xml:space="preserve">ServiceRequest</w:t>
+      </w:r>
+      <w:r>
+        <w:t xml:space="preserve"> </w:t>
+      </w:r>
+      <w:r>
+        <w:t xml:space="preserve">instances they generate and assign an owner for changes.</w:t>
+      </w:r>
+    </w:p>
+    <w:bookmarkEnd w:id="48"/>
+    <w:bookmarkStart w:id="52" w:name="how-will-selections-become-orders"/>
+    <w:p>
+      <w:pPr>
+        <w:pStyle w:val="Heading4"/>
+      </w:pPr>
+      <w:r>
+        <w:t xml:space="preserve">How will selections become orders?</w:t>
+      </w:r>
+    </w:p>
+    <w:tbl>
+      <w:tblPr>
+        <w:tblStyle w:val="Table"/>
+        <w:tblW w:w="9360" w:type="dxa"/>
+        <w:tblLayout w:type="fixed"/>
+        <w:tblLook w:firstRow="1" w:lastRow="0" w:firstColumn="0" w:lastColumn="0" w:noHBand="0" w:noVBand="0" w:val="0020"/>
+      </w:tblPr>
+      <w:tblGrid>
+        <w:gridCol w:w="3980"/>
+        <w:gridCol w:w="5380"/>
+      </w:tblGrid>
+      <w:tr>
+        <w:trPr>
+          <w:cantSplit/>
+          <w:tblHeader w:val="on"/>
+        </w:trPr>
+        <w:tc>
+          <w:tcPr/>
+          <w:p>
+            <w:pPr>
+              <w:pStyle w:val="Compact"/>
+            </w:pPr>
+            <w:r>
+              <w:t xml:space="preserve">Choice</w:t>
+            </w:r>
+          </w:p>
+        </w:tc>
+        <w:tc>
+          <w:tcPr/>
+          <w:p>
+            <w:pPr>
+              <w:pStyle w:val="Compact"/>
+            </w:pPr>
+            <w:r>
+              <w:t xml:space="preserve">Order structure</w:t>
             </w:r>
           </w:p>
         </w:tc>
@@ -1447,7 +1237,6 @@
           <w:p>
             <w:pPr>
               <w:pStyle w:val="Compact"/>
-              <w:jc w:val="left"/>
             </w:pPr>
             <w:r>
               <w:t xml:space="preserve">One orderable panel</w:t>
@@ -1459,10 +1248,9 @@
           <w:p>
             <w:pPr>
               <w:pStyle w:val="Compact"/>
-              <w:jc w:val="left"/>
-            </w:pPr>
-            <w:r>
-              <w:t xml:space="preserve">A panel can be one requested service with multiple result observations. Follow the destination’s panel definition rather than creating an order for every analyte.</w:t>
+            </w:pPr>
+            <w:r>
+              <w:t xml:space="preserve">Can be one requested service with multiple result observations. Follow the destination’s panel definition.</w:t>
             </w:r>
           </w:p>
         </w:tc>
@@ -1476,22 +1264,20 @@
           <w:p>
             <w:pPr>
               <w:pStyle w:val="Compact"/>
-              <w:jc w:val="left"/>
-            </w:pPr>
-            <w:r>
-              <w:t xml:space="preserve">Several independent services ordered together</w:t>
-            </w:r>
-          </w:p>
-        </w:tc>
-        <w:tc>
-          <w:tcPr/>
-          <w:p>
-            <w:pPr>
-              <w:pStyle w:val="Compact"/>
-              <w:jc w:val="left"/>
-            </w:pPr>
-            <w:r>
-              <w:t xml:space="preserve">Use separate</w:t>
+            </w:pPr>
+            <w:r>
+              <w:t xml:space="preserve">Several independent services</w:t>
+            </w:r>
+          </w:p>
+        </w:tc>
+        <w:tc>
+          <w:tcPr/>
+          <w:p>
+            <w:pPr>
+              <w:pStyle w:val="Compact"/>
+            </w:pPr>
+            <w:r>
+              <w:t xml:space="preserve">Create separate</w:t>
             </w:r>
             <w:r>
               <w:t xml:space="preserve"> </w:t>
@@ -1506,7 +1292,7 @@
               <w:t xml:space="preserve"> </w:t>
             </w:r>
             <w:r>
-              <w:t xml:space="preserve">resources. A shared</w:t>
+              <w:t xml:space="preserve">resources; group them with a shared</w:t>
             </w:r>
             <w:r>
               <w:t xml:space="preserve"> </w:t>
@@ -1521,7 +1307,7 @@
               <w:t xml:space="preserve"> </w:t>
             </w:r>
             <w:r>
-              <w:t xml:space="preserve">can group requests;</w:t>
+              <w:t xml:space="preserve">when appropriate.</w:t>
             </w:r>
             <w:r>
               <w:t xml:space="preserve"> </w:t>
@@ -1536,7 +1322,7 @@
               <w:t xml:space="preserve"> </w:t>
             </w:r>
             <w:r>
-              <w:t xml:space="preserve">describes a request being fulfilled, not an arbitrary shopping-cart grouping. Follow any integration-specific profile.</w:t>
+              <w:t xml:space="preserve">identifies a request being fulfilled, rather than an arbitrary selection group.</w:t>
             </w:r>
           </w:p>
         </w:tc>
@@ -1550,22 +1336,20 @@
           <w:p>
             <w:pPr>
               <w:pStyle w:val="Compact"/>
-              <w:jc w:val="left"/>
-            </w:pPr>
-            <w:r>
-              <w:t xml:space="preserve">Health Gorilla orders</w:t>
-            </w:r>
-          </w:p>
-        </w:tc>
-        <w:tc>
-          <w:tcPr/>
-          <w:p>
-            <w:pPr>
-              <w:pStyle w:val="Compact"/>
-              <w:jc w:val="left"/>
-            </w:pPr>
-            <w:r>
-              <w:t xml:space="preserve">Follow its parent order and individual test</w:t>
+            </w:pPr>
+            <w:r>
+              <w:t xml:space="preserve">Health Gorilla ordering</w:t>
+            </w:r>
+          </w:p>
+        </w:tc>
+        <w:tc>
+          <w:tcPr/>
+          <w:p>
+            <w:pPr>
+              <w:pStyle w:val="Compact"/>
+            </w:pPr>
+            <w:r>
+              <w:t xml:space="preserve">Use its parent order and individual test</w:t>
             </w:r>
             <w:r>
               <w:t xml:space="preserve"> </w:t>
@@ -1580,7 +1364,7 @@
               <w:t xml:space="preserve"> </w:t>
             </w:r>
             <w:r>
-              <w:t xml:space="preserve">structure. Each test references the parent through</w:t>
+              <w:t xml:space="preserve">structure, linked through</w:t>
             </w:r>
             <w:r>
               <w:t xml:space="preserve"> </w:t>
@@ -1592,51 +1376,21 @@
               <w:t xml:space="preserve">basedOn</w:t>
             </w:r>
             <w:r>
-              <w:t xml:space="preserve">; some labs require splitting into separate requisitions.</w:t>
-            </w:r>
-          </w:p>
-        </w:tc>
-      </w:tr>
-      <w:tr>
-        <w:trPr>
-          <w:cantSplit/>
-        </w:trPr>
-        <w:tc>
-          <w:tcPr/>
-          <w:p>
-            <w:pPr>
-              <w:pStyle w:val="Compact"/>
-              <w:jc w:val="left"/>
-            </w:pPr>
-            <w:r>
-              <w:t xml:space="preserve">Reusable clinical order sets</w:t>
-            </w:r>
-          </w:p>
-        </w:tc>
-        <w:tc>
-          <w:tcPr/>
-          <w:p>
-            <w:pPr>
-              <w:pStyle w:val="Compact"/>
-              <w:jc w:val="left"/>
-            </w:pPr>
-            <w:r>
-              <w:t xml:space="preserve">Keep reusable definitions separate from the patient-specific</w:t>
+              <w:t xml:space="preserve">. Some labs require separate requisitions. See</w:t>
             </w:r>
             <w:r>
               <w:t xml:space="preserve"> </w:t>
             </w:r>
-            <w:r>
-              <w:rPr>
-                <w:rStyle w:val="VerbatimChar"/>
-              </w:rPr>
-              <w:t xml:space="preserve">ServiceRequest</w:t>
-            </w:r>
-            <w:r>
-              <w:t xml:space="preserve"> </w:t>
-            </w:r>
-            <w:r>
-              <w:t xml:space="preserve">instances they generate. Assign an owner for changes.</w:t>
+            <w:hyperlink r:id="rId49">
+              <w:r>
+                <w:rPr>
+                  <w:rStyle w:val="Hyperlink"/>
+                </w:rPr>
+                <w:t xml:space="preserve">Health Gorilla order structure</w:t>
+              </w:r>
+            </w:hyperlink>
+            <w:r>
+              <w:t xml:space="preserve">.</w:t>
             </w:r>
           </w:p>
         </w:tc>
@@ -1647,98 +1401,32 @@
         <w:pStyle w:val="BodyText"/>
       </w:pPr>
       <w:r>
-        <w:t xml:space="preserve">Use verified terminology mappings and preserve source codes. Leave an unresolved mapping explicitly unresolved rather than guessing a LOINC, SNOMED, or diagnosis code.</w:t>
-      </w:r>
-    </w:p>
-    <w:p>
-      <w:pPr>
-        <w:pStyle w:val="BodyText"/>
+        <w:t xml:space="preserve">Preserve source codes and use verified terminology mappings. Flag unresolved mappings for review.</w:t>
+      </w:r>
+    </w:p>
+    <w:bookmarkStart w:id="50" w:name="X39598cd0f00c90ae8d5c7b60c34338386a50939"/>
+    <w:bookmarkEnd w:id="50"/>
+    <w:bookmarkStart w:id="51" w:name="X75a7851f89cae74da2b0033942b83a8ece43811"/>
+    <w:bookmarkEnd w:id="51"/>
+    <w:bookmarkEnd w:id="52"/>
+    <w:bookmarkEnd w:id="53"/>
+    <w:bookmarkStart w:id="57" w:name="Xe6f28479eb64f0bbd222fe8f13b987dcc3aa9fe"/>
+    <w:p>
+      <w:pPr>
+        <w:pStyle w:val="Heading3"/>
+      </w:pPr>
+      <w:r>
+        <w:t xml:space="preserve">What must happen before an order can be released?</w:t>
+      </w:r>
+    </w:p>
+    <w:p>
+      <w:pPr>
+        <w:pStyle w:val="FirstParagraph"/>
       </w:pPr>
       <w:r>
         <w:rPr>
+          <w:b/>
           <w:bCs/>
-          <w:b/>
-        </w:rPr>
-        <w:t xml:space="preserve">Record:</w:t>
-      </w:r>
-      <w:r>
-        <w:t xml:space="preserve"> </w:t>
-      </w:r>
-      <w:r>
-        <w:t xml:space="preserve">Catalog owner, code source, order boundaries, and requisition grouping. The</w:t>
-      </w:r>
-      <w:r>
-        <w:t xml:space="preserve"> </w:t>
-      </w:r>
-      <w:hyperlink r:id="rId39">
-        <w:r>
-          <w:rPr>
-            <w:rStyle w:val="Hyperlink"/>
-          </w:rPr>
-          <w:t xml:space="preserve">FHIR R4 ServiceRequest specification</w:t>
-        </w:r>
-      </w:hyperlink>
-      <w:r>
-        <w:t xml:space="preserve"> </w:t>
-      </w:r>
-      <w:r>
-        <w:t xml:space="preserve">distinguishes a single requested service from multiple requests.</w:t>
-      </w:r>
-    </w:p>
-    <w:p>
-      <w:pPr>
-        <w:pStyle w:val="BodyText"/>
-      </w:pPr>
-      <w:r>
-        <w:t xml:space="preserve">References:</w:t>
-      </w:r>
-      <w:r>
-        <w:t xml:space="preserve"> </w:t>
-      </w:r>
-      <w:hyperlink r:id="rId40">
-        <w:r>
-          <w:rPr>
-            <w:rStyle w:val="Hyperlink"/>
-          </w:rPr>
-          <w:t xml:space="preserve">Diagnostic Catalog</w:t>
-        </w:r>
-      </w:hyperlink>
-      <w:r>
-        <w:t xml:space="preserve">,</w:t>
-      </w:r>
-      <w:r>
-        <w:t xml:space="preserve"> </w:t>
-      </w:r>
-      <w:hyperlink r:id="rId41">
-        <w:r>
-          <w:rPr>
-            <w:rStyle w:val="Hyperlink"/>
-          </w:rPr>
-          <w:t xml:space="preserve">Health Gorilla order structure</w:t>
-        </w:r>
-      </w:hyperlink>
-      <w:r>
-        <w:t xml:space="preserve">.</w:t>
-      </w:r>
-    </w:p>
-    <w:bookmarkEnd w:id="42"/>
-    <w:bookmarkStart w:id="44" w:name="Xe6f28479eb64f0bbd222fe8f13b987dcc3aa9fe"/>
-    <w:p>
-      <w:pPr>
-        <w:pStyle w:val="Heading3"/>
-      </w:pPr>
-      <w:r>
-        <w:t xml:space="preserve">3.3 What must happen before an order can be released?</w:t>
-      </w:r>
-    </w:p>
-    <w:p>
-      <w:pPr>
-        <w:pStyle w:val="FirstParagraph"/>
-      </w:pPr>
-      <w:r>
-        <w:rPr>
-          <w:bCs/>
-          <w:b/>
         </w:rPr>
         <w:t xml:space="preserve">Questions:</w:t>
       </w:r>
@@ -1753,16 +1441,6 @@
       <w:pPr>
         <w:pStyle w:val="BodyText"/>
       </w:pPr>
-      <w:r>
-        <w:rPr>
-          <w:bCs/>
-          <w:b/>
-        </w:rPr>
-        <w:t xml:space="preserve">Recommended baseline:</w:t>
-      </w:r>
-      <w:r>
-        <w:t xml:space="preserve"> </w:t>
-      </w:r>
       <w:r>
         <w:t xml:space="preserve">Represent the request with</w:t>
       </w:r>
@@ -1776,7 +1454,7 @@
         <w:t xml:space="preserve">ServiceRequest</w:t>
       </w:r>
       <w:r>
-        <w:t xml:space="preserve">, including the patient, requesting clinician, intended service, and performing organization when known. Link the encounter when applicable. Use</w:t>
+        <w:t xml:space="preserve">, including patient, requester, service, and performer when known. Link the encounter when applicable. If preparation precedes authorization, use</w:t>
       </w:r>
       <w:r>
         <w:t xml:space="preserve"> </w:t>
@@ -1791,7 +1469,7 @@
         <w:t xml:space="preserve"> </w:t>
       </w:r>
       <w:r>
-        <w:t xml:space="preserve">while composing and</w:t>
+        <w:t xml:space="preserve">with</w:t>
       </w:r>
       <w:r>
         <w:t xml:space="preserve"> </w:t>
@@ -1803,19 +1481,15 @@
         <w:t xml:space="preserve">intent = order</w:t>
       </w:r>
       <w:r>
-        <w:t xml:space="preserve"> </w:t>
-      </w:r>
-      <w:r>
-        <w:t xml:space="preserve">for an actual clinical order; define a controlled authorization and transmission step.</w:t>
+        <w:t xml:space="preserve">, and define who can release it.</w:t>
       </w:r>
     </w:p>
     <w:tbl>
       <w:tblPr>
         <w:tblStyle w:val="Table"/>
         <w:tblW w:w="9360" w:type="dxa"/>
+        <w:tblLayout w:type="fixed"/>
         <w:tblLook w:firstRow="1" w:lastRow="0" w:firstColumn="0" w:lastColumn="0" w:noHBand="0" w:noVBand="0" w:val="0020"/>
-        <w:jc w:val="start"/>
-        <w:tblLayout w:type="fixed"/>
       </w:tblPr>
       <w:tblGrid>
         <w:gridCol w:w="4482"/>
@@ -1824,14 +1498,13 @@
       <w:tr>
         <w:trPr>
           <w:cantSplit/>
-          <w:tblHeader w:val="true"/>
+          <w:tblHeader w:val="on"/>
         </w:trPr>
         <w:tc>
           <w:tcPr/>
           <w:p>
             <w:pPr>
               <w:pStyle w:val="Compact"/>
-              <w:jc w:val="left"/>
             </w:pPr>
             <w:r>
               <w:t xml:space="preserve">Requirement</w:t>
@@ -1843,7 +1516,6 @@
           <w:p>
             <w:pPr>
               <w:pStyle w:val="Compact"/>
-              <w:jc w:val="left"/>
             </w:pPr>
             <w:r>
               <w:t xml:space="preserve">Design consequence</w:t>
@@ -1860,7 +1532,6 @@
           <w:p>
             <w:pPr>
               <w:pStyle w:val="Compact"/>
-              <w:jc w:val="left"/>
             </w:pPr>
             <w:r>
               <w:t xml:space="preserve">Staff prepare; clinician authorizes</w:t>
@@ -1872,7 +1543,6 @@
           <w:p>
             <w:pPr>
               <w:pStyle w:val="Compact"/>
-              <w:jc w:val="left"/>
             </w:pPr>
             <w:r>
               <w:t xml:space="preserve">Give those roles distinct permissions and actions. Define the authorization record and who can trigger transmission.</w:t>
@@ -1889,7 +1559,6 @@
           <w:p>
             <w:pPr>
               <w:pStyle w:val="Compact"/>
-              <w:jc w:val="left"/>
             </w:pPr>
             <w:r>
               <w:t xml:space="preserve">Test-specific AOE</w:t>
@@ -1901,7 +1570,6 @@
           <w:p>
             <w:pPr>
               <w:pStyle w:val="Compact"/>
-              <w:jc w:val="left"/>
             </w:pPr>
             <w:r>
               <w:t xml:space="preserve">Capture the destination’s required answers. The Health Gorilla pattern stores</w:t>
@@ -1945,7 +1613,6 @@
           <w:p>
             <w:pPr>
               <w:pStyle w:val="Compact"/>
-              <w:jc w:val="left"/>
             </w:pPr>
             <w:r>
               <w:t xml:space="preserve">Insurance, patient, or account billing</w:t>
@@ -1957,7 +1624,6 @@
           <w:p>
             <w:pPr>
               <w:pStyle w:val="Compact"/>
-              <w:jc w:val="left"/>
             </w:pPr>
             <w:r>
               <w:t xml:space="preserve">Capture the billing route and required supporting information before sending. For Health Gorilla, check practitioner and practice lab account requirements.</w:t>
@@ -1974,7 +1640,6 @@
           <w:p>
             <w:pPr>
               <w:pStyle w:val="Compact"/>
-              <w:jc w:val="left"/>
             </w:pPr>
             <w:r>
               <w:t xml:space="preserve">Imaging requires authorization or scheduling coordination</w:t>
@@ -1986,7 +1651,6 @@
           <w:p>
             <w:pPr>
               <w:pStyle w:val="Compact"/>
-              <w:jc w:val="left"/>
             </w:pPr>
             <w:r>
               <w:t xml:space="preserve">Assign that work explicitly and decide whether it must finish before transmission, scheduling, or performance.</w:t>
@@ -2000,37 +1664,7 @@
         <w:pStyle w:val="BodyText"/>
       </w:pPr>
       <w:r>
-        <w:t xml:space="preserve">Saving a FHIR order and successfully transmitting it are separate events. Follow the chosen integration’s lifecycle: Health Gorilla’s send Bot changes the order to</w:t>
-      </w:r>
-      <w:r>
-        <w:t xml:space="preserve"> </w:t>
-      </w:r>
-      <w:r>
-        <w:rPr>
-          <w:rStyle w:val="VerbatimChar"/>
-        </w:rPr>
-        <w:t xml:space="preserve">active</w:t>
-      </w:r>
-      <w:r>
-        <w:t xml:space="preserve"> </w:t>
-      </w:r>
-      <w:r>
-        <w:t xml:space="preserve">after transmission and uses</w:t>
-      </w:r>
-      <w:r>
-        <w:t xml:space="preserve"> </w:t>
-      </w:r>
-      <w:r>
-        <w:rPr>
-          <w:rStyle w:val="VerbatimChar"/>
-        </w:rPr>
-        <w:t xml:space="preserve">on-hold</w:t>
-      </w:r>
-      <w:r>
-        <w:t xml:space="preserve"> </w:t>
-      </w:r>
-      <w:r>
-        <w:t xml:space="preserve">for processing errors.</w:t>
+        <w:t xml:space="preserve">Track saving, authorization, and transmission separately. Follow the chosen integration’s lifecycle rather than treating a saved order as successfully sent.</w:t>
       </w:r>
     </w:p>
     <w:p>
@@ -2038,30 +1672,12 @@
         <w:pStyle w:val="BodyText"/>
       </w:pPr>
       <w:r>
-        <w:rPr>
-          <w:bCs/>
-          <w:b/>
-        </w:rPr>
-        <w:t xml:space="preserve">Record:</w:t>
-      </w:r>
-      <w:r>
-        <w:t xml:space="preserve"> </w:t>
-      </w:r>
-      <w:r>
-        <w:t xml:space="preserve">Who prepares, authorizes, and sends the order, and what must be present at each step.</w:t>
-      </w:r>
-    </w:p>
-    <w:p>
-      <w:pPr>
-        <w:pStyle w:val="BodyText"/>
-      </w:pPr>
-      <w:r>
         <w:t xml:space="preserve">References:</w:t>
       </w:r>
       <w:r>
         <w:t xml:space="preserve"> </w:t>
       </w:r>
-      <w:hyperlink r:id="rId24">
+      <w:hyperlink r:id="rId13">
         <w:r>
           <w:rPr>
             <w:rStyle w:val="Hyperlink"/>
@@ -2075,7 +1691,7 @@
       <w:r>
         <w:t xml:space="preserve"> </w:t>
       </w:r>
-      <w:hyperlink r:id="rId43">
+      <w:hyperlink r:id="rId54">
         <w:r>
           <w:rPr>
             <w:rStyle w:val="Hyperlink"/>
@@ -2087,14 +1703,32 @@
         <w:t xml:space="preserve">.</w:t>
       </w:r>
     </w:p>
-    <w:bookmarkEnd w:id="44"/>
-    <w:bookmarkStart w:id="46" w:name="X70947611fabe9ef0d1d64550e6bac23d9177021"/>
+    <w:bookmarkStart w:id="55" w:name="decision-3"/>
+    <w:bookmarkEnd w:id="55"/>
+    <w:bookmarkStart w:id="56" w:name="X93a13f51158de07c74c4bf3472948f15ed94b44"/>
+    <w:bookmarkEnd w:id="56"/>
+    <w:bookmarkEnd w:id="57"/>
+    <w:bookmarkEnd w:id="58"/>
+    <w:bookmarkStart w:id="70" w:name="fulfillment-and-exceptions"/>
+    <w:p>
+      <w:pPr>
+        <w:pStyle w:val="Heading2"/>
+      </w:pPr>
+      <w:r>
+        <w:t xml:space="preserve">Fulfillment and exceptions</w:t>
+      </w:r>
+    </w:p>
+    <w:bookmarkStart w:id="59" w:name="Xff26bb22f6ea2b29dc97320b167d124af4680fa"/>
+    <w:bookmarkEnd w:id="59"/>
+    <w:bookmarkStart w:id="60" w:name="X6a36c0c523b2d1c1e9810d9a638a9bc489aff49"/>
+    <w:bookmarkEnd w:id="60"/>
+    <w:bookmarkStart w:id="64" w:name="X70947611fabe9ef0d1d64550e6bac23d9177021"/>
     <w:p>
       <w:pPr>
         <w:pStyle w:val="Heading3"/>
       </w:pPr>
       <w:r>
-        <w:t xml:space="preserve">3.4 How will the patient or specimen reach the performing facility?</w:t>
+        <w:t xml:space="preserve">How will the patient or specimen reach the performing facility?</w:t>
       </w:r>
     </w:p>
     <w:p>
@@ -2103,8 +1737,8 @@
       </w:pPr>
       <w:r>
         <w:rPr>
+          <w:b/>
           <w:bCs/>
-          <w:b/>
         </w:rPr>
         <w:t xml:space="preserve">Questions:</w:t>
       </w:r>
@@ -2119,9 +1753,8 @@
       <w:tblPr>
         <w:tblStyle w:val="Table"/>
         <w:tblW w:w="9360" w:type="dxa"/>
+        <w:tblLayout w:type="fixed"/>
         <w:tblLook w:firstRow="1" w:lastRow="0" w:firstColumn="0" w:lastColumn="0" w:noHBand="0" w:noVBand="0" w:val="0020"/>
-        <w:jc w:val="start"/>
-        <w:tblLayout w:type="fixed"/>
       </w:tblPr>
       <w:tblGrid>
         <w:gridCol w:w="4539"/>
@@ -2130,14 +1763,13 @@
       <w:tr>
         <w:trPr>
           <w:cantSplit/>
-          <w:tblHeader w:val="true"/>
+          <w:tblHeader w:val="on"/>
         </w:trPr>
         <w:tc>
           <w:tcPr/>
           <w:p>
             <w:pPr>
               <w:pStyle w:val="Compact"/>
-              <w:jc w:val="left"/>
             </w:pPr>
             <w:r>
               <w:t xml:space="preserve">Situation</w:t>
@@ -2149,7 +1781,6 @@
           <w:p>
             <w:pPr>
               <w:pStyle w:val="Compact"/>
-              <w:jc w:val="left"/>
             </w:pPr>
             <w:r>
               <w:t xml:space="preserve">Recommended approach</w:t>
@@ -2166,7 +1797,6 @@
           <w:p>
             <w:pPr>
               <w:pStyle w:val="Compact"/>
-              <w:jc w:val="left"/>
             </w:pPr>
             <w:r>
               <w:t xml:space="preserve">Specimen collected on site</w:t>
@@ -2178,7 +1808,6 @@
           <w:p>
             <w:pPr>
               <w:pStyle w:val="Compact"/>
-              <w:jc w:val="left"/>
             </w:pPr>
             <w:r>
               <w:t xml:space="preserve">Record the actual</w:t>
@@ -2207,7 +1836,6 @@
           <w:p>
             <w:pPr>
               <w:pStyle w:val="Compact"/>
-              <w:jc w:val="left"/>
             </w:pPr>
             <w:r>
               <w:t xml:space="preserve">Collection at an external draw station</w:t>
@@ -2219,7 +1847,6 @@
           <w:p>
             <w:pPr>
               <w:pStyle w:val="Compact"/>
-              <w:jc w:val="left"/>
             </w:pPr>
             <w:r>
               <w:t xml:space="preserve">Give the patient the destination and preparation instructions; define what evidence confirms collection and who follows up when it is missing.</w:t>
@@ -2236,7 +1863,6 @@
           <w:p>
             <w:pPr>
               <w:pStyle w:val="Compact"/>
-              <w:jc w:val="left"/>
             </w:pPr>
             <w:r>
               <w:t xml:space="preserve">Home collection</w:t>
@@ -2248,7 +1874,6 @@
           <w:p>
             <w:pPr>
               <w:pStyle w:val="Compact"/>
-              <w:jc w:val="left"/>
             </w:pPr>
             <w:r>
               <w:t xml:space="preserve">Track kit fulfillment, return, receipt, and rejection as operational work. A shipped kit does not establish specimen collection or completed testing.</w:t>
@@ -2265,7 +1890,6 @@
           <w:p>
             <w:pPr>
               <w:pStyle w:val="Compact"/>
-              <w:jc w:val="left"/>
             </w:pPr>
             <w:r>
               <w:t xml:space="preserve">Imaging at another facility</w:t>
@@ -2277,7 +1901,6 @@
           <w:p>
             <w:pPr>
               <w:pStyle w:val="Compact"/>
-              <w:jc w:val="left"/>
             </w:pPr>
             <w:r>
               <w:t xml:space="preserve">Track the appointment handoff and expected completion. Use</w:t>
@@ -2309,7 +1932,6 @@
           <w:p>
             <w:pPr>
               <w:pStyle w:val="Compact"/>
-              <w:jc w:val="left"/>
             </w:pPr>
             <w:r>
               <w:t xml:space="preserve">Multiple specimens or collection times</w:t>
@@ -2321,7 +1943,6 @@
           <w:p>
             <w:pPr>
               <w:pStyle w:val="Compact"/>
-              <w:jc w:val="left"/>
             </w:pPr>
             <w:r>
               <w:t xml:space="preserve">Preserve the individual specimen relationships and independent progress. Use the integration’s order-splitting behavior when required.</w:t>
@@ -2335,7 +1956,17 @@
         <w:pStyle w:val="BodyText"/>
       </w:pPr>
       <w:r>
-        <w:t xml:space="preserve">If your application only needs to display the clinical order state, use</w:t>
+        <w:rPr>
+          <w:b/>
+          <w:bCs/>
+        </w:rPr>
+        <w:t xml:space="preserve">If you only display clinical order state,</w:t>
+      </w:r>
+      <w:r>
+        <w:t xml:space="preserve"> </w:t>
+      </w:r>
+      <w:r>
+        <w:t xml:space="preserve">use</w:t>
       </w:r>
       <w:r>
         <w:t xml:space="preserve"> </w:t>
@@ -2347,10 +1978,23 @@
         <w:t xml:space="preserve">ServiceRequest</w:t>
       </w:r>
       <w:r>
-        <w:t xml:space="preserve"> </w:t>
-      </w:r>
-      <w:r>
-        <w:t xml:space="preserve">directly. Add</w:t>
+        <w:t xml:space="preserve">.</w:t>
+      </w:r>
+      <w:r>
+        <w:t xml:space="preserve"> </w:t>
+      </w:r>
+      <w:r>
+        <w:rPr>
+          <w:b/>
+          <w:bCs/>
+        </w:rPr>
+        <w:t xml:space="preserve">If staff need assignments, deadlines, or escalation,</w:t>
+      </w:r>
+      <w:r>
+        <w:t xml:space="preserve"> </w:t>
+      </w:r>
+      <w:r>
+        <w:t xml:space="preserve">add</w:t>
       </w:r>
       <w:r>
         <w:t xml:space="preserve"> </w:t>
@@ -2362,10 +2006,7 @@
         <w:t xml:space="preserve">Task</w:t>
       </w:r>
       <w:r>
-        <w:t xml:space="preserve"> </w:t>
-      </w:r>
-      <w:r>
-        <w:t xml:space="preserve">when staff need assigned work such as arranging collection or chasing an appointment; set</w:t>
+        <w:t xml:space="preserve">, with</w:t>
       </w:r>
       <w:r>
         <w:t xml:space="preserve"> </w:t>
@@ -2380,7 +2021,7 @@
         <w:t xml:space="preserve"> </w:t>
       </w:r>
       <w:r>
-        <w:t xml:space="preserve">to the relevant order and</w:t>
+        <w:t xml:space="preserve">on the order and</w:t>
       </w:r>
       <w:r>
         <w:t xml:space="preserve"> </w:t>
@@ -2395,59 +2036,45 @@
         <w:t xml:space="preserve"> </w:t>
       </w:r>
       <w:r>
-        <w:t xml:space="preserve">to the patient. Define operational progress separately from the clinical order status. See the</w:t>
-      </w:r>
-      <w:r>
-        <w:t xml:space="preserve"> </w:t>
-      </w:r>
-      <w:hyperlink r:id="rId45">
+        <w:t xml:space="preserve">referencing the patient. Track that work separately from order status. See</w:t>
+      </w:r>
+      <w:r>
+        <w:t xml:space="preserve"> </w:t>
+      </w:r>
+      <w:hyperlink r:id="rId61">
         <w:r>
           <w:rPr>
             <w:rStyle w:val="Hyperlink"/>
           </w:rPr>
-          <w:t xml:space="preserve">FHIR R4 Task relationship to requests</w:t>
+          <w:t xml:space="preserve">Tasks and Work Queues</w:t>
         </w:r>
       </w:hyperlink>
       <w:r>
         <w:t xml:space="preserve">.</w:t>
       </w:r>
     </w:p>
-    <w:p>
-      <w:pPr>
-        <w:pStyle w:val="BodyText"/>
+    <w:bookmarkStart w:id="62" w:name="X9a0ccb822580305f212fd06c5fee7d62befd38d"/>
+    <w:bookmarkEnd w:id="62"/>
+    <w:bookmarkStart w:id="63" w:name="X02e5b2637a1cd676cdd8f1cfd0ed99abbc89aa0"/>
+    <w:bookmarkEnd w:id="63"/>
+    <w:bookmarkEnd w:id="64"/>
+    <w:bookmarkStart w:id="69" w:name="Xefb8936b6f24661a0bac354e4b2239d1654fb9f"/>
+    <w:p>
+      <w:pPr>
+        <w:pStyle w:val="Heading3"/>
+      </w:pPr>
+      <w:r>
+        <w:t xml:space="preserve">What happens when an order changes or never completes?</w:t>
+      </w:r>
+    </w:p>
+    <w:p>
+      <w:pPr>
+        <w:pStyle w:val="FirstParagraph"/>
       </w:pPr>
       <w:r>
         <w:rPr>
+          <w:b/>
           <w:bCs/>
-          <w:b/>
-        </w:rPr>
-        <w:t xml:space="preserve">Record:</w:t>
-      </w:r>
-      <w:r>
-        <w:t xml:space="preserve"> </w:t>
-      </w:r>
-      <w:r>
-        <w:t xml:space="preserve">Fulfillment owner, required tracking steps, and evidence that each step finished.</w:t>
-      </w:r>
-    </w:p>
-    <w:bookmarkEnd w:id="46"/>
-    <w:bookmarkStart w:id="49" w:name="Xefb8936b6f24661a0bac354e4b2239d1654fb9f"/>
-    <w:p>
-      <w:pPr>
-        <w:pStyle w:val="Heading3"/>
-      </w:pPr>
-      <w:r>
-        <w:t xml:space="preserve">3.5 What happens when an order changes or never completes?</w:t>
-      </w:r>
-    </w:p>
-    <w:p>
-      <w:pPr>
-        <w:pStyle w:val="FirstParagraph"/>
-      </w:pPr>
-      <w:r>
-        <w:rPr>
-          <w:bCs/>
-          <w:b/>
         </w:rPr>
         <w:t xml:space="preserve">Questions:</w:t>
       </w:r>
@@ -2462,9 +2089,8 @@
       <w:tblPr>
         <w:tblStyle w:val="Table"/>
         <w:tblW w:w="9360" w:type="dxa"/>
+        <w:tblLayout w:type="fixed"/>
         <w:tblLook w:firstRow="1" w:lastRow="0" w:firstColumn="0" w:lastColumn="0" w:noHBand="0" w:noVBand="0" w:val="0020"/>
-        <w:jc w:val="start"/>
-        <w:tblLayout w:type="fixed"/>
       </w:tblPr>
       <w:tblGrid>
         <w:gridCol w:w="4402"/>
@@ -2473,14 +2099,13 @@
       <w:tr>
         <w:trPr>
           <w:cantSplit/>
-          <w:tblHeader w:val="true"/>
+          <w:tblHeader w:val="on"/>
         </w:trPr>
         <w:tc>
           <w:tcPr/>
           <w:p>
             <w:pPr>
               <w:pStyle w:val="Compact"/>
-              <w:jc w:val="left"/>
             </w:pPr>
             <w:r>
               <w:t xml:space="preserve">Situation</w:t>
@@ -2492,7 +2117,6 @@
           <w:p>
             <w:pPr>
               <w:pStyle w:val="Compact"/>
-              <w:jc w:val="left"/>
             </w:pPr>
             <w:r>
               <w:t xml:space="preserve">Recommended approach</w:t>
@@ -2509,7 +2133,6 @@
           <w:p>
             <w:pPr>
               <w:pStyle w:val="Compact"/>
-              <w:jc w:val="left"/>
             </w:pPr>
             <w:r>
               <w:t xml:space="preserve">Draft changes</w:t>
@@ -2521,7 +2144,6 @@
           <w:p>
             <w:pPr>
               <w:pStyle w:val="Compact"/>
-              <w:jc w:val="left"/>
             </w:pPr>
             <w:r>
               <w:t xml:space="preserve">Edit before release and revalidate destination requirements.</w:t>
@@ -2538,7 +2160,6 @@
           <w:p>
             <w:pPr>
               <w:pStyle w:val="Compact"/>
-              <w:jc w:val="left"/>
             </w:pPr>
             <w:r>
               <w:t xml:space="preserve">Change after transmission</w:t>
@@ -2550,7 +2171,6 @@
           <w:p>
             <w:pPr>
               <w:pStyle w:val="Compact"/>
-              <w:jc w:val="left"/>
             </w:pPr>
             <w:r>
               <w:t xml:space="preserve">Follow the destination’s amendment rules. If replacement is required, coordinate cancellation and link the replacement with</w:t>
@@ -2579,7 +2199,6 @@
           <w:p>
             <w:pPr>
               <w:pStyle w:val="Compact"/>
-              <w:jc w:val="left"/>
             </w:pPr>
             <w:r>
               <w:t xml:space="preserve">Cancellation</w:t>
@@ -2591,7 +2210,6 @@
           <w:p>
             <w:pPr>
               <w:pStyle w:val="Compact"/>
-              <w:jc w:val="left"/>
             </w:pPr>
             <w:r>
               <w:t xml:space="preserve">Use</w:t>
@@ -2623,7 +2241,6 @@
           <w:p>
             <w:pPr>
               <w:pStyle w:val="Compact"/>
-              <w:jc w:val="left"/>
             </w:pPr>
             <w:r>
               <w:t xml:space="preserve">Order entered by mistake</w:t>
@@ -2635,7 +2252,6 @@
           <w:p>
             <w:pPr>
               <w:pStyle w:val="Compact"/>
-              <w:jc w:val="left"/>
             </w:pPr>
             <w:r>
               <w:t xml:space="preserve">Use</w:t>
@@ -2664,7 +2280,6 @@
           <w:p>
             <w:pPr>
               <w:pStyle w:val="Compact"/>
-              <w:jc w:val="left"/>
             </w:pPr>
             <w:r>
               <w:t xml:space="preserve">Overdue or failed fulfillment</w:t>
@@ -2676,7 +2291,6 @@
           <w:p>
             <w:pPr>
               <w:pStyle w:val="Compact"/>
-              <w:jc w:val="left"/>
             </w:pPr>
             <w:r>
               <w:t xml:space="preserve">Create an assigned exception with a next action. Define when staff retry, contact the patient or facility, cancel, or request a new order.</w:t>
@@ -2693,7 +2307,6 @@
           <w:p>
             <w:pPr>
               <w:pStyle w:val="Compact"/>
-              <w:jc w:val="left"/>
             </w:pPr>
             <w:r>
               <w:t xml:space="preserve">Destination supports a standing order</w:t>
@@ -2705,7 +2318,6 @@
           <w:p>
             <w:pPr>
               <w:pStyle w:val="Compact"/>
-              <w:jc w:val="left"/>
             </w:pPr>
             <w:r>
               <w:t xml:space="preserve">Capture the authorized timing and validity, and track each performance and report independently. Agree how results identify the standing order and occurrence.</w:t>
@@ -2722,7 +2334,6 @@
           <w:p>
             <w:pPr>
               <w:pStyle w:val="Compact"/>
-              <w:jc w:val="left"/>
             </w:pPr>
             <w:r>
               <w:t xml:space="preserve">Each occurrence requires a new order or requisition</w:t>
@@ -2734,7 +2345,6 @@
           <w:p>
             <w:pPr>
               <w:pStyle w:val="Compact"/>
-              <w:jc w:val="left"/>
             </w:pPr>
             <w:r>
               <w:t xml:space="preserve">Create separately authorized requests for the individual occurrences. Do not reuse a completed one-time order as a recurring work queue.</w:t>
@@ -2749,8 +2359,8 @@
       </w:pPr>
       <w:r>
         <w:rPr>
+          <w:b/>
           <w:bCs/>
-          <w:b/>
         </w:rPr>
         <w:t xml:space="preserve">Integration constraint:</w:t>
       </w:r>
@@ -2766,17 +2376,7 @@
         <w:pStyle w:val="BodyText"/>
       </w:pPr>
       <w:r>
-        <w:rPr>
-          <w:bCs/>
-          <w:b/>
-        </w:rPr>
-        <w:t xml:space="preserve">Record:</w:t>
-      </w:r>
-      <w:r>
-        <w:t xml:space="preserve"> </w:t>
-      </w:r>
-      <w:r>
-        <w:t xml:space="preserve">Amendment/replacement rules, cancellation evidence, recurring-order model, and overdue-work owner. A timeout after sending is an uncertain outcome: reconcile the destination’s order identifier before resending. Conditional FHIR writes alone do not prevent duplicate external orders.</w:t>
+        <w:t xml:space="preserve">After a send timeout, reconcile the destination’s order identifier before resending. Preventing duplicate FHIR resources does not prevent duplicate external orders.</w:t>
       </w:r>
     </w:p>
     <w:p>
@@ -2789,7 +2389,7 @@
       <w:r>
         <w:t xml:space="preserve"> </w:t>
       </w:r>
-      <w:hyperlink r:id="rId47">
+      <w:hyperlink r:id="rId65">
         <w:r>
           <w:rPr>
             <w:rStyle w:val="Hyperlink"/>
@@ -2803,7 +2403,7 @@
       <w:r>
         <w:t xml:space="preserve"> </w:t>
       </w:r>
-      <w:hyperlink r:id="rId48">
+      <w:hyperlink r:id="rId66">
         <w:r>
           <w:rPr>
             <w:rStyle w:val="Hyperlink"/>
@@ -2815,14 +2415,32 @@
         <w:t xml:space="preserve">.</w:t>
       </w:r>
     </w:p>
-    <w:bookmarkEnd w:id="49"/>
-    <w:bookmarkStart w:id="53" w:name="X5d4a924513f192b7a6dc66dfb0feaf63ede08db"/>
+    <w:bookmarkStart w:id="67" w:name="decision-4"/>
+    <w:bookmarkEnd w:id="67"/>
+    <w:bookmarkStart w:id="68" w:name="X9d1f76b403af4d008af2b45b338c48f81814bf5"/>
+    <w:bookmarkEnd w:id="68"/>
+    <w:bookmarkEnd w:id="69"/>
+    <w:bookmarkEnd w:id="70"/>
+    <w:bookmarkStart w:id="88" w:name="matching-and-displaying-results"/>
+    <w:p>
+      <w:pPr>
+        <w:pStyle w:val="Heading2"/>
+      </w:pPr>
+      <w:r>
+        <w:t xml:space="preserve">Matching and displaying results</w:t>
+      </w:r>
+    </w:p>
+    <w:bookmarkStart w:id="71" w:name="X9b4767cbeb003b893b5dd34a5f58d66ece36bcd"/>
+    <w:bookmarkEnd w:id="71"/>
+    <w:bookmarkStart w:id="72" w:name="Xe13e7cfb3dc62c4c16949e60369647619b615cd"/>
+    <w:bookmarkEnd w:id="72"/>
+    <w:bookmarkStart w:id="77" w:name="X5d4a924513f192b7a6dc66dfb0feaf63ede08db"/>
     <w:p>
       <w:pPr>
         <w:pStyle w:val="Heading3"/>
       </w:pPr>
       <w:r>
-        <w:t xml:space="preserve">3.6 How will incoming results find the correct patient and order?</w:t>
+        <w:t xml:space="preserve">How will incoming results find the correct patient and order?</w:t>
       </w:r>
     </w:p>
     <w:p>
@@ -2830,116 +2448,30 @@
         <w:pStyle w:val="FirstParagraph"/>
       </w:pPr>
       <w:r>
-        <w:rPr>
-          <w:bCs/>
-          <w:b/>
-        </w:rPr>
-        <w:t xml:space="preserve">Questions:</w:t>
-      </w:r>
-      <w:r>
-        <w:t xml:space="preserve"> </w:t>
-      </w:r>
-      <w:r>
-        <w:t xml:space="preserve">Which identifiers survive the round trip? Can reports arrive without an order? What happens on repeated messages, ambiguous matches, or missed webhooks?</w:t>
-      </w:r>
-    </w:p>
-    <w:p>
-      <w:pPr>
-        <w:pStyle w:val="BodyText"/>
-      </w:pPr>
-      <w:r>
-        <w:rPr>
-          <w:bCs/>
-          <w:b/>
-        </w:rPr>
-        <w:t xml:space="preserve">Recommended baseline:</w:t>
-      </w:r>
-      <w:r>
-        <w:t xml:space="preserve"> </w:t>
-      </w:r>
-      <w:r>
-        <w:t xml:space="preserve">Preserve source identifiers with their system namespaces. Link matched reports through</w:t>
-      </w:r>
-      <w:r>
-        <w:t xml:space="preserve"> </w:t>
-      </w:r>
-      <w:r>
-        <w:rPr>
-          <w:rStyle w:val="VerbatimChar"/>
-        </w:rPr>
-        <w:t xml:space="preserve">DiagnosticReport.basedOn</w:t>
-      </w:r>
-      <w:r>
-        <w:t xml:space="preserve"> </w:t>
-      </w:r>
-      <w:r>
-        <w:t xml:space="preserve">and measurements through</w:t>
-      </w:r>
-      <w:r>
-        <w:t xml:space="preserve"> </w:t>
-      </w:r>
-      <w:r>
-        <w:rPr>
-          <w:rStyle w:val="VerbatimChar"/>
-        </w:rPr>
-        <w:t xml:space="preserve">DiagnosticReport.result</w:t>
-      </w:r>
-      <w:r>
-        <w:t xml:space="preserve">. Do not assume one order always produces exactly one report or one delivery. In FHIR R4,</w:t>
-      </w:r>
-      <w:r>
-        <w:t xml:space="preserve"> </w:t>
-      </w:r>
-      <w:r>
-        <w:rPr>
-          <w:rStyle w:val="VerbatimChar"/>
-        </w:rPr>
-        <w:t xml:space="preserve">DiagnosticReport.basedOn</w:t>
-      </w:r>
-      <w:r>
-        <w:t xml:space="preserve"> </w:t>
-      </w:r>
-      <w:r>
-        <w:t xml:space="preserve">is optional and repeatable; populate it for known order relationships and validate each linkage. See</w:t>
-      </w:r>
-      <w:r>
-        <w:t xml:space="preserve"> </w:t>
-      </w:r>
-      <w:hyperlink r:id="rId50">
-        <w:r>
-          <w:rPr>
-            <w:rStyle w:val="Hyperlink"/>
-          </w:rPr>
-          <w:t xml:space="preserve">DiagnosticReport definitions</w:t>
-        </w:r>
-      </w:hyperlink>
-      <w:r>
-        <w:t xml:space="preserve">.</w:t>
+        <w:t xml:space="preserve">Choose the identifiers used to match patients, orders, and report revisions. Preserve their source namespaces; one order may produce multiple reports or deliveries.</w:t>
       </w:r>
     </w:p>
     <w:tbl>
       <w:tblPr>
         <w:tblStyle w:val="Table"/>
         <w:tblW w:w="9360" w:type="dxa"/>
+        <w:tblLayout w:type="fixed"/>
         <w:tblLook w:firstRow="1" w:lastRow="0" w:firstColumn="0" w:lastColumn="0" w:noHBand="0" w:noVBand="0" w:val="0020"/>
-        <w:jc w:val="start"/>
-        <w:tblLayout w:type="fixed"/>
       </w:tblPr>
       <w:tblGrid>
-        <w:gridCol w:w="4032"/>
-        <w:gridCol w:w="5328"/>
+        <w:gridCol w:w="3932"/>
+        <w:gridCol w:w="5428"/>
       </w:tblGrid>
       <w:tr>
         <w:trPr>
           <w:cantSplit/>
-          <w:tblHeader w:val="true"/>
+          <w:tblHeader w:val="on"/>
         </w:trPr>
         <w:tc>
           <w:tcPr/>
           <w:p>
             <w:pPr>
               <w:pStyle w:val="Compact"/>
-              <w:jc w:val="left"/>
             </w:pPr>
             <w:r>
               <w:t xml:space="preserve">Situation</w:t>
@@ -2951,10 +2483,9 @@
           <w:p>
             <w:pPr>
               <w:pStyle w:val="Compact"/>
-              <w:jc w:val="left"/>
-            </w:pPr>
-            <w:r>
-              <w:t xml:space="preserve">Recommended approach</w:t>
+            </w:pPr>
+            <w:r>
+              <w:t xml:space="preserve">Data model and workflow implications</w:t>
             </w:r>
           </w:p>
         </w:tc>
@@ -2968,7 +2499,6 @@
           <w:p>
             <w:pPr>
               <w:pStyle w:val="Compact"/>
-              <w:jc w:val="left"/>
             </w:pPr>
             <w:r>
               <w:t xml:space="preserve">Known patient and order</w:t>
@@ -2980,10 +2510,21 @@
           <w:p>
             <w:pPr>
               <w:pStyle w:val="Compact"/>
-              <w:jc w:val="left"/>
-            </w:pPr>
-            <w:r>
-              <w:t xml:space="preserve">Match using the agreed source and order identifiers; retain the identifiers needed to reconcile with the performing system.</w:t>
+            </w:pPr>
+            <w:r>
+              <w:t xml:space="preserve">Match on agreed identifiers and link known orders through</w:t>
+            </w:r>
+            <w:r>
+              <w:t xml:space="preserve"> </w:t>
+            </w:r>
+            <w:r>
+              <w:rPr>
+                <w:rStyle w:val="VerbatimChar"/>
+              </w:rPr>
+              <w:t xml:space="preserve">DiagnosticReport.basedOn</w:t>
+            </w:r>
+            <w:r>
+              <w:t xml:space="preserve">, which can reference multiple orders. Retain source identifiers for reconciliation.</w:t>
             </w:r>
           </w:p>
         </w:tc>
@@ -2997,7 +2538,6 @@
           <w:p>
             <w:pPr>
               <w:pStyle w:val="Compact"/>
-              <w:jc w:val="left"/>
             </w:pPr>
             <w:r>
               <w:t xml:space="preserve">Known patient, no local order</w:t>
@@ -3009,10 +2549,24 @@
           <w:p>
             <w:pPr>
               <w:pStyle w:val="Compact"/>
-              <w:jc w:val="left"/>
-            </w:pPr>
-            <w:r>
-              <w:t xml:space="preserve">Retain the report without inventing an order relationship. Route it to an accountable review owner.</w:t>
+            </w:pPr>
+            <w:r>
+              <w:t xml:space="preserve">Store the report without inventing an order relationship;</w:t>
+            </w:r>
+            <w:r>
+              <w:t xml:space="preserve"> </w:t>
+            </w:r>
+            <w:r>
+              <w:rPr>
+                <w:rStyle w:val="VerbatimChar"/>
+              </w:rPr>
+              <w:t xml:space="preserve">basedOn</w:t>
+            </w:r>
+            <w:r>
+              <w:t xml:space="preserve"> </w:t>
+            </w:r>
+            <w:r>
+              <w:t xml:space="preserve">is optional. Assign review ownership.</w:t>
             </w:r>
           </w:p>
         </w:tc>
@@ -3026,7 +2580,6 @@
           <w:p>
             <w:pPr>
               <w:pStyle w:val="Compact"/>
-              <w:jc w:val="left"/>
             </w:pPr>
             <w:r>
               <w:t xml:space="preserve">Unknown or ambiguous patient</w:t>
@@ -3038,10 +2591,9 @@
           <w:p>
             <w:pPr>
               <w:pStyle w:val="Compact"/>
-              <w:jc w:val="left"/>
-            </w:pPr>
-            <w:r>
-              <w:t xml:space="preserve">Route for identity resolution. Inspect the connector’s behavior before deciding whether new patient creation is acceptable.</w:t>
+            </w:pPr>
+            <w:r>
+              <w:t xml:space="preserve">Route for identity resolution. Check whether the connector creates patients automatically and define how those records are reconciled.</w:t>
             </w:r>
           </w:p>
         </w:tc>
@@ -3055,7 +2607,6 @@
           <w:p>
             <w:pPr>
               <w:pStyle w:val="Compact"/>
-              <w:jc w:val="left"/>
             </w:pPr>
             <w:r>
               <w:t xml:space="preserve">Duplicate delivery or replay</w:t>
@@ -3067,10 +2618,23 @@
           <w:p>
             <w:pPr>
               <w:pStyle w:val="Compact"/>
-              <w:jc w:val="left"/>
-            </w:pPr>
-            <w:r>
-              <w:t xml:space="preserve">Use conditional create/update keyed on stable source identifiers. Distinguish a repeated event from a genuine report revision, and prevent older deliveries from overwriting newer results.</w:t>
+            </w:pPr>
+            <w:r>
+              <w:t xml:space="preserve">Use conditional create/update keyed on stable source identifiers. Distinguish repeated deliveries from report revisions and prevent older results from overwriting newer ones. See</w:t>
+            </w:r>
+            <w:r>
+              <w:t xml:space="preserve"> </w:t>
+            </w:r>
+            <w:hyperlink r:id="rId73">
+              <w:r>
+                <w:rPr>
+                  <w:rStyle w:val="Hyperlink"/>
+                </w:rPr>
+                <w:t xml:space="preserve">Working with FHIR</w:t>
+              </w:r>
+            </w:hyperlink>
+            <w:r>
+              <w:t xml:space="preserve">.</w:t>
             </w:r>
           </w:p>
         </w:tc>
@@ -3084,7 +2648,6 @@
           <w:p>
             <w:pPr>
               <w:pStyle w:val="Compact"/>
-              <w:jc w:val="left"/>
             </w:pPr>
             <w:r>
               <w:t xml:space="preserve">Missed delivery</w:t>
@@ -3096,10 +2659,9 @@
           <w:p>
             <w:pPr>
               <w:pStyle w:val="Compact"/>
-              <w:jc w:val="left"/>
-            </w:pPr>
-            <w:r>
-              <w:t xml:space="preserve">Provide a reconciliation and backfill process, then review unresolved exceptions.</w:t>
+            </w:pPr>
+            <w:r>
+              <w:t xml:space="preserve">Provide reconciliation and backfill, with an owner for unresolved exceptions.</w:t>
             </w:r>
           </w:p>
         </w:tc>
@@ -3110,7 +2672,17 @@
         <w:pStyle w:val="BodyText"/>
       </w:pPr>
       <w:r>
-        <w:t xml:space="preserve">The Health Gorilla receiver flags unsolicited reports with</w:t>
+        <w:rPr>
+          <w:b/>
+          <w:bCs/>
+        </w:rPr>
+        <w:t xml:space="preserve">Health Gorilla implication:</w:t>
+      </w:r>
+      <w:r>
+        <w:t xml:space="preserve"> </w:t>
+      </w:r>
+      <w:r>
+        <w:t xml:space="preserve">Its receiver flags unsolicited reports with</w:t>
       </w:r>
       <w:r>
         <w:t xml:space="preserve"> </w:t>
@@ -3122,7 +2694,7 @@
         <w:t xml:space="preserve">DetectedIssue</w:t>
       </w:r>
       <w:r>
-        <w:t xml:space="preserve">. If it cannot match the patient, it creates a new patient from the supplied demographics and flags an</w:t>
+        <w:t xml:space="preserve">. An unmatched patient causes it to create a patient from the supplied demographics and flag an</w:t>
       </w:r>
       <w:r>
         <w:t xml:space="preserve"> </w:t>
@@ -3137,38 +2709,12 @@
         <w:t xml:space="preserve"> </w:t>
       </w:r>
       <w:r>
-        <w:t xml:space="preserve">issue. Plan a queue to resolve these cases. Other interfaces need their own explicit matching policy.</w:t>
-      </w:r>
-    </w:p>
-    <w:p>
-      <w:pPr>
-        <w:pStyle w:val="BodyText"/>
-      </w:pPr>
-      <w:r>
-        <w:rPr>
-          <w:bCs/>
-          <w:b/>
-        </w:rPr>
-        <w:t xml:space="preserve">Record:</w:t>
-      </w:r>
-      <w:r>
-        <w:t xml:space="preserve"> </w:t>
-      </w:r>
-      <w:r>
-        <w:t xml:space="preserve">Matching identifiers, duplicate/revision rules, and who resolves unmatched reports.</w:t>
-      </w:r>
-    </w:p>
-    <w:p>
-      <w:pPr>
-        <w:pStyle w:val="BodyText"/>
-      </w:pPr>
-      <w:r>
-        <w:t xml:space="preserve">References:</w:t>
-      </w:r>
-      <w:r>
-        <w:t xml:space="preserve"> </w:t>
-      </w:r>
-      <w:hyperlink r:id="rId51">
+        <w:t xml:space="preserve">issue. Plan a resolution queue; see</w:t>
+      </w:r>
+      <w:r>
+        <w:t xml:space="preserve"> </w:t>
+      </w:r>
+      <w:hyperlink r:id="rId74">
         <w:r>
           <w:rPr>
             <w:rStyle w:val="Hyperlink"/>
@@ -3177,31 +2723,21 @@
         </w:r>
       </w:hyperlink>
       <w:r>
-        <w:t xml:space="preserve">,</w:t>
-      </w:r>
-      <w:r>
-        <w:t xml:space="preserve"> </w:t>
-      </w:r>
-      <w:hyperlink r:id="rId52">
-        <w:r>
-          <w:rPr>
-            <w:rStyle w:val="Hyperlink"/>
-          </w:rPr>
-          <w:t xml:space="preserve">Working with FHIR</w:t>
-        </w:r>
-      </w:hyperlink>
-      <w:r>
         <w:t xml:space="preserve">.</w:t>
       </w:r>
     </w:p>
-    <w:bookmarkEnd w:id="53"/>
-    <w:bookmarkStart w:id="62" w:name="Xfe46f915419106c1b49f09445edb20291756595"/>
+    <w:bookmarkStart w:id="75" w:name="Xe3ea4b874842677a6765a40e1dd65347dab1bdb"/>
+    <w:bookmarkEnd w:id="75"/>
+    <w:bookmarkStart w:id="76" w:name="X38e22cf58d55842ab446bda1372340cce6dcc96"/>
+    <w:bookmarkEnd w:id="76"/>
+    <w:bookmarkEnd w:id="77"/>
+    <w:bookmarkStart w:id="87" w:name="Xfe46f915419106c1b49f09445edb20291756595"/>
     <w:p>
       <w:pPr>
         <w:pStyle w:val="Heading3"/>
       </w:pPr>
       <w:r>
-        <w:t xml:space="preserve">3.7 What result detail must the application display and use?</w:t>
+        <w:t xml:space="preserve">What result detail must the application display and use?</w:t>
       </w:r>
     </w:p>
     <w:p>
@@ -3209,26 +2745,15 @@
         <w:pStyle w:val="FirstParagraph"/>
       </w:pPr>
       <w:r>
-        <w:rPr>
-          <w:bCs/>
-          <w:b/>
-        </w:rPr>
-        <w:t xml:space="preserve">Questions:</w:t>
-      </w:r>
-      <w:r>
-        <w:t xml:space="preserve"> </w:t>
-      </w:r>
-      <w:r>
-        <w:t xml:space="preserve">Do users need trends and rules on discrete values, the original report, diagnostic images, or all three? Must results from several performing organizations be compared?</w:t>
+        <w:t xml:space="preserve">Choose the formats your users need. Structured values, original reports, and images can coexist; each adds different modeling and integration work.</w:t>
       </w:r>
     </w:p>
     <w:tbl>
       <w:tblPr>
         <w:tblStyle w:val="Table"/>
         <w:tblW w:w="9360" w:type="dxa"/>
+        <w:tblLayout w:type="fixed"/>
         <w:tblLook w:firstRow="1" w:lastRow="0" w:firstColumn="0" w:lastColumn="0" w:noHBand="0" w:noVBand="0" w:val="0020"/>
-        <w:jc w:val="start"/>
-        <w:tblLayout w:type="fixed"/>
       </w:tblPr>
       <w:tblGrid>
         <w:gridCol w:w="4611"/>
@@ -3237,14 +2762,13 @@
       <w:tr>
         <w:trPr>
           <w:cantSplit/>
-          <w:tblHeader w:val="true"/>
+          <w:tblHeader w:val="on"/>
         </w:trPr>
         <w:tc>
           <w:tcPr/>
           <w:p>
             <w:pPr>
               <w:pStyle w:val="Compact"/>
-              <w:jc w:val="left"/>
             </w:pPr>
             <w:r>
               <w:t xml:space="preserve">Need</w:t>
@@ -3256,10 +2780,9 @@
           <w:p>
             <w:pPr>
               <w:pStyle w:val="Compact"/>
-              <w:jc w:val="left"/>
-            </w:pPr>
-            <w:r>
-              <w:t xml:space="preserve">Recommended approach</w:t>
+            </w:pPr>
+            <w:r>
+              <w:t xml:space="preserve">Data model and downstream implications</w:t>
             </w:r>
           </w:p>
         </w:tc>
@@ -3273,19 +2796,17 @@
           <w:p>
             <w:pPr>
               <w:pStyle w:val="Compact"/>
-              <w:jc w:val="left"/>
-            </w:pPr>
-            <w:r>
-              <w:t xml:space="preserve">Discrete lab values and trends</w:t>
-            </w:r>
-          </w:p>
-        </w:tc>
-        <w:tc>
-          <w:tcPr/>
-          <w:p>
-            <w:pPr>
-              <w:pStyle w:val="Compact"/>
-              <w:jc w:val="left"/>
+            </w:pPr>
+            <w:r>
+              <w:t xml:space="preserve">Discrete values, trends, or rules</w:t>
+            </w:r>
+          </w:p>
+        </w:tc>
+        <w:tc>
+          <w:tcPr/>
+          <w:p>
+            <w:pPr>
+              <w:pStyle w:val="Compact"/>
             </w:pPr>
             <w:r>
               <w:t xml:space="preserve">Store</w:t>
@@ -3303,7 +2824,7 @@
               <w:t xml:space="preserve"> </w:t>
             </w:r>
             <w:r>
-              <w:t xml:space="preserve">values with their units, source reference ranges, interpretation, and timing. Validate comparability before combining results across sources.</w:t>
+              <w:t xml:space="preserve">values with units, source reference ranges, interpretation, and timing. Validate comparability across sources.</w:t>
             </w:r>
           </w:p>
         </w:tc>
@@ -3317,7 +2838,6 @@
           <w:p>
             <w:pPr>
               <w:pStyle w:val="Compact"/>
-              <w:jc w:val="left"/>
             </w:pPr>
             <w:r>
               <w:t xml:space="preserve">Report summary and lifecycle</w:t>
@@ -3329,7 +2849,6 @@
           <w:p>
             <w:pPr>
               <w:pStyle w:val="Compact"/>
-              <w:jc w:val="left"/>
             </w:pPr>
             <w:r>
               <w:t xml:space="preserve">Use</w:t>
@@ -3344,10 +2863,33 @@
               <w:t xml:space="preserve">DiagnosticReport</w:t>
             </w:r>
             <w:r>
+              <w:t xml:space="preserve">, link observations through</w:t>
+            </w:r>
+            <w:r>
               <w:t xml:space="preserve"> </w:t>
             </w:r>
             <w:r>
-              <w:t xml:space="preserve">with links to the observations. Preserve partial, preliminary, final, amended, and corrected states as supplied.</w:t>
+              <w:rPr>
+                <w:rStyle w:val="VerbatimChar"/>
+              </w:rPr>
+              <w:t xml:space="preserve">result</w:t>
+            </w:r>
+            <w:r>
+              <w:t xml:space="preserve">, and preserve partial, preliminary, final, amended, and corrected states. See</w:t>
+            </w:r>
+            <w:r>
+              <w:t xml:space="preserve"> </w:t>
+            </w:r>
+            <w:hyperlink r:id="rId14">
+              <w:r>
+                <w:rPr>
+                  <w:rStyle w:val="Hyperlink"/>
+                </w:rPr>
+                <w:t xml:space="preserve">Results and Review</w:t>
+              </w:r>
+            </w:hyperlink>
+            <w:r>
+              <w:t xml:space="preserve">.</w:t>
             </w:r>
           </w:p>
         </w:tc>
@@ -3361,19 +2903,17 @@
           <w:p>
             <w:pPr>
               <w:pStyle w:val="Compact"/>
-              <w:jc w:val="left"/>
-            </w:pPr>
-            <w:r>
-              <w:t xml:space="preserve">Original PDF or narrative report is sufficient</w:t>
-            </w:r>
-          </w:p>
-        </w:tc>
-        <w:tc>
-          <w:tcPr/>
-          <w:p>
-            <w:pPr>
-              <w:pStyle w:val="Compact"/>
-              <w:jc w:val="left"/>
+            </w:pPr>
+            <w:r>
+              <w:t xml:space="preserve">Original PDF or narrative is sufficient</w:t>
+            </w:r>
+          </w:p>
+        </w:tc>
+        <w:tc>
+          <w:tcPr/>
+          <w:p>
+            <w:pPr>
+              <w:pStyle w:val="Compact"/>
             </w:pPr>
             <w:r>
               <w:t xml:space="preserve">Preserve it through</w:t>
@@ -3391,7 +2931,7 @@
               <w:t xml:space="preserve"> </w:t>
             </w:r>
             <w:r>
-              <w:t xml:space="preserve">or the integration’s documented</w:t>
+              <w:t xml:space="preserve">or the integration’s</w:t>
             </w:r>
             <w:r>
               <w:t xml:space="preserve"> </w:t>
@@ -3406,7 +2946,24 @@
               <w:t xml:space="preserve"> </w:t>
             </w:r>
             <w:r>
-              <w:t xml:space="preserve">relationship. You do not need to manufacture discrete observations.</w:t>
+              <w:t xml:space="preserve">relationship. Discrete observations are unnecessary unless the application needs them. See</w:t>
+            </w:r>
+            <w:r>
+              <w:t xml:space="preserve"> </w:t>
+            </w:r>
+            <w:hyperlink r:id="rId78">
+              <w:r>
+                <w:rPr>
+                  <w:rStyle w:val="Hyperlink"/>
+                </w:rPr>
+                <w:t xml:space="preserve">Binary Data</w:t>
+              </w:r>
+            </w:hyperlink>
+            <w:r>
+              <w:t xml:space="preserve"> </w:t>
+            </w:r>
+            <w:r>
+              <w:t xml:space="preserve">for file storage and access.</w:t>
             </w:r>
           </w:p>
         </w:tc>
@@ -3420,22 +2977,20 @@
           <w:p>
             <w:pPr>
               <w:pStyle w:val="Compact"/>
-              <w:jc w:val="left"/>
-            </w:pPr>
-            <w:r>
-              <w:t xml:space="preserve">PDF-only source, but trends or rules need discrete results</w:t>
-            </w:r>
-          </w:p>
-        </w:tc>
-        <w:tc>
-          <w:tcPr/>
-          <w:p>
-            <w:pPr>
-              <w:pStyle w:val="Compact"/>
-              <w:jc w:val="left"/>
-            </w:pPr>
-            <w:r>
-              <w:t xml:space="preserve">Add an extraction and verification workflow with source provenance. Treat extracted values as candidates until validated; a PDF attachment alone cannot support reliable numeric trends.</w:t>
+            </w:pPr>
+            <w:r>
+              <w:t xml:space="preserve">PDF-only source, but discrete results are required</w:t>
+            </w:r>
+          </w:p>
+        </w:tc>
+        <w:tc>
+          <w:tcPr/>
+          <w:p>
+            <w:pPr>
+              <w:pStyle w:val="Compact"/>
+            </w:pPr>
+            <w:r>
+              <w:t xml:space="preserve">Add extraction, verification, and source provenance before using extracted values for trends or rules.</w:t>
             </w:r>
           </w:p>
         </w:tc>
@@ -3449,7 +3004,6 @@
           <w:p>
             <w:pPr>
               <w:pStyle w:val="Compact"/>
-              <w:jc w:val="left"/>
             </w:pPr>
             <w:r>
               <w:t xml:space="preserve">Imaging interpretation only</w:t>
@@ -3461,10 +3015,9 @@
           <w:p>
             <w:pPr>
               <w:pStyle w:val="Compact"/>
-              <w:jc w:val="left"/>
-            </w:pPr>
-            <w:r>
-              <w:t xml:space="preserve">Use the report’s narrative and/or attached radiology report.</w:t>
+            </w:pPr>
+            <w:r>
+              <w:t xml:space="preserve">Display the narrative or attached radiology report; image storage and viewer integration can remain out of scope.</w:t>
             </w:r>
           </w:p>
         </w:tc>
@@ -3478,72 +3031,26 @@
           <w:p>
             <w:pPr>
               <w:pStyle w:val="Compact"/>
-              <w:jc w:val="left"/>
-            </w:pPr>
-            <w:r>
-              <w:t xml:space="preserve">Diagnostic images and viewer access</w:t>
-            </w:r>
-          </w:p>
-        </w:tc>
-        <w:tc>
-          <w:tcPr/>
-          <w:p>
-            <w:pPr>
-              <w:pStyle w:val="Compact"/>
-              <w:jc w:val="left"/>
-            </w:pPr>
-            <w:r>
-              <w:t xml:space="preserve">Choose Medplum’s DICOM storage and hosted OHIF viewer, or connect an existing archive/viewer. Resolve the imaging choices below.</w:t>
+            </w:pPr>
+            <w:r>
+              <w:t xml:space="preserve">Diagnostic images</w:t>
+            </w:r>
+          </w:p>
+        </w:tc>
+        <w:tc>
+          <w:tcPr/>
+          <w:p>
+            <w:pPr>
+              <w:pStyle w:val="Compact"/>
+            </w:pPr>
+            <w:r>
+              <w:t xml:space="preserve">Choose archive/viewer ownership below, then decide whether applications need synchronized context.</w:t>
             </w:r>
           </w:p>
         </w:tc>
       </w:tr>
     </w:tbl>
-    <w:p>
-      <w:pPr>
-        <w:pStyle w:val="BodyText"/>
-      </w:pPr>
-      <w:r>
-        <w:t xml:space="preserve">For uploaded documents, use Medplum’s Binary/Attachment helpers, reference</w:t>
-      </w:r>
-      <w:r>
-        <w:t xml:space="preserve"> </w:t>
-      </w:r>
-      <w:r>
-        <w:rPr>
-          <w:rStyle w:val="VerbatimChar"/>
-        </w:rPr>
-        <w:t xml:space="preserve">Binary/{id}</w:t>
-      </w:r>
-      <w:r>
-        <w:t xml:space="preserve">, and set the appropriate</w:t>
-      </w:r>
-      <w:r>
-        <w:t xml:space="preserve"> </w:t>
-      </w:r>
-      <w:r>
-        <w:rPr>
-          <w:rStyle w:val="VerbatimChar"/>
-        </w:rPr>
-        <w:t xml:space="preserve">securityContext</w:t>
-      </w:r>
-      <w:r>
-        <w:t xml:space="preserve">. Do not put base64 content in</w:t>
-      </w:r>
-      <w:r>
-        <w:t xml:space="preserve"> </w:t>
-      </w:r>
-      <w:r>
-        <w:rPr>
-          <w:rStyle w:val="VerbatimChar"/>
-        </w:rPr>
-        <w:t xml:space="preserve">Attachment.data</w:t>
-      </w:r>
-      <w:r>
-        <w:t xml:space="preserve">.</w:t>
-      </w:r>
-    </w:p>
-    <w:bookmarkStart w:id="61" w:name="X4d1f02b546ed34a6c9a6f1394aeb55e08dc51f0"/>
+    <w:bookmarkStart w:id="82" w:name="X4d1f02b546ed34a6c9a6f1394aeb55e08dc51f0"/>
     <w:p>
       <w:pPr>
         <w:pStyle w:val="Heading4"/>
@@ -3554,161 +3061,32 @@
     </w:p>
     <w:p>
       <w:pPr>
-        <w:pStyle w:val="FirstParagraph"/>
-      </w:pPr>
-      <w:r>
-        <w:rPr>
-          <w:bCs/>
-          <w:b/>
-        </w:rPr>
-        <w:t xml:space="preserve">Questions:</w:t>
-      </w:r>
-      <w:r>
-        <w:t xml:space="preserve"> </w:t>
-      </w:r>
-      <w:r>
-        <w:t xml:space="preserve">Does a PACS already own the images? Must your application store and display studies? Should the chart and viewer switch patient or study together?</w:t>
-      </w:r>
-    </w:p>
-    <w:p>
-      <w:pPr>
+        <w:pStyle w:val="Compact"/>
         <w:numPr>
           <w:ilvl w:val="0"/>
-          <w:numId w:val="1004"/>
+          <w:numId w:val="1005"/>
         </w:numPr>
-        <w:pStyle w:val="Compact"/>
       </w:pPr>
       <w:r>
         <w:rPr>
+          <w:b/>
           <w:bCs/>
-          <w:b/>
         </w:rPr>
         <w:t xml:space="preserve">Medplum DICOM storage and hosted OHIF viewer</w:t>
       </w:r>
     </w:p>
     <w:p>
       <w:pPr>
-        <w:numPr>
-          <w:ilvl w:val="1"/>
-          <w:numId w:val="1005"/>
-        </w:numPr>
         <w:pStyle w:val="Compact"/>
-      </w:pPr>
-      <w:r>
-        <w:rPr>
-          <w:bCs/>
-          <w:b/>
-        </w:rPr>
-        <w:t xml:space="preserve">Choose when:</w:t>
-      </w:r>
-      <w:r>
-        <w:t xml:space="preserve"> </w:t>
-      </w:r>
-      <w:r>
-        <w:t xml:space="preserve">Your application needs image storage and viewing without deploying a separate image server and viewer. Medplum’s hosted cloud includes a configured</w:t>
-      </w:r>
-      <w:r>
-        <w:t xml:space="preserve"> </w:t>
-      </w:r>
-      <w:hyperlink r:id="rId54">
-        <w:r>
-          <w:rPr>
-            <w:rStyle w:val="Hyperlink"/>
-          </w:rPr>
-          <w:t xml:space="preserve">OHIF viewer</w:t>
-        </w:r>
-      </w:hyperlink>
-      <w:r>
-        <w:t xml:space="preserve">.</w:t>
-      </w:r>
-    </w:p>
-    <w:p>
-      <w:pPr>
-        <w:numPr>
-          <w:ilvl w:val="1"/>
-          <w:numId w:val="1005"/>
-        </w:numPr>
-        <w:pStyle w:val="Compact"/>
-      </w:pPr>
-      <w:r>
-        <w:rPr>
-          <w:bCs/>
-          <w:b/>
-        </w:rPr>
-        <w:t xml:space="preserve">Advantages:</w:t>
-      </w:r>
-      <w:r>
-        <w:t xml:space="preserve"> </w:t>
-      </w:r>
-      <w:r>
-        <w:t xml:space="preserve">DICOMweb provides storage (STOW-RS), study/series queries (QIDO-RS), and metadata/frame retrieval (WADO-RS), using Medplum authentication and access policies.</w:t>
-      </w:r>
-    </w:p>
-    <w:p>
-      <w:pPr>
-        <w:numPr>
-          <w:ilvl w:val="1"/>
-          <w:numId w:val="1005"/>
-        </w:numPr>
-        <w:pStyle w:val="Compact"/>
-      </w:pPr>
-      <w:r>
-        <w:rPr>
-          <w:bCs/>
-          <w:b/>
-        </w:rPr>
-        <w:t xml:space="preserve">Tradeoffs:</w:t>
-      </w:r>
-      <w:r>
-        <w:t xml:space="preserve"> </w:t>
-      </w:r>
-      <w:r>
-        <w:t xml:space="preserve">DICOM support is beta and implements a subset of DICOMweb. Validate the needed modalities, transfer syntaxes, and viewer operations. Current QIDO study queries ignore filtering and pagination parameters; use FHIR search on</w:t>
-      </w:r>
-      <w:r>
-        <w:t xml:space="preserve"> </w:t>
-      </w:r>
-      <w:r>
-        <w:rPr>
-          <w:rStyle w:val="VerbatimChar"/>
-        </w:rPr>
-        <w:t xml:space="preserve">DicomStudy</w:t>
-      </w:r>
-      <w:r>
-        <w:t xml:space="preserve"> </w:t>
-      </w:r>
-      <w:r>
-        <w:t xml:space="preserve">when those are required. Self-hosted OHIF deployment is an enterprise feature.</w:t>
-      </w:r>
-    </w:p>
-    <w:p>
-      <w:pPr>
-        <w:numPr>
-          <w:ilvl w:val="0"/>
-          <w:numId w:val="1004"/>
-        </w:numPr>
-        <w:pStyle w:val="Compact"/>
-      </w:pPr>
-      <w:r>
-        <w:rPr>
-          <w:bCs/>
-          <w:b/>
-        </w:rPr>
-        <w:t xml:space="preserve">Existing PACS or external viewer</w:t>
-      </w:r>
-    </w:p>
-    <w:p>
-      <w:pPr>
         <w:numPr>
           <w:ilvl w:val="1"/>
           <w:numId w:val="1006"/>
         </w:numPr>
-        <w:pStyle w:val="Compact"/>
       </w:pPr>
       <w:r>
         <w:rPr>
+          <w:b/>
           <w:bCs/>
-          <w:b/>
         </w:rPr>
         <w:t xml:space="preserve">Choose when:</w:t>
       </w:r>
@@ -3716,43 +3094,67 @@
         <w:t xml:space="preserve"> </w:t>
       </w:r>
       <w:r>
-        <w:t xml:space="preserve">An imaging facility already owns image storage and interpretation, and your application mainly coordinates orders and reviews reports.</w:t>
-      </w:r>
-    </w:p>
-    <w:p>
-      <w:pPr>
+        <w:t xml:space="preserve">You need image storage and viewing without deploying a separate image server and viewer.</w:t>
+      </w:r>
+    </w:p>
+    <w:p>
+      <w:pPr>
+        <w:pStyle w:val="Compact"/>
         <w:numPr>
           <w:ilvl w:val="1"/>
           <w:numId w:val="1006"/>
         </w:numPr>
+      </w:pPr>
+      <w:r>
+        <w:rPr>
+          <w:b/>
+          <w:bCs/>
+        </w:rPr>
+        <w:t xml:space="preserve">Implications:</w:t>
+      </w:r>
+      <w:r>
+        <w:t xml:space="preserve"> </w:t>
+      </w:r>
+      <w:r>
+        <w:t xml:space="preserve">Implement ingestion, patient/order reconciliation, and image-access policies. Medplum’s custom DICOM resources are distinct from R4</w:t>
+      </w:r>
+      <w:r>
+        <w:t xml:space="preserve"> </w:t>
+      </w:r>
+      <w:r>
+        <w:rPr>
+          <w:rStyle w:val="VerbatimChar"/>
+        </w:rPr>
+        <w:t xml:space="preserve">ImagingStudy</w:t>
+      </w:r>
+      <w:r>
+        <w:t xml:space="preserve">; ingestion does not automatically link a FHIR patient or create an</w:t>
+      </w:r>
+      <w:r>
+        <w:t xml:space="preserve"> </w:t>
+      </w:r>
+      <w:r>
+        <w:rPr>
+          <w:rStyle w:val="VerbatimChar"/>
+        </w:rPr>
+        <w:t xml:space="preserve">ImagingStudy</w:t>
+      </w:r>
+      <w:r>
+        <w:t xml:space="preserve">. Create those relationships when required by your workflow.</w:t>
+      </w:r>
+    </w:p>
+    <w:p>
+      <w:pPr>
         <w:pStyle w:val="Compact"/>
-      </w:pPr>
-      <w:r>
-        <w:rPr>
-          <w:bCs/>
-          <w:b/>
-        </w:rPr>
-        <w:t xml:space="preserve">Advantages:</w:t>
-      </w:r>
-      <w:r>
-        <w:t xml:space="preserve"> </w:t>
-      </w:r>
-      <w:r>
-        <w:t xml:space="preserve">Retains the facility’s established archive and viewing workflow; avoids requiring a second image copy just to display the report.</w:t>
-      </w:r>
-    </w:p>
-    <w:p>
-      <w:pPr>
         <w:numPr>
           <w:ilvl w:val="1"/>
           <w:numId w:val="1006"/>
         </w:numPr>
-        <w:pStyle w:val="Compact"/>
       </w:pPr>
       <w:r>
         <w:rPr>
+          <w:b/>
           <w:bCs/>
-          <w:b/>
         </w:rPr>
         <w:t xml:space="preserve">Tradeoffs:</w:t>
       </w:r>
@@ -3760,324 +3162,28 @@
         <w:t xml:space="preserve"> </w:t>
       </w:r>
       <w:r>
-        <w:t xml:space="preserve">Define viewer launch, authentication, study identifiers, and image availability with the facility.</w:t>
-      </w:r>
-      <w:r>
-        <w:t xml:space="preserve"> </w:t>
-      </w:r>
-      <w:r>
-        <w:rPr>
-          <w:rStyle w:val="VerbatimChar"/>
-        </w:rPr>
-        <w:t xml:space="preserve">DiagnosticReport.imagingStudy</w:t>
-      </w:r>
-      <w:r>
-        <w:t xml:space="preserve"> </w:t>
-      </w:r>
-      <w:r>
-        <w:t xml:space="preserve">can reference an R4</w:t>
-      </w:r>
-      <w:r>
-        <w:t xml:space="preserve"> </w:t>
-      </w:r>
-      <w:r>
-        <w:rPr>
-          <w:rStyle w:val="VerbatimChar"/>
-        </w:rPr>
-        <w:t xml:space="preserve">ImagingStudy</w:t>
-      </w:r>
-      <w:r>
-        <w:t xml:space="preserve">, but that reference alone does not retrieve images or launch a viewer.</w:t>
-      </w:r>
-    </w:p>
-    <w:p>
-      <w:pPr>
-        <w:numPr>
-          <w:ilvl w:val="0"/>
-          <w:numId w:val="1004"/>
-        </w:numPr>
+        <w:t xml:space="preserve">DICOM support is beta and implements a subset of DICOMweb. Validate modality and viewer compatibility. Self-hosted OHIF deployment is an enterprise feature.</w:t>
+      </w:r>
+    </w:p>
+    <w:p>
+      <w:pPr>
         <w:pStyle w:val="Compact"/>
-      </w:pPr>
-      <w:r>
-        <w:rPr>
-          <w:bCs/>
-          <w:b/>
-        </w:rPr>
-        <w:t xml:space="preserve">FHIRcast context synchronization</w:t>
-      </w:r>
-    </w:p>
-    <w:p>
-      <w:pPr>
         <w:numPr>
           <w:ilvl w:val="1"/>
-          <w:numId w:val="1007"/>
+          <w:numId w:val="1006"/>
         </w:numPr>
-        <w:pStyle w:val="Compact"/>
       </w:pPr>
       <w:r>
         <w:rPr>
+          <w:b/>
           <w:bCs/>
-          <w:b/>
         </w:rPr>
-        <w:t xml:space="preserve">Choose when:</w:t>
-      </w:r>
-      <w:r>
-        <w:t xml:space="preserve"> </w:t>
-      </w:r>
-      <w:r>
-        <w:t xml:space="preserve">Clinicians work across a chart, viewer, or reporting application and need their current patient or study context to stay aligned.</w:t>
-      </w:r>
-    </w:p>
-    <w:p>
-      <w:pPr>
-        <w:numPr>
-          <w:ilvl w:val="1"/>
-          <w:numId w:val="1007"/>
-        </w:numPr>
-        <w:pStyle w:val="Compact"/>
-      </w:pPr>
-      <w:r>
-        <w:rPr>
-          <w:bCs/>
-          <w:b/>
-        </w:rPr>
-        <w:t xml:space="preserve">Advantages:</w:t>
-      </w:r>
-      <w:r>
-        <w:t xml:space="preserve"> </w:t>
-      </w:r>
-      <w:r>
-        <w:t xml:space="preserve">Medplum supports FHIRcast STU3, and its OHIF integration supports context synchronization. This can accompany either storage choice when the participating applications support it.</w:t>
-      </w:r>
-    </w:p>
-    <w:p>
-      <w:pPr>
-        <w:numPr>
-          <w:ilvl w:val="1"/>
-          <w:numId w:val="1007"/>
-        </w:numPr>
-        <w:pStyle w:val="Compact"/>
-      </w:pPr>
-      <w:r>
-        <w:rPr>
-          <w:bCs/>
-          <w:b/>
-        </w:rPr>
-        <w:t xml:space="preserve">Tradeoffs:</w:t>
-      </w:r>
-      <w:r>
-        <w:t xml:space="preserve"> </w:t>
-      </w:r>
-      <w:r>
-        <w:t xml:space="preserve">Define the shared session/topic, participating applications, and supported events. FHIRcast synchronizes context; use DICOMweb for image retrieval and persisted resources for order/result state. Each application still needs appropriate authentication and access.</w:t>
-      </w:r>
-    </w:p>
-    <w:p>
-      <w:pPr>
-        <w:pStyle w:val="FirstParagraph"/>
-      </w:pPr>
-      <w:r>
-        <w:rPr>
-          <w:bCs/>
-          <w:b/>
-        </w:rPr>
-        <w:t xml:space="preserve">Plan reconciliation explicitly:</w:t>
-      </w:r>
-      <w:r>
-        <w:t xml:space="preserve"> </w:t>
-      </w:r>
-      <w:r>
-        <w:t xml:space="preserve">Medplum stores images using its custom</w:t>
-      </w:r>
-      <w:r>
-        <w:t xml:space="preserve"> </w:t>
-      </w:r>
-      <w:r>
-        <w:rPr>
-          <w:rStyle w:val="VerbatimChar"/>
-        </w:rPr>
-        <w:t xml:space="preserve">DicomStudy</w:t>
-      </w:r>
-      <w:r>
-        <w:t xml:space="preserve">,</w:t>
-      </w:r>
-      <w:r>
-        <w:t xml:space="preserve"> </w:t>
-      </w:r>
-      <w:r>
-        <w:rPr>
-          <w:rStyle w:val="VerbatimChar"/>
-        </w:rPr>
-        <w:t xml:space="preserve">DicomSeries</w:t>
-      </w:r>
-      <w:r>
-        <w:t xml:space="preserve">, and</w:t>
-      </w:r>
-      <w:r>
-        <w:t xml:space="preserve"> </w:t>
-      </w:r>
-      <w:r>
-        <w:rPr>
-          <w:rStyle w:val="VerbatimChar"/>
-        </w:rPr>
-        <w:t xml:space="preserve">DicomInstance</w:t>
-      </w:r>
-      <w:r>
-        <w:t xml:space="preserve"> </w:t>
-      </w:r>
-      <w:r>
-        <w:t xml:space="preserve">resources and</w:t>
-      </w:r>
-      <w:r>
-        <w:t xml:space="preserve"> </w:t>
-      </w:r>
-      <w:r>
-        <w:rPr>
-          <w:rStyle w:val="VerbatimChar"/>
-        </w:rPr>
-        <w:t xml:space="preserve">Binary</w:t>
-      </w:r>
-      <w:r>
-        <w:t xml:space="preserve"> </w:t>
-      </w:r>
-      <w:r>
-        <w:t xml:space="preserve">files. These are distinct from FHIR R4</w:t>
-      </w:r>
-      <w:r>
-        <w:t xml:space="preserve"> </w:t>
-      </w:r>
-      <w:r>
-        <w:rPr>
-          <w:rStyle w:val="VerbatimChar"/>
-        </w:rPr>
-        <w:t xml:space="preserve">ImagingStudy</w:t>
-      </w:r>
-      <w:r>
-        <w:t xml:space="preserve">; ingestion does not automatically create an</w:t>
-      </w:r>
-      <w:r>
-        <w:t xml:space="preserve"> </w:t>
-      </w:r>
-      <w:r>
-        <w:rPr>
-          <w:rStyle w:val="VerbatimChar"/>
-        </w:rPr>
-        <w:t xml:space="preserve">ImagingStudy</w:t>
-      </w:r>
-      <w:r>
-        <w:t xml:space="preserve"> </w:t>
-      </w:r>
-      <w:r>
-        <w:t xml:space="preserve">or link a FHIR</w:t>
-      </w:r>
-      <w:r>
-        <w:t xml:space="preserve"> </w:t>
-      </w:r>
-      <w:r>
-        <w:rPr>
-          <w:rStyle w:val="VerbatimChar"/>
-        </w:rPr>
-        <w:t xml:space="preserve">Patient</w:t>
-      </w:r>
-      <w:r>
-        <w:t xml:space="preserve">. The DICOM</w:t>
-      </w:r>
-      <w:r>
-        <w:t xml:space="preserve"> </w:t>
-      </w:r>
-      <w:r>
-        <w:rPr>
-          <w:rStyle w:val="VerbatimChar"/>
-        </w:rPr>
-        <w:t xml:space="preserve">patientId</w:t>
-      </w:r>
-      <w:r>
-        <w:t xml:space="preserve"> </w:t>
-      </w:r>
-      <w:r>
-        <w:t xml:space="preserve">is a string, not a patient reference. Use source-aware patient and accession matching, for example in a Bot, and route ambiguous matches for review. If your workflow requires it, create the R4</w:t>
-      </w:r>
-      <w:r>
-        <w:t xml:space="preserve"> </w:t>
-      </w:r>
-      <w:r>
-        <w:rPr>
-          <w:rStyle w:val="VerbatimChar"/>
-        </w:rPr>
-        <w:t xml:space="preserve">ImagingStudy</w:t>
-      </w:r>
-      <w:r>
-        <w:t xml:space="preserve"> </w:t>
-      </w:r>
-      <w:r>
-        <w:t xml:space="preserve">and report links after reconciliation.</w:t>
-      </w:r>
-    </w:p>
-    <w:p>
-      <w:pPr>
-        <w:pStyle w:val="BodyText"/>
-      </w:pPr>
-      <w:r>
-        <w:t xml:space="preserve">Image upload and image readiness are also separate: pixel extraction runs asynchronously, so a study can appear before its frames are ready to display. Include a loading/retry path. Do not assume replaying an upload is harmless: study and series creation is conditional on DICOM UIDs, but instance creation is not. Define duplicate-instance handling for retries and backfills.</w:t>
-      </w:r>
-    </w:p>
-    <w:p>
-      <w:pPr>
-        <w:pStyle w:val="BodyText"/>
-      </w:pPr>
-      <w:r>
-        <w:rPr>
-          <w:bCs/>
-          <w:b/>
-        </w:rPr>
-        <w:t xml:space="preserve">Record:</w:t>
-      </w:r>
-      <w:r>
-        <w:t xml:space="preserve"> </w:t>
-      </w:r>
-      <w:r>
-        <w:t xml:space="preserve">Required result formats, archive/viewer ownership, supported imaging operations, patient/order reconciliation, and whether context synchronization is needed.</w:t>
-      </w:r>
-    </w:p>
-    <w:p>
-      <w:pPr>
-        <w:pStyle w:val="BodyText"/>
-      </w:pPr>
-      <w:r>
-        <w:t xml:space="preserve">References:</w:t>
-      </w:r>
-      <w:r>
-        <w:t xml:space="preserve"> </w:t>
-      </w:r>
-      <w:hyperlink r:id="rId25">
-        <w:r>
-          <w:rPr>
-            <w:rStyle w:val="Hyperlink"/>
-          </w:rPr>
-          <w:t xml:space="preserve">Results and Review</w:t>
-        </w:r>
-      </w:hyperlink>
-      <w:r>
-        <w:t xml:space="preserve">,</w:t>
-      </w:r>
-      <w:r>
-        <w:t xml:space="preserve"> </w:t>
-      </w:r>
-      <w:hyperlink r:id="rId55">
-        <w:r>
-          <w:rPr>
-            <w:rStyle w:val="Hyperlink"/>
-          </w:rPr>
-          <w:t xml:space="preserve">Binary Data</w:t>
-        </w:r>
-      </w:hyperlink>
-      <w:r>
-        <w:t xml:space="preserve">,</w:t>
-      </w:r>
-      <w:r>
-        <w:t xml:space="preserve"> </w:t>
-      </w:r>
-      <w:hyperlink r:id="rId56">
+        <w:t xml:space="preserve">Implementation:</w:t>
+      </w:r>
+      <w:r>
+        <w:t xml:space="preserve"> </w:t>
+      </w:r>
+      <w:hyperlink r:id="rId79">
         <w:r>
           <w:rPr>
             <w:rStyle w:val="Hyperlink"/>
@@ -4091,12 +3197,12 @@
       <w:r>
         <w:t xml:space="preserve"> </w:t>
       </w:r>
-      <w:hyperlink r:id="rId57">
+      <w:hyperlink r:id="rId80">
         <w:r>
           <w:rPr>
             <w:rStyle w:val="Hyperlink"/>
           </w:rPr>
-          <w:t xml:space="preserve">DICOM Data Model</w:t>
+          <w:t xml:space="preserve">Data Model</w:t>
         </w:r>
       </w:hyperlink>
       <w:r>
@@ -4105,21 +3211,7 @@
       <w:r>
         <w:t xml:space="preserve"> </w:t>
       </w:r>
-      <w:hyperlink r:id="rId58">
-        <w:r>
-          <w:rPr>
-            <w:rStyle w:val="Hyperlink"/>
-          </w:rPr>
-          <w:t xml:space="preserve">DICOMweb API</w:t>
-        </w:r>
-      </w:hyperlink>
-      <w:r>
-        <w:t xml:space="preserve">,</w:t>
-      </w:r>
-      <w:r>
-        <w:t xml:space="preserve"> </w:t>
-      </w:r>
-      <w:hyperlink r:id="rId59">
+      <w:hyperlink r:id="rId81">
         <w:r>
           <w:rPr>
             <w:rStyle w:val="Hyperlink"/>
@@ -4128,12 +3220,149 @@
         </w:r>
       </w:hyperlink>
       <w:r>
-        <w:t xml:space="preserve">,</w:t>
-      </w:r>
-      <w:r>
-        <w:t xml:space="preserve"> </w:t>
-      </w:r>
-      <w:hyperlink r:id="rId60">
+        <w:t xml:space="preserve">.</w:t>
+      </w:r>
+    </w:p>
+    <w:p>
+      <w:pPr>
+        <w:pStyle w:val="Compact"/>
+        <w:numPr>
+          <w:ilvl w:val="0"/>
+          <w:numId w:val="1005"/>
+        </w:numPr>
+      </w:pPr>
+      <w:r>
+        <w:rPr>
+          <w:b/>
+          <w:bCs/>
+        </w:rPr>
+        <w:t xml:space="preserve">Existing PACS or external viewer</w:t>
+      </w:r>
+    </w:p>
+    <w:p>
+      <w:pPr>
+        <w:pStyle w:val="Compact"/>
+        <w:numPr>
+          <w:ilvl w:val="1"/>
+          <w:numId w:val="1007"/>
+        </w:numPr>
+      </w:pPr>
+      <w:r>
+        <w:rPr>
+          <w:b/>
+          <w:bCs/>
+        </w:rPr>
+        <w:t xml:space="preserve">Choose when:</w:t>
+      </w:r>
+      <w:r>
+        <w:t xml:space="preserve"> </w:t>
+      </w:r>
+      <w:r>
+        <w:t xml:space="preserve">A facility already owns image storage and interpretation.</w:t>
+      </w:r>
+    </w:p>
+    <w:p>
+      <w:pPr>
+        <w:pStyle w:val="Compact"/>
+        <w:numPr>
+          <w:ilvl w:val="1"/>
+          <w:numId w:val="1007"/>
+        </w:numPr>
+      </w:pPr>
+      <w:r>
+        <w:rPr>
+          <w:b/>
+          <w:bCs/>
+        </w:rPr>
+        <w:t xml:space="preserve">Implications:</w:t>
+      </w:r>
+      <w:r>
+        <w:t xml:space="preserve"> </w:t>
+      </w:r>
+      <w:r>
+        <w:t xml:space="preserve">Agree viewer launch, authentication, study identifiers, and image availability. Link reports through</w:t>
+      </w:r>
+      <w:r>
+        <w:t xml:space="preserve"> </w:t>
+      </w:r>
+      <w:r>
+        <w:rPr>
+          <w:rStyle w:val="VerbatimChar"/>
+        </w:rPr>
+        <w:t xml:space="preserve">DiagnosticReport.imagingStudy</w:t>
+      </w:r>
+      <w:r>
+        <w:t xml:space="preserve"> </w:t>
+      </w:r>
+      <w:r>
+        <w:t xml:space="preserve">when using R4</w:t>
+      </w:r>
+      <w:r>
+        <w:t xml:space="preserve"> </w:t>
+      </w:r>
+      <w:r>
+        <w:rPr>
+          <w:rStyle w:val="VerbatimChar"/>
+        </w:rPr>
+        <w:t xml:space="preserve">ImagingStudy</w:t>
+      </w:r>
+      <w:r>
+        <w:t xml:space="preserve">.</w:t>
+      </w:r>
+    </w:p>
+    <w:p>
+      <w:pPr>
+        <w:pStyle w:val="Compact"/>
+        <w:numPr>
+          <w:ilvl w:val="1"/>
+          <w:numId w:val="1007"/>
+        </w:numPr>
+      </w:pPr>
+      <w:r>
+        <w:rPr>
+          <w:b/>
+          <w:bCs/>
+        </w:rPr>
+        <w:t xml:space="preserve">Tradeoffs:</w:t>
+      </w:r>
+      <w:r>
+        <w:t xml:space="preserve"> </w:t>
+      </w:r>
+      <w:r>
+        <w:t xml:space="preserve">Avoids a second archive, but a FHIR reference alone does not retrieve images or launch the viewer; integration with the facility is still required.</w:t>
+      </w:r>
+    </w:p>
+    <w:bookmarkEnd w:id="82"/>
+    <w:bookmarkStart w:id="86" w:name="X5065fa6c0378976c1bba930398882d4dba7ee49"/>
+    <w:p>
+      <w:pPr>
+        <w:pStyle w:val="Heading4"/>
+      </w:pPr>
+      <w:r>
+        <w:t xml:space="preserve">Should the chart and viewer switch context together?</w:t>
+      </w:r>
+    </w:p>
+    <w:p>
+      <w:pPr>
+        <w:pStyle w:val="FirstParagraph"/>
+      </w:pPr>
+      <w:r>
+        <w:rPr>
+          <w:b/>
+          <w:bCs/>
+        </w:rPr>
+        <w:t xml:space="preserve">If clinicians need synchronized patient or study selection,</w:t>
+      </w:r>
+      <w:r>
+        <w:t xml:space="preserve"> </w:t>
+      </w:r>
+      <w:r>
+        <w:t xml:space="preserve">evaluate</w:t>
+      </w:r>
+      <w:r>
+        <w:t xml:space="preserve"> </w:t>
+      </w:r>
+      <w:hyperlink r:id="rId83">
         <w:r>
           <w:rPr>
             <w:rStyle w:val="Hyperlink"/>
@@ -4142,18 +3371,54 @@
         </w:r>
       </w:hyperlink>
       <w:r>
-        <w:t xml:space="preserve">.</w:t>
-      </w:r>
-    </w:p>
-    <w:bookmarkEnd w:id="61"/>
-    <w:bookmarkEnd w:id="62"/>
-    <w:bookmarkStart w:id="65" w:name="Xdef0a52060b3305c16642c5fe6ea1d75f89b596"/>
+        <w:t xml:space="preserve">. Medplum supports FHIRcast STU3 and OHIF context synchronization. Define participating applications, a shared session/topic, and supported events. This can accompany either storage choice when the applications support it.</w:t>
+      </w:r>
+    </w:p>
+    <w:p>
+      <w:pPr>
+        <w:pStyle w:val="BodyText"/>
+      </w:pPr>
+      <w:r>
+        <w:rPr>
+          <w:b/>
+          <w:bCs/>
+        </w:rPr>
+        <w:t xml:space="preserve">If independent navigation is sufficient,</w:t>
+      </w:r>
+      <w:r>
+        <w:t xml:space="preserve"> </w:t>
+      </w:r>
+      <w:r>
+        <w:t xml:space="preserve">skip context synchronization. FHIRcast does not replace image retrieval, authentication, or persisted order/result records.</w:t>
+      </w:r>
+    </w:p>
+    <w:bookmarkStart w:id="84" w:name="decision-5"/>
+    <w:bookmarkEnd w:id="84"/>
+    <w:bookmarkStart w:id="85" w:name="X3350871a82442c97e0105aa8b55870f56ce4bf2"/>
+    <w:bookmarkEnd w:id="85"/>
+    <w:bookmarkEnd w:id="86"/>
+    <w:bookmarkEnd w:id="87"/>
+    <w:bookmarkEnd w:id="88"/>
+    <w:bookmarkStart w:id="98" w:name="review-and-closure"/>
+    <w:p>
+      <w:pPr>
+        <w:pStyle w:val="Heading2"/>
+      </w:pPr>
+      <w:r>
+        <w:t xml:space="preserve">Review and closure</w:t>
+      </w:r>
+    </w:p>
+    <w:bookmarkStart w:id="89" w:name="X7143ef8a4af13eb45ac8a8a43c5854f1cbf5ba7"/>
+    <w:bookmarkEnd w:id="89"/>
+    <w:bookmarkStart w:id="90" w:name="X1f9e947d507f6f400716539895f05a7a9fb5d50"/>
+    <w:bookmarkEnd w:id="90"/>
+    <w:bookmarkStart w:id="94" w:name="Xdef0a52060b3305c16642c5fe6ea1d75f89b596"/>
     <w:p>
       <w:pPr>
         <w:pStyle w:val="Heading3"/>
       </w:pPr>
       <w:r>
-        <w:t xml:space="preserve">3.8 What closes the loop after results arrive?</w:t>
+        <w:t xml:space="preserve">What closes the loop after results arrive?</w:t>
       </w:r>
     </w:p>
     <w:p>
@@ -4162,8 +3427,8 @@
       </w:pPr>
       <w:r>
         <w:rPr>
+          <w:b/>
           <w:bCs/>
-          <w:b/>
         </w:rPr>
         <w:t xml:space="preserve">Questions:</w:t>
       </w:r>
@@ -4180,8 +3445,8 @@
       </w:pPr>
       <w:r>
         <w:rPr>
+          <w:b/>
           <w:bCs/>
-          <w:b/>
         </w:rPr>
         <w:t xml:space="preserve">Recommended baseline:</w:t>
       </w:r>
@@ -4211,9 +3476,8 @@
       <w:tblPr>
         <w:tblStyle w:val="Table"/>
         <w:tblW w:w="9360" w:type="dxa"/>
+        <w:tblLayout w:type="fixed"/>
         <w:tblLook w:firstRow="1" w:lastRow="0" w:firstColumn="0" w:lastColumn="0" w:noHBand="0" w:noVBand="0" w:val="0020"/>
-        <w:jc w:val="start"/>
-        <w:tblLayout w:type="fixed"/>
       </w:tblPr>
       <w:tblGrid>
         <w:gridCol w:w="4702"/>
@@ -4222,14 +3486,13 @@
       <w:tr>
         <w:trPr>
           <w:cantSplit/>
-          <w:tblHeader w:val="true"/>
+          <w:tblHeader w:val="on"/>
         </w:trPr>
         <w:tc>
           <w:tcPr/>
           <w:p>
             <w:pPr>
               <w:pStyle w:val="Compact"/>
-              <w:jc w:val="left"/>
             </w:pPr>
             <w:r>
               <w:t xml:space="preserve">Requirement</w:t>
@@ -4241,7 +3504,6 @@
           <w:p>
             <w:pPr>
               <w:pStyle w:val="Compact"/>
-              <w:jc w:val="left"/>
             </w:pPr>
             <w:r>
               <w:t xml:space="preserve">Suggested application pattern</w:t>
@@ -4258,7 +3520,6 @@
           <w:p>
             <w:pPr>
               <w:pStyle w:val="Compact"/>
-              <w:jc w:val="left"/>
             </w:pPr>
             <w:r>
               <w:t xml:space="preserve">One reviewer, no separate queue required</w:t>
@@ -4270,7 +3531,6 @@
           <w:p>
             <w:pPr>
               <w:pStyle w:val="Compact"/>
-              <w:jc w:val="left"/>
             </w:pPr>
             <w:r>
               <w:t xml:space="preserve">Record acknowledgment and the report version reviewed in your clinical workflow, for example with</w:t>
@@ -4299,19 +3559,17 @@
           <w:p>
             <w:pPr>
               <w:pStyle w:val="Compact"/>
-              <w:jc w:val="left"/>
-            </w:pPr>
-            <w:r>
-              <w:t xml:space="preserve">Assigned work, coverage, or overdue review must be tracked</w:t>
-            </w:r>
-          </w:p>
-        </w:tc>
-        <w:tc>
-          <w:tcPr/>
-          <w:p>
-            <w:pPr>
-              <w:pStyle w:val="Compact"/>
-              <w:jc w:val="left"/>
+            </w:pPr>
+            <w:r>
+              <w:t xml:space="preserve">Assigned work, coverage, or overdue review</w:t>
+            </w:r>
+          </w:p>
+        </w:tc>
+        <w:tc>
+          <w:tcPr/>
+          <w:p>
+            <w:pPr>
+              <w:pStyle w:val="Compact"/>
             </w:pPr>
             <w:r>
               <w:t xml:space="preserve">Create a</w:t>
@@ -4341,7 +3599,21 @@
               <w:t xml:space="preserve">Task.for</w:t>
             </w:r>
             <w:r>
-              <w:t xml:space="preserve">. Define how to record the reviewer, review time, and version reviewed.</w:t>
+              <w:t xml:space="preserve">. Record ownership, deadlines, reviewer, review time, and report version. See</w:t>
+            </w:r>
+            <w:r>
+              <w:t xml:space="preserve"> </w:t>
+            </w:r>
+            <w:hyperlink r:id="rId61">
+              <w:r>
+                <w:rPr>
+                  <w:rStyle w:val="Hyperlink"/>
+                </w:rPr>
+                <w:t xml:space="preserve">Tasks and Work Queues</w:t>
+              </w:r>
+            </w:hyperlink>
+            <w:r>
+              <w:t xml:space="preserve">.</w:t>
             </w:r>
           </w:p>
         </w:tc>
@@ -4355,7 +3627,6 @@
           <w:p>
             <w:pPr>
               <w:pStyle w:val="Compact"/>
-              <w:jc w:val="left"/>
             </w:pPr>
             <w:r>
               <w:t xml:space="preserve">Covering clinician or unassigned result</w:t>
@@ -4367,7 +3638,6 @@
           <w:p>
             <w:pPr>
               <w:pStyle w:val="Compact"/>
-              <w:jc w:val="left"/>
             </w:pPr>
             <w:r>
               <w:t xml:space="preserve">Route through a defined coverage rule and fallback queue. Avoid leaving ownership implicit in the ordering clinician field.</w:t>
@@ -4384,7 +3654,6 @@
           <w:p>
             <w:pPr>
               <w:pStyle w:val="Compact"/>
-              <w:jc w:val="left"/>
             </w:pPr>
             <w:r>
               <w:t xml:space="preserve">Critical-result escalation</w:t>
@@ -4396,7 +3665,6 @@
           <w:p>
             <w:pPr>
               <w:pStyle w:val="Compact"/>
-              <w:jc w:val="left"/>
             </w:pPr>
             <w:r>
               <w:t xml:space="preserve">Implement the clinical team’s escalation and acknowledgment policy, including coverage and unresolved alerts. An abnormal flag is input to that workflow.</w:t>
@@ -4413,7 +3681,6 @@
           <w:p>
             <w:pPr>
               <w:pStyle w:val="Compact"/>
-              <w:jc w:val="left"/>
             </w:pPr>
             <w:r>
               <w:t xml:space="preserve">Patient communication</w:t>
@@ -4425,7 +3692,6 @@
           <w:p>
             <w:pPr>
               <w:pStyle w:val="Compact"/>
-              <w:jc w:val="left"/>
             </w:pPr>
             <w:r>
               <w:t xml:space="preserve">Define release and communication rules with the responsible team. Track communication separately from reviewing the result.</w:t>
@@ -4442,7 +3708,6 @@
           <w:p>
             <w:pPr>
               <w:pStyle w:val="Compact"/>
-              <w:jc w:val="left"/>
             </w:pPr>
             <w:r>
               <w:t xml:space="preserve">Follow-up testing, visit, or referral</w:t>
@@ -4454,7 +3719,6 @@
           <w:p>
             <w:pPr>
               <w:pStyle w:val="Compact"/>
-              <w:jc w:val="left"/>
             </w:pPr>
             <w:r>
               <w:t xml:space="preserve">Create the appropriate follow-up resource and assigned work; define whether it must complete before the original review work closes.</w:t>
@@ -4471,7 +3735,6 @@
           <w:p>
             <w:pPr>
               <w:pStyle w:val="Compact"/>
-              <w:jc w:val="left"/>
             </w:pPr>
             <w:r>
               <w:t xml:space="preserve">Amended or corrected report</w:t>
@@ -4483,7 +3746,6 @@
           <w:p>
             <w:pPr>
               <w:pStyle w:val="Compact"/>
-              <w:jc w:val="left"/>
             </w:pPr>
             <w:r>
               <w:t xml:space="preserve">Reopen or create review work according to the correction policy, retaining which earlier version was reviewed and communicated.</w:t>
@@ -4497,52 +3759,12 @@
         <w:pStyle w:val="BodyText"/>
       </w:pPr>
       <w:r>
-        <w:t xml:space="preserve">Use narrowly scoped Subscriptions and Bots for routing. Account for both creation and updates, including meaningful changes that keep the same report status. Make review-work creation idempotent so repeated deliveries do not create duplicate tasks.</w:t>
-      </w:r>
-    </w:p>
-    <w:p>
-      <w:pPr>
-        <w:pStyle w:val="BodyText"/>
-      </w:pPr>
-      <w:r>
-        <w:rPr>
-          <w:bCs/>
-          <w:b/>
-        </w:rPr>
-        <w:t xml:space="preserve">Record:</w:t>
-      </w:r>
-      <w:r>
-        <w:t xml:space="preserve"> </w:t>
-      </w:r>
-      <w:r>
-        <w:t xml:space="preserve">Review owner, escalation policy, patient communication rules, correction handling, and what counts as closed.</w:t>
-      </w:r>
-    </w:p>
-    <w:p>
-      <w:pPr>
-        <w:pStyle w:val="BodyText"/>
-      </w:pPr>
-      <w:r>
-        <w:t xml:space="preserve">References:</w:t>
-      </w:r>
-      <w:r>
-        <w:t xml:space="preserve"> </w:t>
-      </w:r>
-      <w:hyperlink r:id="rId63">
-        <w:r>
-          <w:rPr>
-            <w:rStyle w:val="Hyperlink"/>
-          </w:rPr>
-          <w:t xml:space="preserve">Task</w:t>
-        </w:r>
-      </w:hyperlink>
-      <w:r>
-        <w:t xml:space="preserve">,</w:t>
-      </w:r>
-      <w:r>
-        <w:t xml:space="preserve"> </w:t>
-      </w:r>
-      <w:hyperlink r:id="rId64">
+        <w:t xml:space="preserve">If routing is automated, use narrowly scoped Subscriptions and Bots. Handle report creation and meaningful updates, even when status is unchanged; conditionally create review work so repeated deliveries do not duplicate tasks. See</w:t>
+      </w:r>
+      <w:r>
+        <w:t xml:space="preserve"> </w:t>
+      </w:r>
+      <w:hyperlink r:id="rId91">
         <w:r>
           <w:rPr>
             <w:rStyle w:val="Hyperlink"/>
@@ -4554,14 +3776,18 @@
         <w:t xml:space="preserve">.</w:t>
       </w:r>
     </w:p>
-    <w:bookmarkEnd w:id="65"/>
-    <w:bookmarkStart w:id="67" w:name="X5163d563faf0fc25a9826cc95ffdb676310cfbb"/>
+    <w:bookmarkStart w:id="92" w:name="Xc47ce390f737d7a484aa18d195946591af95243"/>
+    <w:bookmarkEnd w:id="92"/>
+    <w:bookmarkStart w:id="93" w:name="Xd87b6fd44fe2c9eef73f2eeed96ced1fd6a400d"/>
+    <w:bookmarkEnd w:id="93"/>
+    <w:bookmarkEnd w:id="94"/>
+    <w:bookmarkStart w:id="97" w:name="X5163d563faf0fc25a9826cc95ffdb676310cfbb"/>
     <w:p>
       <w:pPr>
         <w:pStyle w:val="Heading3"/>
       </w:pPr>
       <w:r>
-        <w:t xml:space="preserve">3.9 Who can access the data and resolve operational failures?</w:t>
+        <w:t xml:space="preserve">Who can access the data and resolve operational failures?</w:t>
       </w:r>
     </w:p>
     <w:p>
@@ -4570,8 +3796,8 @@
       </w:pPr>
       <w:r>
         <w:rPr>
+          <w:b/>
           <w:bCs/>
-          <w:b/>
         </w:rPr>
         <w:t xml:space="preserve">Questions:</w:t>
       </w:r>
@@ -4587,7 +3813,7 @@
         <w:pStyle w:val="BodyText"/>
       </w:pPr>
       <w:r>
-        <w:t xml:space="preserve">Enforce access with</w:t>
+        <w:t xml:space="preserve">Use</w:t>
       </w:r>
       <w:r>
         <w:t xml:space="preserve"> </w:t>
@@ -4614,6 +3840,23 @@
         <w:t xml:space="preserve">ProjectMembership</w:t>
       </w:r>
       <w:r>
+        <w:t xml:space="preserve"> </w:t>
+      </w:r>
+      <w:r>
+        <w:t xml:space="preserve">to enforce the chosen access boundaries; see</w:t>
+      </w:r>
+      <w:r>
+        <w:t xml:space="preserve"> </w:t>
+      </w:r>
+      <w:hyperlink r:id="rId95">
+        <w:r>
+          <w:rPr>
+            <w:rStyle w:val="Hyperlink"/>
+          </w:rPr>
+          <w:t xml:space="preserve">Access Policies</w:t>
+        </w:r>
+      </w:hyperlink>
+      <w:r>
         <w:t xml:space="preserve">. Give each patient-specific resource its own applicable patient reference; access does not propagate merely because a resource links to an order or report. Include documents and their Binary security context in that design.</w:t>
       </w:r>
     </w:p>
@@ -4653,30 +3896,12 @@
         <w:pStyle w:val="BodyText"/>
       </w:pPr>
       <w:r>
-        <w:rPr>
-          <w:bCs/>
-          <w:b/>
-        </w:rPr>
-        <w:t xml:space="preserve">Record:</w:t>
-      </w:r>
-      <w:r>
-        <w:t xml:space="preserve"> </w:t>
-      </w:r>
-      <w:r>
-        <w:t xml:space="preserve">Access boundaries and owners for each exception queue.</w:t>
-      </w:r>
-    </w:p>
-    <w:p>
-      <w:pPr>
-        <w:pStyle w:val="BodyText"/>
-      </w:pPr>
-      <w:r>
         <w:t xml:space="preserve">Reference:</w:t>
       </w:r>
       <w:r>
         <w:t xml:space="preserve"> </w:t>
       </w:r>
-      <w:hyperlink r:id="rId66">
+      <w:hyperlink r:id="rId96">
         <w:r>
           <w:rPr>
             <w:rStyle w:val="Hyperlink"/>
@@ -4688,9 +3913,9 @@
         <w:t xml:space="preserve">.</w:t>
       </w:r>
     </w:p>
-    <w:bookmarkEnd w:id="67"/>
-    <w:bookmarkEnd w:id="68"/>
-    <w:bookmarkStart w:id="69" w:name="before-you-implement"/>
+    <w:bookmarkEnd w:id="97"/>
+    <w:bookmarkEnd w:id="98"/>
+    <w:bookmarkStart w:id="99" w:name="before-you-implement"/>
     <w:p>
       <w:pPr>
         <w:pStyle w:val="Heading2"/>
@@ -4709,83 +3934,83 @@
     </w:p>
     <w:p>
       <w:pPr>
+        <w:pStyle w:val="Compact"/>
         <w:numPr>
           <w:ilvl w:val="0"/>
           <w:numId w:val="1008"/>
         </w:numPr>
+      </w:pPr>
+      <w:r>
+        <w:t xml:space="preserve">Services, facilities, integration paths, and supported message types.</w:t>
+      </w:r>
+    </w:p>
+    <w:p>
+      <w:pPr>
         <w:pStyle w:val="Compact"/>
-      </w:pPr>
-      <w:r>
-        <w:t xml:space="preserve">Services, facilities, integration paths, and supported message types.</w:t>
-      </w:r>
-    </w:p>
-    <w:p>
-      <w:pPr>
         <w:numPr>
           <w:ilvl w:val="0"/>
           <w:numId w:val="1008"/>
         </w:numPr>
+      </w:pPr>
+      <w:r>
+        <w:t xml:space="preserve">Catalog owner, order grouping, ordering permissions, required information, and release rules.</w:t>
+      </w:r>
+    </w:p>
+    <w:p>
+      <w:pPr>
         <w:pStyle w:val="Compact"/>
-      </w:pPr>
-      <w:r>
-        <w:t xml:space="preserve">Catalog owner, ordering permissions, required information, and release rules.</w:t>
-      </w:r>
-    </w:p>
-    <w:p>
-      <w:pPr>
         <w:numPr>
           <w:ilvl w:val="0"/>
           <w:numId w:val="1008"/>
         </w:numPr>
+      </w:pPr>
+      <w:r>
+        <w:t xml:space="preserve">Collection or scheduling responsibilities and completion evidence.</w:t>
+      </w:r>
+    </w:p>
+    <w:p>
+      <w:pPr>
         <w:pStyle w:val="Compact"/>
-      </w:pPr>
-      <w:r>
-        <w:t xml:space="preserve">Collection or scheduling responsibilities and completion evidence.</w:t>
-      </w:r>
-    </w:p>
-    <w:p>
-      <w:pPr>
         <w:numPr>
           <w:ilvl w:val="0"/>
           <w:numId w:val="1008"/>
         </w:numPr>
+      </w:pPr>
+      <w:r>
+        <w:t xml:space="preserve">Identifier mapping, result formats, matching, amendment/cancellation rules, recurring orders, and recovery.</w:t>
+      </w:r>
+    </w:p>
+    <w:p>
+      <w:pPr>
         <w:pStyle w:val="Compact"/>
-      </w:pPr>
-      <w:r>
-        <w:t xml:space="preserve">Identifier mapping, result matching, correction handling, and recovery rules.</w:t>
-      </w:r>
-    </w:p>
-    <w:p>
-      <w:pPr>
         <w:numPr>
           <w:ilvl w:val="0"/>
           <w:numId w:val="1008"/>
         </w:numPr>
+      </w:pPr>
+      <w:r>
+        <w:t xml:space="preserve">Image storage, viewer, context synchronization, and image-access boundaries when in scope.</w:t>
+      </w:r>
+    </w:p>
+    <w:p>
+      <w:pPr>
         <w:pStyle w:val="Compact"/>
-      </w:pPr>
-      <w:r>
-        <w:t xml:space="preserve">Image storage, viewer, context synchronization, and image-access boundaries when in scope.</w:t>
-      </w:r>
-    </w:p>
-    <w:p>
-      <w:pPr>
         <w:numPr>
           <w:ilvl w:val="0"/>
           <w:numId w:val="1008"/>
         </w:numPr>
+      </w:pPr>
+      <w:r>
+        <w:t xml:space="preserve">Review, coverage, patient communication, and follow-up ownership.</w:t>
+      </w:r>
+    </w:p>
+    <w:p>
+      <w:pPr>
         <w:pStyle w:val="Compact"/>
-      </w:pPr>
-      <w:r>
-        <w:t xml:space="preserve">Review, coverage, patient communication, and follow-up ownership.</w:t>
-      </w:r>
-    </w:p>
-    <w:p>
-      <w:pPr>
         <w:numPr>
           <w:ilvl w:val="0"/>
           <w:numId w:val="1008"/>
         </w:numPr>
-        <w:pStyle w:val="Compact"/>
       </w:pPr>
       <w:r>
         <w:t xml:space="preserve">Access boundaries and the definition of a closed diagnostic workflow.</w:t>
@@ -4799,8 +4024,8 @@
         <w:t xml:space="preserve">Walk through a routine lab order, an imaging order, a rejected or cancelled order, an unmatched result, a corrected report after review, and an absent reviewer. The design should make the next action and its owner clear in each case.</w:t>
       </w:r>
     </w:p>
-    <w:bookmarkEnd w:id="69"/>
-    <w:bookmarkEnd w:id="70"/>
+    <w:bookmarkEnd w:id="99"/>
+    <w:bookmarkEnd w:id="100"/>
     <w:sectPr>
       <w:pgSz w:h="15840" w:w="12240"/>
       <w:pgMar w:bottom="1440" w:footer="720" w:gutter="0" w:header="720" w:left="1440" w:right="1440" w:top="1440"/>
@@ -4838,14 +4063,14 @@
 <file path=word/numbering.xml><?xml version="1.0" encoding="utf-8"?>
 <w:numbering xmlns:w="http://schemas.openxmlformats.org/wordprocessingml/2006/main">
   <w:abstractNum w:abstractNumId="990">
-    <w:nsid w:val="A990"/>
+    <w:nsid w:val="0000A990"/>
     <w:multiLevelType w:val="multilevel"/>
     <w:lvl w:ilvl="0">
       <w:numFmt w:val="bullet"/>
       <w:lvlText w:val=" "/>
       <w:lvlJc w:val="left"/>
       <w:pPr>
-        <w:ind w:left="720" w:hanging="480"/>
+        <w:ind w:left="720" w:hanging="360"/>
       </w:pPr>
     </w:lvl>
     <w:lvl w:ilvl="1">
@@ -4853,7 +4078,7 @@
       <w:lvlText w:val=" "/>
       <w:lvlJc w:val="left"/>
       <w:pPr>
-        <w:ind w:left="1440" w:hanging="480"/>
+        <w:ind w:left="1440" w:hanging="360"/>
       </w:pPr>
     </w:lvl>
     <w:lvl w:ilvl="2">
@@ -4861,7 +4086,7 @@
       <w:lvlText w:val=" "/>
       <w:lvlJc w:val="left"/>
       <w:pPr>
-        <w:ind w:left="2160" w:hanging="480"/>
+        <w:ind w:left="2160" w:hanging="360"/>
       </w:pPr>
     </w:lvl>
     <w:lvl w:ilvl="3">
@@ -4869,7 +4094,7 @@
       <w:lvlText w:val=" "/>
       <w:lvlJc w:val="left"/>
       <w:pPr>
-        <w:ind w:left="2880" w:hanging="480"/>
+        <w:ind w:left="2880" w:hanging="360"/>
       </w:pPr>
     </w:lvl>
     <w:lvl w:ilvl="4">
@@ -4877,7 +4102,7 @@
       <w:lvlText w:val=" "/>
       <w:lvlJc w:val="left"/>
       <w:pPr>
-        <w:ind w:left="3600" w:hanging="480"/>
+        <w:ind w:left="3600" w:hanging="360"/>
       </w:pPr>
     </w:lvl>
     <w:lvl w:ilvl="5">
@@ -4885,7 +4110,7 @@
       <w:lvlText w:val=" "/>
       <w:lvlJc w:val="left"/>
       <w:pPr>
-        <w:ind w:left="4320" w:hanging="480"/>
+        <w:ind w:left="4320" w:hanging="360"/>
       </w:pPr>
     </w:lvl>
     <w:lvl w:ilvl="6">
@@ -4893,7 +4118,7 @@
       <w:lvlText w:val=" "/>
       <w:lvlJc w:val="left"/>
       <w:pPr>
-        <w:ind w:left="5040" w:hanging="480"/>
+        <w:ind w:left="5040" w:hanging="360"/>
       </w:pPr>
     </w:lvl>
     <w:lvl w:ilvl="7">
@@ -4901,7 +4126,7 @@
       <w:lvlText w:val=" "/>
       <w:lvlJc w:val="left"/>
       <w:pPr>
-        <w:ind w:left="5760" w:hanging="480"/>
+        <w:ind w:left="5760" w:hanging="360"/>
       </w:pPr>
     </w:lvl>
     <w:lvl w:ilvl="8">
@@ -4909,91 +4134,230 @@
       <w:lvlText w:val=" "/>
       <w:lvlJc w:val="left"/>
       <w:pPr>
-        <w:ind w:left="6480" w:hanging="480"/>
+        <w:ind w:left="6480" w:hanging="360"/>
+      </w:pPr>
+    </w:lvl>
+  </w:abstractNum>
+  <w:abstractNum w:abstractNumId="99411">
+    <w:nsid w:val="00A99411"/>
+    <w:multiLevelType w:val="multilevel"/>
+    <w:lvl w:ilvl="0">
+      <w:start w:val="1"/>
+      <w:numFmt w:val="decimal"/>
+      <w:lvlText w:val="%1."/>
+      <w:lvlJc w:val="left"/>
+      <w:pPr>
+        <w:ind w:left="720" w:hanging="360"/>
+      </w:pPr>
+    </w:lvl>
+    <w:lvl w:ilvl="1">
+      <w:start w:val="1"/>
+      <w:numFmt w:val="decimal"/>
+      <w:lvlText w:val="%2."/>
+      <w:lvlJc w:val="left"/>
+      <w:pPr>
+        <w:ind w:left="1440" w:hanging="360"/>
+      </w:pPr>
+    </w:lvl>
+    <w:lvl w:ilvl="2">
+      <w:start w:val="1"/>
+      <w:numFmt w:val="decimal"/>
+      <w:lvlText w:val="%3."/>
+      <w:lvlJc w:val="left"/>
+      <w:pPr>
+        <w:ind w:left="2160" w:hanging="360"/>
+      </w:pPr>
+    </w:lvl>
+    <w:lvl w:ilvl="3">
+      <w:start w:val="1"/>
+      <w:numFmt w:val="decimal"/>
+      <w:lvlText w:val="%4."/>
+      <w:lvlJc w:val="left"/>
+      <w:pPr>
+        <w:ind w:left="2880" w:hanging="360"/>
+      </w:pPr>
+    </w:lvl>
+    <w:lvl w:ilvl="4">
+      <w:start w:val="1"/>
+      <w:numFmt w:val="decimal"/>
+      <w:lvlText w:val="%5."/>
+      <w:lvlJc w:val="left"/>
+      <w:pPr>
+        <w:ind w:left="3600" w:hanging="360"/>
+      </w:pPr>
+    </w:lvl>
+    <w:lvl w:ilvl="5">
+      <w:start w:val="1"/>
+      <w:numFmt w:val="decimal"/>
+      <w:lvlText w:val="%6."/>
+      <w:lvlJc w:val="left"/>
+      <w:pPr>
+        <w:ind w:left="4320" w:hanging="360"/>
+      </w:pPr>
+    </w:lvl>
+    <w:lvl w:ilvl="6">
+      <w:start w:val="1"/>
+      <w:numFmt w:val="decimal"/>
+      <w:lvlText w:val="%7."/>
+      <w:lvlJc w:val="left"/>
+      <w:pPr>
+        <w:ind w:left="5040" w:hanging="360"/>
+      </w:pPr>
+    </w:lvl>
+    <w:lvl w:ilvl="7">
+      <w:start w:val="1"/>
+      <w:numFmt w:val="decimal"/>
+      <w:lvlText w:val="%8."/>
+      <w:lvlJc w:val="left"/>
+      <w:pPr>
+        <w:ind w:left="5760" w:hanging="360"/>
+      </w:pPr>
+    </w:lvl>
+    <w:lvl w:ilvl="8">
+      <w:start w:val="1"/>
+      <w:numFmt w:val="decimal"/>
+      <w:lvlText w:val="%9."/>
+      <w:lvlJc w:val="left"/>
+      <w:pPr>
+        <w:ind w:left="6480" w:hanging="360"/>
       </w:pPr>
     </w:lvl>
   </w:abstractNum>
   <w:abstractNum w:abstractNumId="991">
-    <w:nsid w:val="A991"/>
+    <w:nsid w:val="0000A991"/>
     <w:multiLevelType w:val="multilevel"/>
     <w:lvl w:ilvl="0">
       <w:numFmt w:val="bullet"/>
-      <w:lvlText w:val="•"/>
+      <w:lvlText w:val=""/>
       <w:lvlJc w:val="left"/>
       <w:pPr>
-        <w:ind w:left="720" w:hanging="480"/>
-      </w:pPr>
+        <w:ind w:left="720" w:hanging="360"/>
+      </w:pPr>
+      <w:rPr>
+        <w:rFonts w:ascii="Symbol" w:hAnsi="Symbol" w:cs="Symbol" w:hint="default"/>
+      </w:rPr>
     </w:lvl>
     <w:lvl w:ilvl="1">
       <w:numFmt w:val="bullet"/>
-      <w:lvlText w:val="–"/>
+      <w:lvlText w:val="o"/>
       <w:lvlJc w:val="left"/>
       <w:pPr>
-        <w:ind w:left="1440" w:hanging="480"/>
-      </w:pPr>
+        <w:ind w:left="1440" w:hanging="360"/>
+      </w:pPr>
+      <w:rPr>
+        <w:rFonts w:ascii="Courier New" w:hAnsi="Courier New" w:cs="Courier New" w:hint="default"/>
+      </w:rPr>
     </w:lvl>
     <w:lvl w:ilvl="2">
       <w:numFmt w:val="bullet"/>
-      <w:lvlText w:val="•"/>
+      <w:lvlText w:val=""/>
       <w:lvlJc w:val="left"/>
       <w:pPr>
-        <w:ind w:left="2160" w:hanging="480"/>
-      </w:pPr>
+        <w:ind w:left="2160" w:hanging="360"/>
+      </w:pPr>
+      <w:rPr>
+        <w:rFonts w:ascii="Wingdings" w:hAnsi="Wingdings" w:cs="Wingdings" w:hint="default"/>
+      </w:rPr>
     </w:lvl>
     <w:lvl w:ilvl="3">
       <w:numFmt w:val="bullet"/>
-      <w:lvlText w:val="–"/>
+      <w:lvlText w:val=""/>
       <w:lvlJc w:val="left"/>
       <w:pPr>
-        <w:ind w:left="2880" w:hanging="480"/>
-      </w:pPr>
+        <w:ind w:left="2880" w:hanging="360"/>
+      </w:pPr>
+      <w:rPr>
+        <w:rFonts w:ascii="Symbol" w:hAnsi="Symbol" w:cs="Symbol" w:hint="default"/>
+      </w:rPr>
     </w:lvl>
     <w:lvl w:ilvl="4">
       <w:numFmt w:val="bullet"/>
-      <w:lvlText w:val="•"/>
+      <w:lvlText w:val="o"/>
       <w:lvlJc w:val="left"/>
       <w:pPr>
-        <w:ind w:left="3600" w:hanging="480"/>
-      </w:pPr>
+        <w:ind w:left="3600" w:hanging="360"/>
+      </w:pPr>
+      <w:rPr>
+        <w:rFonts w:ascii="Courier New" w:hAnsi="Courier New" w:cs="Courier New" w:hint="default"/>
+      </w:rPr>
     </w:lvl>
     <w:lvl w:ilvl="5">
       <w:numFmt w:val="bullet"/>
-      <w:lvlText w:val="–"/>
+      <w:lvlText w:val=""/>
       <w:lvlJc w:val="left"/>
       <w:pPr>
-        <w:ind w:left="4320" w:hanging="480"/>
-      </w:pPr>
+        <w:ind w:left="4320" w:hanging="360"/>
+      </w:pPr>
+      <w:rPr>
+        <w:rFonts w:ascii="Wingdings" w:hAnsi="Wingdings" w:cs="Wingdings" w:hint="default"/>
+      </w:rPr>
     </w:lvl>
     <w:lvl w:ilvl="6">
       <w:numFmt w:val="bullet"/>
-      <w:lvlText w:val="•"/>
+      <w:lvlText w:val=""/>
       <w:lvlJc w:val="left"/>
       <w:pPr>
-        <w:ind w:left="5040" w:hanging="480"/>
-      </w:pPr>
+        <w:ind w:left="5040" w:hanging="360"/>
+      </w:pPr>
+      <w:rPr>
+        <w:rFonts w:ascii="Symbol" w:hAnsi="Symbol" w:cs="Symbol" w:hint="default"/>
+      </w:rPr>
     </w:lvl>
     <w:lvl w:ilvl="7">
       <w:numFmt w:val="bullet"/>
-      <w:lvlText w:val="–"/>
+      <w:lvlText w:val="o"/>
       <w:lvlJc w:val="left"/>
       <w:pPr>
-        <w:ind w:left="5760" w:hanging="480"/>
-      </w:pPr>
+        <w:ind w:left="5760" w:hanging="360"/>
+      </w:pPr>
+      <w:rPr>
+        <w:rFonts w:ascii="Courier New" w:hAnsi="Courier New" w:cs="Courier New" w:hint="default"/>
+      </w:rPr>
     </w:lvl>
     <w:lvl w:ilvl="8">
       <w:numFmt w:val="bullet"/>
-      <w:lvlText w:val="•"/>
+      <w:lvlText w:val=""/>
       <w:lvlJc w:val="left"/>
       <w:pPr>
-        <w:ind w:left="6480" w:hanging="480"/>
-      </w:pPr>
+        <w:ind w:left="6480" w:hanging="360"/>
+      </w:pPr>
+      <w:rPr>
+        <w:rFonts w:ascii="Wingdings" w:hAnsi="Wingdings" w:cs="Wingdings" w:hint="default"/>
+      </w:rPr>
     </w:lvl>
   </w:abstractNum>
   <w:num w:numId="1000">
     <w:abstractNumId w:val="990"/>
   </w:num>
   <w:num w:numId="1001">
-    <w:abstractNumId w:val="991"/>
+    <w:abstractNumId w:val="99411"/>
+    <w:lvlOverride w:ilvl="0">
+      <w:startOverride w:val="1"/>
+    </w:lvlOverride>
+    <w:lvlOverride w:ilvl="1">
+      <w:startOverride w:val="1"/>
+    </w:lvlOverride>
+    <w:lvlOverride w:ilvl="2">
+      <w:startOverride w:val="1"/>
+    </w:lvlOverride>
+    <w:lvlOverride w:ilvl="3">
+      <w:startOverride w:val="1"/>
+    </w:lvlOverride>
+    <w:lvlOverride w:ilvl="4">
+      <w:startOverride w:val="1"/>
+    </w:lvlOverride>
+    <w:lvlOverride w:ilvl="5">
+      <w:startOverride w:val="1"/>
+    </w:lvlOverride>
+    <w:lvlOverride w:ilvl="6">
+      <w:startOverride w:val="1"/>
+    </w:lvlOverride>
+    <w:lvlOverride w:ilvl="7">
+      <w:startOverride w:val="1"/>
+    </w:lvlOverride>
+    <w:lvlOverride w:ilvl="8">
+      <w:startOverride w:val="1"/>
+    </w:lvlOverride>
   </w:num>
   <w:num w:numId="1002">
     <w:abstractNumId w:val="991"/>
@@ -5695,8 +5059,8 @@
     <w:name w:val="KeywordTok"/>
     <w:basedOn w:val="VerbatimChar"/>
     <w:rPr>
+      <w:b/>
       <w:color w:val="007020"/>
-      <w:b/>
     </w:rPr>
   </w:style>
   <w:style w:type="character" w:customStyle="1" w:styleId="DataTypeTok">
@@ -5773,42 +5137,42 @@
     <w:name w:val="ImportTok"/>
     <w:basedOn w:val="VerbatimChar"/>
     <w:rPr>
+      <w:b/>
       <w:color w:val="008000"/>
-      <w:b/>
     </w:rPr>
   </w:style>
   <w:style w:type="character" w:customStyle="1" w:styleId="CommentTok">
     <w:name w:val="CommentTok"/>
     <w:basedOn w:val="VerbatimChar"/>
     <w:rPr>
+      <w:i/>
       <w:color w:val="60a0b0"/>
-      <w:i/>
     </w:rPr>
   </w:style>
   <w:style w:type="character" w:customStyle="1" w:styleId="DocumentationTok">
     <w:name w:val="DocumentationTok"/>
     <w:basedOn w:val="VerbatimChar"/>
     <w:rPr>
+      <w:i/>
       <w:color w:val="ba2121"/>
-      <w:i/>
     </w:rPr>
   </w:style>
   <w:style w:type="character" w:customStyle="1" w:styleId="AnnotationTok">
     <w:name w:val="AnnotationTok"/>
     <w:basedOn w:val="VerbatimChar"/>
     <w:rPr>
-      <w:color w:val="60a0b0"/>
       <w:b/>
       <w:i/>
+      <w:color w:val="60a0b0"/>
     </w:rPr>
   </w:style>
   <w:style w:type="character" w:customStyle="1" w:styleId="CommentVarTok">
     <w:name w:val="CommentVarTok"/>
     <w:basedOn w:val="VerbatimChar"/>
     <w:rPr>
-      <w:color w:val="60a0b0"/>
       <w:b/>
       <w:i/>
+      <w:color w:val="60a0b0"/>
     </w:rPr>
   </w:style>
   <w:style w:type="character" w:customStyle="1" w:styleId="OtherTok">
@@ -5836,8 +5200,8 @@
     <w:name w:val="ControlFlowTok"/>
     <w:basedOn w:val="VerbatimChar"/>
     <w:rPr>
+      <w:b/>
       <w:color w:val="007020"/>
-      <w:b/>
     </w:rPr>
   </w:style>
   <w:style w:type="character" w:customStyle="1" w:styleId="OperatorTok">
@@ -5882,34 +5246,34 @@
     <w:name w:val="InformationTok"/>
     <w:basedOn w:val="VerbatimChar"/>
     <w:rPr>
-      <w:color w:val="60a0b0"/>
       <w:b/>
       <w:i/>
+      <w:color w:val="60a0b0"/>
     </w:rPr>
   </w:style>
   <w:style w:type="character" w:customStyle="1" w:styleId="WarningTok">
     <w:name w:val="WarningTok"/>
     <w:basedOn w:val="VerbatimChar"/>
     <w:rPr>
-      <w:color w:val="60a0b0"/>
       <w:b/>
       <w:i/>
+      <w:color w:val="60a0b0"/>
     </w:rPr>
   </w:style>
   <w:style w:type="character" w:customStyle="1" w:styleId="AlertTok">
     <w:name w:val="AlertTok"/>
     <w:basedOn w:val="VerbatimChar"/>
     <w:rPr>
+      <w:b/>
       <w:color w:val="ff0000"/>
-      <w:b/>
     </w:rPr>
   </w:style>
   <w:style w:type="character" w:customStyle="1" w:styleId="ErrorTok">
     <w:name w:val="ErrorTok"/>
     <w:basedOn w:val="VerbatimChar"/>
     <w:rPr>
+      <w:b/>
       <w:color w:val="ff0000"/>
-      <w:b/>
     </w:rPr>
   </w:style>
   <w:style w:type="character" w:customStyle="1" w:styleId="NormalTok">
